--- a/My_Quant_Lab_Development_Spec_V1.1.docx
+++ b/My_Quant_Lab_Development_Spec_V1.1.docx
@@ -324,7 +324,7 @@
           <w:rFonts w:ascii="Consolas" w:hAnsi="Consolas" w:eastAsia="Consolas" w:cs="Consolas"/>
           <w:b w:val="0"/>
         </w:rPr>
-        <w:t>v1.9.8</w:t>
+        <w:t>v1.9.9</w:t>
       </w:r>
       <w:r>
         <w:rPr>
@@ -338,7 +338,7 @@
           <w:rFonts w:ascii="微软雅黑" w:hAnsi="微软雅黑" w:eastAsia="微软雅黑" w:cs="微软雅黑"/>
           <w:b/>
         </w:rPr>
-        <w:t>本文件最初生成于 v1.9.7 提交之前，本次为 v1.9.8 刷新</w:t>
+        <w:t>本文件最初生成于 v1.9.7 提交之前，此后经历 v1.9.8 刷新，本次为 v1.9.9 刷新</w:t>
       </w:r>
       <w:r>
         <w:rPr>
@@ -401,13 +401,139 @@
           <w:rFonts w:ascii="微软雅黑" w:hAnsi="微软雅黑" w:eastAsia="微软雅黑" w:cs="微软雅黑"/>
           <w:b w:val="0"/>
         </w:rPr>
-        <w:t xml:space="preserve"> 等已在工作树中更新），本文件与那批改动一起在同一个 v1.9.7 提交中入库；本次 v1.9.8 刷新同理发生在 v1.9.8 提交之前，v1.9.8 的改动同样尚未提交。提交与打 tag 由主流程完成，本文件本身不做 commit / tag / push。v1.9.8 是补丁版本（ADR-086）：</w:t>
+        <w:t xml:space="preserve"> 等已在工作树中更新），本文件与那批改动一起在同一个 v1.9.7 提交中入库；v1.9.8 刷新同理发生在 v1.9.8 提交之前；本次 v1.9.9 刷新同样发生在 v1.9.9 提交之前，v1.9.9 的改动尚未提交。提交与打 tag 由主流程完成，本文件本身不做 commit / tag / push。v1.9.9 是</w:t>
       </w:r>
       <w:r>
         <w:rPr>
           <w:rFonts w:ascii="微软雅黑" w:hAnsi="微软雅黑" w:eastAsia="微软雅黑" w:cs="微软雅黑"/>
           <w:b/>
         </w:rPr>
+        <w:t>补丁版本，只修一个 bug、不新增任何功能</w:t>
+      </w:r>
+      <w:r>
+        <w:rPr>
+          <w:rFonts w:ascii="微软雅黑" w:hAnsi="微软雅黑" w:eastAsia="微软雅黑" w:cs="微软雅黑"/>
+          <w:b w:val="0"/>
+        </w:rPr>
+        <w:t>：</w:t>
+      </w:r>
+      <w:r>
+        <w:rPr>
+          <w:rFonts w:ascii="Consolas" w:hAnsi="Consolas" w:eastAsia="Consolas" w:cs="Consolas"/>
+          <w:b w:val="0"/>
+        </w:rPr>
+        <w:t>backend/alembic/versions/0013_research_layer.py</w:t>
+      </w:r>
+      <w:r>
+        <w:rPr>
+          <w:rFonts w:ascii="微软雅黑" w:hAnsi="微软雅黑" w:eastAsia="微软雅黑" w:cs="微软雅黑"/>
+          <w:b w:val="0"/>
+        </w:rPr>
+        <w:t xml:space="preserve"> 原先按「先 </w:t>
+      </w:r>
+      <w:r>
+        <w:rPr>
+          <w:rFonts w:ascii="Consolas" w:hAnsi="Consolas" w:eastAsia="Consolas" w:cs="Consolas"/>
+          <w:b w:val="0"/>
+        </w:rPr>
+        <w:t>research_artifacts</w:t>
+      </w:r>
+      <w:r>
+        <w:rPr>
+          <w:rFonts w:ascii="微软雅黑" w:hAnsi="微软雅黑" w:eastAsia="微软雅黑" w:cs="微软雅黑"/>
+          <w:b w:val="0"/>
+        </w:rPr>
+        <w:t xml:space="preserve">、后 </w:t>
+      </w:r>
+      <w:r>
+        <w:rPr>
+          <w:rFonts w:ascii="Consolas" w:hAnsi="Consolas" w:eastAsia="Consolas" w:cs="Consolas"/>
+          <w:b w:val="0"/>
+        </w:rPr>
+        <w:t>ai_research_runs</w:t>
+      </w:r>
+      <w:r>
+        <w:rPr>
+          <w:rFonts w:ascii="微软雅黑" w:hAnsi="微软雅黑" w:eastAsia="微软雅黑" w:cs="微软雅黑"/>
+          <w:b w:val="0"/>
+        </w:rPr>
+        <w:t xml:space="preserve">」的顺序建表，SQLite 容忍外键指向尚未存在的表，PostgreSQL 则抛 </w:t>
+      </w:r>
+      <w:r>
+        <w:rPr>
+          <w:rFonts w:ascii="Consolas" w:hAnsi="Consolas" w:eastAsia="Consolas" w:cs="Consolas"/>
+          <w:b w:val="0"/>
+        </w:rPr>
+        <w:t>psycopg.errors.UndefinedTable: relation "ai_research_runs" does not exist</w:t>
+      </w:r>
+      <w:r>
+        <w:rPr>
+          <w:rFonts w:ascii="微软雅黑" w:hAnsi="微软雅黑" w:eastAsia="微软雅黑" w:cs="微软雅黑"/>
+          <w:b w:val="0"/>
+        </w:rPr>
+        <w:t xml:space="preserve">，API 容器按启动流程跑迁移链时直接拒绝启动；修复（ADR-158）把 </w:t>
+      </w:r>
+      <w:r>
+        <w:rPr>
+          <w:rFonts w:ascii="Consolas" w:hAnsi="Consolas" w:eastAsia="Consolas" w:cs="Consolas"/>
+          <w:b w:val="0"/>
+        </w:rPr>
+        <w:t>upgrade()</w:t>
+      </w:r>
+      <w:r>
+        <w:rPr>
+          <w:rFonts w:ascii="微软雅黑" w:hAnsi="微软雅黑" w:eastAsia="微软雅黑" w:cs="微软雅黑"/>
+          <w:b w:val="0"/>
+        </w:rPr>
+        <w:t xml:space="preserve"> 改为按依赖顺序建表、</w:t>
+      </w:r>
+      <w:r>
+        <w:rPr>
+          <w:rFonts w:ascii="Consolas" w:hAnsi="Consolas" w:eastAsia="Consolas" w:cs="Consolas"/>
+          <w:b w:val="0"/>
+        </w:rPr>
+        <w:t>downgrade()</w:t>
+      </w:r>
+      <w:r>
+        <w:rPr>
+          <w:rFonts w:ascii="微软雅黑" w:hAnsi="微软雅黑" w:eastAsia="微软雅黑" w:cs="微软雅黑"/>
+          <w:b w:val="0"/>
+        </w:rPr>
+        <w:t xml:space="preserve"> 改为严格逆序删表，并补上两个</w:t>
+      </w:r>
+      <w:r>
+        <w:rPr>
+          <w:rFonts w:ascii="微软雅黑" w:hAnsi="微软雅黑" w:eastAsia="微软雅黑" w:cs="微软雅黑"/>
+          <w:b/>
+        </w:rPr>
+        <w:t>不连数据库</w:t>
+      </w:r>
+      <w:r>
+        <w:rPr>
+          <w:rFonts w:ascii="微软雅黑" w:hAnsi="微软雅黑" w:eastAsia="微软雅黑" w:cs="微软雅黑"/>
+          <w:b w:val="0"/>
+        </w:rPr>
+        <w:t>的 AST 守卫（</w:t>
+      </w:r>
+      <w:r>
+        <w:rPr>
+          <w:rFonts w:ascii="Consolas" w:hAnsi="Consolas" w:eastAsia="Consolas" w:cs="Consolas"/>
+          <w:b w:val="0"/>
+        </w:rPr>
+        <w:t>backend/tests/test_migration_revisions.py</w:t>
+      </w:r>
+      <w:r>
+        <w:rPr>
+          <w:rFonts w:ascii="微软雅黑" w:hAnsi="微软雅黑" w:eastAsia="微软雅黑" w:cs="微软雅黑"/>
+          <w:b w:val="0"/>
+        </w:rPr>
+        <w:t>），使 SQLite 套件也能抓住这类只在 PostgreSQL 暴露的顺序错误。按 ADR-086，补丁版本仍照走 tests / CI / docs / release / tag，但</w:t>
+      </w:r>
+      <w:r>
+        <w:rPr>
+          <w:rFonts w:ascii="微软雅黑" w:hAnsi="微软雅黑" w:eastAsia="微软雅黑" w:cs="微软雅黑"/>
+          <w:b/>
+        </w:rPr>
         <w:t>不部署 NAS</w:t>
       </w:r>
       <w:r>
@@ -415,7 +541,7 @@
           <w:rFonts w:ascii="微软雅黑" w:hAnsi="微软雅黑" w:eastAsia="微软雅黑" w:cs="微软雅黑"/>
           <w:b w:val="0"/>
         </w:rPr>
-        <w:t>，但仍按流程走 tests / CI / docs / release / tag。</w:t>
+        <w:t>。</w:t>
       </w:r>
     </w:p>
     <w:p>
@@ -4042,7 +4168,7 @@
                 <w:b w:val="0"/>
                 <w:sz w:val="18"/>
               </w:rPr>
-              <w:t>，待 v1.9.9</w:t>
+              <w:t>，待 v2.0.0</w:t>
             </w:r>
           </w:p>
         </w:tc>
@@ -4494,7 +4620,7 @@
                 <w:b w:val="0"/>
                 <w:sz w:val="18"/>
               </w:rPr>
-              <w:t>（状态机与溯源视图）待 v1.9.9 / v2.0.0</w:t>
+              <w:t>（状态机与溯源视图）待 v2.0.0</w:t>
             </w:r>
           </w:p>
         </w:tc>
@@ -4692,18 +4818,26 @@
             </w:pPr>
             <w:r>
               <w:rPr>
-                <w:rFonts w:ascii="微软雅黑" w:hAnsi="微软雅黑" w:eastAsia="微软雅黑" w:cs="微软雅黑"/>
-                <w:b w:val="0"/>
-                <w:sz w:val="18"/>
-              </w:rPr>
-              <w:t>已写入 v1.9.7 与 v1.9.8 版本行与读数段（v1.9.7 读数：工作树 27 改 + 15 新增、整仓 1014 passed + 4 skipped、</w:t>
-            </w:r>
-            <w:r>
-              <w:rPr>
                 <w:rFonts w:ascii="Consolas" w:hAnsi="Consolas" w:eastAsia="Consolas" w:cs="Consolas"/>
                 <w:b w:val="0"/>
                 <w:sz w:val="18"/>
               </w:rPr>
+              <w:t>docs/15_ROADMAP_ACCEPTANCE.md</w:t>
+            </w:r>
+            <w:r>
+              <w:rPr>
+                <w:rFonts w:ascii="微软雅黑" w:hAnsi="微软雅黑" w:eastAsia="微软雅黑" w:cs="微软雅黑"/>
+                <w:b w:val="0"/>
+                <w:sz w:val="18"/>
+              </w:rPr>
+              <w:t xml:space="preserve"> 中 v1.9.7、v1.9.8 与 v1.9.9 三个版本行均已存在（v1.9.7 读数：工作树 27 改 + 15 新增、整仓 1014 passed + 4 skipped、</w:t>
+            </w:r>
+            <w:r>
+              <w:rPr>
+                <w:rFonts w:ascii="Consolas" w:hAnsi="Consolas" w:eastAsia="Consolas" w:cs="Consolas"/>
+                <w:b w:val="0"/>
+                <w:sz w:val="18"/>
+              </w:rPr>
               <w:t>ruff</w:t>
             </w:r>
             <w:r>
@@ -4712,7 +4846,7 @@
                 <w:b w:val="0"/>
                 <w:sz w:val="18"/>
               </w:rPr>
-              <w:t xml:space="preserve"> 180 files、前端 620 modules、五条红证据；v1.9.8 的版本行与真实读数见该文件）</w:t>
+              <w:t xml:space="preserve"> 180 files、前端 620 modules、五条红证据；v1.9.8 的版本行与真实读数见该文件；v1.9.9 版本行已存在，其读数段稍后单独补）</w:t>
             </w:r>
           </w:p>
         </w:tc>
@@ -4932,15 +5066,15 @@
                 <w:b/>
                 <w:sz w:val="18"/>
               </w:rPr>
-              <w:t>ADR-157</w:t>
-            </w:r>
-            <w:r>
-              <w:rPr>
-                <w:rFonts w:ascii="微软雅黑" w:hAnsi="微软雅黑" w:eastAsia="微软雅黑" w:cs="微软雅黑"/>
-                <w:b w:val="0"/>
-                <w:sz w:val="18"/>
-              </w:rPr>
-              <w:t>：ADR-150 角色契约是 markdown 文件、ADR-151 能力注册表由代码派生并被测试绑定、ADR-152 预算决策链、ADR-153 AI runtime 与不可信来源边界、ADR-154 StrategyHypothesis 的理解必须携带 provenance、ADR-155 StrategyDraft 不可执行且 DSL 1.0 不变、ADR-156 能力裁决在服务端三态且无静默降级、ADR-157 结果是禁区（禁用指标键、UNVERIFIED 文字声明、七步校验链、一次受控重试）</w:t>
+              <w:t>ADR-158</w:t>
+            </w:r>
+            <w:r>
+              <w:rPr>
+                <w:rFonts w:ascii="微软雅黑" w:hAnsi="微软雅黑" w:eastAsia="微软雅黑" w:cs="微软雅黑"/>
+                <w:b w:val="0"/>
+                <w:sz w:val="18"/>
+              </w:rPr>
+              <w:t>：ADR-150 角色契约是 markdown 文件、ADR-151 能力注册表由代码派生并被测试绑定、ADR-152 预算决策链、ADR-153 AI runtime 与不可信来源边界、ADR-154 StrategyHypothesis 的理解必须携带 provenance、ADR-155 StrategyDraft 不可执行且 DSL 1.0 不变、ADR-156 能力裁决在服务端三态且无静默降级、ADR-157 结果是禁区（禁用指标键、UNVERIFIED 文字声明、七步校验链、一次受控重试）、ADR-158 迁移的建表 / 删表顺序必须与外键依赖一致（SQLite 看不见的顺序错误只能在 PostgreSQL 暴露，配两个 AST 守卫）</w:t>
             </w:r>
           </w:p>
         </w:tc>
@@ -6038,7 +6172,7 @@
                 <w:b w:val="0"/>
                 <w:sz w:val="18"/>
               </w:rPr>
-              <w:t xml:space="preserve"> 并交服务端能力裁决；编译成 StrategySpec 待 v1.9.9）</w:t>
+              <w:t xml:space="preserve"> 并交服务端能力裁决；编译成 StrategySpec 待 v2.0.0）</w:t>
             </w:r>
           </w:p>
         </w:tc>
@@ -6520,7 +6654,7 @@
           <w:rFonts w:ascii="微软雅黑" w:hAnsi="微软雅黑" w:eastAsia="微软雅黑" w:cs="微软雅黑"/>
           <w:b w:val="0"/>
         </w:rPr>
-        <w:t xml:space="preserve"> §10 中规划为 v1.9.9。</w:t>
+        <w:t xml:space="preserve"> §10 中规划为 v2.0.0。</w:t>
       </w:r>
     </w:p>
     <w:p>
@@ -12148,7 +12282,7 @@
           <w:rFonts w:ascii="微软雅黑" w:hAnsi="微软雅黑" w:eastAsia="微软雅黑" w:cs="微软雅黑"/>
           <w:b w:val="0"/>
         </w:rPr>
-        <w:t xml:space="preserve"> 待 v1.9.9 的 </w:t>
+        <w:t xml:space="preserve"> 待 v2.0.0 的 </w:t>
       </w:r>
       <w:r>
         <w:rPr>
@@ -12549,7 +12683,7 @@
           <w:rFonts w:ascii="微软雅黑" w:hAnsi="微软雅黑" w:eastAsia="微软雅黑" w:cs="微软雅黑"/>
           <w:b w:val="0"/>
         </w:rPr>
-        <w:t xml:space="preserve"> 仍待 v1.9.9。</w:t>
+        <w:t xml:space="preserve"> 仍待 v2.0.0。</w:t>
       </w:r>
     </w:p>
     <w:p>
@@ -15149,7 +15283,7 @@
           <w:rFonts w:ascii="微软雅黑" w:hAnsi="微软雅黑" w:eastAsia="微软雅黑" w:cs="微软雅黑"/>
           <w:b w:val="0"/>
         </w:rPr>
-        <w:t>（v1.9.9）、（条件）</w:t>
+        <w:t>（v2.0.0）、（条件）</w:t>
       </w:r>
       <w:r>
         <w:rPr>
@@ -15305,7 +15439,7 @@
                 <w:b w:val="0"/>
                 <w:sz w:val="18"/>
               </w:rPr>
-              <w:t>（异步工作流与人工确认待 v1.9.9）</w:t>
+              <w:t>（异步工作流与人工确认待 v2.0.0）</w:t>
             </w:r>
           </w:p>
         </w:tc>
@@ -15641,7 +15775,7 @@
                 <w:b w:val="0"/>
                 <w:sz w:val="18"/>
               </w:rPr>
-              <w:t>v1.9.9（未建）</w:t>
+              <w:t>v2.0.0（未建）</w:t>
             </w:r>
           </w:p>
         </w:tc>
@@ -15697,7 +15831,7 @@
                 <w:b w:val="0"/>
                 <w:sz w:val="18"/>
               </w:rPr>
-              <w:t>v1.9.9（未建）</w:t>
+              <w:t>v2.0.0（未建）</w:t>
             </w:r>
           </w:p>
         </w:tc>
@@ -15777,7 +15911,7 @@
                 <w:b w:val="0"/>
                 <w:sz w:val="18"/>
               </w:rPr>
-              <w:t>（原计划 v1.9.8，随统一来源推迟到 v1.9.9）</w:t>
+              <w:t>（原计划 v1.9.8，随统一来源推迟到 v2.0.0）</w:t>
             </w:r>
           </w:p>
         </w:tc>
@@ -16878,7 +17012,7 @@
           <w:rFonts w:ascii="微软雅黑" w:hAnsi="微软雅黑" w:eastAsia="微软雅黑" w:cs="微软雅黑"/>
           <w:b/>
         </w:rPr>
-        <w:t xml:space="preserve"> 登记，均为 v1.9.9）</w:t>
+        <w:t xml:space="preserve"> 登记，均为 v2.0.0）</w:t>
       </w:r>
       <w:r>
         <w:rPr>
@@ -17016,7 +17150,7 @@
                 <w:b w:val="0"/>
                 <w:sz w:val="18"/>
               </w:rPr>
-              <w:t>v1.9.9</w:t>
+              <w:t>v2.0.0</w:t>
             </w:r>
           </w:p>
         </w:tc>
@@ -17102,7 +17236,7 @@
                 <w:b w:val="0"/>
                 <w:sz w:val="18"/>
               </w:rPr>
-              <w:t>v1.9.9</w:t>
+              <w:t>v2.0.0</w:t>
             </w:r>
           </w:p>
         </w:tc>
@@ -17164,7 +17298,7 @@
                 <w:b w:val="0"/>
                 <w:sz w:val="18"/>
               </w:rPr>
-              <w:t>v1.9.9</w:t>
+              <w:t>v2.0.0</w:t>
             </w:r>
           </w:p>
         </w:tc>
@@ -17202,7 +17336,7 @@
                 <w:b w:val="0"/>
                 <w:sz w:val="18"/>
               </w:rPr>
-              <w:t>v1.9.9</w:t>
+              <w:t>v2.0.0</w:t>
             </w:r>
           </w:p>
         </w:tc>
@@ -17248,7 +17382,7 @@
                 <w:b w:val="0"/>
                 <w:sz w:val="18"/>
               </w:rPr>
-              <w:t>v1.9.9</w:t>
+              <w:t>v2.0.0</w:t>
             </w:r>
           </w:p>
         </w:tc>
@@ -17294,7 +17428,7 @@
                 <w:b w:val="0"/>
                 <w:sz w:val="18"/>
               </w:rPr>
-              <w:t>v1.9.9</w:t>
+              <w:t>v2.0.0</w:t>
             </w:r>
           </w:p>
         </w:tc>
@@ -18045,7 +18179,7 @@
           <w:rFonts w:ascii="微软雅黑" w:hAnsi="微软雅黑" w:eastAsia="微软雅黑" w:cs="微软雅黑"/>
           <w:b w:val="0"/>
         </w:rPr>
-        <w:t>，完整状态机 v1.9.9，完整研究 UI 与溯源视图 v2.0.0。</w:t>
+        <w:t>；完整状态机、完整研究 UI 与溯源视图都排在 v2.0.0。</w:t>
       </w:r>
     </w:p>
     <w:p>
@@ -20381,7 +20515,7 @@
                 <w:b w:val="0"/>
                 <w:sz w:val="18"/>
               </w:rPr>
-              <w:t>。仍待 v1.9.9：GitHub malicious repository、超大来源、工具滥用、SSRF 黑名单</w:t>
+              <w:t>。仍待 v2.0.0：GitHub malicious repository、超大来源、工具滥用、SSRF 黑名单</w:t>
             </w:r>
           </w:p>
         </w:tc>
@@ -21601,7 +21735,7 @@
                 <w:b w:val="0"/>
                 <w:sz w:val="18"/>
               </w:rPr>
-              <w:t>v1.9.9</w:t>
+              <w:t>v2.0.0</w:t>
             </w:r>
           </w:p>
         </w:tc>
@@ -21753,7 +21887,7 @@
                 <w:b w:val="0"/>
                 <w:sz w:val="18"/>
               </w:rPr>
-              <w:t>v1.9.9</w:t>
+              <w:t>v2.0.0</w:t>
             </w:r>
           </w:p>
         </w:tc>
@@ -21873,7 +22007,7 @@
                 <w:b w:val="0"/>
                 <w:sz w:val="18"/>
               </w:rPr>
-              <w:t>v1.0 起 / v1.9.9</w:t>
+              <w:t>v1.0 起 / v2.0.0</w:t>
             </w:r>
           </w:p>
         </w:tc>
@@ -22017,7 +22151,7 @@
                 <w:b w:val="0"/>
                 <w:sz w:val="18"/>
               </w:rPr>
-              <w:t>v1.9.9–v2.0.0</w:t>
+              <w:t>v2.0.0</w:t>
             </w:r>
           </w:p>
         </w:tc>
@@ -22169,7 +22303,7 @@
                 <w:b w:val="0"/>
                 <w:sz w:val="18"/>
               </w:rPr>
-              <w:t>v1.9.9–v2.0.0</w:t>
+              <w:t>v2.0.0</w:t>
             </w:r>
           </w:p>
         </w:tc>
@@ -22891,7 +23025,103 @@
                 <w:b w:val="0"/>
                 <w:sz w:val="18"/>
               </w:rPr>
-              <w:t>（§22）与本文件</w:t>
+              <w:t xml:space="preserve">（§22）与本文件；v1.9.9 已同步 </w:t>
+            </w:r>
+            <w:r>
+              <w:rPr>
+                <w:rFonts w:ascii="Consolas" w:hAnsi="Consolas" w:eastAsia="Consolas" w:cs="Consolas"/>
+                <w:b w:val="0"/>
+                <w:sz w:val="18"/>
+              </w:rPr>
+              <w:t>docs/06</w:t>
+            </w:r>
+            <w:r>
+              <w:rPr>
+                <w:rFonts w:ascii="微软雅黑" w:hAnsi="微软雅黑" w:eastAsia="微软雅黑" w:cs="微软雅黑"/>
+                <w:b w:val="0"/>
+                <w:sz w:val="18"/>
+              </w:rPr>
+              <w:t>（§18 标题「截至 v1.9.9」）、</w:t>
+            </w:r>
+            <w:r>
+              <w:rPr>
+                <w:rFonts w:ascii="Consolas" w:hAnsi="Consolas" w:eastAsia="Consolas" w:cs="Consolas"/>
+                <w:b w:val="0"/>
+                <w:sz w:val="18"/>
+              </w:rPr>
+              <w:t>docs/15</w:t>
+            </w:r>
+            <w:r>
+              <w:rPr>
+                <w:rFonts w:ascii="微软雅黑" w:hAnsi="微软雅黑" w:eastAsia="微软雅黑" w:cs="微软雅黑"/>
+                <w:b w:val="0"/>
+                <w:sz w:val="18"/>
+              </w:rPr>
+              <w:t>（v1.9.9 版本行）、</w:t>
+            </w:r>
+            <w:r>
+              <w:rPr>
+                <w:rFonts w:ascii="Consolas" w:hAnsi="Consolas" w:eastAsia="Consolas" w:cs="Consolas"/>
+                <w:b w:val="0"/>
+                <w:sz w:val="18"/>
+              </w:rPr>
+              <w:t>docs/17</w:t>
+            </w:r>
+            <w:r>
+              <w:rPr>
+                <w:rFonts w:ascii="微软雅黑" w:hAnsi="微软雅黑" w:eastAsia="微软雅黑" w:cs="微软雅黑"/>
+                <w:b w:val="0"/>
+                <w:sz w:val="18"/>
+              </w:rPr>
+              <w:t>（ADR-158）、</w:t>
+            </w:r>
+            <w:r>
+              <w:rPr>
+                <w:rFonts w:ascii="Consolas" w:hAnsi="Consolas" w:eastAsia="Consolas" w:cs="Consolas"/>
+                <w:b w:val="0"/>
+                <w:sz w:val="18"/>
+              </w:rPr>
+              <w:t>docs/19</w:t>
+            </w:r>
+            <w:r>
+              <w:rPr>
+                <w:rFonts w:ascii="微软雅黑" w:hAnsi="微软雅黑" w:eastAsia="微软雅黑" w:cs="微软雅黑"/>
+                <w:b w:val="0"/>
+                <w:sz w:val="18"/>
+              </w:rPr>
+              <w:t>（迁移清单 + §5.2「tag 红了怎么办」）、</w:t>
+            </w:r>
+            <w:r>
+              <w:rPr>
+                <w:rFonts w:ascii="Consolas" w:hAnsi="Consolas" w:eastAsia="Consolas" w:cs="Consolas"/>
+                <w:b w:val="0"/>
+                <w:sz w:val="18"/>
+              </w:rPr>
+              <w:t>docs/25</w:t>
+            </w:r>
+            <w:r>
+              <w:rPr>
+                <w:rFonts w:ascii="微软雅黑" w:hAnsi="微软雅黑" w:eastAsia="微软雅黑" w:cs="微软雅黑"/>
+                <w:b w:val="0"/>
+                <w:sz w:val="18"/>
+              </w:rPr>
+              <w:t>、</w:t>
+            </w:r>
+            <w:r>
+              <w:rPr>
+                <w:rFonts w:ascii="Consolas" w:hAnsi="Consolas" w:eastAsia="Consolas" w:cs="Consolas"/>
+                <w:b w:val="0"/>
+                <w:sz w:val="18"/>
+              </w:rPr>
+              <w:t>docs/26</w:t>
+            </w:r>
+            <w:r>
+              <w:rPr>
+                <w:rFonts w:ascii="微软雅黑" w:hAnsi="微软雅黑" w:eastAsia="微软雅黑" w:cs="微软雅黑"/>
+                <w:b w:val="0"/>
+                <w:sz w:val="18"/>
+              </w:rPr>
+              <w:t>（§23）与本文件</w:t>
             </w:r>
           </w:p>
         </w:tc>
@@ -22985,7 +23215,7 @@
                 <w:b w:val="0"/>
                 <w:sz w:val="18"/>
               </w:rPr>
-              <w:t>v1.9.7 起（v1.9.8 刷新）</w:t>
+              <w:t>v1.9.7 起（v1.9.9 刷新）</w:t>
             </w:r>
           </w:p>
         </w:tc>
@@ -23061,7 +23291,7 @@
                 <w:b w:val="0"/>
                 <w:sz w:val="18"/>
               </w:rPr>
-              <w:t>；V1.0 原件未动；本文件已按 v1.9.8 事实刷新（§0.1）</w:t>
+              <w:t>；V1.0 原件未动；本文件已按 v1.9.9 事实刷新（§0.1）</w:t>
             </w:r>
           </w:p>
         </w:tc>
@@ -23805,7 +24035,7 @@
                 <w:b w:val="0"/>
                 <w:sz w:val="18"/>
               </w:rPr>
-              <w:t xml:space="preserve"> Compiler + Tool Gateway + Audit + Security + Workflow</w:t>
+              <w:t xml:space="preserve"> 迁移建表 / 删表顺序补丁（ADR-158）</w:t>
             </w:r>
           </w:p>
         </w:tc>
@@ -23819,11 +24049,35 @@
             </w:pPr>
             <w:r>
               <w:rPr>
-                <w:rFonts w:ascii="微软雅黑" w:hAnsi="微软雅黑" w:eastAsia="微软雅黑" w:cs="微软雅黑"/>
-                <w:b w:val="0"/>
-                <w:sz w:val="18"/>
-              </w:rPr>
-              <w:t>§十七、§二十四、§二十五、§五十七、§五十八、§五十九、§六十、§六十二、§六十三、§六十四、§六十五、§五十三–§五十六、§四十三</w:t>
+                <w:rFonts w:ascii="Consolas" w:hAnsi="Consolas" w:eastAsia="Consolas" w:cs="Consolas"/>
+                <w:b w:val="0"/>
+                <w:sz w:val="18"/>
+              </w:rPr>
+              <w:t>docs/17</w:t>
+            </w:r>
+            <w:r>
+              <w:rPr>
+                <w:rFonts w:ascii="微软雅黑" w:hAnsi="微软雅黑" w:eastAsia="微软雅黑" w:cs="微软雅黑"/>
+                <w:b w:val="0"/>
+                <w:sz w:val="18"/>
+              </w:rPr>
+              <w:t xml:space="preserve"> ADR-158（本节不套用 </w:t>
+            </w:r>
+            <w:r>
+              <w:rPr>
+                <w:rFonts w:ascii="Consolas" w:hAnsi="Consolas" w:eastAsia="Consolas" w:cs="Consolas"/>
+                <w:b w:val="0"/>
+                <w:sz w:val="18"/>
+              </w:rPr>
+              <w:t>docs/25</w:t>
+            </w:r>
+            <w:r>
+              <w:rPr>
+                <w:rFonts w:ascii="微软雅黑" w:hAnsi="微软雅黑" w:eastAsia="微软雅黑" w:cs="微软雅黑"/>
+                <w:b w:val="0"/>
+                <w:sz w:val="18"/>
+              </w:rPr>
+              <w:t xml:space="preserve"> 的章节号）</w:t>
             </w:r>
           </w:p>
         </w:tc>
@@ -23837,19 +24091,35 @@
             </w:pPr>
             <w:r>
               <w:rPr>
+                <w:rFonts w:ascii="微软雅黑" w:hAnsi="微软雅黑" w:eastAsia="微软雅黑" w:cs="微软雅黑"/>
+                <w:b/>
+                <w:sz w:val="18"/>
+              </w:rPr>
+              <w:t>已交付</w:t>
+            </w:r>
+            <w:r>
+              <w:rPr>
+                <w:rFonts w:ascii="微软雅黑" w:hAnsi="微软雅黑" w:eastAsia="微软雅黑" w:cs="微软雅黑"/>
+                <w:b w:val="0"/>
+                <w:sz w:val="18"/>
+              </w:rPr>
+              <w:t>：</w:t>
+            </w:r>
+            <w:r>
+              <w:rPr>
                 <w:rFonts w:ascii="Consolas" w:hAnsi="Consolas" w:eastAsia="Consolas" w:cs="Consolas"/>
                 <w:b w:val="0"/>
                 <w:sz w:val="18"/>
               </w:rPr>
-              <w:t>StrategyCompiler</w:t>
-            </w:r>
-            <w:r>
-              <w:rPr>
-                <w:rFonts w:ascii="微软雅黑" w:hAnsi="微软雅黑" w:eastAsia="微软雅黑" w:cs="微软雅黑"/>
-                <w:b w:val="0"/>
-                <w:sz w:val="18"/>
-              </w:rPr>
-              <w:t>（Draft → DSL 1.0）、Tool Gateway（三档 + 配额 + 审计）、</w:t>
+              <w:t>backend/alembic/versions/0013_research_layer.py</w:t>
+            </w:r>
+            <w:r>
+              <w:rPr>
+                <w:rFonts w:ascii="微软雅黑" w:hAnsi="微软雅黑" w:eastAsia="微软雅黑" w:cs="微软雅黑"/>
+                <w:b w:val="0"/>
+                <w:sz w:val="18"/>
+              </w:rPr>
+              <w:t xml:space="preserve"> 的 </w:t>
             </w:r>
             <w:r>
               <w:rPr>
@@ -23857,7 +24127,87 @@
                 <w:b w:val="0"/>
                 <w:sz w:val="18"/>
               </w:rPr>
-              <w:t>ai_research_runs</w:t>
+              <w:t>upgrade()</w:t>
+            </w:r>
+            <w:r>
+              <w:rPr>
+                <w:rFonts w:ascii="微软雅黑" w:hAnsi="微软雅黑" w:eastAsia="微软雅黑" w:cs="微软雅黑"/>
+                <w:b w:val="0"/>
+                <w:sz w:val="18"/>
+              </w:rPr>
+              <w:t xml:space="preserve"> 按外键依赖顺序建表、</w:t>
+            </w:r>
+            <w:r>
+              <w:rPr>
+                <w:rFonts w:ascii="Consolas" w:hAnsi="Consolas" w:eastAsia="Consolas" w:cs="Consolas"/>
+                <w:b w:val="0"/>
+                <w:sz w:val="18"/>
+              </w:rPr>
+              <w:t>downgrade()</w:t>
+            </w:r>
+            <w:r>
+              <w:rPr>
+                <w:rFonts w:ascii="微软雅黑" w:hAnsi="微软雅黑" w:eastAsia="微软雅黑" w:cs="微软雅黑"/>
+                <w:b w:val="0"/>
+                <w:sz w:val="18"/>
+              </w:rPr>
+              <w:t xml:space="preserve"> 严格逆序删表；</w:t>
+            </w:r>
+            <w:r>
+              <w:rPr>
+                <w:rFonts w:ascii="Consolas" w:hAnsi="Consolas" w:eastAsia="Consolas" w:cs="Consolas"/>
+                <w:b w:val="0"/>
+                <w:sz w:val="18"/>
+              </w:rPr>
+              <w:t>backend/tests/test_migration_revisions.py</w:t>
+            </w:r>
+            <w:r>
+              <w:rPr>
+                <w:rFonts w:ascii="微软雅黑" w:hAnsi="微软雅黑" w:eastAsia="微软雅黑" w:cs="微软雅黑"/>
+                <w:b w:val="0"/>
+                <w:sz w:val="18"/>
+              </w:rPr>
+              <w:t xml:space="preserve"> 新增两个 AST 守卫（</w:t>
+            </w:r>
+            <w:r>
+              <w:rPr>
+                <w:rFonts w:ascii="Consolas" w:hAnsi="Consolas" w:eastAsia="Consolas" w:cs="Consolas"/>
+                <w:b w:val="0"/>
+                <w:sz w:val="18"/>
+              </w:rPr>
+              <w:t>test_a_table_is_created_before_the_tables_its_foreign_keys_reference</w:t>
+            </w:r>
+            <w:r>
+              <w:rPr>
+                <w:rFonts w:ascii="微软雅黑" w:hAnsi="微软雅黑" w:eastAsia="微软雅黑" w:cs="微软雅黑"/>
+                <w:b w:val="0"/>
+                <w:sz w:val="18"/>
+              </w:rPr>
+              <w:t>、</w:t>
+            </w:r>
+            <w:r>
+              <w:rPr>
+                <w:rFonts w:ascii="Consolas" w:hAnsi="Consolas" w:eastAsia="Consolas" w:cs="Consolas"/>
+                <w:b w:val="0"/>
+                <w:sz w:val="18"/>
+              </w:rPr>
+              <w:t>test_a_table_is_dropped_after_the_tables_that_reference_it</w:t>
+            </w:r>
+            <w:r>
+              <w:rPr>
+                <w:rFonts w:ascii="微软雅黑" w:hAnsi="微软雅黑" w:eastAsia="微软雅黑" w:cs="微软雅黑"/>
+                <w:b w:val="0"/>
+                <w:sz w:val="18"/>
+              </w:rPr>
+              <w:t>）；ADR-158；文档同步（</w:t>
+            </w:r>
+            <w:r>
+              <w:rPr>
+                <w:rFonts w:ascii="Consolas" w:hAnsi="Consolas" w:eastAsia="Consolas" w:cs="Consolas"/>
+                <w:b w:val="0"/>
+                <w:sz w:val="18"/>
+              </w:rPr>
+              <w:t>docs/06</w:t>
             </w:r>
             <w:r>
               <w:rPr>
@@ -23873,7 +24223,7 @@
                 <w:b w:val="0"/>
                 <w:sz w:val="18"/>
               </w:rPr>
-              <w:t>ai_tool_calls</w:t>
+              <w:t>15</w:t>
             </w:r>
             <w:r>
               <w:rPr>
@@ -23889,15 +24239,79 @@
                 <w:b w:val="0"/>
                 <w:sz w:val="18"/>
               </w:rPr>
-              <w:t>strategy_experiments</w:t>
-            </w:r>
-            <w:r>
-              <w:rPr>
-                <w:rFonts w:ascii="微软雅黑" w:hAnsi="微软雅黑" w:eastAsia="微软雅黑" w:cs="微软雅黑"/>
-                <w:b w:val="0"/>
-                <w:sz w:val="18"/>
-              </w:rPr>
-              <w:t>、异步研究工作流 + 人工确认、统一解释入口</w:t>
+              <w:t>17</w:t>
+            </w:r>
+            <w:r>
+              <w:rPr>
+                <w:rFonts w:ascii="微软雅黑" w:hAnsi="微软雅黑" w:eastAsia="微软雅黑" w:cs="微软雅黑"/>
+                <w:b w:val="0"/>
+                <w:sz w:val="18"/>
+              </w:rPr>
+              <w:t xml:space="preserve"> / </w:t>
+            </w:r>
+            <w:r>
+              <w:rPr>
+                <w:rFonts w:ascii="Consolas" w:hAnsi="Consolas" w:eastAsia="Consolas" w:cs="Consolas"/>
+                <w:b w:val="0"/>
+                <w:sz w:val="18"/>
+              </w:rPr>
+              <w:t>19</w:t>
+            </w:r>
+            <w:r>
+              <w:rPr>
+                <w:rFonts w:ascii="微软雅黑" w:hAnsi="微软雅黑" w:eastAsia="微软雅黑" w:cs="微软雅黑"/>
+                <w:b w:val="0"/>
+                <w:sz w:val="18"/>
+              </w:rPr>
+              <w:t xml:space="preserve"> / </w:t>
+            </w:r>
+            <w:r>
+              <w:rPr>
+                <w:rFonts w:ascii="Consolas" w:hAnsi="Consolas" w:eastAsia="Consolas" w:cs="Consolas"/>
+                <w:b w:val="0"/>
+                <w:sz w:val="18"/>
+              </w:rPr>
+              <w:t>25</w:t>
+            </w:r>
+            <w:r>
+              <w:rPr>
+                <w:rFonts w:ascii="微软雅黑" w:hAnsi="微软雅黑" w:eastAsia="微软雅黑" w:cs="微软雅黑"/>
+                <w:b w:val="0"/>
+                <w:sz w:val="18"/>
+              </w:rPr>
+              <w:t xml:space="preserve"> / </w:t>
+            </w:r>
+            <w:r>
+              <w:rPr>
+                <w:rFonts w:ascii="Consolas" w:hAnsi="Consolas" w:eastAsia="Consolas" w:cs="Consolas"/>
+                <w:b w:val="0"/>
+                <w:sz w:val="18"/>
+              </w:rPr>
+              <w:t>26</w:t>
+            </w:r>
+            <w:r>
+              <w:rPr>
+                <w:rFonts w:ascii="微软雅黑" w:hAnsi="微软雅黑" w:eastAsia="微软雅黑" w:cs="微软雅黑"/>
+                <w:b w:val="0"/>
+                <w:sz w:val="18"/>
+              </w:rPr>
+              <w:t xml:space="preserve"> 与本文件）。</w:t>
+            </w:r>
+            <w:r>
+              <w:rPr>
+                <w:rFonts w:ascii="微软雅黑" w:hAnsi="微软雅黑" w:eastAsia="微软雅黑" w:cs="微软雅黑"/>
+                <w:b/>
+                <w:sz w:val="18"/>
+              </w:rPr>
+              <w:t>无功能变更</w:t>
+            </w:r>
+            <w:r>
+              <w:rPr>
+                <w:rFonts w:ascii="微软雅黑" w:hAnsi="微软雅黑" w:eastAsia="微软雅黑" w:cs="微软雅黑"/>
+                <w:b w:val="0"/>
+                <w:sz w:val="18"/>
+              </w:rPr>
+              <w:t>：表结构、列名、约束名、revision id 与功能语义都不变</w:t>
             </w:r>
           </w:p>
         </w:tc>
@@ -23915,7 +24329,15 @@
                 <w:b w:val="0"/>
                 <w:sz w:val="18"/>
               </w:rPr>
-              <w:t>0014</w:t>
+              <w:t>0013</w:t>
+            </w:r>
+            <w:r>
+              <w:rPr>
+                <w:rFonts w:ascii="微软雅黑" w:hAnsi="微软雅黑" w:eastAsia="微软雅黑" w:cs="微软雅黑"/>
+                <w:b w:val="0"/>
+                <w:sz w:val="18"/>
+              </w:rPr>
+              <w:t>（顺序修正，无结构变更）</w:t>
             </w:r>
           </w:p>
         </w:tc>
@@ -23933,7 +24355,7 @@
                 <w:b w:val="0"/>
                 <w:sz w:val="18"/>
               </w:rPr>
-              <w:t>补丁版</w:t>
+              <w:t>补丁版：不部署 NAS（ADR-086）</w:t>
             </w:r>
           </w:p>
         </w:tc>
@@ -23953,6 +24375,162 @@
                 <w:b/>
                 <w:sz w:val="18"/>
               </w:rPr>
+              <w:t>v2.0.0（第一阶段，原计划 v1.9.9）</w:t>
+            </w:r>
+            <w:r>
+              <w:rPr>
+                <w:rFonts w:ascii="微软雅黑" w:hAnsi="微软雅黑" w:eastAsia="微软雅黑" w:cs="微软雅黑"/>
+                <w:b w:val="0"/>
+                <w:sz w:val="18"/>
+              </w:rPr>
+              <w:t xml:space="preserve"> Compiler + Tool Gateway + Audit + Security + Workflow</w:t>
+            </w:r>
+          </w:p>
+        </w:tc>
+        <w:tc>
+          <w:tcPr>
+            <w:tcW w:type="dxa" w:w="1728"/>
+          </w:tcPr>
+          <w:p>
+            <w:pPr>
+              <w:spacing w:after="0"/>
+            </w:pPr>
+            <w:r>
+              <w:rPr>
+                <w:rFonts w:ascii="微软雅黑" w:hAnsi="微软雅黑" w:eastAsia="微软雅黑" w:cs="微软雅黑"/>
+                <w:b w:val="0"/>
+                <w:sz w:val="18"/>
+              </w:rPr>
+              <w:t>§十七、§二十四、§二十五、§五十七、§五十八、§五十九、§六十、§六十二、§六十三、§六十四、§六十五、§五十三–§五十六、§四十三</w:t>
+            </w:r>
+          </w:p>
+        </w:tc>
+        <w:tc>
+          <w:tcPr>
+            <w:tcW w:type="dxa" w:w="1728"/>
+          </w:tcPr>
+          <w:p>
+            <w:pPr>
+              <w:spacing w:after="0"/>
+            </w:pPr>
+            <w:r>
+              <w:rPr>
+                <w:rFonts w:ascii="Consolas" w:hAnsi="Consolas" w:eastAsia="Consolas" w:cs="Consolas"/>
+                <w:b w:val="0"/>
+                <w:sz w:val="18"/>
+              </w:rPr>
+              <w:t>StrategyCompiler</w:t>
+            </w:r>
+            <w:r>
+              <w:rPr>
+                <w:rFonts w:ascii="微软雅黑" w:hAnsi="微软雅黑" w:eastAsia="微软雅黑" w:cs="微软雅黑"/>
+                <w:b w:val="0"/>
+                <w:sz w:val="18"/>
+              </w:rPr>
+              <w:t>（Draft → DSL 1.0）、Tool Gateway（三档 + 配额 + 审计）、</w:t>
+            </w:r>
+            <w:r>
+              <w:rPr>
+                <w:rFonts w:ascii="Consolas" w:hAnsi="Consolas" w:eastAsia="Consolas" w:cs="Consolas"/>
+                <w:b w:val="0"/>
+                <w:sz w:val="18"/>
+              </w:rPr>
+              <w:t>ai_research_runs</w:t>
+            </w:r>
+            <w:r>
+              <w:rPr>
+                <w:rFonts w:ascii="微软雅黑" w:hAnsi="微软雅黑" w:eastAsia="微软雅黑" w:cs="微软雅黑"/>
+                <w:b w:val="0"/>
+                <w:sz w:val="18"/>
+              </w:rPr>
+              <w:t xml:space="preserve"> / </w:t>
+            </w:r>
+            <w:r>
+              <w:rPr>
+                <w:rFonts w:ascii="Consolas" w:hAnsi="Consolas" w:eastAsia="Consolas" w:cs="Consolas"/>
+                <w:b w:val="0"/>
+                <w:sz w:val="18"/>
+              </w:rPr>
+              <w:t>ai_tool_calls</w:t>
+            </w:r>
+            <w:r>
+              <w:rPr>
+                <w:rFonts w:ascii="微软雅黑" w:hAnsi="微软雅黑" w:eastAsia="微软雅黑" w:cs="微软雅黑"/>
+                <w:b w:val="0"/>
+                <w:sz w:val="18"/>
+              </w:rPr>
+              <w:t xml:space="preserve"> / </w:t>
+            </w:r>
+            <w:r>
+              <w:rPr>
+                <w:rFonts w:ascii="Consolas" w:hAnsi="Consolas" w:eastAsia="Consolas" w:cs="Consolas"/>
+                <w:b w:val="0"/>
+                <w:sz w:val="18"/>
+              </w:rPr>
+              <w:t>strategy_experiments</w:t>
+            </w:r>
+            <w:r>
+              <w:rPr>
+                <w:rFonts w:ascii="微软雅黑" w:hAnsi="微软雅黑" w:eastAsia="微软雅黑" w:cs="微软雅黑"/>
+                <w:b w:val="0"/>
+                <w:sz w:val="18"/>
+              </w:rPr>
+              <w:t>、异步研究工作流 + 人工确认、统一解释入口</w:t>
+            </w:r>
+          </w:p>
+        </w:tc>
+        <w:tc>
+          <w:tcPr>
+            <w:tcW w:type="dxa" w:w="1728"/>
+          </w:tcPr>
+          <w:p>
+            <w:pPr>
+              <w:spacing w:after="0"/>
+            </w:pPr>
+            <w:r>
+              <w:rPr>
+                <w:rFonts w:ascii="Consolas" w:hAnsi="Consolas" w:eastAsia="Consolas" w:cs="Consolas"/>
+                <w:b w:val="0"/>
+                <w:sz w:val="18"/>
+              </w:rPr>
+              <w:t>0014</w:t>
+            </w:r>
+          </w:p>
+        </w:tc>
+        <w:tc>
+          <w:tcPr>
+            <w:tcW w:type="dxa" w:w="1728"/>
+          </w:tcPr>
+          <w:p>
+            <w:pPr>
+              <w:spacing w:after="0"/>
+            </w:pPr>
+            <w:r>
+              <w:rPr>
+                <w:rFonts w:ascii="微软雅黑" w:hAnsi="微软雅黑" w:eastAsia="微软雅黑" w:cs="微软雅黑"/>
+                <w:b w:val="0"/>
+                <w:sz w:val="18"/>
+              </w:rPr>
+              <w:t>v2.0.0 内交付，部署随里程碑一并验收（ADR-086）</w:t>
+            </w:r>
+          </w:p>
+        </w:tc>
+      </w:tr>
+      <w:tr>
+        <w:tc>
+          <w:tcPr>
+            <w:tcW w:type="dxa" w:w="1728"/>
+          </w:tcPr>
+          <w:p>
+            <w:pPr>
+              <w:spacing w:after="0"/>
+            </w:pPr>
+            <w:r>
+              <w:rPr>
+                <w:rFonts w:ascii="微软雅黑" w:hAnsi="微软雅黑" w:eastAsia="微软雅黑" w:cs="微软雅黑"/>
+                <w:b/>
+                <w:sz w:val="18"/>
+              </w:rPr>
               <w:t>v2.0.0</w:t>
             </w:r>
             <w:r>
@@ -23961,7 +24539,7 @@
                 <w:b w:val="0"/>
                 <w:sz w:val="18"/>
               </w:rPr>
-              <w:t xml:space="preserve"> AI Quant Research Layer 里程碑</w:t>
+              <w:t xml:space="preserve"> AI Quant Research Layer 里程碑（部署与验收）</w:t>
             </w:r>
           </w:p>
         </w:tc>
@@ -24177,7 +24755,77 @@
           <w:rFonts w:ascii="微软雅黑" w:hAnsi="微软雅黑" w:eastAsia="微软雅黑" w:cs="微软雅黑"/>
           <w:b w:val="0"/>
         </w:rPr>
-        <w:t>；</w:t>
+        <w:t>（ADR-086），其中 v1.9.9 是</w:t>
+      </w:r>
+      <w:r>
+        <w:rPr>
+          <w:rFonts w:ascii="微软雅黑" w:hAnsi="微软雅黑" w:eastAsia="微软雅黑" w:cs="微软雅黑"/>
+          <w:b/>
+        </w:rPr>
+        <w:t>迁移建表 / 删表顺序</w:t>
+      </w:r>
+      <w:r>
+        <w:rPr>
+          <w:rFonts w:ascii="微软雅黑" w:hAnsi="微软雅黑" w:eastAsia="微软雅黑" w:cs="微软雅黑"/>
+          <w:b w:val="0"/>
+        </w:rPr>
+        <w:t xml:space="preserve">的补丁：只修 PostgreSQL 才能暴露的 </w:t>
+      </w:r>
+      <w:r>
+        <w:rPr>
+          <w:rFonts w:ascii="Consolas" w:hAnsi="Consolas" w:eastAsia="Consolas" w:cs="Consolas"/>
+          <w:b w:val="0"/>
+        </w:rPr>
+        <w:t>0013</w:t>
+      </w:r>
+      <w:r>
+        <w:rPr>
+          <w:rFonts w:ascii="微软雅黑" w:hAnsi="微软雅黑" w:eastAsia="微软雅黑" w:cs="微软雅黑"/>
+          <w:b w:val="0"/>
+        </w:rPr>
+        <w:t xml:space="preserve"> 顺序问题，不顺带加任何功能。原先排在 v1.9.9 的 Phase 4+ 范围（Strategy Compiler、Tool Gateway、统一研究来源、异步研究工作流 + 人工确认、</w:t>
+      </w:r>
+      <w:r>
+        <w:rPr>
+          <w:rFonts w:ascii="Consolas" w:hAnsi="Consolas" w:eastAsia="Consolas" w:cs="Consolas"/>
+          <w:b w:val="0"/>
+        </w:rPr>
+        <w:t>strategy_experiments</w:t>
+      </w:r>
+      <w:r>
+        <w:rPr>
+          <w:rFonts w:ascii="微软雅黑" w:hAnsi="微软雅黑" w:eastAsia="微软雅黑" w:cs="微软雅黑"/>
+          <w:b w:val="0"/>
+        </w:rPr>
+        <w:t xml:space="preserve">、四个 AI 面板门控、完整 </w:t>
+      </w:r>
+      <w:r>
+        <w:rPr>
+          <w:rFonts w:ascii="Consolas" w:hAnsi="Consolas" w:eastAsia="Consolas" w:cs="Consolas"/>
+          <w:b w:val="0"/>
+        </w:rPr>
+        <w:t>/lab</w:t>
+      </w:r>
+      <w:r>
+        <w:rPr>
+          <w:rFonts w:ascii="微软雅黑" w:hAnsi="微软雅黑" w:eastAsia="微软雅黑" w:cs="微软雅黑"/>
+          <w:b w:val="0"/>
+        </w:rPr>
+        <w:t xml:space="preserve">）现从 </w:t>
+      </w:r>
+      <w:r>
+        <w:rPr>
+          <w:rFonts w:ascii="微软雅黑" w:hAnsi="微软雅黑" w:eastAsia="微软雅黑" w:cs="微软雅黑"/>
+          <w:b/>
+        </w:rPr>
+        <w:t>v2.0.0</w:t>
+      </w:r>
+      <w:r>
+        <w:rPr>
+          <w:rFonts w:ascii="微软雅黑" w:hAnsi="微软雅黑" w:eastAsia="微软雅黑" w:cs="微软雅黑"/>
+          <w:b w:val="0"/>
+        </w:rPr>
+        <w:t xml:space="preserve"> 起步；</w:t>
       </w:r>
       <w:r>
         <w:rPr>
@@ -24248,7 +24896,7 @@
           <w:rFonts w:ascii="微软雅黑" w:hAnsi="微软雅黑" w:eastAsia="微软雅黑" w:cs="微软雅黑"/>
           <w:b w:val="0"/>
         </w:rPr>
-        <w:t xml:space="preserve"> v1.9.8 / v1.9.9 / v2.0.0 的功能。</w:t>
+        <w:t xml:space="preserve"> v2.0.0 的功能（v1.9.8 与 v1.9.9 均已交付：v1.9.8 是研究层 Phase 3 至「草案 + 能力裁决」，v1.9.9 是迁移顺序补丁）。</w:t>
       </w:r>
     </w:p>
     <w:p>
@@ -24986,7 +25634,7 @@
                 <w:b w:val="0"/>
                 <w:sz w:val="18"/>
               </w:rPr>
-              <w:t>pdf` 与 GitHub / URL / PDF 统一仍是 v1.9.9</w:t>
+              <w:t>pdf` 与 GitHub / URL / PDF 统一仍是 v2.0.0</w:t>
             </w:r>
           </w:p>
         </w:tc>
@@ -25180,7 +25828,7 @@
                 <w:b w:val="0"/>
                 <w:sz w:val="18"/>
               </w:rPr>
-              <w:t xml:space="preserve"> 仍是 v1.9.9</w:t>
+              <w:t xml:space="preserve"> 仍是 v2.0.0</w:t>
             </w:r>
           </w:p>
         </w:tc>
@@ -25828,7 +26476,7 @@
                 <w:b w:val="0"/>
                 <w:sz w:val="18"/>
               </w:rPr>
-              <w:t>）已有，capability / safety 两级待 v1.9.9</w:t>
+              <w:t>）已有，capability / safety 两级待 v2.0.0</w:t>
             </w:r>
           </w:p>
         </w:tc>
@@ -26096,7 +26744,7 @@
                 <w:b w:val="0"/>
                 <w:sz w:val="18"/>
               </w:rPr>
-              <w:t xml:space="preserve"> 字段、429/503 映射）；统一入口待 v1.9.9</w:t>
+              <w:t xml:space="preserve"> 字段、429/503 映射）；统一入口待 v2.0.0</w:t>
             </w:r>
           </w:p>
         </w:tc>
@@ -26230,7 +26878,7 @@
                 <w:b w:val="0"/>
                 <w:sz w:val="18"/>
               </w:rPr>
-              <w:t xml:space="preserve"> 计划 v1.9.9</w:t>
+              <w:t xml:space="preserve"> 计划 v2.0.0</w:t>
             </w:r>
           </w:p>
         </w:tc>
@@ -26348,7 +26996,7 @@
                 <w:b w:val="0"/>
                 <w:sz w:val="18"/>
               </w:rPr>
-              <w:t>（22 例，五类注入样本作为 ResearchArtifact 内容，断言不能改变 Role Contract）；URL / PDF 摄取、SSRF、来源体积待 v1.9.9</w:t>
+              <w:t>（22 例，五类注入样本作为 ResearchArtifact 内容，断言不能改变 Role Contract）；URL / PDF 摄取、SSRF、来源体积待 v2.0.0</w:t>
             </w:r>
           </w:p>
         </w:tc>
@@ -26578,7 +27226,7 @@
                 <w:b w:val="0"/>
                 <w:sz w:val="18"/>
               </w:rPr>
-              <w:t xml:space="preserve"> 待 v1.9.9 的 </w:t>
+              <w:t xml:space="preserve"> 待 v2.0.0 的 </w:t>
             </w:r>
             <w:r>
               <w:rPr>
@@ -26880,7 +27528,103 @@
                 <w:b w:val="0"/>
                 <w:sz w:val="18"/>
               </w:rPr>
-              <w:t>，见 §J）；本 V1.1 即 Phase 12 的交付物</w:t>
+              <w:t xml:space="preserve">，见 §J）；v1.9.9 又同步了 </w:t>
+            </w:r>
+            <w:r>
+              <w:rPr>
+                <w:rFonts w:ascii="Consolas" w:hAnsi="Consolas" w:eastAsia="Consolas" w:cs="Consolas"/>
+                <w:b w:val="0"/>
+                <w:sz w:val="18"/>
+              </w:rPr>
+              <w:t>docs/06</w:t>
+            </w:r>
+            <w:r>
+              <w:rPr>
+                <w:rFonts w:ascii="微软雅黑" w:hAnsi="微软雅黑" w:eastAsia="微软雅黑" w:cs="微软雅黑"/>
+                <w:b w:val="0"/>
+                <w:sz w:val="18"/>
+              </w:rPr>
+              <w:t xml:space="preserve"> / </w:t>
+            </w:r>
+            <w:r>
+              <w:rPr>
+                <w:rFonts w:ascii="Consolas" w:hAnsi="Consolas" w:eastAsia="Consolas" w:cs="Consolas"/>
+                <w:b w:val="0"/>
+                <w:sz w:val="18"/>
+              </w:rPr>
+              <w:t>docs/15</w:t>
+            </w:r>
+            <w:r>
+              <w:rPr>
+                <w:rFonts w:ascii="微软雅黑" w:hAnsi="微软雅黑" w:eastAsia="微软雅黑" w:cs="微软雅黑"/>
+                <w:b w:val="0"/>
+                <w:sz w:val="18"/>
+              </w:rPr>
+              <w:t xml:space="preserve"> / </w:t>
+            </w:r>
+            <w:r>
+              <w:rPr>
+                <w:rFonts w:ascii="Consolas" w:hAnsi="Consolas" w:eastAsia="Consolas" w:cs="Consolas"/>
+                <w:b w:val="0"/>
+                <w:sz w:val="18"/>
+              </w:rPr>
+              <w:t>docs/17</w:t>
+            </w:r>
+            <w:r>
+              <w:rPr>
+                <w:rFonts w:ascii="微软雅黑" w:hAnsi="微软雅黑" w:eastAsia="微软雅黑" w:cs="微软雅黑"/>
+                <w:b w:val="0"/>
+                <w:sz w:val="18"/>
+              </w:rPr>
+              <w:t xml:space="preserve"> / </w:t>
+            </w:r>
+            <w:r>
+              <w:rPr>
+                <w:rFonts w:ascii="Consolas" w:hAnsi="Consolas" w:eastAsia="Consolas" w:cs="Consolas"/>
+                <w:b w:val="0"/>
+                <w:sz w:val="18"/>
+              </w:rPr>
+              <w:t>docs/19</w:t>
+            </w:r>
+            <w:r>
+              <w:rPr>
+                <w:rFonts w:ascii="微软雅黑" w:hAnsi="微软雅黑" w:eastAsia="微软雅黑" w:cs="微软雅黑"/>
+                <w:b w:val="0"/>
+                <w:sz w:val="18"/>
+              </w:rPr>
+              <w:t xml:space="preserve"> / </w:t>
+            </w:r>
+            <w:r>
+              <w:rPr>
+                <w:rFonts w:ascii="Consolas" w:hAnsi="Consolas" w:eastAsia="Consolas" w:cs="Consolas"/>
+                <w:b w:val="0"/>
+                <w:sz w:val="18"/>
+              </w:rPr>
+              <w:t>docs/25</w:t>
+            </w:r>
+            <w:r>
+              <w:rPr>
+                <w:rFonts w:ascii="微软雅黑" w:hAnsi="微软雅黑" w:eastAsia="微软雅黑" w:cs="微软雅黑"/>
+                <w:b w:val="0"/>
+                <w:sz w:val="18"/>
+              </w:rPr>
+              <w:t xml:space="preserve"> / </w:t>
+            </w:r>
+            <w:r>
+              <w:rPr>
+                <w:rFonts w:ascii="Consolas" w:hAnsi="Consolas" w:eastAsia="Consolas" w:cs="Consolas"/>
+                <w:b w:val="0"/>
+                <w:sz w:val="18"/>
+              </w:rPr>
+              <w:t>docs/26</w:t>
+            </w:r>
+            <w:r>
+              <w:rPr>
+                <w:rFonts w:ascii="微软雅黑" w:hAnsi="微软雅黑" w:eastAsia="微软雅黑" w:cs="微软雅黑"/>
+                <w:b w:val="0"/>
+                <w:sz w:val="18"/>
+              </w:rPr>
+              <w:t xml:space="preserve"> 与本文件；本 V1.1 即 Phase 12 的交付物</w:t>
             </w:r>
           </w:p>
         </w:tc>
@@ -27178,7 +27922,7 @@
                 <w:b w:val="0"/>
                 <w:sz w:val="18"/>
               </w:rPr>
-              <w:t>已补四层 AI 架构图与三条不许越过的线（v1.9.7）；Research Layer 的实体层同步待 v1.9.9</w:t>
+              <w:t>已补四层 AI 架构图与三条不许越过的线（v1.9.7）；Research Layer 的实体层同步待 v2.0.0</w:t>
             </w:r>
           </w:p>
         </w:tc>
@@ -27386,7 +28130,7 @@
                 <w:b w:val="0"/>
                 <w:sz w:val="18"/>
               </w:rPr>
-              <w:t xml:space="preserve"> 的第一个实现」，安全约束不变（v1.9.9）</w:t>
+              <w:t xml:space="preserve"> 的第一个实现」，安全约束不变（v2.0.0）</w:t>
             </w:r>
           </w:p>
         </w:tc>
@@ -27450,7 +28194,7 @@
                 <w:b w:val="0"/>
                 <w:sz w:val="18"/>
               </w:rPr>
-              <w:t>（v1.9.7 重写；v1.9.8 新增 §17 研究层、§18 已实现 / 未实现清单）</w:t>
+              <w:t>（v1.9.7 重写；v1.9.8 新增 §17 研究层、§18 已实现 / 未实现清单）；v1.9.9 把 §18 标题改为「截至 v1.9.9」并声明 v1.9.9 不新增 AI 层能力</w:t>
             </w:r>
           </w:p>
         </w:tc>
@@ -27730,7 +28474,7 @@
                 <w:b w:val="0"/>
                 <w:sz w:val="18"/>
               </w:rPr>
-              <w:t>待补研究层新表（六表 v1.9.8 已建，文档同步待 v1.9.9）</w:t>
+              <w:t>待补研究层新表（六表 v1.9.8 已建，文档同步待 v2.0.0）</w:t>
             </w:r>
           </w:p>
         </w:tc>
@@ -27946,7 +28690,7 @@
                 <w:b w:val="0"/>
                 <w:sz w:val="18"/>
               </w:rPr>
-              <w:t>（v1.9.8）；§10 隐藏清单扩充新专业词仍待 v1.9.9</w:t>
+              <w:t>（v1.9.8）；§10 隐藏清单扩充新专业词仍待 v2.0.0</w:t>
             </w:r>
           </w:p>
         </w:tc>
@@ -28002,7 +28746,7 @@
                 <w:b w:val="0"/>
                 <w:sz w:val="18"/>
               </w:rPr>
-              <w:t>待补 URL/PDF 摄取与注入边界（v1.9.9）</w:t>
+              <w:t>待补 URL/PDF 摄取与注入边界（v2.0.0）</w:t>
             </w:r>
           </w:p>
         </w:tc>
@@ -28058,7 +28802,7 @@
                 <w:b w:val="0"/>
                 <w:sz w:val="18"/>
               </w:rPr>
-              <w:t>每版加行与读数；v1.9.7 与 v1.9.8 版本行与读数均已写入（工作树、门禁与红证据数字见该文件）</w:t>
+              <w:t>每版加行与读数；v1.9.7 与 v1.9.8 版本行与读数均已写入（工作树、门禁与红证据数字见该文件）；v1.9.9 版本行（迁移顺序补丁）已写入，其读数段稍后单独补</w:t>
             </w:r>
           </w:p>
         </w:tc>
@@ -28152,7 +28896,7 @@
                 <w:b w:val="0"/>
                 <w:sz w:val="18"/>
               </w:rPr>
-              <w:t>架构决策记录（ADR），当前至 ADR-157</w:t>
+              <w:t>架构决策记录（ADR），当前至 ADR-158</w:t>
             </w:r>
           </w:p>
         </w:tc>
@@ -28170,7 +28914,71 @@
                 <w:b w:val="0"/>
                 <w:sz w:val="18"/>
               </w:rPr>
-              <w:t>v1.9.8 新增 ADR-154…157（provenance、不可执行草案、服务端能力裁决、结果禁区）；工具三档、confidence 边界等 ADR 待后续版本（v1.9.7 起）</w:t>
+              <w:t>v1.9.8 新增 ADR-154…157（provenance、不可执行草案、服务端能力裁决、结果禁区）；v1.9.9 新增 ADR-158（迁移建表 / 删表顺序必须与外键依赖一致：</w:t>
+            </w:r>
+            <w:r>
+              <w:rPr>
+                <w:rFonts w:ascii="Consolas" w:hAnsi="Consolas" w:eastAsia="Consolas" w:cs="Consolas"/>
+                <w:b w:val="0"/>
+                <w:sz w:val="18"/>
+              </w:rPr>
+              <w:t>upgrade()</w:t>
+            </w:r>
+            <w:r>
+              <w:rPr>
+                <w:rFonts w:ascii="微软雅黑" w:hAnsi="微软雅黑" w:eastAsia="微软雅黑" w:cs="微软雅黑"/>
+                <w:b w:val="0"/>
+                <w:sz w:val="18"/>
+              </w:rPr>
+              <w:t xml:space="preserve"> 按依赖顺序建表、</w:t>
+            </w:r>
+            <w:r>
+              <w:rPr>
+                <w:rFonts w:ascii="Consolas" w:hAnsi="Consolas" w:eastAsia="Consolas" w:cs="Consolas"/>
+                <w:b w:val="0"/>
+                <w:sz w:val="18"/>
+              </w:rPr>
+              <w:t>downgrade()</w:t>
+            </w:r>
+            <w:r>
+              <w:rPr>
+                <w:rFonts w:ascii="微软雅黑" w:hAnsi="微软雅黑" w:eastAsia="微软雅黑" w:cs="微软雅黑"/>
+                <w:b w:val="0"/>
+                <w:sz w:val="18"/>
+              </w:rPr>
+              <w:t xml:space="preserve"> 严格逆序删表，否则 PostgreSQL 分别抛 </w:t>
+            </w:r>
+            <w:r>
+              <w:rPr>
+                <w:rFonts w:ascii="Consolas" w:hAnsi="Consolas" w:eastAsia="Consolas" w:cs="Consolas"/>
+                <w:b w:val="0"/>
+                <w:sz w:val="18"/>
+              </w:rPr>
+              <w:t>UndefinedTable</w:t>
+            </w:r>
+            <w:r>
+              <w:rPr>
+                <w:rFonts w:ascii="微软雅黑" w:hAnsi="微软雅黑" w:eastAsia="微软雅黑" w:cs="微软雅黑"/>
+                <w:b w:val="0"/>
+                <w:sz w:val="18"/>
+              </w:rPr>
+              <w:t xml:space="preserve"> 与 </w:t>
+            </w:r>
+            <w:r>
+              <w:rPr>
+                <w:rFonts w:ascii="Consolas" w:hAnsi="Consolas" w:eastAsia="Consolas" w:cs="Consolas"/>
+                <w:b w:val="0"/>
+                <w:sz w:val="18"/>
+              </w:rPr>
+              <w:t>DependentObjectsStillExist</w:t>
+            </w:r>
+            <w:r>
+              <w:rPr>
+                <w:rFonts w:ascii="微软雅黑" w:hAnsi="微软雅黑" w:eastAsia="微软雅黑" w:cs="微软雅黑"/>
+                <w:b w:val="0"/>
+                <w:sz w:val="18"/>
+              </w:rPr>
+              <w:t>，SQLite 看不见）；工具三档、confidence 边界等 ADR 待后续版本（v1.9.7 起）</w:t>
             </w:r>
           </w:p>
         </w:tc>
@@ -28282,7 +29090,7 @@
                 <w:b w:val="0"/>
                 <w:sz w:val="18"/>
               </w:rPr>
-              <w:t>已补 AI 层施工勾选项与「写文件必须 LF」教训（v1.9.7）、研究层勾选项与 §5.1 push / network 教训（v1.9.8）</w:t>
+              <w:t>已补 AI 层施工勾选项与「写文件必须 LF」教训（v1.9.7）、研究层勾选项与 §5.1 push / network 教训（v1.9.8）；v1.9.9 新增迁移清单块「迁移改动另加（v1.9.9 起，ADR-158）」与新章节 §5.2「已经推上去的 tag 红了怎么办（v1.9.8 事故，v1.9.9 修好）」</w:t>
             </w:r>
           </w:p>
         </w:tc>
@@ -28658,7 +29466,7 @@
                 <w:b w:val="0"/>
                 <w:sz w:val="18"/>
               </w:rPr>
-              <w:t>逐字内容保持原样，另附滚动实现状态（v1.9.8 已更新），作为长期引用锚点（用户决策 Q10）</w:t>
+              <w:t>逐字内容保持原样，另附滚动实现状态（v1.9.8 已更新，v1.9.9 已带迁移顺序补丁说明），作为长期引用锚点（用户决策 Q10）</w:t>
             </w:r>
           </w:p>
         </w:tc>
@@ -28714,7 +29522,7 @@
                 <w:b w:val="0"/>
                 <w:sz w:val="18"/>
               </w:rPr>
-              <w:t>已完成；v1.9.8 新增 §22 落地状态</w:t>
+              <w:t>已完成；v1.9.8 新增 §22 落地状态；v1.9.9 在 §23 记录迁移建表 / 删表顺序事故与 ADR-158 修复</w:t>
             </w:r>
           </w:p>
         </w:tc>
@@ -29311,7 +30119,7 @@
           <w:rFonts w:ascii="微软雅黑" w:hAnsi="微软雅黑" w:eastAsia="微软雅黑" w:cs="微软雅黑"/>
           <w:b w:val="0"/>
         </w:rPr>
-        <w:t>§K v1.9.8 落地状态（滚动更新）</w:t>
+        <w:t>§K v1.9.8 / v1.9.9 落地状态（滚动更新）</w:t>
       </w:r>
     </w:p>
     <w:p>
@@ -29335,7 +30143,7 @@
           <w:rFonts w:ascii="Consolas" w:hAnsi="Consolas" w:eastAsia="Consolas" w:cs="Consolas"/>
           <w:b w:val="0"/>
         </w:rPr>
-        <w:t>v1.9.8</w:t>
+        <w:t>v1.9.9</w:t>
       </w:r>
       <w:r>
         <w:rPr>
@@ -29356,77 +30164,21 @@
           <w:rFonts w:ascii="微软雅黑" w:hAnsi="微软雅黑" w:eastAsia="微软雅黑" w:cs="微软雅黑"/>
           <w:b w:val="0"/>
         </w:rPr>
-        <w:t>，但仍按流程走 tests / CI / docs / release / tag）。本版把 Phase 3（AI Strategy Research + Strategy Formalization）推进到</w:t>
+        <w:t>，但仍按流程走 tests / CI / docs / release / tag）。v1.9.9 只修一个 bug、</w:t>
       </w:r>
       <w:r>
         <w:rPr>
           <w:rFonts w:ascii="微软雅黑" w:hAnsi="微软雅黑" w:eastAsia="微软雅黑" w:cs="微软雅黑"/>
           <w:b/>
         </w:rPr>
-        <w:t>「草案 + 能力裁决」为止，并刻意停在这里</w:t>
-      </w:r>
-      <w:r>
-        <w:rPr>
-          <w:rFonts w:ascii="微软雅黑" w:hAnsi="微软雅黑" w:eastAsia="微软雅黑" w:cs="微软雅黑"/>
-          <w:b w:val="0"/>
-        </w:rPr>
-        <w:t>：系统能读懂材料、形成带 provenance 的 StrategyHypothesis、产出</w:t>
-      </w:r>
-      <w:r>
-        <w:rPr>
-          <w:rFonts w:ascii="微软雅黑" w:hAnsi="微软雅黑" w:eastAsia="微软雅黑" w:cs="微软雅黑"/>
-          <w:b/>
-        </w:rPr>
-        <w:t>不可执行</w:t>
-      </w:r>
-      <w:r>
-        <w:rPr>
-          <w:rFonts w:ascii="微软雅黑" w:hAnsi="微软雅黑" w:eastAsia="微软雅黑" w:cs="微软雅黑"/>
-          <w:b w:val="0"/>
-        </w:rPr>
-        <w:t>的 StrategyDraft 并给出服务端能力裁决，但</w:t>
-      </w:r>
-      <w:r>
-        <w:rPr>
-          <w:rFonts w:ascii="微软雅黑" w:hAnsi="微软雅黑" w:eastAsia="微软雅黑" w:cs="微软雅黑"/>
-          <w:b/>
-        </w:rPr>
-        <w:t>不会</w:t>
-      </w:r>
-      <w:r>
-        <w:rPr>
-          <w:rFonts w:ascii="微软雅黑" w:hAnsi="微软雅黑" w:eastAsia="微软雅黑" w:cs="微软雅黑"/>
-          <w:b w:val="0"/>
-        </w:rPr>
-        <w:t>生成可执行策略、</w:t>
-      </w:r>
-      <w:r>
-        <w:rPr>
-          <w:rFonts w:ascii="微软雅黑" w:hAnsi="微软雅黑" w:eastAsia="微软雅黑" w:cs="微软雅黑"/>
-          <w:b/>
-        </w:rPr>
-        <w:t>不会</w:t>
-      </w:r>
-      <w:r>
-        <w:rPr>
-          <w:rFonts w:ascii="微软雅黑" w:hAnsi="微软雅黑" w:eastAsia="微软雅黑" w:cs="微软雅黑"/>
-          <w:b w:val="0"/>
-        </w:rPr>
-        <w:t>触发回测、</w:t>
-      </w:r>
-      <w:r>
-        <w:rPr>
-          <w:rFonts w:ascii="微软雅黑" w:hAnsi="微软雅黑" w:eastAsia="微软雅黑" w:cs="微软雅黑"/>
-          <w:b/>
-        </w:rPr>
-        <w:t>不产出任何绩效数字</w:t>
-      </w:r>
-      <w:r>
-        <w:rPr>
-          <w:rFonts w:ascii="微软雅黑" w:hAnsi="微软雅黑" w:eastAsia="微软雅黑" w:cs="微软雅黑"/>
-          <w:b w:val="0"/>
-        </w:rPr>
-        <w:t>。v1.9.9 尚未开始。</w:t>
+        <w:t>不加任何功能</w:t>
+      </w:r>
+      <w:r>
+        <w:rPr>
+          <w:rFonts w:ascii="微软雅黑" w:hAnsi="微软雅黑" w:eastAsia="微软雅黑" w:cs="微软雅黑"/>
+          <w:b w:val="0"/>
+        </w:rPr>
+        <w:t>。</w:t>
       </w:r>
     </w:p>
     <w:p>
@@ -29436,7 +30188,7 @@
           <w:rFonts w:ascii="微软雅黑" w:hAnsi="微软雅黑" w:eastAsia="微软雅黑" w:cs="微软雅黑"/>
           <w:b/>
         </w:rPr>
-        <w:t>本版已交付</w:t>
+        <w:t>v1.9.9：迁移建表 / 删表顺序补丁（ADR-158，无功能变更）</w:t>
       </w:r>
     </w:p>
     <w:p>
@@ -29448,63 +30200,203 @@
           <w:rFonts w:ascii="微软雅黑" w:hAnsi="微软雅黑" w:eastAsia="微软雅黑" w:cs="微软雅黑"/>
           <w:b w:val="0"/>
         </w:rPr>
-        <w:t>后端模块：</w:t>
-      </w:r>
-      <w:r>
-        <w:rPr>
-          <w:rFonts w:ascii="Consolas" w:hAnsi="Consolas" w:eastAsia="Consolas" w:cs="Consolas"/>
-          <w:b w:val="0"/>
-        </w:rPr>
-        <w:t>backend/app/ai/research_schemas.py</w:t>
-      </w:r>
-      <w:r>
-        <w:rPr>
-          <w:rFonts w:ascii="微软雅黑" w:hAnsi="微软雅黑" w:eastAsia="微软雅黑" w:cs="微软雅黑"/>
-          <w:b w:val="0"/>
-        </w:rPr>
-        <w:t xml:space="preserve">（领域模型 + 四个门 + </w:t>
-      </w:r>
-      <w:r>
-        <w:rPr>
-          <w:rFonts w:ascii="Consolas" w:hAnsi="Consolas" w:eastAsia="Consolas" w:cs="Consolas"/>
-          <w:b w:val="0"/>
-        </w:rPr>
-        <w:t>assess_draft_capabilities()</w:t>
-      </w:r>
-      <w:r>
-        <w:rPr>
-          <w:rFonts w:ascii="微软雅黑" w:hAnsi="微软雅黑" w:eastAsia="微软雅黑" w:cs="微软雅黑"/>
-          <w:b w:val="0"/>
-        </w:rPr>
-        <w:t xml:space="preserve"> + </w:t>
-      </w:r>
-      <w:r>
-        <w:rPr>
-          <w:rFonts w:ascii="Consolas" w:hAnsi="Consolas" w:eastAsia="Consolas" w:cs="Consolas"/>
-          <w:b w:val="0"/>
-        </w:rPr>
-        <w:t>find_unverified_result_claims()</w:t>
-      </w:r>
-      <w:r>
-        <w:rPr>
-          <w:rFonts w:ascii="微软雅黑" w:hAnsi="微软雅黑" w:eastAsia="微软雅黑" w:cs="微软雅黑"/>
-          <w:b w:val="0"/>
-        </w:rPr>
-        <w:t>）、</w:t>
-      </w:r>
-      <w:r>
-        <w:rPr>
-          <w:rFonts w:ascii="Consolas" w:hAnsi="Consolas" w:eastAsia="Consolas" w:cs="Consolas"/>
-          <w:b w:val="0"/>
-        </w:rPr>
-        <w:t>backend/app/ai/research.py</w:t>
-      </w:r>
-      <w:r>
-        <w:rPr>
-          <w:rFonts w:ascii="微软雅黑" w:hAnsi="微软雅黑" w:eastAsia="微软雅黑" w:cs="微软雅黑"/>
-          <w:b w:val="0"/>
-        </w:rPr>
-        <w:t>（五步链：研究输入 → RESEARCHER → StrategyHypothesis → STRATEGY_ARCHITECT → StrategyDraft → 能力裁决）。</w:t>
+        <w:t xml:space="preserve">坏在哪：v1.9.8 的 </w:t>
+      </w:r>
+      <w:r>
+        <w:rPr>
+          <w:rFonts w:ascii="Consolas" w:hAnsi="Consolas" w:eastAsia="Consolas" w:cs="Consolas"/>
+          <w:b w:val="0"/>
+        </w:rPr>
+        <w:t>backend/alembic/versions/0013_research_layer.py</w:t>
+      </w:r>
+      <w:r>
+        <w:rPr>
+          <w:rFonts w:ascii="微软雅黑" w:hAnsi="微软雅黑" w:eastAsia="微软雅黑" w:cs="微软雅黑"/>
+          <w:b w:val="0"/>
+        </w:rPr>
+        <w:t xml:space="preserve"> 先建 </w:t>
+      </w:r>
+      <w:r>
+        <w:rPr>
+          <w:rFonts w:ascii="Consolas" w:hAnsi="Consolas" w:eastAsia="Consolas" w:cs="Consolas"/>
+          <w:b w:val="0"/>
+        </w:rPr>
+        <w:t>research_artifacts</w:t>
+      </w:r>
+      <w:r>
+        <w:rPr>
+          <w:rFonts w:ascii="微软雅黑" w:hAnsi="微软雅黑" w:eastAsia="微软雅黑" w:cs="微软雅黑"/>
+          <w:b w:val="0"/>
+        </w:rPr>
+        <w:t xml:space="preserve">（其 </w:t>
+      </w:r>
+      <w:r>
+        <w:rPr>
+          <w:rFonts w:ascii="Consolas" w:hAnsi="Consolas" w:eastAsia="Consolas" w:cs="Consolas"/>
+          <w:b w:val="0"/>
+        </w:rPr>
+        <w:t>run_id</w:t>
+      </w:r>
+      <w:r>
+        <w:rPr>
+          <w:rFonts w:ascii="微软雅黑" w:hAnsi="微软雅黑" w:eastAsia="微软雅黑" w:cs="微软雅黑"/>
+          <w:b w:val="0"/>
+        </w:rPr>
+        <w:t xml:space="preserve"> 外键指向 </w:t>
+      </w:r>
+      <w:r>
+        <w:rPr>
+          <w:rFonts w:ascii="Consolas" w:hAnsi="Consolas" w:eastAsia="Consolas" w:cs="Consolas"/>
+          <w:b w:val="0"/>
+        </w:rPr>
+        <w:t>ai_research_runs.id</w:t>
+      </w:r>
+      <w:r>
+        <w:rPr>
+          <w:rFonts w:ascii="微软雅黑" w:hAnsi="微软雅黑" w:eastAsia="微软雅黑" w:cs="微软雅黑"/>
+          <w:b w:val="0"/>
+        </w:rPr>
+        <w:t xml:space="preserve">）、后建 </w:t>
+      </w:r>
+      <w:r>
+        <w:rPr>
+          <w:rFonts w:ascii="Consolas" w:hAnsi="Consolas" w:eastAsia="Consolas" w:cs="Consolas"/>
+          <w:b w:val="0"/>
+        </w:rPr>
+        <w:t>ai_research_runs</w:t>
+      </w:r>
+      <w:r>
+        <w:rPr>
+          <w:rFonts w:ascii="微软雅黑" w:hAnsi="微软雅黑" w:eastAsia="微软雅黑" w:cs="微软雅黑"/>
+          <w:b w:val="0"/>
+        </w:rPr>
+        <w:t xml:space="preserve">。SQLite 容忍外键指向尚未存在的表，PostgreSQL 直接抛 </w:t>
+      </w:r>
+      <w:r>
+        <w:rPr>
+          <w:rFonts w:ascii="Consolas" w:hAnsi="Consolas" w:eastAsia="Consolas" w:cs="Consolas"/>
+          <w:b w:val="0"/>
+        </w:rPr>
+        <w:t>psycopg.errors.UndefinedTable: relation "ai_research_runs" does not exist</w:t>
+      </w:r>
+      <w:r>
+        <w:rPr>
+          <w:rFonts w:ascii="微软雅黑" w:hAnsi="微软雅黑" w:eastAsia="微软雅黑" w:cs="微软雅黑"/>
+          <w:b w:val="0"/>
+        </w:rPr>
+        <w:t xml:space="preserve">；API 容器 entrypoint 启动即跑迁移链，于是 </w:t>
+      </w:r>
+      <w:r>
+        <w:rPr>
+          <w:rFonts w:ascii="Consolas" w:hAnsi="Consolas" w:eastAsia="Consolas" w:cs="Consolas"/>
+          <w:b w:val="0"/>
+        </w:rPr>
+        <w:t>[entrypoint] migration attempt 3 failed</w:t>
+      </w:r>
+      <w:r>
+        <w:rPr>
+          <w:rFonts w:ascii="微软雅黑" w:hAnsi="微软雅黑" w:eastAsia="微软雅黑" w:cs="微软雅黑"/>
+          <w:b w:val="0"/>
+        </w:rPr>
+        <w:t xml:space="preserve"> → </w:t>
+      </w:r>
+      <w:r>
+        <w:rPr>
+          <w:rFonts w:ascii="Consolas" w:hAnsi="Consolas" w:eastAsia="Consolas" w:cs="Consolas"/>
+          <w:b w:val="0"/>
+        </w:rPr>
+        <w:t>[entrypoint] ERROR: migrations failed; refusing to start</w:t>
+      </w:r>
+      <w:r>
+        <w:rPr>
+          <w:rFonts w:ascii="微软雅黑" w:hAnsi="微软雅黑" w:eastAsia="微软雅黑" w:cs="微软雅黑"/>
+          <w:b w:val="0"/>
+        </w:rPr>
+        <w:t xml:space="preserve">。v1.9.8 tag 因此在 GitHub 上红了三处：CI 作业 </w:t>
+      </w:r>
+      <w:r>
+        <w:rPr>
+          <w:rFonts w:ascii="Consolas" w:hAnsi="Consolas" w:eastAsia="Consolas" w:cs="Consolas"/>
+          <w:b w:val="0"/>
+        </w:rPr>
+        <w:t>backend tests + lint</w:t>
+      </w:r>
+      <w:r>
+        <w:rPr>
+          <w:rFonts w:ascii="微软雅黑" w:hAnsi="微软雅黑" w:eastAsia="微软雅黑" w:cs="微软雅黑"/>
+          <w:b w:val="0"/>
+        </w:rPr>
+        <w:t xml:space="preserve"> 的 </w:t>
+      </w:r>
+      <w:r>
+        <w:rPr>
+          <w:rFonts w:ascii="Consolas" w:hAnsi="Consolas" w:eastAsia="Consolas" w:cs="Consolas"/>
+          <w:b w:val="0"/>
+        </w:rPr>
+        <w:t>Run PostgreSQL regression tests</w:t>
+      </w:r>
+      <w:r>
+        <w:rPr>
+          <w:rFonts w:ascii="微软雅黑" w:hAnsi="微软雅黑" w:eastAsia="微软雅黑" w:cs="微软雅黑"/>
+          <w:b w:val="0"/>
+        </w:rPr>
+        <w:t xml:space="preserve">（4 个 PostgreSQL 回归测试全部 error 在 setup）、CI 作业 </w:t>
+      </w:r>
+      <w:r>
+        <w:rPr>
+          <w:rFonts w:ascii="Consolas" w:hAnsi="Consolas" w:eastAsia="Consolas" w:cs="Consolas"/>
+          <w:b w:val="0"/>
+        </w:rPr>
+        <w:t>docker compose smoke test</w:t>
+      </w:r>
+      <w:r>
+        <w:rPr>
+          <w:rFonts w:ascii="微软雅黑" w:hAnsi="微软雅黑" w:eastAsia="微软雅黑" w:cs="微软雅黑"/>
+          <w:b w:val="0"/>
+        </w:rPr>
+        <w:t xml:space="preserve"> 的 </w:t>
+      </w:r>
+      <w:r>
+        <w:rPr>
+          <w:rFonts w:ascii="Consolas" w:hAnsi="Consolas" w:eastAsia="Consolas" w:cs="Consolas"/>
+          <w:b w:val="0"/>
+        </w:rPr>
+        <w:t>Boot the stack</w:t>
+      </w:r>
+      <w:r>
+        <w:rPr>
+          <w:rFonts w:ascii="微软雅黑" w:hAnsi="微软雅黑" w:eastAsia="微软雅黑" w:cs="微软雅黑"/>
+          <w:b w:val="0"/>
+        </w:rPr>
+        <w:t xml:space="preserve">、release 作业 </w:t>
+      </w:r>
+      <w:r>
+        <w:rPr>
+          <w:rFonts w:ascii="Consolas" w:hAnsi="Consolas" w:eastAsia="Consolas" w:cs="Consolas"/>
+          <w:b w:val="0"/>
+        </w:rPr>
+        <w:t>release</w:t>
+      </w:r>
+      <w:r>
+        <w:rPr>
+          <w:rFonts w:ascii="微软雅黑" w:hAnsi="微软雅黑" w:eastAsia="微软雅黑" w:cs="微软雅黑"/>
+          <w:b w:val="0"/>
+        </w:rPr>
+        <w:t xml:space="preserve"> 的 </w:t>
+      </w:r>
+      <w:r>
+        <w:rPr>
+          <w:rFonts w:ascii="Consolas" w:hAnsi="Consolas" w:eastAsia="Consolas" w:cs="Consolas"/>
+          <w:b w:val="0"/>
+        </w:rPr>
+        <w:t>Smoke test the released images</w:t>
+      </w:r>
+      <w:r>
+        <w:rPr>
+          <w:rFonts w:ascii="微软雅黑" w:hAnsi="微软雅黑" w:eastAsia="微软雅黑" w:cs="微软雅黑"/>
+          <w:b w:val="0"/>
+        </w:rPr>
+        <w:t>（release 页被自动标注 "Smoke test: failure"）。本地全绿是因为本地全套跑 SQLite。</w:t>
       </w:r>
     </w:p>
     <w:p>
@@ -29516,35 +30408,63 @@
           <w:rFonts w:ascii="微软雅黑" w:hAnsi="微软雅黑" w:eastAsia="微软雅黑" w:cs="微软雅黑"/>
           <w:b w:val="0"/>
         </w:rPr>
-        <w:t xml:space="preserve">迁移 </w:t>
-      </w:r>
-      <w:r>
-        <w:rPr>
-          <w:rFonts w:ascii="Consolas" w:hAnsi="Consolas" w:eastAsia="Consolas" w:cs="Consolas"/>
-          <w:b w:val="0"/>
-        </w:rPr>
-        <w:t>backend/alembic/versions/0013_research_layer.py</w:t>
-      </w:r>
-      <w:r>
-        <w:rPr>
-          <w:rFonts w:ascii="微软雅黑" w:hAnsi="微软雅黑" w:eastAsia="微软雅黑" w:cs="微软雅黑"/>
-          <w:b w:val="0"/>
-        </w:rPr>
-        <w:t>（</w:t>
-      </w:r>
-      <w:r>
-        <w:rPr>
-          <w:rFonts w:ascii="Consolas" w:hAnsi="Consolas" w:eastAsia="Consolas" w:cs="Consolas"/>
-          <w:b w:val="0"/>
-        </w:rPr>
-        <w:t>down_revision = "0012_ai_role_contracts"</w:t>
-      </w:r>
-      <w:r>
-        <w:rPr>
-          <w:rFonts w:ascii="微软雅黑" w:hAnsi="微软雅黑" w:eastAsia="微软雅黑" w:cs="微软雅黑"/>
-          <w:b w:val="0"/>
-        </w:rPr>
-        <w:t>），建六张表：</w:t>
+        <w:t xml:space="preserve">怎么修（ADR-158，写在 </w:t>
+      </w:r>
+      <w:r>
+        <w:rPr>
+          <w:rFonts w:ascii="Consolas" w:hAnsi="Consolas" w:eastAsia="Consolas" w:cs="Consolas"/>
+          <w:b w:val="0"/>
+        </w:rPr>
+        <w:t>docs/17_DECISIONS.md</w:t>
+      </w:r>
+      <w:r>
+        <w:rPr>
+          <w:rFonts w:ascii="微软雅黑" w:hAnsi="微软雅黑" w:eastAsia="微软雅黑" w:cs="微软雅黑"/>
+          <w:b w:val="0"/>
+        </w:rPr>
+        <w:t>）：</w:t>
+      </w:r>
+      <w:r>
+        <w:rPr>
+          <w:rFonts w:ascii="Consolas" w:hAnsi="Consolas" w:eastAsia="Consolas" w:cs="Consolas"/>
+          <w:b w:val="0"/>
+        </w:rPr>
+        <w:t>upgrade()</w:t>
+      </w:r>
+      <w:r>
+        <w:rPr>
+          <w:rFonts w:ascii="微软雅黑" w:hAnsi="微软雅黑" w:eastAsia="微软雅黑" w:cs="微软雅黑"/>
+          <w:b w:val="0"/>
+        </w:rPr>
+        <w:t xml:space="preserve"> 按依赖顺序建表 —— </w:t>
+      </w:r>
+      <w:r>
+        <w:rPr>
+          <w:rFonts w:ascii="Consolas" w:hAnsi="Consolas" w:eastAsia="Consolas" w:cs="Consolas"/>
+          <w:b w:val="0"/>
+        </w:rPr>
+        <w:t>ai_research_runs</w:t>
+      </w:r>
+      <w:r>
+        <w:rPr>
+          <w:rFonts w:ascii="微软雅黑" w:hAnsi="微软雅黑" w:eastAsia="微软雅黑" w:cs="微软雅黑"/>
+          <w:b w:val="0"/>
+        </w:rPr>
+        <w:t xml:space="preserve">（+ 索引 </w:t>
+      </w:r>
+      <w:r>
+        <w:rPr>
+          <w:rFonts w:ascii="Consolas" w:hAnsi="Consolas" w:eastAsia="Consolas" w:cs="Consolas"/>
+          <w:b w:val="0"/>
+        </w:rPr>
+        <w:t>ix_ai_research_runs_status</w:t>
+      </w:r>
+      <w:r>
+        <w:rPr>
+          <w:rFonts w:ascii="微软雅黑" w:hAnsi="微软雅黑" w:eastAsia="微软雅黑" w:cs="微软雅黑"/>
+          <w:b w:val="0"/>
+        </w:rPr>
+        <w:t xml:space="preserve">）→ </w:t>
       </w:r>
       <w:r>
         <w:rPr>
@@ -29558,7 +30478,7 @@
           <w:rFonts w:ascii="微软雅黑" w:hAnsi="微软雅黑" w:eastAsia="微软雅黑" w:cs="微软雅黑"/>
           <w:b w:val="0"/>
         </w:rPr>
-        <w:t>、</w:t>
+        <w:t xml:space="preserve"> → </w:t>
       </w:r>
       <w:r>
         <w:rPr>
@@ -29572,21 +30492,21 @@
           <w:rFonts w:ascii="微软雅黑" w:hAnsi="微软雅黑" w:eastAsia="微软雅黑" w:cs="微软雅黑"/>
           <w:b w:val="0"/>
         </w:rPr>
-        <w:t>、</w:t>
-      </w:r>
-      <w:r>
-        <w:rPr>
-          <w:rFonts w:ascii="Consolas" w:hAnsi="Consolas" w:eastAsia="Consolas" w:cs="Consolas"/>
-          <w:b w:val="0"/>
-        </w:rPr>
-        <w:t>ai_research_runs</w:t>
-      </w:r>
-      <w:r>
-        <w:rPr>
-          <w:rFonts w:ascii="微软雅黑" w:hAnsi="微软雅黑" w:eastAsia="微软雅黑" w:cs="微软雅黑"/>
-          <w:b w:val="0"/>
-        </w:rPr>
-        <w:t>、</w:t>
+        <w:t xml:space="preserve">（+ </w:t>
+      </w:r>
+      <w:r>
+        <w:rPr>
+          <w:rFonts w:ascii="Consolas" w:hAnsi="Consolas" w:eastAsia="Consolas" w:cs="Consolas"/>
+          <w:b w:val="0"/>
+        </w:rPr>
+        <w:t>ix_research_fragment_artifact</w:t>
+      </w:r>
+      <w:r>
+        <w:rPr>
+          <w:rFonts w:ascii="微软雅黑" w:hAnsi="微软雅黑" w:eastAsia="微软雅黑" w:cs="微软雅黑"/>
+          <w:b w:val="0"/>
+        </w:rPr>
+        <w:t xml:space="preserve">）→ </w:t>
       </w:r>
       <w:r>
         <w:rPr>
@@ -29600,7 +30520,21 @@
           <w:rFonts w:ascii="微软雅黑" w:hAnsi="微软雅黑" w:eastAsia="微软雅黑" w:cs="微软雅黑"/>
           <w:b w:val="0"/>
         </w:rPr>
-        <w:t>、</w:t>
+        <w:t xml:space="preserve">（+ </w:t>
+      </w:r>
+      <w:r>
+        <w:rPr>
+          <w:rFonts w:ascii="Consolas" w:hAnsi="Consolas" w:eastAsia="Consolas" w:cs="Consolas"/>
+          <w:b w:val="0"/>
+        </w:rPr>
+        <w:t>ix_strategy_hypotheses_run</w:t>
+      </w:r>
+      <w:r>
+        <w:rPr>
+          <w:rFonts w:ascii="微软雅黑" w:hAnsi="微软雅黑" w:eastAsia="微软雅黑" w:cs="微软雅黑"/>
+          <w:b w:val="0"/>
+        </w:rPr>
+        <w:t xml:space="preserve">）→ </w:t>
       </w:r>
       <w:r>
         <w:rPr>
@@ -29614,7 +30548,7 @@
           <w:rFonts w:ascii="微软雅黑" w:hAnsi="微软雅黑" w:eastAsia="微软雅黑" w:cs="微软雅黑"/>
           <w:b w:val="0"/>
         </w:rPr>
-        <w:t>、</w:t>
+        <w:t xml:space="preserve"> → </w:t>
       </w:r>
       <w:r>
         <w:rPr>
@@ -29628,35 +30562,49 @@
           <w:rFonts w:ascii="微软雅黑" w:hAnsi="微软雅黑" w:eastAsia="微软雅黑" w:cs="微软雅黑"/>
           <w:b w:val="0"/>
         </w:rPr>
-        <w:t>；</w:t>
-      </w:r>
-      <w:r>
-        <w:rPr>
-          <w:rFonts w:ascii="Consolas" w:hAnsi="Consolas" w:eastAsia="Consolas" w:cs="Consolas"/>
-          <w:b w:val="0"/>
-        </w:rPr>
-        <w:t>ai_source_snapshots</w:t>
-      </w:r>
-      <w:r>
-        <w:rPr>
-          <w:rFonts w:ascii="微软雅黑" w:hAnsi="微软雅黑" w:eastAsia="微软雅黑" w:cs="微软雅黑"/>
-          <w:b w:val="0"/>
-        </w:rPr>
-        <w:t xml:space="preserve"> </w:t>
-      </w:r>
-      <w:r>
-        <w:rPr>
-          <w:rFonts w:ascii="微软雅黑" w:hAnsi="微软雅黑" w:eastAsia="微软雅黑" w:cs="微软雅黑"/>
-          <w:b/>
-        </w:rPr>
-        <w:t>未建</w:t>
-      </w:r>
-      <w:r>
-        <w:rPr>
-          <w:rFonts w:ascii="微软雅黑" w:hAnsi="微软雅黑" w:eastAsia="微软雅黑" w:cs="微软雅黑"/>
-          <w:b w:val="0"/>
-        </w:rPr>
-        <w:t>。</w:t>
+        <w:t xml:space="preserve">（+ </w:t>
+      </w:r>
+      <w:r>
+        <w:rPr>
+          <w:rFonts w:ascii="Consolas" w:hAnsi="Consolas" w:eastAsia="Consolas" w:cs="Consolas"/>
+          <w:b w:val="0"/>
+        </w:rPr>
+        <w:t>ix_strategy_drafts_run</w:t>
+      </w:r>
+      <w:r>
+        <w:rPr>
+          <w:rFonts w:ascii="微软雅黑" w:hAnsi="微软雅黑" w:eastAsia="微软雅黑" w:cs="微软雅黑"/>
+          <w:b w:val="0"/>
+        </w:rPr>
+        <w:t>）；</w:t>
+      </w:r>
+      <w:r>
+        <w:rPr>
+          <w:rFonts w:ascii="Consolas" w:hAnsi="Consolas" w:eastAsia="Consolas" w:cs="Consolas"/>
+          <w:b w:val="0"/>
+        </w:rPr>
+        <w:t>downgrade()</w:t>
+      </w:r>
+      <w:r>
+        <w:rPr>
+          <w:rFonts w:ascii="微软雅黑" w:hAnsi="微软雅黑" w:eastAsia="微软雅黑" w:cs="微软雅黑"/>
+          <w:b w:val="0"/>
+        </w:rPr>
+        <w:t xml:space="preserve"> 严格逆序删表（否则 PostgreSQL 抛 </w:t>
+      </w:r>
+      <w:r>
+        <w:rPr>
+          <w:rFonts w:ascii="Consolas" w:hAnsi="Consolas" w:eastAsia="Consolas" w:cs="Consolas"/>
+          <w:b w:val="0"/>
+        </w:rPr>
+        <w:t>DependentObjectsStillExist</w:t>
+      </w:r>
+      <w:r>
+        <w:rPr>
+          <w:rFonts w:ascii="微软雅黑" w:hAnsi="微软雅黑" w:eastAsia="微软雅黑" w:cs="微软雅黑"/>
+          <w:b w:val="0"/>
+        </w:rPr>
+        <w:t>）。表结构、列名、约束名、revision id 与功能语义均未变。</w:t>
       </w:r>
     </w:p>
     <w:p>
@@ -29668,42 +30616,84 @@
           <w:rFonts w:ascii="微软雅黑" w:hAnsi="微软雅黑" w:eastAsia="微软雅黑" w:cs="微软雅黑"/>
           <w:b w:val="0"/>
         </w:rPr>
-        <w:t>四条端点（</w:t>
-      </w:r>
-      <w:r>
-        <w:rPr>
-          <w:rFonts w:ascii="Consolas" w:hAnsi="Consolas" w:eastAsia="Consolas" w:cs="Consolas"/>
-          <w:b w:val="0"/>
-        </w:rPr>
-        <w:t>docs/12_API_SPEC.md</w:t>
-      </w:r>
-      <w:r>
-        <w:rPr>
-          <w:rFonts w:ascii="微软雅黑" w:hAnsi="微软雅黑" w:eastAsia="微软雅黑" w:cs="微软雅黑"/>
-          <w:b w:val="0"/>
-        </w:rPr>
-        <w:t xml:space="preserve"> 已登记 </w:t>
-      </w:r>
-      <w:r>
-        <w:rPr>
-          <w:rFonts w:ascii="Consolas" w:hAnsi="Consolas" w:eastAsia="Consolas" w:cs="Consolas"/>
-          <w:b w:val="0"/>
-        </w:rPr>
-        <w:t>[已实现]</w:t>
-      </w:r>
-      <w:r>
-        <w:rPr>
-          <w:rFonts w:ascii="微软雅黑" w:hAnsi="微软雅黑" w:eastAsia="微软雅黑" w:cs="微软雅黑"/>
-          <w:b w:val="0"/>
-        </w:rPr>
-        <w:t>）：</w:t>
-      </w:r>
-      <w:r>
-        <w:rPr>
-          <w:rFonts w:ascii="Consolas" w:hAnsi="Consolas" w:eastAsia="Consolas" w:cs="Consolas"/>
-          <w:b w:val="0"/>
-        </w:rPr>
-        <w:t>POST /ai/research</w:t>
+        <w:t>守卫：</w:t>
+      </w:r>
+      <w:r>
+        <w:rPr>
+          <w:rFonts w:ascii="Consolas" w:hAnsi="Consolas" w:eastAsia="Consolas" w:cs="Consolas"/>
+          <w:b w:val="0"/>
+        </w:rPr>
+        <w:t>backend/tests/test_migration_revisions.py</w:t>
+      </w:r>
+      <w:r>
+        <w:rPr>
+          <w:rFonts w:ascii="微软雅黑" w:hAnsi="微软雅黑" w:eastAsia="微软雅黑" w:cs="微软雅黑"/>
+          <w:b w:val="0"/>
+        </w:rPr>
+        <w:t xml:space="preserve"> 新增 helper </w:t>
+      </w:r>
+      <w:r>
+        <w:rPr>
+          <w:rFonts w:ascii="Consolas" w:hAnsi="Consolas" w:eastAsia="Consolas" w:cs="Consolas"/>
+          <w:b w:val="0"/>
+        </w:rPr>
+        <w:t>_table_of()</w:t>
+      </w:r>
+      <w:r>
+        <w:rPr>
+          <w:rFonts w:ascii="微软雅黑" w:hAnsi="微软雅黑" w:eastAsia="微软雅黑" w:cs="微软雅黑"/>
+          <w:b w:val="0"/>
+        </w:rPr>
+        <w:t xml:space="preserve"> / </w:t>
+      </w:r>
+      <w:r>
+        <w:rPr>
+          <w:rFonts w:ascii="Consolas" w:hAnsi="Consolas" w:eastAsia="Consolas" w:cs="Consolas"/>
+          <w:b w:val="0"/>
+        </w:rPr>
+        <w:t>_foreign_targets()</w:t>
+      </w:r>
+      <w:r>
+        <w:rPr>
+          <w:rFonts w:ascii="微软雅黑" w:hAnsi="微软雅黑" w:eastAsia="微软雅黑" w:cs="微软雅黑"/>
+          <w:b w:val="0"/>
+        </w:rPr>
+        <w:t xml:space="preserve"> / </w:t>
+      </w:r>
+      <w:r>
+        <w:rPr>
+          <w:rFonts w:ascii="Consolas" w:hAnsi="Consolas" w:eastAsia="Consolas" w:cs="Consolas"/>
+          <w:b w:val="0"/>
+        </w:rPr>
+        <w:t>_create_table_order()</w:t>
+      </w:r>
+      <w:r>
+        <w:rPr>
+          <w:rFonts w:ascii="微软雅黑" w:hAnsi="微软雅黑" w:eastAsia="微软雅黑" w:cs="微软雅黑"/>
+          <w:b w:val="0"/>
+        </w:rPr>
+        <w:t xml:space="preserve"> / </w:t>
+      </w:r>
+      <w:r>
+        <w:rPr>
+          <w:rFonts w:ascii="Consolas" w:hAnsi="Consolas" w:eastAsia="Consolas" w:cs="Consolas"/>
+          <w:b w:val="0"/>
+        </w:rPr>
+        <w:t>_drop_order()</w:t>
+      </w:r>
+      <w:r>
+        <w:rPr>
+          <w:rFonts w:ascii="微软雅黑" w:hAnsi="微软雅黑" w:eastAsia="微软雅黑" w:cs="微软雅黑"/>
+          <w:b w:val="0"/>
+        </w:rPr>
+        <w:t xml:space="preserve"> 与两个测试 </w:t>
+      </w:r>
+      <w:r>
+        <w:rPr>
+          <w:rFonts w:ascii="Consolas" w:hAnsi="Consolas" w:eastAsia="Consolas" w:cs="Consolas"/>
+          <w:b w:val="0"/>
+        </w:rPr>
+        <w:t>test_a_table_is_created_before_the_tables_its_foreign_keys_reference</w:t>
       </w:r>
       <w:r>
         <w:rPr>
@@ -29717,35 +30707,63 @@
           <w:rFonts w:ascii="Consolas" w:hAnsi="Consolas" w:eastAsia="Consolas" w:cs="Consolas"/>
           <w:b w:val="0"/>
         </w:rPr>
-        <w:t>GET /ai/research</w:t>
-      </w:r>
-      <w:r>
-        <w:rPr>
-          <w:rFonts w:ascii="微软雅黑" w:hAnsi="微软雅黑" w:eastAsia="微软雅黑" w:cs="微软雅黑"/>
-          <w:b w:val="0"/>
-        </w:rPr>
-        <w:t>、</w:t>
-      </w:r>
-      <w:r>
-        <w:rPr>
-          <w:rFonts w:ascii="Consolas" w:hAnsi="Consolas" w:eastAsia="Consolas" w:cs="Consolas"/>
-          <w:b w:val="0"/>
-        </w:rPr>
-        <w:t>GET /ai/research/{run_id}</w:t>
-      </w:r>
-      <w:r>
-        <w:rPr>
-          <w:rFonts w:ascii="微软雅黑" w:hAnsi="微软雅黑" w:eastAsia="微软雅黑" w:cs="微软雅黑"/>
-          <w:b w:val="0"/>
-        </w:rPr>
-        <w:t>、</w:t>
-      </w:r>
-      <w:r>
-        <w:rPr>
-          <w:rFonts w:ascii="Consolas" w:hAnsi="Consolas" w:eastAsia="Consolas" w:cs="Consolas"/>
-          <w:b w:val="0"/>
-        </w:rPr>
-        <w:t>POST /ai/strategy/formalize</w:t>
+        <w:t>test_a_table_is_dropped_after_the_tables_that_reference_it</w:t>
+      </w:r>
+      <w:r>
+        <w:rPr>
+          <w:rFonts w:ascii="微软雅黑" w:hAnsi="微软雅黑" w:eastAsia="微软雅黑" w:cs="微软雅黑"/>
+          <w:b w:val="0"/>
+        </w:rPr>
+        <w:t xml:space="preserve">；它们用 </w:t>
+      </w:r>
+      <w:r>
+        <w:rPr>
+          <w:rFonts w:ascii="Consolas" w:hAnsi="Consolas" w:eastAsia="Consolas" w:cs="Consolas"/>
+          <w:b w:val="0"/>
+        </w:rPr>
+        <w:t>ast</w:t>
+      </w:r>
+      <w:r>
+        <w:rPr>
+          <w:rFonts w:ascii="微软雅黑" w:hAnsi="微软雅黑" w:eastAsia="微软雅黑" w:cs="微软雅黑"/>
+          <w:b w:val="0"/>
+        </w:rPr>
+        <w:t xml:space="preserve"> 解析 alembic 源文件、</w:t>
+      </w:r>
+      <w:r>
+        <w:rPr>
+          <w:rFonts w:ascii="微软雅黑" w:hAnsi="微软雅黑" w:eastAsia="微软雅黑" w:cs="微软雅黑"/>
+          <w:b/>
+        </w:rPr>
+        <w:t>不连数据库</w:t>
+      </w:r>
+      <w:r>
+        <w:rPr>
+          <w:rFonts w:ascii="微软雅黑" w:hAnsi="微软雅黑" w:eastAsia="微软雅黑" w:cs="微软雅黑"/>
+          <w:b w:val="0"/>
+        </w:rPr>
+        <w:t>，所以 SQLite 套件从此能抓这类只在 PostgreSQL 暴露的顺序 bug。两条守卫在旧顺序上确实红过（</w:t>
+      </w:r>
+      <w:r>
+        <w:rPr>
+          <w:rFonts w:ascii="Consolas" w:hAnsi="Consolas" w:eastAsia="Consolas" w:cs="Consolas"/>
+          <w:b w:val="0"/>
+        </w:rPr>
+        <w:t>{'0013_research_layer.py:research_artifacts': ['ai_research_runs']}</w:t>
+      </w:r>
+      <w:r>
+        <w:rPr>
+          <w:rFonts w:ascii="微软雅黑" w:hAnsi="微软雅黑" w:eastAsia="微软雅黑" w:cs="微软雅黑"/>
+          <w:b w:val="0"/>
+        </w:rPr>
+        <w:t xml:space="preserve">），修复后转绿；该文件现有 6 个测试，定向运行 </w:t>
+      </w:r>
+      <w:r>
+        <w:rPr>
+          <w:rFonts w:ascii="Consolas" w:hAnsi="Consolas" w:eastAsia="Consolas" w:cs="Consolas"/>
+          <w:b w:val="0"/>
+        </w:rPr>
+        <w:t>65 passed</w:t>
       </w:r>
       <w:r>
         <w:rPr>
@@ -29764,91 +30782,21 @@
           <w:rFonts w:ascii="微软雅黑" w:hAnsi="微软雅黑" w:eastAsia="微软雅黑" w:cs="微软雅黑"/>
           <w:b w:val="0"/>
         </w:rPr>
-        <w:t xml:space="preserve">provenance：每条规则带 </w:t>
-      </w:r>
-      <w:r>
-        <w:rPr>
-          <w:rFonts w:ascii="Consolas" w:hAnsi="Consolas" w:eastAsia="Consolas" w:cs="Consolas"/>
-          <w:b w:val="0"/>
-        </w:rPr>
-        <w:t>origin</w:t>
-      </w:r>
-      <w:r>
-        <w:rPr>
-          <w:rFonts w:ascii="微软雅黑" w:hAnsi="微软雅黑" w:eastAsia="微软雅黑" w:cs="微软雅黑"/>
-          <w:b w:val="0"/>
-        </w:rPr>
-        <w:t xml:space="preserve"> ∈ EXPLICIT / INFERRED / ASSUMED / UNKNOWN；EXPLICIT / INFERRED 必须来自</w:t>
+        <w:t>无功能变更：AI 层、研究层、DSL、端点、UI 与契约与 v1.9.8 完全一致；已发布的 v1.9.8 commit / tag / GHCR 镜像</w:t>
       </w:r>
       <w:r>
         <w:rPr>
           <w:rFonts w:ascii="微软雅黑" w:hAnsi="微软雅黑" w:eastAsia="微软雅黑" w:cs="微软雅黑"/>
           <w:b/>
         </w:rPr>
-        <w:t>本次运行</w:t>
-      </w:r>
-      <w:r>
-        <w:rPr>
-          <w:rFonts w:ascii="微软雅黑" w:hAnsi="微软雅黑" w:eastAsia="微软雅黑" w:cs="微软雅黑"/>
-          <w:b w:val="0"/>
-        </w:rPr>
-        <w:t xml:space="preserve">的输入证据，ASSUMED 必须被 </w:t>
-      </w:r>
-      <w:r>
-        <w:rPr>
-          <w:rFonts w:ascii="Consolas" w:hAnsi="Consolas" w:eastAsia="Consolas" w:cs="Consolas"/>
-          <w:b w:val="0"/>
-        </w:rPr>
-        <w:t>assumptions[].applies_to</w:t>
-      </w:r>
-      <w:r>
-        <w:rPr>
-          <w:rFonts w:ascii="微软雅黑" w:hAnsi="微软雅黑" w:eastAsia="微软雅黑" w:cs="微软雅黑"/>
-          <w:b w:val="0"/>
-        </w:rPr>
-        <w:t xml:space="preserve"> 覆盖，UNKNOWN 必须被 </w:t>
-      </w:r>
-      <w:r>
-        <w:rPr>
-          <w:rFonts w:ascii="Consolas" w:hAnsi="Consolas" w:eastAsia="Consolas" w:cs="Consolas"/>
-          <w:b w:val="0"/>
-        </w:rPr>
-        <w:t>unknowns[].field</w:t>
-      </w:r>
-      <w:r>
-        <w:rPr>
-          <w:rFonts w:ascii="微软雅黑" w:hAnsi="微软雅黑" w:eastAsia="微软雅黑" w:cs="微软雅黑"/>
-          <w:b w:val="0"/>
-        </w:rPr>
-        <w:t xml:space="preserve"> 覆盖，任何缺口即 REJECT。Martin 场景「BTC 超跌后反弹时买入」必须给出 BTC / oversold / rebound / buy 为 EXPLICIT，定义 / 时间周期 / 出场 / 止损 / 仓位为 UNKNOWN；AI 提出的 </w:t>
-      </w:r>
-      <w:r>
-        <w:rPr>
-          <w:rFonts w:ascii="Consolas" w:hAnsi="Consolas" w:eastAsia="Consolas" w:cs="Consolas"/>
-          <w:b w:val="0"/>
-        </w:rPr>
-        <w:t>RSI(14) &lt; 30</w:t>
-      </w:r>
-      <w:r>
-        <w:rPr>
-          <w:rFonts w:ascii="微软雅黑" w:hAnsi="微软雅黑" w:eastAsia="微软雅黑" w:cs="微软雅黑"/>
-          <w:b w:val="0"/>
-        </w:rPr>
-        <w:t xml:space="preserve"> 再上穿 30 只允许标为 </w:t>
-      </w:r>
-      <w:r>
-        <w:rPr>
-          <w:rFonts w:ascii="Consolas" w:hAnsi="Consolas" w:eastAsia="Consolas" w:cs="Consolas"/>
-          <w:b w:val="0"/>
-        </w:rPr>
-        <w:t>ASSUMED</w:t>
-      </w:r>
-      <w:r>
-        <w:rPr>
-          <w:rFonts w:ascii="微软雅黑" w:hAnsi="微软雅黑" w:eastAsia="微软雅黑" w:cs="微软雅黑"/>
-          <w:b w:val="0"/>
-        </w:rPr>
-        <w:t>，并注明是 AI 提出的定义、不是用户原话。</w:t>
+        <w:t>不重写</w:t>
+      </w:r>
+      <w:r>
+        <w:rPr>
+          <w:rFonts w:ascii="微软雅黑" w:hAnsi="微软雅黑" w:eastAsia="微软雅黑" w:cs="微软雅黑"/>
+          <w:b w:val="0"/>
+        </w:rPr>
+        <w:t>，修复以 v1.9.9 向前发布。</w:t>
       </w:r>
     </w:p>
     <w:p>
@@ -29857,80 +30805,170 @@
       </w:pPr>
       <w:r>
         <w:rPr>
-          <w:rFonts w:ascii="Consolas" w:hAnsi="Consolas" w:eastAsia="Consolas" w:cs="Consolas"/>
-          <w:b w:val="0"/>
-        </w:rPr>
-        <w:t>StrategyDraft</w:t>
-      </w:r>
-      <w:r>
-        <w:rPr>
-          <w:rFonts w:ascii="微软雅黑" w:hAnsi="微软雅黑" w:eastAsia="微软雅黑" w:cs="微软雅黑"/>
-          <w:b w:val="0"/>
-        </w:rPr>
-        <w:t xml:space="preserve"> 不可执行：</w:t>
-      </w:r>
-      <w:r>
-        <w:rPr>
-          <w:rFonts w:ascii="Consolas" w:hAnsi="Consolas" w:eastAsia="Consolas" w:cs="Consolas"/>
-          <w:b w:val="0"/>
-        </w:rPr>
-        <w:t>executable</w:t>
-      </w:r>
-      <w:r>
-        <w:rPr>
-          <w:rFonts w:ascii="微软雅黑" w:hAnsi="微软雅黑" w:eastAsia="微软雅黑" w:cs="微软雅黑"/>
-          <w:b w:val="0"/>
-        </w:rPr>
-        <w:t xml:space="preserve"> 是服务端计算字段且恒为 false，</w:t>
-      </w:r>
-      <w:r>
-        <w:rPr>
-          <w:rFonts w:ascii="Consolas" w:hAnsi="Consolas" w:eastAsia="Consolas" w:cs="Consolas"/>
-          <w:b w:val="0"/>
-        </w:rPr>
-        <w:t>compiled_strategy_version_id</w:t>
-      </w:r>
-      <w:r>
-        <w:rPr>
-          <w:rFonts w:ascii="微软雅黑" w:hAnsi="微软雅黑" w:eastAsia="微软雅黑" w:cs="微软雅黑"/>
-          <w:b w:val="0"/>
-        </w:rPr>
-        <w:t xml:space="preserve"> 保持 NULL，DSL 1.0（</w:t>
-      </w:r>
-      <w:r>
-        <w:rPr>
-          <w:rFonts w:ascii="Consolas" w:hAnsi="Consolas" w:eastAsia="Consolas" w:cs="Consolas"/>
-          <w:b w:val="0"/>
-        </w:rPr>
-        <w:t>backend/app/strategies/dsl.py</w:t>
-      </w:r>
-      <w:r>
-        <w:rPr>
-          <w:rFonts w:ascii="微软雅黑" w:hAnsi="微软雅黑" w:eastAsia="微软雅黑" w:cs="微软雅黑"/>
-          <w:b w:val="0"/>
-        </w:rPr>
-        <w:t>）</w:t>
+          <w:rFonts w:ascii="微软雅黑" w:hAnsi="微软雅黑" w:eastAsia="微软雅黑" w:cs="微软雅黑"/>
+          <w:b w:val="0"/>
+        </w:rPr>
+        <w:t>原先排在 v1.9.9 的 Phase 4+ 范围（Strategy Compiler、Tool Gateway、统一研究来源、异步工作流 + 人工确认、</w:t>
+      </w:r>
+      <w:r>
+        <w:rPr>
+          <w:rFonts w:ascii="Consolas" w:hAnsi="Consolas" w:eastAsia="Consolas" w:cs="Consolas"/>
+          <w:b w:val="0"/>
+        </w:rPr>
+        <w:t>strategy_experiments</w:t>
+      </w:r>
+      <w:r>
+        <w:rPr>
+          <w:rFonts w:ascii="微软雅黑" w:hAnsi="微软雅黑" w:eastAsia="微软雅黑" w:cs="微软雅黑"/>
+          <w:b w:val="0"/>
+        </w:rPr>
+        <w:t xml:space="preserve">、四个 AI 面板门控、完整 </w:t>
+      </w:r>
+      <w:r>
+        <w:rPr>
+          <w:rFonts w:ascii="Consolas" w:hAnsi="Consolas" w:eastAsia="Consolas" w:cs="Consolas"/>
+          <w:b w:val="0"/>
+        </w:rPr>
+        <w:t>/lab</w:t>
+      </w:r>
+      <w:r>
+        <w:rPr>
+          <w:rFonts w:ascii="微软雅黑" w:hAnsi="微软雅黑" w:eastAsia="微软雅黑" w:cs="微软雅黑"/>
+          <w:b w:val="0"/>
+        </w:rPr>
+        <w:t xml:space="preserve">）现从 </w:t>
       </w:r>
       <w:r>
         <w:rPr>
           <w:rFonts w:ascii="微软雅黑" w:hAnsi="微软雅黑" w:eastAsia="微软雅黑" w:cs="微软雅黑"/>
           <w:b/>
         </w:rPr>
-        <w:t>未改</w:t>
-      </w:r>
-      <w:r>
-        <w:rPr>
-          <w:rFonts w:ascii="微软雅黑" w:hAnsi="微软雅黑" w:eastAsia="微软雅黑" w:cs="微软雅黑"/>
-          <w:b w:val="0"/>
-        </w:rPr>
-        <w:t xml:space="preserve">；弱化或隐藏 EXPLICIT 规则会记录 </w:t>
-      </w:r>
-      <w:r>
-        <w:rPr>
-          <w:rFonts w:ascii="Consolas" w:hAnsi="Consolas" w:eastAsia="Consolas" w:cs="Consolas"/>
-          <w:b w:val="0"/>
-        </w:rPr>
-        <w:t>dropped_explicit_rule</w:t>
+        <w:t>v2.0.0</w:t>
+      </w:r>
+      <w:r>
+        <w:rPr>
+          <w:rFonts w:ascii="微软雅黑" w:hAnsi="微软雅黑" w:eastAsia="微软雅黑" w:cs="微软雅黑"/>
+          <w:b w:val="0"/>
+        </w:rPr>
+        <w:t xml:space="preserve"> 起步（ADR-079）。</w:t>
+      </w:r>
+    </w:p>
+    <w:p>
+      <w:pPr/>
+      <w:r>
+        <w:rPr>
+          <w:rFonts w:ascii="微软雅黑" w:hAnsi="微软雅黑" w:eastAsia="微软雅黑" w:cs="微软雅黑"/>
+          <w:b/>
+        </w:rPr>
+        <w:t>v1.9.8 记录（滚动保留）</w:t>
+      </w:r>
+    </w:p>
+    <w:p>
+      <w:pPr/>
+      <w:r>
+        <w:rPr>
+          <w:rFonts w:ascii="Consolas" w:hAnsi="Consolas" w:eastAsia="Consolas" w:cs="Consolas"/>
+          <w:b w:val="0"/>
+        </w:rPr>
+        <w:t>version.txt</w:t>
+      </w:r>
+      <w:r>
+        <w:rPr>
+          <w:rFonts w:ascii="微软雅黑" w:hAnsi="微软雅黑" w:eastAsia="微软雅黑" w:cs="微软雅黑"/>
+          <w:b w:val="0"/>
+        </w:rPr>
+        <w:t xml:space="preserve"> = </w:t>
+      </w:r>
+      <w:r>
+        <w:rPr>
+          <w:rFonts w:ascii="Consolas" w:hAnsi="Consolas" w:eastAsia="Consolas" w:cs="Consolas"/>
+          <w:b w:val="0"/>
+        </w:rPr>
+        <w:t>v1.9.8</w:t>
+      </w:r>
+      <w:r>
+        <w:rPr>
+          <w:rFonts w:ascii="微软雅黑" w:hAnsi="微软雅黑" w:eastAsia="微软雅黑" w:cs="微软雅黑"/>
+          <w:b w:val="0"/>
+        </w:rPr>
+        <w:t>（补丁版本；按 ADR-086 补丁版</w:t>
+      </w:r>
+      <w:r>
+        <w:rPr>
+          <w:rFonts w:ascii="微软雅黑" w:hAnsi="微软雅黑" w:eastAsia="微软雅黑" w:cs="微软雅黑"/>
+          <w:b/>
+        </w:rPr>
+        <w:t>不部署 NAS</w:t>
+      </w:r>
+      <w:r>
+        <w:rPr>
+          <w:rFonts w:ascii="微软雅黑" w:hAnsi="微软雅黑" w:eastAsia="微软雅黑" w:cs="微软雅黑"/>
+          <w:b w:val="0"/>
+        </w:rPr>
+        <w:t>，但仍按流程走 tests / CI / docs / release / tag）。本版把 Phase 3（AI Strategy Research + Strategy Formalization）推进到</w:t>
+      </w:r>
+      <w:r>
+        <w:rPr>
+          <w:rFonts w:ascii="微软雅黑" w:hAnsi="微软雅黑" w:eastAsia="微软雅黑" w:cs="微软雅黑"/>
+          <w:b/>
+        </w:rPr>
+        <w:t>「草案 + 能力裁决」为止，并刻意停在这里</w:t>
+      </w:r>
+      <w:r>
+        <w:rPr>
+          <w:rFonts w:ascii="微软雅黑" w:hAnsi="微软雅黑" w:eastAsia="微软雅黑" w:cs="微软雅黑"/>
+          <w:b w:val="0"/>
+        </w:rPr>
+        <w:t>：系统能读懂材料、形成带 provenance 的 StrategyHypothesis、产出</w:t>
+      </w:r>
+      <w:r>
+        <w:rPr>
+          <w:rFonts w:ascii="微软雅黑" w:hAnsi="微软雅黑" w:eastAsia="微软雅黑" w:cs="微软雅黑"/>
+          <w:b/>
+        </w:rPr>
+        <w:t>不可执行</w:t>
+      </w:r>
+      <w:r>
+        <w:rPr>
+          <w:rFonts w:ascii="微软雅黑" w:hAnsi="微软雅黑" w:eastAsia="微软雅黑" w:cs="微软雅黑"/>
+          <w:b w:val="0"/>
+        </w:rPr>
+        <w:t>的 StrategyDraft 并给出服务端能力裁决，但</w:t>
+      </w:r>
+      <w:r>
+        <w:rPr>
+          <w:rFonts w:ascii="微软雅黑" w:hAnsi="微软雅黑" w:eastAsia="微软雅黑" w:cs="微软雅黑"/>
+          <w:b/>
+        </w:rPr>
+        <w:t>不会</w:t>
+      </w:r>
+      <w:r>
+        <w:rPr>
+          <w:rFonts w:ascii="微软雅黑" w:hAnsi="微软雅黑" w:eastAsia="微软雅黑" w:cs="微软雅黑"/>
+          <w:b w:val="0"/>
+        </w:rPr>
+        <w:t>生成可执行策略、</w:t>
+      </w:r>
+      <w:r>
+        <w:rPr>
+          <w:rFonts w:ascii="微软雅黑" w:hAnsi="微软雅黑" w:eastAsia="微软雅黑" w:cs="微软雅黑"/>
+          <w:b/>
+        </w:rPr>
+        <w:t>不会</w:t>
+      </w:r>
+      <w:r>
+        <w:rPr>
+          <w:rFonts w:ascii="微软雅黑" w:hAnsi="微软雅黑" w:eastAsia="微软雅黑" w:cs="微软雅黑"/>
+          <w:b w:val="0"/>
+        </w:rPr>
+        <w:t>触发回测、</w:t>
+      </w:r>
+      <w:r>
+        <w:rPr>
+          <w:rFonts w:ascii="微软雅黑" w:hAnsi="微软雅黑" w:eastAsia="微软雅黑" w:cs="微软雅黑"/>
+          <w:b/>
+        </w:rPr>
+        <w:t>不产出任何绩效数字</w:t>
       </w:r>
       <w:r>
         <w:rPr>
@@ -29938,6 +30976,16 @@
           <w:b w:val="0"/>
         </w:rPr>
         <w:t>。</w:t>
+      </w:r>
+    </w:p>
+    <w:p>
+      <w:pPr/>
+      <w:r>
+        <w:rPr>
+          <w:rFonts w:ascii="微软雅黑" w:hAnsi="微软雅黑" w:eastAsia="微软雅黑" w:cs="微软雅黑"/>
+          <w:b/>
+        </w:rPr>
+        <w:t>v1.9.8 已交付</w:t>
       </w:r>
     </w:p>
     <w:p>
@@ -29949,105 +30997,63 @@
           <w:rFonts w:ascii="微软雅黑" w:hAnsi="微软雅黑" w:eastAsia="微软雅黑" w:cs="微软雅黑"/>
           <w:b w:val="0"/>
         </w:rPr>
-        <w:t xml:space="preserve">能力裁决在服务端按草案实际用到的能力计算（不采信模型自报，强于实际的自报记录 </w:t>
-      </w:r>
-      <w:r>
-        <w:rPr>
-          <w:rFonts w:ascii="Consolas" w:hAnsi="Consolas" w:eastAsia="Consolas" w:cs="Consolas"/>
-          <w:b w:val="0"/>
-        </w:rPr>
-        <w:t>capability_overclaim</w:t>
-      </w:r>
-      <w:r>
-        <w:rPr>
-          <w:rFonts w:ascii="微软雅黑" w:hAnsi="微软雅黑" w:eastAsia="微软雅黑" w:cs="微软雅黑"/>
-          <w:b w:val="0"/>
-        </w:rPr>
-        <w:t xml:space="preserve"> 并降级）；</w:t>
-      </w:r>
-      <w:r>
-        <w:rPr>
-          <w:rFonts w:ascii="Consolas" w:hAnsi="Consolas" w:eastAsia="Consolas" w:cs="Consolas"/>
-          <w:b w:val="0"/>
-        </w:rPr>
-        <w:t>NEEDS_CAPABILITY</w:t>
-      </w:r>
-      <w:r>
-        <w:rPr>
-          <w:rFonts w:ascii="微软雅黑" w:hAnsi="微软雅黑" w:eastAsia="微软雅黑" w:cs="微软雅黑"/>
-          <w:b w:val="0"/>
-        </w:rPr>
-        <w:t xml:space="preserve"> 只在完全无可建项时给出，否则缺项为 </w:t>
-      </w:r>
-      <w:r>
-        <w:rPr>
-          <w:rFonts w:ascii="Consolas" w:hAnsi="Consolas" w:eastAsia="Consolas" w:cs="Consolas"/>
-          <w:b w:val="0"/>
-        </w:rPr>
-        <w:t>PARTIALLY_SUPPORTED</w:t>
-      </w:r>
-      <w:r>
-        <w:rPr>
-          <w:rFonts w:ascii="微软雅黑" w:hAnsi="微软雅黑" w:eastAsia="微软雅黑" w:cs="微软雅黑"/>
-          <w:b w:val="0"/>
-        </w:rPr>
-        <w:t xml:space="preserve">，全支持为 </w:t>
-      </w:r>
-      <w:r>
-        <w:rPr>
-          <w:rFonts w:ascii="Consolas" w:hAnsi="Consolas" w:eastAsia="Consolas" w:cs="Consolas"/>
-          <w:b w:val="0"/>
-        </w:rPr>
-        <w:t>SUPPORTED</w:t>
-      </w:r>
-      <w:r>
-        <w:rPr>
-          <w:rFonts w:ascii="微软雅黑" w:hAnsi="微软雅黑" w:eastAsia="微软雅黑" w:cs="微软雅黑"/>
-          <w:b w:val="0"/>
-        </w:rPr>
-        <w:t xml:space="preserve">，无静默降级。"20-day momentum + cross-sectional ranking + monthly rebalance top 10%" 必须读作 </w:t>
-      </w:r>
-      <w:r>
-        <w:rPr>
-          <w:rFonts w:ascii="Consolas" w:hAnsi="Consolas" w:eastAsia="Consolas" w:cs="Consolas"/>
-          <w:b w:val="0"/>
-        </w:rPr>
-        <w:t>PARTIALLY_SUPPORTED</w:t>
-      </w:r>
-      <w:r>
-        <w:rPr>
-          <w:rFonts w:ascii="微软雅黑" w:hAnsi="微软雅黑" w:eastAsia="微软雅黑" w:cs="微软雅黑"/>
-          <w:b w:val="0"/>
-        </w:rPr>
-        <w:t xml:space="preserve">（支持：20 日动量；缺能力：横截面排名 / 组合构建 / 月度再平衡），AI 的「只做单资产 20 日动量」建议必须显式标为 </w:t>
-      </w:r>
-      <w:r>
-        <w:rPr>
-          <w:rFonts w:ascii="Consolas" w:hAnsi="Consolas" w:eastAsia="Consolas" w:cs="Consolas"/>
-          <w:b w:val="0"/>
-        </w:rPr>
-        <w:t>Experimental Alternative</w:t>
-      </w:r>
-      <w:r>
-        <w:rPr>
-          <w:rFonts w:ascii="微软雅黑" w:hAnsi="微软雅黑" w:eastAsia="微软雅黑" w:cs="微软雅黑"/>
-          <w:b w:val="0"/>
-        </w:rPr>
-        <w:t xml:space="preserve"> 并说明它与用户意图是</w:t>
-      </w:r>
-      <w:r>
-        <w:rPr>
-          <w:rFonts w:ascii="微软雅黑" w:hAnsi="微软雅黑" w:eastAsia="微软雅黑" w:cs="微软雅黑"/>
-          <w:b/>
-        </w:rPr>
-        <w:t>不同的策略</w:t>
-      </w:r>
-      <w:r>
-        <w:rPr>
-          <w:rFonts w:ascii="微软雅黑" w:hAnsi="微软雅黑" w:eastAsia="微软雅黑" w:cs="微软雅黑"/>
-          <w:b w:val="0"/>
-        </w:rPr>
-        <w:t>。</w:t>
+        <w:t>后端模块：</w:t>
+      </w:r>
+      <w:r>
+        <w:rPr>
+          <w:rFonts w:ascii="Consolas" w:hAnsi="Consolas" w:eastAsia="Consolas" w:cs="Consolas"/>
+          <w:b w:val="0"/>
+        </w:rPr>
+        <w:t>backend/app/ai/research_schemas.py</w:t>
+      </w:r>
+      <w:r>
+        <w:rPr>
+          <w:rFonts w:ascii="微软雅黑" w:hAnsi="微软雅黑" w:eastAsia="微软雅黑" w:cs="微软雅黑"/>
+          <w:b w:val="0"/>
+        </w:rPr>
+        <w:t xml:space="preserve">（领域模型 + 四个门 + </w:t>
+      </w:r>
+      <w:r>
+        <w:rPr>
+          <w:rFonts w:ascii="Consolas" w:hAnsi="Consolas" w:eastAsia="Consolas" w:cs="Consolas"/>
+          <w:b w:val="0"/>
+        </w:rPr>
+        <w:t>assess_draft_capabilities()</w:t>
+      </w:r>
+      <w:r>
+        <w:rPr>
+          <w:rFonts w:ascii="微软雅黑" w:hAnsi="微软雅黑" w:eastAsia="微软雅黑" w:cs="微软雅黑"/>
+          <w:b w:val="0"/>
+        </w:rPr>
+        <w:t xml:space="preserve"> + </w:t>
+      </w:r>
+      <w:r>
+        <w:rPr>
+          <w:rFonts w:ascii="Consolas" w:hAnsi="Consolas" w:eastAsia="Consolas" w:cs="Consolas"/>
+          <w:b w:val="0"/>
+        </w:rPr>
+        <w:t>find_unverified_result_claims()</w:t>
+      </w:r>
+      <w:r>
+        <w:rPr>
+          <w:rFonts w:ascii="微软雅黑" w:hAnsi="微软雅黑" w:eastAsia="微软雅黑" w:cs="微软雅黑"/>
+          <w:b w:val="0"/>
+        </w:rPr>
+        <w:t>）、</w:t>
+      </w:r>
+      <w:r>
+        <w:rPr>
+          <w:rFonts w:ascii="Consolas" w:hAnsi="Consolas" w:eastAsia="Consolas" w:cs="Consolas"/>
+          <w:b w:val="0"/>
+        </w:rPr>
+        <w:t>backend/app/ai/research.py</w:t>
+      </w:r>
+      <w:r>
+        <w:rPr>
+          <w:rFonts w:ascii="微软雅黑" w:hAnsi="微软雅黑" w:eastAsia="微软雅黑" w:cs="微软雅黑"/>
+          <w:b w:val="0"/>
+        </w:rPr>
+        <w:t>（五步链：研究输入 → RESEARCHER → StrategyHypothesis → STRATEGY_ARCHITECT → StrategyDraft → 能力裁决）。</w:t>
       </w:r>
     </w:p>
     <w:p>
@@ -30059,7 +31065,147 @@
           <w:rFonts w:ascii="微软雅黑" w:hAnsi="微软雅黑" w:eastAsia="微软雅黑" w:cs="微软雅黑"/>
           <w:b w:val="0"/>
         </w:rPr>
-        <w:t>结果是模型禁区：研究 schemas 里没有 CAGR / Sharpe / Max Drawdown / 胜率字段，像「预计 CAGR 25%」这样的文字声明一律标 UNVERIFIED 且不落库；校验链为 Model → Raw → JSON/Schema → Domain → Capability → Provenance → StrategyDraft，任一失败即 REJECT，最多一次同门重试，被拒的运行不落 hypothesis / draft 行。</w:t>
+        <w:t xml:space="preserve">迁移 </w:t>
+      </w:r>
+      <w:r>
+        <w:rPr>
+          <w:rFonts w:ascii="Consolas" w:hAnsi="Consolas" w:eastAsia="Consolas" w:cs="Consolas"/>
+          <w:b w:val="0"/>
+        </w:rPr>
+        <w:t>backend/alembic/versions/0013_research_layer.py</w:t>
+      </w:r>
+      <w:r>
+        <w:rPr>
+          <w:rFonts w:ascii="微软雅黑" w:hAnsi="微软雅黑" w:eastAsia="微软雅黑" w:cs="微软雅黑"/>
+          <w:b w:val="0"/>
+        </w:rPr>
+        <w:t>（</w:t>
+      </w:r>
+      <w:r>
+        <w:rPr>
+          <w:rFonts w:ascii="Consolas" w:hAnsi="Consolas" w:eastAsia="Consolas" w:cs="Consolas"/>
+          <w:b w:val="0"/>
+        </w:rPr>
+        <w:t>down_revision = "0012_ai_role_contracts"</w:t>
+      </w:r>
+      <w:r>
+        <w:rPr>
+          <w:rFonts w:ascii="微软雅黑" w:hAnsi="微软雅黑" w:eastAsia="微软雅黑" w:cs="微软雅黑"/>
+          <w:b w:val="0"/>
+        </w:rPr>
+        <w:t>），建六张表：</w:t>
+      </w:r>
+      <w:r>
+        <w:rPr>
+          <w:rFonts w:ascii="Consolas" w:hAnsi="Consolas" w:eastAsia="Consolas" w:cs="Consolas"/>
+          <w:b w:val="0"/>
+        </w:rPr>
+        <w:t>research_artifacts</w:t>
+      </w:r>
+      <w:r>
+        <w:rPr>
+          <w:rFonts w:ascii="微软雅黑" w:hAnsi="微软雅黑" w:eastAsia="微软雅黑" w:cs="微软雅黑"/>
+          <w:b w:val="0"/>
+        </w:rPr>
+        <w:t>、</w:t>
+      </w:r>
+      <w:r>
+        <w:rPr>
+          <w:rFonts w:ascii="Consolas" w:hAnsi="Consolas" w:eastAsia="Consolas" w:cs="Consolas"/>
+          <w:b w:val="0"/>
+        </w:rPr>
+        <w:t>research_artifact_fragments</w:t>
+      </w:r>
+      <w:r>
+        <w:rPr>
+          <w:rFonts w:ascii="微软雅黑" w:hAnsi="微软雅黑" w:eastAsia="微软雅黑" w:cs="微软雅黑"/>
+          <w:b w:val="0"/>
+        </w:rPr>
+        <w:t>、</w:t>
+      </w:r>
+      <w:r>
+        <w:rPr>
+          <w:rFonts w:ascii="Consolas" w:hAnsi="Consolas" w:eastAsia="Consolas" w:cs="Consolas"/>
+          <w:b w:val="0"/>
+        </w:rPr>
+        <w:t>ai_research_runs</w:t>
+      </w:r>
+      <w:r>
+        <w:rPr>
+          <w:rFonts w:ascii="微软雅黑" w:hAnsi="微软雅黑" w:eastAsia="微软雅黑" w:cs="微软雅黑"/>
+          <w:b w:val="0"/>
+        </w:rPr>
+        <w:t>、</w:t>
+      </w:r>
+      <w:r>
+        <w:rPr>
+          <w:rFonts w:ascii="Consolas" w:hAnsi="Consolas" w:eastAsia="Consolas" w:cs="Consolas"/>
+          <w:b w:val="0"/>
+        </w:rPr>
+        <w:t>strategy_hypotheses</w:t>
+      </w:r>
+      <w:r>
+        <w:rPr>
+          <w:rFonts w:ascii="微软雅黑" w:hAnsi="微软雅黑" w:eastAsia="微软雅黑" w:cs="微软雅黑"/>
+          <w:b w:val="0"/>
+        </w:rPr>
+        <w:t>、</w:t>
+      </w:r>
+      <w:r>
+        <w:rPr>
+          <w:rFonts w:ascii="Consolas" w:hAnsi="Consolas" w:eastAsia="Consolas" w:cs="Consolas"/>
+          <w:b w:val="0"/>
+        </w:rPr>
+        <w:t>strategy_hypothesis_rules</w:t>
+      </w:r>
+      <w:r>
+        <w:rPr>
+          <w:rFonts w:ascii="微软雅黑" w:hAnsi="微软雅黑" w:eastAsia="微软雅黑" w:cs="微软雅黑"/>
+          <w:b w:val="0"/>
+        </w:rPr>
+        <w:t>、</w:t>
+      </w:r>
+      <w:r>
+        <w:rPr>
+          <w:rFonts w:ascii="Consolas" w:hAnsi="Consolas" w:eastAsia="Consolas" w:cs="Consolas"/>
+          <w:b w:val="0"/>
+        </w:rPr>
+        <w:t>strategy_drafts</w:t>
+      </w:r>
+      <w:r>
+        <w:rPr>
+          <w:rFonts w:ascii="微软雅黑" w:hAnsi="微软雅黑" w:eastAsia="微软雅黑" w:cs="微软雅黑"/>
+          <w:b w:val="0"/>
+        </w:rPr>
+        <w:t>；</w:t>
+      </w:r>
+      <w:r>
+        <w:rPr>
+          <w:rFonts w:ascii="Consolas" w:hAnsi="Consolas" w:eastAsia="Consolas" w:cs="Consolas"/>
+          <w:b w:val="0"/>
+        </w:rPr>
+        <w:t>ai_source_snapshots</w:t>
+      </w:r>
+      <w:r>
+        <w:rPr>
+          <w:rFonts w:ascii="微软雅黑" w:hAnsi="微软雅黑" w:eastAsia="微软雅黑" w:cs="微软雅黑"/>
+          <w:b w:val="0"/>
+        </w:rPr>
+        <w:t xml:space="preserve"> </w:t>
+      </w:r>
+      <w:r>
+        <w:rPr>
+          <w:rFonts w:ascii="微软雅黑" w:hAnsi="微软雅黑" w:eastAsia="微软雅黑" w:cs="微软雅黑"/>
+          <w:b/>
+        </w:rPr>
+        <w:t>未建</w:t>
+      </w:r>
+      <w:r>
+        <w:rPr>
+          <w:rFonts w:ascii="微软雅黑" w:hAnsi="微软雅黑" w:eastAsia="微软雅黑" w:cs="微软雅黑"/>
+          <w:b w:val="0"/>
+        </w:rPr>
+        <w:t>。</w:t>
       </w:r>
     </w:p>
     <w:p>
@@ -30071,147 +31217,91 @@
           <w:rFonts w:ascii="微软雅黑" w:hAnsi="微软雅黑" w:eastAsia="微软雅黑" w:cs="微软雅黑"/>
           <w:b w:val="0"/>
         </w:rPr>
-        <w:t xml:space="preserve">Runtime 复用（不重写）：全部经 </w:t>
-      </w:r>
-      <w:r>
-        <w:rPr>
-          <w:rFonts w:ascii="Consolas" w:hAnsi="Consolas" w:eastAsia="Consolas" w:cs="Consolas"/>
-          <w:b w:val="0"/>
-        </w:rPr>
-        <w:t>run_task()</w:t>
-      </w:r>
-      <w:r>
-        <w:rPr>
-          <w:rFonts w:ascii="微软雅黑" w:hAnsi="微软雅黑" w:eastAsia="微软雅黑" w:cs="微软雅黑"/>
-          <w:b w:val="0"/>
-        </w:rPr>
-        <w:t>；</w:t>
-      </w:r>
-      <w:r>
-        <w:rPr>
-          <w:rFonts w:ascii="Consolas" w:hAnsi="Consolas" w:eastAsia="Consolas" w:cs="Consolas"/>
-          <w:b w:val="0"/>
-        </w:rPr>
-        <w:t>backend/app/ai/runtime.py</w:t>
-      </w:r>
-      <w:r>
-        <w:rPr>
-          <w:rFonts w:ascii="微软雅黑" w:hAnsi="微软雅黑" w:eastAsia="微软雅黑" w:cs="微软雅黑"/>
-          <w:b w:val="0"/>
-        </w:rPr>
-        <w:t xml:space="preserve"> 新增 </w:t>
-      </w:r>
-      <w:r>
-        <w:rPr>
-          <w:rFonts w:ascii="Consolas" w:hAnsi="Consolas" w:eastAsia="Consolas" w:cs="Consolas"/>
-          <w:b w:val="0"/>
-        </w:rPr>
-        <w:t>research_run_id</w:t>
-      </w:r>
-      <w:r>
-        <w:rPr>
-          <w:rFonts w:ascii="微软雅黑" w:hAnsi="微软雅黑" w:eastAsia="微软雅黑" w:cs="微软雅黑"/>
-          <w:b w:val="0"/>
-        </w:rPr>
-        <w:t xml:space="preserve"> 参数（记录在 </w:t>
-      </w:r>
-      <w:r>
-        <w:rPr>
-          <w:rFonts w:ascii="Consolas" w:hAnsi="Consolas" w:eastAsia="Consolas" w:cs="Consolas"/>
-          <w:b w:val="0"/>
-        </w:rPr>
-        <w:t>AITask</w:t>
-      </w:r>
-      <w:r>
-        <w:rPr>
-          <w:rFonts w:ascii="微软雅黑" w:hAnsi="微软雅黑" w:eastAsia="微软雅黑" w:cs="微软雅黑"/>
-          <w:b w:val="0"/>
-        </w:rPr>
-        <w:t xml:space="preserve"> 上，不影响路由与缓存），</w:t>
-      </w:r>
-      <w:r>
-        <w:rPr>
-          <w:rFonts w:ascii="Consolas" w:hAnsi="Consolas" w:eastAsia="Consolas" w:cs="Consolas"/>
-          <w:b w:val="0"/>
-        </w:rPr>
-        <w:t>audit_payload()</w:t>
-      </w:r>
-      <w:r>
-        <w:rPr>
-          <w:rFonts w:ascii="微软雅黑" w:hAnsi="微软雅黑" w:eastAsia="微软雅黑" w:cs="微软雅黑"/>
-          <w:b w:val="0"/>
-        </w:rPr>
-        <w:t xml:space="preserve"> 另返回 </w:t>
-      </w:r>
-      <w:r>
-        <w:rPr>
-          <w:rFonts w:ascii="Consolas" w:hAnsi="Consolas" w:eastAsia="Consolas" w:cs="Consolas"/>
-          <w:b w:val="0"/>
-        </w:rPr>
-        <w:t>source_snapshot_hash</w:t>
-      </w:r>
-      <w:r>
-        <w:rPr>
-          <w:rFonts w:ascii="微软雅黑" w:hAnsi="微软雅黑" w:eastAsia="微软雅黑" w:cs="微软雅黑"/>
-          <w:b w:val="0"/>
-        </w:rPr>
-        <w:t xml:space="preserve"> / </w:t>
-      </w:r>
-      <w:r>
-        <w:rPr>
-          <w:rFonts w:ascii="Consolas" w:hAnsi="Consolas" w:eastAsia="Consolas" w:cs="Consolas"/>
-          <w:b w:val="0"/>
-        </w:rPr>
-        <w:t>strategy_draft_version</w:t>
-      </w:r>
-      <w:r>
-        <w:rPr>
-          <w:rFonts w:ascii="微软雅黑" w:hAnsi="微软雅黑" w:eastAsia="微软雅黑" w:cs="微软雅黑"/>
-          <w:b w:val="0"/>
-        </w:rPr>
-        <w:t xml:space="preserve"> / </w:t>
-      </w:r>
-      <w:r>
-        <w:rPr>
-          <w:rFonts w:ascii="Consolas" w:hAnsi="Consolas" w:eastAsia="Consolas" w:cs="Consolas"/>
-          <w:b w:val="0"/>
-        </w:rPr>
-        <w:t>tool_calls: []</w:t>
-      </w:r>
-      <w:r>
-        <w:rPr>
-          <w:rFonts w:ascii="微软雅黑" w:hAnsi="微软雅黑" w:eastAsia="微软雅黑" w:cs="微软雅黑"/>
-          <w:b w:val="0"/>
-        </w:rPr>
-        <w:t>（本版不发起工具调用，空列表本身是记录的一部分）；</w:t>
-      </w:r>
-      <w:r>
-        <w:rPr>
-          <w:rFonts w:ascii="Consolas" w:hAnsi="Consolas" w:eastAsia="Consolas" w:cs="Consolas"/>
-          <w:b w:val="0"/>
-        </w:rPr>
-        <w:t>RESEARCHER.md</w:t>
-      </w:r>
-      <w:r>
-        <w:rPr>
-          <w:rFonts w:ascii="微软雅黑" w:hAnsi="微软雅黑" w:eastAsia="微软雅黑" w:cs="微软雅黑"/>
-          <w:b w:val="0"/>
-        </w:rPr>
-        <w:t xml:space="preserve"> / </w:t>
-      </w:r>
-      <w:r>
-        <w:rPr>
-          <w:rFonts w:ascii="Consolas" w:hAnsi="Consolas" w:eastAsia="Consolas" w:cs="Consolas"/>
-          <w:b w:val="0"/>
-        </w:rPr>
-        <w:t>STRATEGY_ARCHITECT.md</w:t>
-      </w:r>
-      <w:r>
-        <w:rPr>
-          <w:rFonts w:ascii="微软雅黑" w:hAnsi="微软雅黑" w:eastAsia="微软雅黑" w:cs="微软雅黑"/>
-          <w:b w:val="0"/>
-        </w:rPr>
-        <w:t xml:space="preserve"> 升到 1.1.0 并提供两份新的输出 JSON schema。</w:t>
+        <w:t>四条端点（</w:t>
+      </w:r>
+      <w:r>
+        <w:rPr>
+          <w:rFonts w:ascii="Consolas" w:hAnsi="Consolas" w:eastAsia="Consolas" w:cs="Consolas"/>
+          <w:b w:val="0"/>
+        </w:rPr>
+        <w:t>docs/12_API_SPEC.md</w:t>
+      </w:r>
+      <w:r>
+        <w:rPr>
+          <w:rFonts w:ascii="微软雅黑" w:hAnsi="微软雅黑" w:eastAsia="微软雅黑" w:cs="微软雅黑"/>
+          <w:b w:val="0"/>
+        </w:rPr>
+        <w:t xml:space="preserve"> 已登记 </w:t>
+      </w:r>
+      <w:r>
+        <w:rPr>
+          <w:rFonts w:ascii="Consolas" w:hAnsi="Consolas" w:eastAsia="Consolas" w:cs="Consolas"/>
+          <w:b w:val="0"/>
+        </w:rPr>
+        <w:t>[已实现]</w:t>
+      </w:r>
+      <w:r>
+        <w:rPr>
+          <w:rFonts w:ascii="微软雅黑" w:hAnsi="微软雅黑" w:eastAsia="微软雅黑" w:cs="微软雅黑"/>
+          <w:b w:val="0"/>
+        </w:rPr>
+        <w:t>）：</w:t>
+      </w:r>
+      <w:r>
+        <w:rPr>
+          <w:rFonts w:ascii="Consolas" w:hAnsi="Consolas" w:eastAsia="Consolas" w:cs="Consolas"/>
+          <w:b w:val="0"/>
+        </w:rPr>
+        <w:t>POST /ai/research</w:t>
+      </w:r>
+      <w:r>
+        <w:rPr>
+          <w:rFonts w:ascii="微软雅黑" w:hAnsi="微软雅黑" w:eastAsia="微软雅黑" w:cs="微软雅黑"/>
+          <w:b w:val="0"/>
+        </w:rPr>
+        <w:t>、</w:t>
+      </w:r>
+      <w:r>
+        <w:rPr>
+          <w:rFonts w:ascii="Consolas" w:hAnsi="Consolas" w:eastAsia="Consolas" w:cs="Consolas"/>
+          <w:b w:val="0"/>
+        </w:rPr>
+        <w:t>GET /ai/research</w:t>
+      </w:r>
+      <w:r>
+        <w:rPr>
+          <w:rFonts w:ascii="微软雅黑" w:hAnsi="微软雅黑" w:eastAsia="微软雅黑" w:cs="微软雅黑"/>
+          <w:b w:val="0"/>
+        </w:rPr>
+        <w:t>、</w:t>
+      </w:r>
+      <w:r>
+        <w:rPr>
+          <w:rFonts w:ascii="Consolas" w:hAnsi="Consolas" w:eastAsia="Consolas" w:cs="Consolas"/>
+          <w:b w:val="0"/>
+        </w:rPr>
+        <w:t>GET /ai/research/{run_id}</w:t>
+      </w:r>
+      <w:r>
+        <w:rPr>
+          <w:rFonts w:ascii="微软雅黑" w:hAnsi="微软雅黑" w:eastAsia="微软雅黑" w:cs="微软雅黑"/>
+          <w:b w:val="0"/>
+        </w:rPr>
+        <w:t>、</w:t>
+      </w:r>
+      <w:r>
+        <w:rPr>
+          <w:rFonts w:ascii="Consolas" w:hAnsi="Consolas" w:eastAsia="Consolas" w:cs="Consolas"/>
+          <w:b w:val="0"/>
+        </w:rPr>
+        <w:t>POST /ai/strategy/formalize</w:t>
+      </w:r>
+      <w:r>
+        <w:rPr>
+          <w:rFonts w:ascii="微软雅黑" w:hAnsi="微软雅黑" w:eastAsia="微软雅黑" w:cs="微软雅黑"/>
+          <w:b w:val="0"/>
+        </w:rPr>
+        <w:t>。</w:t>
       </w:r>
     </w:p>
     <w:p>
@@ -30223,21 +31313,91 @@
           <w:rFonts w:ascii="微软雅黑" w:hAnsi="微软雅黑" w:eastAsia="微软雅黑" w:cs="微软雅黑"/>
           <w:b w:val="0"/>
         </w:rPr>
-        <w:t>ADR-154…ADR-157（</w:t>
-      </w:r>
-      <w:r>
-        <w:rPr>
-          <w:rFonts w:ascii="Consolas" w:hAnsi="Consolas" w:eastAsia="Consolas" w:cs="Consolas"/>
-          <w:b w:val="0"/>
-        </w:rPr>
-        <w:t>docs/17_DECISIONS.md</w:t>
-      </w:r>
-      <w:r>
-        <w:rPr>
-          <w:rFonts w:ascii="微软雅黑" w:hAnsi="微软雅黑" w:eastAsia="微软雅黑" w:cs="微软雅黑"/>
-          <w:b w:val="0"/>
-        </w:rPr>
-        <w:t>）：ADR-154 理解必须携带 provenance、ADR-155 StrategyDraft 不可执行且 DSL 1.0 不变、ADR-156 能力裁决在服务端三态且无静默降级、ADR-157 结果是禁区。</w:t>
+        <w:t xml:space="preserve">provenance：每条规则带 </w:t>
+      </w:r>
+      <w:r>
+        <w:rPr>
+          <w:rFonts w:ascii="Consolas" w:hAnsi="Consolas" w:eastAsia="Consolas" w:cs="Consolas"/>
+          <w:b w:val="0"/>
+        </w:rPr>
+        <w:t>origin</w:t>
+      </w:r>
+      <w:r>
+        <w:rPr>
+          <w:rFonts w:ascii="微软雅黑" w:hAnsi="微软雅黑" w:eastAsia="微软雅黑" w:cs="微软雅黑"/>
+          <w:b w:val="0"/>
+        </w:rPr>
+        <w:t xml:space="preserve"> ∈ EXPLICIT / INFERRED / ASSUMED / UNKNOWN；EXPLICIT / INFERRED 必须来自</w:t>
+      </w:r>
+      <w:r>
+        <w:rPr>
+          <w:rFonts w:ascii="微软雅黑" w:hAnsi="微软雅黑" w:eastAsia="微软雅黑" w:cs="微软雅黑"/>
+          <w:b/>
+        </w:rPr>
+        <w:t>本次运行</w:t>
+      </w:r>
+      <w:r>
+        <w:rPr>
+          <w:rFonts w:ascii="微软雅黑" w:hAnsi="微软雅黑" w:eastAsia="微软雅黑" w:cs="微软雅黑"/>
+          <w:b w:val="0"/>
+        </w:rPr>
+        <w:t xml:space="preserve">的输入证据，ASSUMED 必须被 </w:t>
+      </w:r>
+      <w:r>
+        <w:rPr>
+          <w:rFonts w:ascii="Consolas" w:hAnsi="Consolas" w:eastAsia="Consolas" w:cs="Consolas"/>
+          <w:b w:val="0"/>
+        </w:rPr>
+        <w:t>assumptions[].applies_to</w:t>
+      </w:r>
+      <w:r>
+        <w:rPr>
+          <w:rFonts w:ascii="微软雅黑" w:hAnsi="微软雅黑" w:eastAsia="微软雅黑" w:cs="微软雅黑"/>
+          <w:b w:val="0"/>
+        </w:rPr>
+        <w:t xml:space="preserve"> 覆盖，UNKNOWN 必须被 </w:t>
+      </w:r>
+      <w:r>
+        <w:rPr>
+          <w:rFonts w:ascii="Consolas" w:hAnsi="Consolas" w:eastAsia="Consolas" w:cs="Consolas"/>
+          <w:b w:val="0"/>
+        </w:rPr>
+        <w:t>unknowns[].field</w:t>
+      </w:r>
+      <w:r>
+        <w:rPr>
+          <w:rFonts w:ascii="微软雅黑" w:hAnsi="微软雅黑" w:eastAsia="微软雅黑" w:cs="微软雅黑"/>
+          <w:b w:val="0"/>
+        </w:rPr>
+        <w:t xml:space="preserve"> 覆盖，任何缺口即 REJECT。Martin 场景「BTC 超跌后反弹时买入」必须给出 BTC / oversold / rebound / buy 为 EXPLICIT，定义 / 时间周期 / 出场 / 止损 / 仓位为 UNKNOWN；AI 提出的 </w:t>
+      </w:r>
+      <w:r>
+        <w:rPr>
+          <w:rFonts w:ascii="Consolas" w:hAnsi="Consolas" w:eastAsia="Consolas" w:cs="Consolas"/>
+          <w:b w:val="0"/>
+        </w:rPr>
+        <w:t>RSI(14) &lt; 30</w:t>
+      </w:r>
+      <w:r>
+        <w:rPr>
+          <w:rFonts w:ascii="微软雅黑" w:hAnsi="微软雅黑" w:eastAsia="微软雅黑" w:cs="微软雅黑"/>
+          <w:b w:val="0"/>
+        </w:rPr>
+        <w:t xml:space="preserve"> 再上穿 30 只允许标为 </w:t>
+      </w:r>
+      <w:r>
+        <w:rPr>
+          <w:rFonts w:ascii="Consolas" w:hAnsi="Consolas" w:eastAsia="Consolas" w:cs="Consolas"/>
+          <w:b w:val="0"/>
+        </w:rPr>
+        <w:t>ASSUMED</w:t>
+      </w:r>
+      <w:r>
+        <w:rPr>
+          <w:rFonts w:ascii="微软雅黑" w:hAnsi="微软雅黑" w:eastAsia="微软雅黑" w:cs="微软雅黑"/>
+          <w:b w:val="0"/>
+        </w:rPr>
+        <w:t>，并注明是 AI 提出的定义、不是用户原话。</w:t>
       </w:r>
     </w:p>
     <w:p>
@@ -30246,108 +31406,87 @@
       </w:pPr>
       <w:r>
         <w:rPr>
-          <w:rFonts w:ascii="微软雅黑" w:hAnsi="微软雅黑" w:eastAsia="微软雅黑" w:cs="微软雅黑"/>
-          <w:b w:val="0"/>
-        </w:rPr>
-        <w:t>UI：</w:t>
-      </w:r>
-      <w:r>
-        <w:rPr>
-          <w:rFonts w:ascii="Consolas" w:hAnsi="Consolas" w:eastAsia="Consolas" w:cs="Consolas"/>
-          <w:b w:val="0"/>
-        </w:rPr>
-        <w:t>/lab</w:t>
-      </w:r>
-      <w:r>
-        <w:rPr>
-          <w:rFonts w:ascii="微软雅黑" w:hAnsi="微软雅黑" w:eastAsia="微软雅黑" w:cs="微软雅黑"/>
-          <w:b w:val="0"/>
-        </w:rPr>
-        <w:t xml:space="preserve"> 只读第一版（</w:t>
-      </w:r>
-      <w:r>
-        <w:rPr>
-          <w:rFonts w:ascii="Consolas" w:hAnsi="Consolas" w:eastAsia="Consolas" w:cs="Consolas"/>
-          <w:b w:val="0"/>
-        </w:rPr>
-        <w:t>frontend/src/views/LabView.vue</w:t>
-      </w:r>
-      <w:r>
-        <w:rPr>
-          <w:rFonts w:ascii="微软雅黑" w:hAnsi="微软雅黑" w:eastAsia="微软雅黑" w:cs="微软雅黑"/>
-          <w:b w:val="0"/>
-        </w:rPr>
-        <w:t xml:space="preserve">，在 </w:t>
-      </w:r>
-      <w:r>
-        <w:rPr>
-          <w:rFonts w:ascii="Consolas" w:hAnsi="Consolas" w:eastAsia="Consolas" w:cs="Consolas"/>
-          <w:b w:val="0"/>
-        </w:rPr>
-        <w:t>frontend/src/main.ts</w:t>
-      </w:r>
-      <w:r>
-        <w:rPr>
-          <w:rFonts w:ascii="微软雅黑" w:hAnsi="微软雅黑" w:eastAsia="微软雅黑" w:cs="微软雅黑"/>
-          <w:b w:val="0"/>
-        </w:rPr>
-        <w:t xml:space="preserve"> 注册，并在 </w:t>
-      </w:r>
-      <w:r>
-        <w:rPr>
-          <w:rFonts w:ascii="Consolas" w:hAnsi="Consolas" w:eastAsia="Consolas" w:cs="Consolas"/>
-          <w:b w:val="0"/>
-        </w:rPr>
-        <w:t>frontend/src/App.vue</w:t>
-      </w:r>
-      <w:r>
-        <w:rPr>
-          <w:rFonts w:ascii="微软雅黑" w:hAnsi="微软雅黑" w:eastAsia="微软雅黑" w:cs="微软雅黑"/>
-          <w:b w:val="0"/>
-        </w:rPr>
-        <w:t xml:space="preserve"> 作为第 5 个导航项「AI 研究实验室」，普通与高级模式都可见）；普通模式只显示人话结论与下一步，</w:t>
-      </w:r>
-      <w:r>
-        <w:rPr>
-          <w:rFonts w:ascii="Consolas" w:hAnsi="Consolas" w:eastAsia="Consolas" w:cs="Consolas"/>
-          <w:b w:val="0"/>
-        </w:rPr>
-        <w:t>origin</w:t>
-      </w:r>
-      <w:r>
-        <w:rPr>
-          <w:rFonts w:ascii="微软雅黑" w:hAnsi="微软雅黑" w:eastAsia="微软雅黑" w:cs="微软雅黑"/>
-          <w:b w:val="0"/>
-        </w:rPr>
-        <w:t xml:space="preserve"> 徽标 / 能力 token / run id / attempts / 当前步骤 / JSON 仅高级模式；</w:t>
-      </w:r>
-      <w:r>
-        <w:rPr>
-          <w:rFonts w:ascii="Consolas" w:hAnsi="Consolas" w:eastAsia="Consolas" w:cs="Consolas"/>
-          <w:b w:val="0"/>
-        </w:rPr>
-        <w:t>ASSUMED</w:t>
-      </w:r>
-      <w:r>
-        <w:rPr>
-          <w:rFonts w:ascii="微软雅黑" w:hAnsi="微软雅黑" w:eastAsia="微软雅黑" w:cs="微软雅黑"/>
-          <w:b w:val="0"/>
-        </w:rPr>
-        <w:t xml:space="preserve"> 规则在</w:t>
+          <w:rFonts w:ascii="Consolas" w:hAnsi="Consolas" w:eastAsia="Consolas" w:cs="Consolas"/>
+          <w:b w:val="0"/>
+        </w:rPr>
+        <w:t>StrategyDraft</w:t>
+      </w:r>
+      <w:r>
+        <w:rPr>
+          <w:rFonts w:ascii="微软雅黑" w:hAnsi="微软雅黑" w:eastAsia="微软雅黑" w:cs="微软雅黑"/>
+          <w:b w:val="0"/>
+        </w:rPr>
+        <w:t xml:space="preserve"> 不可执行：</w:t>
+      </w:r>
+      <w:r>
+        <w:rPr>
+          <w:rFonts w:ascii="Consolas" w:hAnsi="Consolas" w:eastAsia="Consolas" w:cs="Consolas"/>
+          <w:b w:val="0"/>
+        </w:rPr>
+        <w:t>executable</w:t>
+      </w:r>
+      <w:r>
+        <w:rPr>
+          <w:rFonts w:ascii="微软雅黑" w:hAnsi="微软雅黑" w:eastAsia="微软雅黑" w:cs="微软雅黑"/>
+          <w:b w:val="0"/>
+        </w:rPr>
+        <w:t xml:space="preserve"> 是服务端计算字段且恒为 false，</w:t>
+      </w:r>
+      <w:r>
+        <w:rPr>
+          <w:rFonts w:ascii="Consolas" w:hAnsi="Consolas" w:eastAsia="Consolas" w:cs="Consolas"/>
+          <w:b w:val="0"/>
+        </w:rPr>
+        <w:t>compiled_strategy_version_id</w:t>
+      </w:r>
+      <w:r>
+        <w:rPr>
+          <w:rFonts w:ascii="微软雅黑" w:hAnsi="微软雅黑" w:eastAsia="微软雅黑" w:cs="微软雅黑"/>
+          <w:b w:val="0"/>
+        </w:rPr>
+        <w:t xml:space="preserve"> 保持 NULL，DSL 1.0（</w:t>
+      </w:r>
+      <w:r>
+        <w:rPr>
+          <w:rFonts w:ascii="Consolas" w:hAnsi="Consolas" w:eastAsia="Consolas" w:cs="Consolas"/>
+          <w:b w:val="0"/>
+        </w:rPr>
+        <w:t>backend/app/strategies/dsl.py</w:t>
+      </w:r>
+      <w:r>
+        <w:rPr>
+          <w:rFonts w:ascii="微软雅黑" w:hAnsi="微软雅黑" w:eastAsia="微软雅黑" w:cs="微软雅黑"/>
+          <w:b w:val="0"/>
+        </w:rPr>
+        <w:t>）</w:t>
       </w:r>
       <w:r>
         <w:rPr>
           <w:rFonts w:ascii="微软雅黑" w:hAnsi="微软雅黑" w:eastAsia="微软雅黑" w:cs="微软雅黑"/>
           <w:b/>
         </w:rPr>
-        <w:t>两种模式下都</w:t>
-      </w:r>
-      <w:r>
-        <w:rPr>
-          <w:rFonts w:ascii="微软雅黑" w:hAnsi="微软雅黑" w:eastAsia="微软雅黑" w:cs="微软雅黑"/>
-          <w:b w:val="0"/>
-        </w:rPr>
-        <w:t>标注「⚠️ AI 提出的假设，不是你的原话」，草案卡片始终声明不可运行、从未回测、没有收益 / 回撤 / Sharpe 数字。</w:t>
+        <w:t>未改</w:t>
+      </w:r>
+      <w:r>
+        <w:rPr>
+          <w:rFonts w:ascii="微软雅黑" w:hAnsi="微软雅黑" w:eastAsia="微软雅黑" w:cs="微软雅黑"/>
+          <w:b w:val="0"/>
+        </w:rPr>
+        <w:t xml:space="preserve">；弱化或隐藏 EXPLICIT 规则会记录 </w:t>
+      </w:r>
+      <w:r>
+        <w:rPr>
+          <w:rFonts w:ascii="Consolas" w:hAnsi="Consolas" w:eastAsia="Consolas" w:cs="Consolas"/>
+          <w:b w:val="0"/>
+        </w:rPr>
+        <w:t>dropped_explicit_rule</w:t>
+      </w:r>
+      <w:r>
+        <w:rPr>
+          <w:rFonts w:ascii="微软雅黑" w:hAnsi="微软雅黑" w:eastAsia="微软雅黑" w:cs="微软雅黑"/>
+          <w:b w:val="0"/>
+        </w:rPr>
+        <w:t>。</w:t>
       </w:r>
     </w:p>
     <w:p>
@@ -30359,56 +31498,98 @@
           <w:rFonts w:ascii="微软雅黑" w:hAnsi="微软雅黑" w:eastAsia="微软雅黑" w:cs="微软雅黑"/>
           <w:b w:val="0"/>
         </w:rPr>
-        <w:t>测试：五族 55 例——</w:t>
-      </w:r>
-      <w:r>
-        <w:rPr>
-          <w:rFonts w:ascii="Consolas" w:hAnsi="Consolas" w:eastAsia="Consolas" w:cs="Consolas"/>
-          <w:b w:val="0"/>
-        </w:rPr>
-        <w:t>backend/tests/test_ai_research.py</w:t>
-      </w:r>
-      <w:r>
-        <w:rPr>
-          <w:rFonts w:ascii="微软雅黑" w:hAnsi="微软雅黑" w:eastAsia="微软雅黑" w:cs="微软雅黑"/>
-          <w:b w:val="0"/>
-        </w:rPr>
-        <w:t>（16）、</w:t>
-      </w:r>
-      <w:r>
-        <w:rPr>
-          <w:rFonts w:ascii="Consolas" w:hAnsi="Consolas" w:eastAsia="Consolas" w:cs="Consolas"/>
-          <w:b w:val="0"/>
-        </w:rPr>
-        <w:t>backend/tests/test_ai_strategy_draft.py</w:t>
-      </w:r>
-      <w:r>
-        <w:rPr>
-          <w:rFonts w:ascii="微软雅黑" w:hAnsi="微软雅黑" w:eastAsia="微软雅黑" w:cs="微软雅黑"/>
-          <w:b w:val="0"/>
-        </w:rPr>
-        <w:t>（17）、</w:t>
-      </w:r>
-      <w:r>
-        <w:rPr>
-          <w:rFonts w:ascii="Consolas" w:hAnsi="Consolas" w:eastAsia="Consolas" w:cs="Consolas"/>
-          <w:b w:val="0"/>
-        </w:rPr>
-        <w:t>backend/tests/test_ai_research_security.py</w:t>
-      </w:r>
-      <w:r>
-        <w:rPr>
-          <w:rFonts w:ascii="微软雅黑" w:hAnsi="微软雅黑" w:eastAsia="微软雅黑" w:cs="微软雅黑"/>
-          <w:b w:val="0"/>
-        </w:rPr>
-        <w:t xml:space="preserve">（22），共享脚手架与演示答案在 </w:t>
-      </w:r>
-      <w:r>
-        <w:rPr>
-          <w:rFonts w:ascii="Consolas" w:hAnsi="Consolas" w:eastAsia="Consolas" w:cs="Consolas"/>
-          <w:b w:val="0"/>
-        </w:rPr>
-        <w:t>backend/tests/research_payloads.py</w:t>
+        <w:t xml:space="preserve">能力裁决在服务端按草案实际用到的能力计算（不采信模型自报，强于实际的自报记录 </w:t>
+      </w:r>
+      <w:r>
+        <w:rPr>
+          <w:rFonts w:ascii="Consolas" w:hAnsi="Consolas" w:eastAsia="Consolas" w:cs="Consolas"/>
+          <w:b w:val="0"/>
+        </w:rPr>
+        <w:t>capability_overclaim</w:t>
+      </w:r>
+      <w:r>
+        <w:rPr>
+          <w:rFonts w:ascii="微软雅黑" w:hAnsi="微软雅黑" w:eastAsia="微软雅黑" w:cs="微软雅黑"/>
+          <w:b w:val="0"/>
+        </w:rPr>
+        <w:t xml:space="preserve"> 并降级）；</w:t>
+      </w:r>
+      <w:r>
+        <w:rPr>
+          <w:rFonts w:ascii="Consolas" w:hAnsi="Consolas" w:eastAsia="Consolas" w:cs="Consolas"/>
+          <w:b w:val="0"/>
+        </w:rPr>
+        <w:t>NEEDS_CAPABILITY</w:t>
+      </w:r>
+      <w:r>
+        <w:rPr>
+          <w:rFonts w:ascii="微软雅黑" w:hAnsi="微软雅黑" w:eastAsia="微软雅黑" w:cs="微软雅黑"/>
+          <w:b w:val="0"/>
+        </w:rPr>
+        <w:t xml:space="preserve"> 只在完全无可建项时给出，否则缺项为 </w:t>
+      </w:r>
+      <w:r>
+        <w:rPr>
+          <w:rFonts w:ascii="Consolas" w:hAnsi="Consolas" w:eastAsia="Consolas" w:cs="Consolas"/>
+          <w:b w:val="0"/>
+        </w:rPr>
+        <w:t>PARTIALLY_SUPPORTED</w:t>
+      </w:r>
+      <w:r>
+        <w:rPr>
+          <w:rFonts w:ascii="微软雅黑" w:hAnsi="微软雅黑" w:eastAsia="微软雅黑" w:cs="微软雅黑"/>
+          <w:b w:val="0"/>
+        </w:rPr>
+        <w:t xml:space="preserve">，全支持为 </w:t>
+      </w:r>
+      <w:r>
+        <w:rPr>
+          <w:rFonts w:ascii="Consolas" w:hAnsi="Consolas" w:eastAsia="Consolas" w:cs="Consolas"/>
+          <w:b w:val="0"/>
+        </w:rPr>
+        <w:t>SUPPORTED</w:t>
+      </w:r>
+      <w:r>
+        <w:rPr>
+          <w:rFonts w:ascii="微软雅黑" w:hAnsi="微软雅黑" w:eastAsia="微软雅黑" w:cs="微软雅黑"/>
+          <w:b w:val="0"/>
+        </w:rPr>
+        <w:t xml:space="preserve">，无静默降级。"20-day momentum + cross-sectional ranking + monthly rebalance top 10%" 必须读作 </w:t>
+      </w:r>
+      <w:r>
+        <w:rPr>
+          <w:rFonts w:ascii="Consolas" w:hAnsi="Consolas" w:eastAsia="Consolas" w:cs="Consolas"/>
+          <w:b w:val="0"/>
+        </w:rPr>
+        <w:t>PARTIALLY_SUPPORTED</w:t>
+      </w:r>
+      <w:r>
+        <w:rPr>
+          <w:rFonts w:ascii="微软雅黑" w:hAnsi="微软雅黑" w:eastAsia="微软雅黑" w:cs="微软雅黑"/>
+          <w:b w:val="0"/>
+        </w:rPr>
+        <w:t xml:space="preserve">（支持：20 日动量；缺能力：横截面排名 / 组合构建 / 月度再平衡），AI 的「只做单资产 20 日动量」建议必须显式标为 </w:t>
+      </w:r>
+      <w:r>
+        <w:rPr>
+          <w:rFonts w:ascii="Consolas" w:hAnsi="Consolas" w:eastAsia="Consolas" w:cs="Consolas"/>
+          <w:b w:val="0"/>
+        </w:rPr>
+        <w:t>Experimental Alternative</w:t>
+      </w:r>
+      <w:r>
+        <w:rPr>
+          <w:rFonts w:ascii="微软雅黑" w:hAnsi="微软雅黑" w:eastAsia="微软雅黑" w:cs="微软雅黑"/>
+          <w:b w:val="0"/>
+        </w:rPr>
+        <w:t xml:space="preserve"> 并说明它与用户意图是</w:t>
+      </w:r>
+      <w:r>
+        <w:rPr>
+          <w:rFonts w:ascii="微软雅黑" w:hAnsi="微软雅黑" w:eastAsia="微软雅黑" w:cs="微软雅黑"/>
+          <w:b/>
+        </w:rPr>
+        <w:t>不同的策略</w:t>
       </w:r>
       <w:r>
         <w:rPr>
@@ -30416,16 +31597,6 @@
           <w:b w:val="0"/>
         </w:rPr>
         <w:t>。</w:t>
-      </w:r>
-    </w:p>
-    <w:p>
-      <w:pPr/>
-      <w:r>
-        <w:rPr>
-          <w:rFonts w:ascii="微软雅黑" w:hAnsi="微软雅黑" w:eastAsia="微软雅黑" w:cs="微软雅黑"/>
-          <w:b/>
-        </w:rPr>
-        <w:t>本版未交付（下一步）</w:t>
       </w:r>
     </w:p>
     <w:p>
@@ -30437,7 +31608,7 @@
           <w:rFonts w:ascii="微软雅黑" w:hAnsi="微软雅黑" w:eastAsia="微软雅黑" w:cs="微软雅黑"/>
           <w:b w:val="0"/>
         </w:rPr>
-        <w:t>Strategy Compiler（Draft → StrategySpec 1.0）。</w:t>
+        <w:t>结果是模型禁区：研究 schemas 里没有 CAGR / Sharpe / Max Drawdown / 胜率字段，像「预计 CAGR 25%」这样的文字声明一律标 UNVERIFIED 且不落库；校验链为 Model → Raw → JSON/Schema → Domain → Capability → Provenance → StrategyDraft，任一失败即 REJECT，最多一次同门重试，被拒的运行不落 hypothesis / draft 行。</w:t>
       </w:r>
     </w:p>
     <w:p>
@@ -30449,7 +31620,147 @@
           <w:rFonts w:ascii="微软雅黑" w:hAnsi="微软雅黑" w:eastAsia="微软雅黑" w:cs="微软雅黑"/>
           <w:b w:val="0"/>
         </w:rPr>
-        <w:t>任何 AI 触发的回测 / 风险 / 敏感性 / Monte Carlo 入口。</w:t>
+        <w:t xml:space="preserve">Runtime 复用（不重写）：全部经 </w:t>
+      </w:r>
+      <w:r>
+        <w:rPr>
+          <w:rFonts w:ascii="Consolas" w:hAnsi="Consolas" w:eastAsia="Consolas" w:cs="Consolas"/>
+          <w:b w:val="0"/>
+        </w:rPr>
+        <w:t>run_task()</w:t>
+      </w:r>
+      <w:r>
+        <w:rPr>
+          <w:rFonts w:ascii="微软雅黑" w:hAnsi="微软雅黑" w:eastAsia="微软雅黑" w:cs="微软雅黑"/>
+          <w:b w:val="0"/>
+        </w:rPr>
+        <w:t>；</w:t>
+      </w:r>
+      <w:r>
+        <w:rPr>
+          <w:rFonts w:ascii="Consolas" w:hAnsi="Consolas" w:eastAsia="Consolas" w:cs="Consolas"/>
+          <w:b w:val="0"/>
+        </w:rPr>
+        <w:t>backend/app/ai/runtime.py</w:t>
+      </w:r>
+      <w:r>
+        <w:rPr>
+          <w:rFonts w:ascii="微软雅黑" w:hAnsi="微软雅黑" w:eastAsia="微软雅黑" w:cs="微软雅黑"/>
+          <w:b w:val="0"/>
+        </w:rPr>
+        <w:t xml:space="preserve"> 新增 </w:t>
+      </w:r>
+      <w:r>
+        <w:rPr>
+          <w:rFonts w:ascii="Consolas" w:hAnsi="Consolas" w:eastAsia="Consolas" w:cs="Consolas"/>
+          <w:b w:val="0"/>
+        </w:rPr>
+        <w:t>research_run_id</w:t>
+      </w:r>
+      <w:r>
+        <w:rPr>
+          <w:rFonts w:ascii="微软雅黑" w:hAnsi="微软雅黑" w:eastAsia="微软雅黑" w:cs="微软雅黑"/>
+          <w:b w:val="0"/>
+        </w:rPr>
+        <w:t xml:space="preserve"> 参数（记录在 </w:t>
+      </w:r>
+      <w:r>
+        <w:rPr>
+          <w:rFonts w:ascii="Consolas" w:hAnsi="Consolas" w:eastAsia="Consolas" w:cs="Consolas"/>
+          <w:b w:val="0"/>
+        </w:rPr>
+        <w:t>AITask</w:t>
+      </w:r>
+      <w:r>
+        <w:rPr>
+          <w:rFonts w:ascii="微软雅黑" w:hAnsi="微软雅黑" w:eastAsia="微软雅黑" w:cs="微软雅黑"/>
+          <w:b w:val="0"/>
+        </w:rPr>
+        <w:t xml:space="preserve"> 上，不影响路由与缓存），</w:t>
+      </w:r>
+      <w:r>
+        <w:rPr>
+          <w:rFonts w:ascii="Consolas" w:hAnsi="Consolas" w:eastAsia="Consolas" w:cs="Consolas"/>
+          <w:b w:val="0"/>
+        </w:rPr>
+        <w:t>audit_payload()</w:t>
+      </w:r>
+      <w:r>
+        <w:rPr>
+          <w:rFonts w:ascii="微软雅黑" w:hAnsi="微软雅黑" w:eastAsia="微软雅黑" w:cs="微软雅黑"/>
+          <w:b w:val="0"/>
+        </w:rPr>
+        <w:t xml:space="preserve"> 另返回 </w:t>
+      </w:r>
+      <w:r>
+        <w:rPr>
+          <w:rFonts w:ascii="Consolas" w:hAnsi="Consolas" w:eastAsia="Consolas" w:cs="Consolas"/>
+          <w:b w:val="0"/>
+        </w:rPr>
+        <w:t>source_snapshot_hash</w:t>
+      </w:r>
+      <w:r>
+        <w:rPr>
+          <w:rFonts w:ascii="微软雅黑" w:hAnsi="微软雅黑" w:eastAsia="微软雅黑" w:cs="微软雅黑"/>
+          <w:b w:val="0"/>
+        </w:rPr>
+        <w:t xml:space="preserve"> / </w:t>
+      </w:r>
+      <w:r>
+        <w:rPr>
+          <w:rFonts w:ascii="Consolas" w:hAnsi="Consolas" w:eastAsia="Consolas" w:cs="Consolas"/>
+          <w:b w:val="0"/>
+        </w:rPr>
+        <w:t>strategy_draft_version</w:t>
+      </w:r>
+      <w:r>
+        <w:rPr>
+          <w:rFonts w:ascii="微软雅黑" w:hAnsi="微软雅黑" w:eastAsia="微软雅黑" w:cs="微软雅黑"/>
+          <w:b w:val="0"/>
+        </w:rPr>
+        <w:t xml:space="preserve"> / </w:t>
+      </w:r>
+      <w:r>
+        <w:rPr>
+          <w:rFonts w:ascii="Consolas" w:hAnsi="Consolas" w:eastAsia="Consolas" w:cs="Consolas"/>
+          <w:b w:val="0"/>
+        </w:rPr>
+        <w:t>tool_calls: []</w:t>
+      </w:r>
+      <w:r>
+        <w:rPr>
+          <w:rFonts w:ascii="微软雅黑" w:hAnsi="微软雅黑" w:eastAsia="微软雅黑" w:cs="微软雅黑"/>
+          <w:b w:val="0"/>
+        </w:rPr>
+        <w:t>（本版不发起工具调用，空列表本身是记录的一部分）；</w:t>
+      </w:r>
+      <w:r>
+        <w:rPr>
+          <w:rFonts w:ascii="Consolas" w:hAnsi="Consolas" w:eastAsia="Consolas" w:cs="Consolas"/>
+          <w:b w:val="0"/>
+        </w:rPr>
+        <w:t>RESEARCHER.md</w:t>
+      </w:r>
+      <w:r>
+        <w:rPr>
+          <w:rFonts w:ascii="微软雅黑" w:hAnsi="微软雅黑" w:eastAsia="微软雅黑" w:cs="微软雅黑"/>
+          <w:b w:val="0"/>
+        </w:rPr>
+        <w:t xml:space="preserve"> / </w:t>
+      </w:r>
+      <w:r>
+        <w:rPr>
+          <w:rFonts w:ascii="Consolas" w:hAnsi="Consolas" w:eastAsia="Consolas" w:cs="Consolas"/>
+          <w:b w:val="0"/>
+        </w:rPr>
+        <w:t>STRATEGY_ARCHITECT.md</w:t>
+      </w:r>
+      <w:r>
+        <w:rPr>
+          <w:rFonts w:ascii="微软雅黑" w:hAnsi="微软雅黑" w:eastAsia="微软雅黑" w:cs="微软雅黑"/>
+          <w:b w:val="0"/>
+        </w:rPr>
+        <w:t xml:space="preserve"> 升到 1.1.0 并提供两份新的输出 JSON schema。</w:t>
       </w:r>
     </w:p>
     <w:p>
@@ -30461,21 +31772,21 @@
           <w:rFonts w:ascii="微软雅黑" w:hAnsi="微软雅黑" w:eastAsia="微软雅黑" w:cs="微软雅黑"/>
           <w:b w:val="0"/>
         </w:rPr>
-        <w:t>Tool Gateway（Phase 5，</w:t>
-      </w:r>
-      <w:r>
-        <w:rPr>
-          <w:rFonts w:ascii="Consolas" w:hAnsi="Consolas" w:eastAsia="Consolas" w:cs="Consolas"/>
-          <w:b w:val="0"/>
-        </w:rPr>
-        <w:t>ai_tool_calls</w:t>
-      </w:r>
-      <w:r>
-        <w:rPr>
-          <w:rFonts w:ascii="微软雅黑" w:hAnsi="微软雅黑" w:eastAsia="微软雅黑" w:cs="微软雅黑"/>
-          <w:b w:val="0"/>
-        </w:rPr>
-        <w:t>）。</w:t>
+        <w:t>ADR-154…ADR-157（</w:t>
+      </w:r>
+      <w:r>
+        <w:rPr>
+          <w:rFonts w:ascii="Consolas" w:hAnsi="Consolas" w:eastAsia="Consolas" w:cs="Consolas"/>
+          <w:b w:val="0"/>
+        </w:rPr>
+        <w:t>docs/17_DECISIONS.md</w:t>
+      </w:r>
+      <w:r>
+        <w:rPr>
+          <w:rFonts w:ascii="微软雅黑" w:hAnsi="微软雅黑" w:eastAsia="微软雅黑" w:cs="微软雅黑"/>
+          <w:b w:val="0"/>
+        </w:rPr>
+        <w:t>）：ADR-154 理解必须携带 provenance、ADR-155 StrategyDraft 不可执行且 DSL 1.0 不变、ADR-156 能力裁决在服务端三态且无静默降级、ADR-157 结果是禁区。</w:t>
       </w:r>
     </w:p>
     <w:p>
@@ -30487,21 +31798,105 @@
           <w:rFonts w:ascii="微软雅黑" w:hAnsi="微软雅黑" w:eastAsia="微软雅黑" w:cs="微软雅黑"/>
           <w:b w:val="0"/>
         </w:rPr>
-        <w:t>统一研究来源（Phase 4：text / url / pdf / github 摄取、</w:t>
-      </w:r>
-      <w:r>
-        <w:rPr>
-          <w:rFonts w:ascii="Consolas" w:hAnsi="Consolas" w:eastAsia="Consolas" w:cs="Consolas"/>
-          <w:b w:val="0"/>
-        </w:rPr>
-        <w:t>ai_source_snapshots</w:t>
-      </w:r>
-      <w:r>
-        <w:rPr>
-          <w:rFonts w:ascii="微软雅黑" w:hAnsi="微软雅黑" w:eastAsia="微软雅黑" w:cs="微软雅黑"/>
-          <w:b w:val="0"/>
-        </w:rPr>
-        <w:t>）。</w:t>
+        <w:t>UI：</w:t>
+      </w:r>
+      <w:r>
+        <w:rPr>
+          <w:rFonts w:ascii="Consolas" w:hAnsi="Consolas" w:eastAsia="Consolas" w:cs="Consolas"/>
+          <w:b w:val="0"/>
+        </w:rPr>
+        <w:t>/lab</w:t>
+      </w:r>
+      <w:r>
+        <w:rPr>
+          <w:rFonts w:ascii="微软雅黑" w:hAnsi="微软雅黑" w:eastAsia="微软雅黑" w:cs="微软雅黑"/>
+          <w:b w:val="0"/>
+        </w:rPr>
+        <w:t xml:space="preserve"> 只读第一版（</w:t>
+      </w:r>
+      <w:r>
+        <w:rPr>
+          <w:rFonts w:ascii="Consolas" w:hAnsi="Consolas" w:eastAsia="Consolas" w:cs="Consolas"/>
+          <w:b w:val="0"/>
+        </w:rPr>
+        <w:t>frontend/src/views/LabView.vue</w:t>
+      </w:r>
+      <w:r>
+        <w:rPr>
+          <w:rFonts w:ascii="微软雅黑" w:hAnsi="微软雅黑" w:eastAsia="微软雅黑" w:cs="微软雅黑"/>
+          <w:b w:val="0"/>
+        </w:rPr>
+        <w:t xml:space="preserve">，在 </w:t>
+      </w:r>
+      <w:r>
+        <w:rPr>
+          <w:rFonts w:ascii="Consolas" w:hAnsi="Consolas" w:eastAsia="Consolas" w:cs="Consolas"/>
+          <w:b w:val="0"/>
+        </w:rPr>
+        <w:t>frontend/src/main.ts</w:t>
+      </w:r>
+      <w:r>
+        <w:rPr>
+          <w:rFonts w:ascii="微软雅黑" w:hAnsi="微软雅黑" w:eastAsia="微软雅黑" w:cs="微软雅黑"/>
+          <w:b w:val="0"/>
+        </w:rPr>
+        <w:t xml:space="preserve"> 注册，并在 </w:t>
+      </w:r>
+      <w:r>
+        <w:rPr>
+          <w:rFonts w:ascii="Consolas" w:hAnsi="Consolas" w:eastAsia="Consolas" w:cs="Consolas"/>
+          <w:b w:val="0"/>
+        </w:rPr>
+        <w:t>frontend/src/App.vue</w:t>
+      </w:r>
+      <w:r>
+        <w:rPr>
+          <w:rFonts w:ascii="微软雅黑" w:hAnsi="微软雅黑" w:eastAsia="微软雅黑" w:cs="微软雅黑"/>
+          <w:b w:val="0"/>
+        </w:rPr>
+        <w:t xml:space="preserve"> 作为第 5 个导航项「AI 研究实验室」，普通与高级模式都可见）；普通模式只显示人话结论与下一步，</w:t>
+      </w:r>
+      <w:r>
+        <w:rPr>
+          <w:rFonts w:ascii="Consolas" w:hAnsi="Consolas" w:eastAsia="Consolas" w:cs="Consolas"/>
+          <w:b w:val="0"/>
+        </w:rPr>
+        <w:t>origin</w:t>
+      </w:r>
+      <w:r>
+        <w:rPr>
+          <w:rFonts w:ascii="微软雅黑" w:hAnsi="微软雅黑" w:eastAsia="微软雅黑" w:cs="微软雅黑"/>
+          <w:b w:val="0"/>
+        </w:rPr>
+        <w:t xml:space="preserve"> 徽标 / 能力 token / run id / attempts / 当前步骤 / JSON 仅高级模式；</w:t>
+      </w:r>
+      <w:r>
+        <w:rPr>
+          <w:rFonts w:ascii="Consolas" w:hAnsi="Consolas" w:eastAsia="Consolas" w:cs="Consolas"/>
+          <w:b w:val="0"/>
+        </w:rPr>
+        <w:t>ASSUMED</w:t>
+      </w:r>
+      <w:r>
+        <w:rPr>
+          <w:rFonts w:ascii="微软雅黑" w:hAnsi="微软雅黑" w:eastAsia="微软雅黑" w:cs="微软雅黑"/>
+          <w:b w:val="0"/>
+        </w:rPr>
+        <w:t xml:space="preserve"> 规则在</w:t>
+      </w:r>
+      <w:r>
+        <w:rPr>
+          <w:rFonts w:ascii="微软雅黑" w:hAnsi="微软雅黑" w:eastAsia="微软雅黑" w:cs="微软雅黑"/>
+          <w:b/>
+        </w:rPr>
+        <w:t>两种模式下都</w:t>
+      </w:r>
+      <w:r>
+        <w:rPr>
+          <w:rFonts w:ascii="微软雅黑" w:hAnsi="微软雅黑" w:eastAsia="微软雅黑" w:cs="微软雅黑"/>
+          <w:b w:val="0"/>
+        </w:rPr>
+        <w:t>标注「⚠️ AI 提出的假设，不是你的原话」，草案卡片始终声明不可运行、从未回测、没有收益 / 回撤 / Sharpe 数字。</w:t>
       </w:r>
     </w:p>
     <w:p>
@@ -30510,17 +31905,76 @@
       </w:pPr>
       <w:r>
         <w:rPr>
-          <w:rFonts w:ascii="Consolas" w:hAnsi="Consolas" w:eastAsia="Consolas" w:cs="Consolas"/>
-          <w:b w:val="0"/>
-        </w:rPr>
-        <w:t>ai_research_runs</w:t>
-      </w:r>
-      <w:r>
-        <w:rPr>
-          <w:rFonts w:ascii="微软雅黑" w:hAnsi="微软雅黑" w:eastAsia="微软雅黑" w:cs="微软雅黑"/>
-          <w:b w:val="0"/>
-        </w:rPr>
-        <w:t xml:space="preserve"> 的异步工作流与人工确认。</w:t>
+          <w:rFonts w:ascii="微软雅黑" w:hAnsi="微软雅黑" w:eastAsia="微软雅黑" w:cs="微软雅黑"/>
+          <w:b w:val="0"/>
+        </w:rPr>
+        <w:t>测试：五族 55 例——</w:t>
+      </w:r>
+      <w:r>
+        <w:rPr>
+          <w:rFonts w:ascii="Consolas" w:hAnsi="Consolas" w:eastAsia="Consolas" w:cs="Consolas"/>
+          <w:b w:val="0"/>
+        </w:rPr>
+        <w:t>backend/tests/test_ai_research.py</w:t>
+      </w:r>
+      <w:r>
+        <w:rPr>
+          <w:rFonts w:ascii="微软雅黑" w:hAnsi="微软雅黑" w:eastAsia="微软雅黑" w:cs="微软雅黑"/>
+          <w:b w:val="0"/>
+        </w:rPr>
+        <w:t>（16）、</w:t>
+      </w:r>
+      <w:r>
+        <w:rPr>
+          <w:rFonts w:ascii="Consolas" w:hAnsi="Consolas" w:eastAsia="Consolas" w:cs="Consolas"/>
+          <w:b w:val="0"/>
+        </w:rPr>
+        <w:t>backend/tests/test_ai_strategy_draft.py</w:t>
+      </w:r>
+      <w:r>
+        <w:rPr>
+          <w:rFonts w:ascii="微软雅黑" w:hAnsi="微软雅黑" w:eastAsia="微软雅黑" w:cs="微软雅黑"/>
+          <w:b w:val="0"/>
+        </w:rPr>
+        <w:t>（17）、</w:t>
+      </w:r>
+      <w:r>
+        <w:rPr>
+          <w:rFonts w:ascii="Consolas" w:hAnsi="Consolas" w:eastAsia="Consolas" w:cs="Consolas"/>
+          <w:b w:val="0"/>
+        </w:rPr>
+        <w:t>backend/tests/test_ai_research_security.py</w:t>
+      </w:r>
+      <w:r>
+        <w:rPr>
+          <w:rFonts w:ascii="微软雅黑" w:hAnsi="微软雅黑" w:eastAsia="微软雅黑" w:cs="微软雅黑"/>
+          <w:b w:val="0"/>
+        </w:rPr>
+        <w:t xml:space="preserve">（22），共享脚手架与演示答案在 </w:t>
+      </w:r>
+      <w:r>
+        <w:rPr>
+          <w:rFonts w:ascii="Consolas" w:hAnsi="Consolas" w:eastAsia="Consolas" w:cs="Consolas"/>
+          <w:b w:val="0"/>
+        </w:rPr>
+        <w:t>backend/tests/research_payloads.py</w:t>
+      </w:r>
+      <w:r>
+        <w:rPr>
+          <w:rFonts w:ascii="微软雅黑" w:hAnsi="微软雅黑" w:eastAsia="微软雅黑" w:cs="微软雅黑"/>
+          <w:b w:val="0"/>
+        </w:rPr>
+        <w:t>。</w:t>
+      </w:r>
+    </w:p>
+    <w:p>
+      <w:pPr/>
+      <w:r>
+        <w:rPr>
+          <w:rFonts w:ascii="微软雅黑" w:hAnsi="微软雅黑" w:eastAsia="微软雅黑" w:cs="微软雅黑"/>
+          <w:b/>
+        </w:rPr>
+        <w:t>v1.9.8 未交付（下一步）</w:t>
       </w:r>
     </w:p>
     <w:p>
@@ -30529,17 +31983,10 @@
       </w:pPr>
       <w:r>
         <w:rPr>
-          <w:rFonts w:ascii="Consolas" w:hAnsi="Consolas" w:eastAsia="Consolas" w:cs="Consolas"/>
-          <w:b w:val="0"/>
-        </w:rPr>
-        <w:t>strategy_experiments</w:t>
-      </w:r>
-      <w:r>
-        <w:rPr>
-          <w:rFonts w:ascii="微软雅黑" w:hAnsi="微软雅黑" w:eastAsia="微软雅黑" w:cs="微软雅黑"/>
-          <w:b w:val="0"/>
-        </w:rPr>
-        <w:t>（Phase 7）。</w:t>
+          <w:rFonts w:ascii="微软雅黑" w:hAnsi="微软雅黑" w:eastAsia="微软雅黑" w:cs="微软雅黑"/>
+          <w:b w:val="0"/>
+        </w:rPr>
+        <w:t>Strategy Compiler（Draft → StrategySpec 1.0）。</w:t>
       </w:r>
     </w:p>
     <w:p>
@@ -30551,7 +31998,7 @@
           <w:rFonts w:ascii="微软雅黑" w:hAnsi="微软雅黑" w:eastAsia="微软雅黑" w:cs="微软雅黑"/>
           <w:b w:val="0"/>
         </w:rPr>
-        <w:t>四个 UI AI 面板（Dashboard / Signals / StrategyDetail / Backtest）的高级模式门控。</w:t>
+        <w:t>任何 AI 触发的回测 / 风险 / 敏感性 / Monte Carlo 入口。</w:t>
       </w:r>
     </w:p>
     <w:p>
@@ -30563,35 +32010,21 @@
           <w:rFonts w:ascii="微软雅黑" w:hAnsi="微软雅黑" w:eastAsia="微软雅黑" w:cs="微软雅黑"/>
           <w:b w:val="0"/>
         </w:rPr>
-        <w:t xml:space="preserve">完整 </w:t>
-      </w:r>
-      <w:r>
-        <w:rPr>
-          <w:rFonts w:ascii="Consolas" w:hAnsi="Consolas" w:eastAsia="Consolas" w:cs="Consolas"/>
-          <w:b w:val="0"/>
-        </w:rPr>
-        <w:t>/lab</w:t>
-      </w:r>
-      <w:r>
-        <w:rPr>
-          <w:rFonts w:ascii="微软雅黑" w:hAnsi="微软雅黑" w:eastAsia="微软雅黑" w:cs="微软雅黑"/>
-          <w:b w:val="0"/>
-        </w:rPr>
-        <w:t xml:space="preserve">（Phase 8，含状态机与溯源视图）与 </w:t>
-      </w:r>
-      <w:r>
-        <w:rPr>
-          <w:rFonts w:ascii="Consolas" w:hAnsi="Consolas" w:eastAsia="Consolas" w:cs="Consolas"/>
-          <w:b w:val="0"/>
-        </w:rPr>
-        <w:t>REVIEWER.md</w:t>
-      </w:r>
-      <w:r>
-        <w:rPr>
-          <w:rFonts w:ascii="微软雅黑" w:hAnsi="微软雅黑" w:eastAsia="微软雅黑" w:cs="微软雅黑"/>
-          <w:b w:val="0"/>
-        </w:rPr>
-        <w:t>。</w:t>
+        <w:t>Tool Gateway（Phase 5，</w:t>
+      </w:r>
+      <w:r>
+        <w:rPr>
+          <w:rFonts w:ascii="Consolas" w:hAnsi="Consolas" w:eastAsia="Consolas" w:cs="Consolas"/>
+          <w:b w:val="0"/>
+        </w:rPr>
+        <w:t>ai_tool_calls</w:t>
+      </w:r>
+      <w:r>
+        <w:rPr>
+          <w:rFonts w:ascii="微软雅黑" w:hAnsi="微软雅黑" w:eastAsia="微软雅黑" w:cs="微软雅黑"/>
+          <w:b w:val="0"/>
+        </w:rPr>
+        <w:t>）。</w:t>
       </w:r>
     </w:p>
     <w:p>
@@ -30603,7 +32036,123 @@
           <w:rFonts w:ascii="微软雅黑" w:hAnsi="微软雅黑" w:eastAsia="微软雅黑" w:cs="微软雅黑"/>
           <w:b w:val="0"/>
         </w:rPr>
-        <w:t>v1.9.9 尚未开始。</w:t>
+        <w:t>统一研究来源（Phase 4：text / url / pdf / github 摄取、</w:t>
+      </w:r>
+      <w:r>
+        <w:rPr>
+          <w:rFonts w:ascii="Consolas" w:hAnsi="Consolas" w:eastAsia="Consolas" w:cs="Consolas"/>
+          <w:b w:val="0"/>
+        </w:rPr>
+        <w:t>ai_source_snapshots</w:t>
+      </w:r>
+      <w:r>
+        <w:rPr>
+          <w:rFonts w:ascii="微软雅黑" w:hAnsi="微软雅黑" w:eastAsia="微软雅黑" w:cs="微软雅黑"/>
+          <w:b w:val="0"/>
+        </w:rPr>
+        <w:t>）。</w:t>
+      </w:r>
+    </w:p>
+    <w:p>
+      <w:pPr>
+        <w:pStyle w:val="ListBullet"/>
+      </w:pPr>
+      <w:r>
+        <w:rPr>
+          <w:rFonts w:ascii="Consolas" w:hAnsi="Consolas" w:eastAsia="Consolas" w:cs="Consolas"/>
+          <w:b w:val="0"/>
+        </w:rPr>
+        <w:t>ai_research_runs</w:t>
+      </w:r>
+      <w:r>
+        <w:rPr>
+          <w:rFonts w:ascii="微软雅黑" w:hAnsi="微软雅黑" w:eastAsia="微软雅黑" w:cs="微软雅黑"/>
+          <w:b w:val="0"/>
+        </w:rPr>
+        <w:t xml:space="preserve"> 的异步工作流与人工确认。</w:t>
+      </w:r>
+    </w:p>
+    <w:p>
+      <w:pPr>
+        <w:pStyle w:val="ListBullet"/>
+      </w:pPr>
+      <w:r>
+        <w:rPr>
+          <w:rFonts w:ascii="Consolas" w:hAnsi="Consolas" w:eastAsia="Consolas" w:cs="Consolas"/>
+          <w:b w:val="0"/>
+        </w:rPr>
+        <w:t>strategy_experiments</w:t>
+      </w:r>
+      <w:r>
+        <w:rPr>
+          <w:rFonts w:ascii="微软雅黑" w:hAnsi="微软雅黑" w:eastAsia="微软雅黑" w:cs="微软雅黑"/>
+          <w:b w:val="0"/>
+        </w:rPr>
+        <w:t>（Phase 7）。</w:t>
+      </w:r>
+    </w:p>
+    <w:p>
+      <w:pPr>
+        <w:pStyle w:val="ListBullet"/>
+      </w:pPr>
+      <w:r>
+        <w:rPr>
+          <w:rFonts w:ascii="微软雅黑" w:hAnsi="微软雅黑" w:eastAsia="微软雅黑" w:cs="微软雅黑"/>
+          <w:b w:val="0"/>
+        </w:rPr>
+        <w:t>四个 UI AI 面板（Dashboard / Signals / StrategyDetail / Backtest）的高级模式门控。</w:t>
+      </w:r>
+    </w:p>
+    <w:p>
+      <w:pPr>
+        <w:pStyle w:val="ListBullet"/>
+      </w:pPr>
+      <w:r>
+        <w:rPr>
+          <w:rFonts w:ascii="微软雅黑" w:hAnsi="微软雅黑" w:eastAsia="微软雅黑" w:cs="微软雅黑"/>
+          <w:b w:val="0"/>
+        </w:rPr>
+        <w:t xml:space="preserve">完整 </w:t>
+      </w:r>
+      <w:r>
+        <w:rPr>
+          <w:rFonts w:ascii="Consolas" w:hAnsi="Consolas" w:eastAsia="Consolas" w:cs="Consolas"/>
+          <w:b w:val="0"/>
+        </w:rPr>
+        <w:t>/lab</w:t>
+      </w:r>
+      <w:r>
+        <w:rPr>
+          <w:rFonts w:ascii="微软雅黑" w:hAnsi="微软雅黑" w:eastAsia="微软雅黑" w:cs="微软雅黑"/>
+          <w:b w:val="0"/>
+        </w:rPr>
+        <w:t xml:space="preserve">（Phase 8，含状态机与溯源视图）与 </w:t>
+      </w:r>
+      <w:r>
+        <w:rPr>
+          <w:rFonts w:ascii="Consolas" w:hAnsi="Consolas" w:eastAsia="Consolas" w:cs="Consolas"/>
+          <w:b w:val="0"/>
+        </w:rPr>
+        <w:t>REVIEWER.md</w:t>
+      </w:r>
+      <w:r>
+        <w:rPr>
+          <w:rFonts w:ascii="微软雅黑" w:hAnsi="微软雅黑" w:eastAsia="微软雅黑" w:cs="微软雅黑"/>
+          <w:b w:val="0"/>
+        </w:rPr>
+        <w:t>。</w:t>
+      </w:r>
+    </w:p>
+    <w:p>
+      <w:pPr>
+        <w:pStyle w:val="ListBullet"/>
+      </w:pPr>
+      <w:r>
+        <w:rPr>
+          <w:rFonts w:ascii="微软雅黑" w:hAnsi="微软雅黑" w:eastAsia="微软雅黑" w:cs="微软雅黑"/>
+          <w:b w:val="0"/>
+        </w:rPr>
+        <w:t>以上 Phase 4+ 范围全部移到 v2.0.0（ADR-079）；v1.9.9 本身只修迁移建表 / 删表顺序，不加功能。</w:t>
       </w:r>
     </w:p>
     <w:p>

--- a/My_Quant_Lab_Development_Spec_V1.1.docx
+++ b/My_Quant_Lab_Development_Spec_V1.1.docx
@@ -324,7 +324,7 @@
           <w:rFonts w:ascii="Consolas" w:hAnsi="Consolas" w:eastAsia="Consolas" w:cs="Consolas"/>
           <w:b w:val="0"/>
         </w:rPr>
-        <w:t>v1.9.9</w:t>
+        <w:t>v2.0.0</w:t>
       </w:r>
       <w:r>
         <w:rPr>
@@ -338,7 +338,7 @@
           <w:rFonts w:ascii="微软雅黑" w:hAnsi="微软雅黑" w:eastAsia="微软雅黑" w:cs="微软雅黑"/>
           <w:b/>
         </w:rPr>
-        <w:t>本文件最初生成于 v1.9.7 提交之前，此后经历 v1.9.8 刷新，本次为 v1.9.9 刷新</w:t>
+        <w:t>本文件最初生成于 v1.9.7 提交之前，此后经历 v1.9.8、v1.9.9 两次刷新，本次为 v2.0.0 刷新</w:t>
       </w:r>
       <w:r>
         <w:rPr>
@@ -401,7 +401,7 @@
           <w:rFonts w:ascii="微软雅黑" w:hAnsi="微软雅黑" w:eastAsia="微软雅黑" w:cs="微软雅黑"/>
           <w:b w:val="0"/>
         </w:rPr>
-        <w:t xml:space="preserve"> 等已在工作树中更新），本文件与那批改动一起在同一个 v1.9.7 提交中入库；v1.9.8 刷新同理发生在 v1.9.8 提交之前；本次 v1.9.9 刷新同样发生在 v1.9.9 提交之前，v1.9.9 的改动尚未提交。提交与打 tag 由主流程完成，本文件本身不做 commit / tag / push。v1.9.9 是</w:t>
+        <w:t xml:space="preserve"> 等已在工作树中更新），本文件与那批改动一起在同一个 v1.9.7 提交中入库；v1.9.8 刷新同理发生在 v1.9.8 提交之前；v1.9.9 刷新同理发生在 v1.9.9 提交之前；本次 v2.0.0 刷新同样发生在 v2.0.0 提交之前，v2.0.0 的改动尚未提交。提交与打 tag 由主流程完成，本文件本身不做 commit / tag / push。v1.9.9 是</w:t>
       </w:r>
       <w:r>
         <w:rPr>
@@ -541,7 +541,203 @@
           <w:rFonts w:ascii="微软雅黑" w:hAnsi="微软雅黑" w:eastAsia="微软雅黑" w:cs="微软雅黑"/>
           <w:b w:val="0"/>
         </w:rPr>
-        <w:t>。</w:t>
+        <w:t xml:space="preserve">。v2.0.0 是 </w:t>
+      </w:r>
+      <w:r>
+        <w:rPr>
+          <w:rFonts w:ascii="微软雅黑" w:hAnsi="微软雅黑" w:eastAsia="微软雅黑" w:cs="微软雅黑"/>
+          <w:b/>
+        </w:rPr>
+        <w:t>v1.9.9 独立验收的修复版</w:t>
+      </w:r>
+      <w:r>
+        <w:rPr>
+          <w:rFonts w:ascii="微软雅黑" w:hAnsi="微软雅黑" w:eastAsia="微软雅黑" w:cs="微软雅黑"/>
+          <w:b w:val="0"/>
+        </w:rPr>
+        <w:t xml:space="preserve">，只处理验收报告点名的两条 P1 与三条 P2（P1-01 引文逐字核对、P1-02 材料保留策略、P2-01 </w:t>
+      </w:r>
+      <w:r>
+        <w:rPr>
+          <w:rFonts w:ascii="Consolas" w:hAnsi="Consolas" w:eastAsia="Consolas" w:cs="Consolas"/>
+          <w:b w:val="0"/>
+        </w:rPr>
+        <w:t>rule_id</w:t>
+      </w:r>
+      <w:r>
+        <w:rPr>
+          <w:rFonts w:ascii="微软雅黑" w:hAnsi="微软雅黑" w:eastAsia="微软雅黑" w:cs="微软雅黑"/>
+          <w:b w:val="0"/>
+        </w:rPr>
+        <w:t xml:space="preserve"> 关联、P2-03 </w:t>
+      </w:r>
+      <w:r>
+        <w:rPr>
+          <w:rFonts w:ascii="Consolas" w:hAnsi="Consolas" w:eastAsia="Consolas" w:cs="Consolas"/>
+          <w:b w:val="0"/>
+        </w:rPr>
+        <w:t>source_hash</w:t>
+      </w:r>
+      <w:r>
+        <w:rPr>
+          <w:rFonts w:ascii="微软雅黑" w:hAnsi="微软雅黑" w:eastAsia="微软雅黑" w:cs="微软雅黑"/>
+          <w:b w:val="0"/>
+        </w:rPr>
+        <w:t xml:space="preserve"> 与 </w:t>
+      </w:r>
+      <w:r>
+        <w:rPr>
+          <w:rFonts w:ascii="Consolas" w:hAnsi="Consolas" w:eastAsia="Consolas" w:cs="Consolas"/>
+          <w:b w:val="0"/>
+        </w:rPr>
+        <w:t>text_hash</w:t>
+      </w:r>
+      <w:r>
+        <w:rPr>
+          <w:rFonts w:ascii="微软雅黑" w:hAnsi="微软雅黑" w:eastAsia="微软雅黑" w:cs="微软雅黑"/>
+          <w:b w:val="0"/>
+        </w:rPr>
+        <w:t xml:space="preserve"> 分开记账、P2-04 全仓 provider 边界守卫；P2-02 只写文档、不改代码），对应 </w:t>
+      </w:r>
+      <w:r>
+        <w:rPr>
+          <w:rFonts w:ascii="Consolas" w:hAnsi="Consolas" w:eastAsia="Consolas" w:cs="Consolas"/>
+          <w:b w:val="0"/>
+        </w:rPr>
+        <w:t>docs/17_DECISIONS.md</w:t>
+      </w:r>
+      <w:r>
+        <w:rPr>
+          <w:rFonts w:ascii="微软雅黑" w:hAnsi="微软雅黑" w:eastAsia="微软雅黑" w:cs="微软雅黑"/>
+          <w:b w:val="0"/>
+        </w:rPr>
+        <w:t xml:space="preserve"> 的 </w:t>
+      </w:r>
+      <w:r>
+        <w:rPr>
+          <w:rFonts w:ascii="微软雅黑" w:hAnsi="微软雅黑" w:eastAsia="微软雅黑" w:cs="微软雅黑"/>
+          <w:b/>
+        </w:rPr>
+        <w:t>ADR-159 至 ADR-162</w:t>
+      </w:r>
+      <w:r>
+        <w:rPr>
+          <w:rFonts w:ascii="微软雅黑" w:hAnsi="微软雅黑" w:eastAsia="微软雅黑" w:cs="微软雅黑"/>
+          <w:b w:val="0"/>
+        </w:rPr>
+        <w:t xml:space="preserve">，迁移 </w:t>
+      </w:r>
+      <w:r>
+        <w:rPr>
+          <w:rFonts w:ascii="Consolas" w:hAnsi="Consolas" w:eastAsia="Consolas" w:cs="Consolas"/>
+          <w:b w:val="0"/>
+        </w:rPr>
+        <w:t>0014_artifact_source_hash</w:t>
+      </w:r>
+      <w:r>
+        <w:rPr>
+          <w:rFonts w:ascii="微软雅黑" w:hAnsi="微软雅黑" w:eastAsia="微软雅黑" w:cs="微软雅黑"/>
+          <w:b w:val="0"/>
+        </w:rPr>
+        <w:t xml:space="preserve">（给 </w:t>
+      </w:r>
+      <w:r>
+        <w:rPr>
+          <w:rFonts w:ascii="Consolas" w:hAnsi="Consolas" w:eastAsia="Consolas" w:cs="Consolas"/>
+          <w:b w:val="0"/>
+        </w:rPr>
+        <w:t>research_artifacts</w:t>
+      </w:r>
+      <w:r>
+        <w:rPr>
+          <w:rFonts w:ascii="微软雅黑" w:hAnsi="微软雅黑" w:eastAsia="微软雅黑" w:cs="微软雅黑"/>
+          <w:b w:val="0"/>
+        </w:rPr>
+        <w:t xml:space="preserve"> 加一列 </w:t>
+      </w:r>
+      <w:r>
+        <w:rPr>
+          <w:rFonts w:ascii="Consolas" w:hAnsi="Consolas" w:eastAsia="Consolas" w:cs="Consolas"/>
+          <w:b w:val="0"/>
+        </w:rPr>
+        <w:t>source_hash</w:t>
+      </w:r>
+      <w:r>
+        <w:rPr>
+          <w:rFonts w:ascii="微软雅黑" w:hAnsi="微软雅黑" w:eastAsia="微软雅黑" w:cs="微软雅黑"/>
+          <w:b w:val="0"/>
+        </w:rPr>
+        <w:t>，</w:t>
+      </w:r>
+      <w:r>
+        <w:rPr>
+          <w:rFonts w:ascii="微软雅黑" w:hAnsi="微软雅黑" w:eastAsia="微软雅黑" w:cs="微软雅黑"/>
+          <w:b/>
+        </w:rPr>
+        <w:t>纯加列、无结构变更</w:t>
+      </w:r>
+      <w:r>
+        <w:rPr>
+          <w:rFonts w:ascii="微软雅黑" w:hAnsi="微软雅黑" w:eastAsia="微软雅黑" w:cs="微软雅黑"/>
+          <w:b w:val="0"/>
+        </w:rPr>
+        <w:t>）。</w:t>
+      </w:r>
+      <w:r>
+        <w:rPr>
+          <w:rFonts w:ascii="微软雅黑" w:hAnsi="微软雅黑" w:eastAsia="微软雅黑" w:cs="微软雅黑"/>
+          <w:b/>
+        </w:rPr>
+        <w:t>v2.0.0 不进入 Phase 4</w:t>
+      </w:r>
+      <w:r>
+        <w:rPr>
+          <w:rFonts w:ascii="微软雅黑" w:hAnsi="微软雅黑" w:eastAsia="微软雅黑" w:cs="微软雅黑"/>
+          <w:b w:val="0"/>
+        </w:rPr>
+        <w:t xml:space="preserve">：不做 Strategy Compiler，不做任何让 AI 触发回测 / 风险 / 敏感性 / Monte Carlo 的入口，不做 RAG、URL / PDF / GitHub 抓取、Tool Gateway、MCP、自动研究与自动优化，也不新增 Agent 或 Provider；按 ADR-079，v1.9.9 之后即 v2.0.0，而 v2.0.0 被本次验收修复占用，因此 </w:t>
+      </w:r>
+      <w:r>
+        <w:rPr>
+          <w:rFonts w:ascii="微软雅黑" w:hAnsi="微软雅黑" w:eastAsia="微软雅黑" w:cs="微软雅黑"/>
+          <w:b/>
+        </w:rPr>
+        <w:t xml:space="preserve">Phase 4 及其后的里程碑从 </w:t>
+      </w:r>
+      <w:r>
+        <w:rPr>
+          <w:rFonts w:ascii="Consolas" w:hAnsi="Consolas" w:eastAsia="Consolas" w:cs="Consolas"/>
+          <w:b/>
+        </w:rPr>
+        <w:t>v2.1.0</w:t>
+      </w:r>
+      <w:r>
+        <w:rPr>
+          <w:rFonts w:ascii="微软雅黑" w:hAnsi="微软雅黑" w:eastAsia="微软雅黑" w:cs="微软雅黑"/>
+          <w:b/>
+        </w:rPr>
+        <w:t xml:space="preserve"> 起步</w:t>
+      </w:r>
+      <w:r>
+        <w:rPr>
+          <w:rFonts w:ascii="微软雅黑" w:hAnsi="微软雅黑" w:eastAsia="微软雅黑" w:cs="微软雅黑"/>
+          <w:b w:val="0"/>
+        </w:rPr>
+        <w:t>。v2.0.0 是验收修复版，</w:t>
+      </w:r>
+      <w:r>
+        <w:rPr>
+          <w:rFonts w:ascii="微软雅黑" w:hAnsi="微软雅黑" w:eastAsia="微软雅黑" w:cs="微软雅黑"/>
+          <w:b/>
+        </w:rPr>
+        <w:t>不部署 NAS</w:t>
+      </w:r>
+      <w:r>
+        <w:rPr>
+          <w:rFonts w:ascii="微软雅黑" w:hAnsi="微软雅黑" w:eastAsia="微软雅黑" w:cs="微软雅黑"/>
+          <w:b w:val="0"/>
+        </w:rPr>
+        <w:t>（NAS 部署由用户自行决定，且必须等用户明确授权 / 告知）。</w:t>
       </w:r>
     </w:p>
     <w:p>
@@ -4070,7 +4266,71 @@
                 <w:b w:val="0"/>
                 <w:sz w:val="18"/>
               </w:rPr>
-              <w:t>）</w:t>
+              <w:t xml:space="preserve">）；v2.0.0 新增迁移 </w:t>
+            </w:r>
+            <w:r>
+              <w:rPr>
+                <w:rFonts w:ascii="Consolas" w:hAnsi="Consolas" w:eastAsia="Consolas" w:cs="Consolas"/>
+                <w:b w:val="0"/>
+                <w:sz w:val="18"/>
+              </w:rPr>
+              <w:t>backend/alembic/versions/0014_artifact_source_hash.py</w:t>
+            </w:r>
+            <w:r>
+              <w:rPr>
+                <w:rFonts w:ascii="微软雅黑" w:hAnsi="微软雅黑" w:eastAsia="微软雅黑" w:cs="微软雅黑"/>
+                <w:b w:val="0"/>
+                <w:sz w:val="18"/>
+              </w:rPr>
+              <w:t>（</w:t>
+            </w:r>
+            <w:r>
+              <w:rPr>
+                <w:rFonts w:ascii="Consolas" w:hAnsi="Consolas" w:eastAsia="Consolas" w:cs="Consolas"/>
+                <w:b w:val="0"/>
+                <w:sz w:val="18"/>
+              </w:rPr>
+              <w:t>down_revision = "0013_research_layer"</w:t>
+            </w:r>
+            <w:r>
+              <w:rPr>
+                <w:rFonts w:ascii="微软雅黑" w:hAnsi="微软雅黑" w:eastAsia="微软雅黑" w:cs="微软雅黑"/>
+                <w:b w:val="0"/>
+                <w:sz w:val="18"/>
+              </w:rPr>
+              <w:t xml:space="preserve">，给 </w:t>
+            </w:r>
+            <w:r>
+              <w:rPr>
+                <w:rFonts w:ascii="Consolas" w:hAnsi="Consolas" w:eastAsia="Consolas" w:cs="Consolas"/>
+                <w:b w:val="0"/>
+                <w:sz w:val="18"/>
+              </w:rPr>
+              <w:t>research_artifacts</w:t>
+            </w:r>
+            <w:r>
+              <w:rPr>
+                <w:rFonts w:ascii="微软雅黑" w:hAnsi="微软雅黑" w:eastAsia="微软雅黑" w:cs="微软雅黑"/>
+                <w:b w:val="0"/>
+                <w:sz w:val="18"/>
+              </w:rPr>
+              <w:t xml:space="preserve"> 加一列 </w:t>
+            </w:r>
+            <w:r>
+              <w:rPr>
+                <w:rFonts w:ascii="Consolas" w:hAnsi="Consolas" w:eastAsia="Consolas" w:cs="Consolas"/>
+                <w:b w:val="0"/>
+                <w:sz w:val="18"/>
+              </w:rPr>
+              <w:t>source_hash</w:t>
+            </w:r>
+            <w:r>
+              <w:rPr>
+                <w:rFonts w:ascii="微软雅黑" w:hAnsi="微软雅黑" w:eastAsia="微软雅黑" w:cs="微软雅黑"/>
+                <w:b w:val="0"/>
+                <w:sz w:val="18"/>
+              </w:rPr>
+              <w:t>，纯加列、无结构变更）</w:t>
             </w:r>
           </w:p>
         </w:tc>
@@ -4168,7 +4428,7 @@
                 <w:b w:val="0"/>
                 <w:sz w:val="18"/>
               </w:rPr>
-              <w:t>，待 v2.0.0</w:t>
+              <w:t>，待 v2.1.0</w:t>
             </w:r>
           </w:p>
         </w:tc>
@@ -4620,7 +4880,7 @@
                 <w:b w:val="0"/>
                 <w:sz w:val="18"/>
               </w:rPr>
-              <w:t>（状态机与溯源视图）待 v2.0.0</w:t>
+              <w:t>（状态机与溯源视图）待 v2.1.0</w:t>
             </w:r>
           </w:p>
         </w:tc>
@@ -4830,7 +5090,7 @@
                 <w:b w:val="0"/>
                 <w:sz w:val="18"/>
               </w:rPr>
-              <w:t xml:space="preserve"> 中 v1.9.7、v1.9.8 与 v1.9.9 三个版本行均已存在（v1.9.7 读数：工作树 27 改 + 15 新增、整仓 1014 passed + 4 skipped、</w:t>
+              <w:t xml:space="preserve"> 中 v1.9.7、v1.9.8、v1.9.9 与 v2.0.0 四个版本行均已存在（v1.9.7 读数：工作树 27 改 + 15 新增、整仓 1014 passed + 4 skipped、</w:t>
             </w:r>
             <w:r>
               <w:rPr>
@@ -4846,7 +5106,7 @@
                 <w:b w:val="0"/>
                 <w:sz w:val="18"/>
               </w:rPr>
-              <w:t xml:space="preserve"> 180 files、前端 620 modules、五条红证据；v1.9.8 的版本行与真实读数见该文件；v1.9.9 版本行已存在，其读数段稍后单独补）</w:t>
+              <w:t xml:space="preserve"> 180 files、前端 620 modules、五条红证据；v1.9.8 的版本行与真实读数见该文件；v1.9.9 版本行与读数段均已写入；v2.0.0 版本行已写入，其读数段稍后单独补）</w:t>
             </w:r>
           </w:p>
         </w:tc>
@@ -5066,15 +5326,159 @@
                 <w:b/>
                 <w:sz w:val="18"/>
               </w:rPr>
-              <w:t>ADR-158</w:t>
-            </w:r>
-            <w:r>
-              <w:rPr>
-                <w:rFonts w:ascii="微软雅黑" w:hAnsi="微软雅黑" w:eastAsia="微软雅黑" w:cs="微软雅黑"/>
-                <w:b w:val="0"/>
-                <w:sz w:val="18"/>
-              </w:rPr>
-              <w:t>：ADR-150 角色契约是 markdown 文件、ADR-151 能力注册表由代码派生并被测试绑定、ADR-152 预算决策链、ADR-153 AI runtime 与不可信来源边界、ADR-154 StrategyHypothesis 的理解必须携带 provenance、ADR-155 StrategyDraft 不可执行且 DSL 1.0 不变、ADR-156 能力裁决在服务端三态且无静默降级、ADR-157 结果是禁区（禁用指标键、UNVERIFIED 文字声明、七步校验链、一次受控重试）、ADR-158 迁移的建表 / 删表顺序必须与外键依赖一致（SQLite 看不见的顺序错误只能在 PostgreSQL 暴露，配两个 AST 守卫）</w:t>
+              <w:t>ADR-162</w:t>
+            </w:r>
+            <w:r>
+              <w:rPr>
+                <w:rFonts w:ascii="微软雅黑" w:hAnsi="微软雅黑" w:eastAsia="微软雅黑" w:cs="微软雅黑"/>
+                <w:b w:val="0"/>
+                <w:sz w:val="18"/>
+              </w:rPr>
+              <w:t xml:space="preserve">：ADR-150 角色契约是 markdown 文件、ADR-151 能力注册表由代码派生并被测试绑定、ADR-152 预算决策链、ADR-153 AI runtime 与不可信来源边界、ADR-154 StrategyHypothesis 的理解必须携带 provenance、ADR-155 StrategyDraft 不可执行且 DSL 1.0 不变、ADR-156 能力裁决在服务端三态且无静默降级、ADR-157 结果是禁区（禁用指标键、UNVERIFIED 文字声明、七步校验链、一次受控重试）、ADR-158 迁移的建表 / 删表顺序必须与外键依赖一致（SQLite 看不见的顺序错误只能在 PostgreSQL 暴露，配两个 AST 守卫）、ADR-159 证据必须有原文（EXPLICIT 的引文在服务端逐字核对，写回只读字段 </w:t>
+            </w:r>
+            <w:r>
+              <w:rPr>
+                <w:rFonts w:ascii="Consolas" w:hAnsi="Consolas" w:eastAsia="Consolas" w:cs="Consolas"/>
+                <w:b w:val="0"/>
+                <w:sz w:val="18"/>
+              </w:rPr>
+              <w:t>verified</w:t>
+            </w:r>
+            <w:r>
+              <w:rPr>
+                <w:rFonts w:ascii="微软雅黑" w:hAnsi="微软雅黑" w:eastAsia="微软雅黑" w:cs="微软雅黑"/>
+                <w:b w:val="0"/>
+                <w:sz w:val="18"/>
+              </w:rPr>
+              <w:t xml:space="preserve"> / </w:t>
+            </w:r>
+            <w:r>
+              <w:rPr>
+                <w:rFonts w:ascii="Consolas" w:hAnsi="Consolas" w:eastAsia="Consolas" w:cs="Consolas"/>
+                <w:b w:val="0"/>
+                <w:sz w:val="18"/>
+              </w:rPr>
+              <w:t>char_start</w:t>
+            </w:r>
+            <w:r>
+              <w:rPr>
+                <w:rFonts w:ascii="微软雅黑" w:hAnsi="微软雅黑" w:eastAsia="微软雅黑" w:cs="微软雅黑"/>
+                <w:b w:val="0"/>
+                <w:sz w:val="18"/>
+              </w:rPr>
+              <w:t xml:space="preserve"> / </w:t>
+            </w:r>
+            <w:r>
+              <w:rPr>
+                <w:rFonts w:ascii="Consolas" w:hAnsi="Consolas" w:eastAsia="Consolas" w:cs="Consolas"/>
+                <w:b w:val="0"/>
+                <w:sz w:val="18"/>
+              </w:rPr>
+              <w:t>char_end</w:t>
+            </w:r>
+            <w:r>
+              <w:rPr>
+                <w:rFonts w:ascii="微软雅黑" w:hAnsi="微软雅黑" w:eastAsia="微软雅黑" w:cs="微软雅黑"/>
+                <w:b w:val="0"/>
+                <w:sz w:val="18"/>
+              </w:rPr>
+              <w:t xml:space="preserve"> / </w:t>
+            </w:r>
+            <w:r>
+              <w:rPr>
+                <w:rFonts w:ascii="Consolas" w:hAnsi="Consolas" w:eastAsia="Consolas" w:cs="Consolas"/>
+                <w:b w:val="0"/>
+                <w:sz w:val="18"/>
+              </w:rPr>
+              <w:t>verified_against</w:t>
+            </w:r>
+            <w:r>
+              <w:rPr>
+                <w:rFonts w:ascii="微软雅黑" w:hAnsi="微软雅黑" w:eastAsia="微软雅黑" w:cs="微软雅黑"/>
+                <w:b w:val="0"/>
+                <w:sz w:val="18"/>
+              </w:rPr>
+              <w:t>）、ADR-160 一个未解问题只回答一条规则（</w:t>
+            </w:r>
+            <w:r>
+              <w:rPr>
+                <w:rFonts w:ascii="Consolas" w:hAnsi="Consolas" w:eastAsia="Consolas" w:cs="Consolas"/>
+                <w:b w:val="0"/>
+                <w:sz w:val="18"/>
+              </w:rPr>
+              <w:t>Unknown.rule_id</w:t>
+            </w:r>
+            <w:r>
+              <w:rPr>
+                <w:rFonts w:ascii="微软雅黑" w:hAnsi="微软雅黑" w:eastAsia="微软雅黑" w:cs="微软雅黑"/>
+                <w:b w:val="0"/>
+                <w:sz w:val="18"/>
+              </w:rPr>
+              <w:t>）、ADR-161 别人的材料只留片段、自己的材料留全（</w:t>
+            </w:r>
+            <w:r>
+              <w:rPr>
+                <w:rFonts w:ascii="Consolas" w:hAnsi="Consolas" w:eastAsia="Consolas" w:cs="Consolas"/>
+                <w:b w:val="0"/>
+                <w:sz w:val="18"/>
+              </w:rPr>
+              <w:t>retention</w:t>
+            </w:r>
+            <w:r>
+              <w:rPr>
+                <w:rFonts w:ascii="微软雅黑" w:hAnsi="微软雅黑" w:eastAsia="微软雅黑" w:cs="微软雅黑"/>
+                <w:b w:val="0"/>
+                <w:sz w:val="18"/>
+              </w:rPr>
+              <w:t xml:space="preserve"> 与 </w:t>
+            </w:r>
+            <w:r>
+              <w:rPr>
+                <w:rFonts w:ascii="Consolas" w:hAnsi="Consolas" w:eastAsia="Consolas" w:cs="Consolas"/>
+                <w:b w:val="0"/>
+                <w:sz w:val="18"/>
+              </w:rPr>
+              <w:t>source_hash</w:t>
+            </w:r>
+            <w:r>
+              <w:rPr>
+                <w:rFonts w:ascii="微软雅黑" w:hAnsi="微软雅黑" w:eastAsia="微软雅黑" w:cs="微软雅黑"/>
+                <w:b w:val="0"/>
+                <w:sz w:val="18"/>
+              </w:rPr>
+              <w:t xml:space="preserve"> / </w:t>
+            </w:r>
+            <w:r>
+              <w:rPr>
+                <w:rFonts w:ascii="Consolas" w:hAnsi="Consolas" w:eastAsia="Consolas" w:cs="Consolas"/>
+                <w:b w:val="0"/>
+                <w:sz w:val="18"/>
+              </w:rPr>
+              <w:t>text_hash</w:t>
+            </w:r>
+            <w:r>
+              <w:rPr>
+                <w:rFonts w:ascii="微软雅黑" w:hAnsi="微软雅黑" w:eastAsia="微软雅黑" w:cs="微软雅黑"/>
+                <w:b w:val="0"/>
+                <w:sz w:val="18"/>
+              </w:rPr>
+              <w:t xml:space="preserve"> 分开记账）、ADR-162 模型调用只有 </w:t>
+            </w:r>
+            <w:r>
+              <w:rPr>
+                <w:rFonts w:ascii="Consolas" w:hAnsi="Consolas" w:eastAsia="Consolas" w:cs="Consolas"/>
+                <w:b w:val="0"/>
+                <w:sz w:val="18"/>
+              </w:rPr>
+              <w:t>run_task()</w:t>
+            </w:r>
+            <w:r>
+              <w:rPr>
+                <w:rFonts w:ascii="微软雅黑" w:hAnsi="微软雅黑" w:eastAsia="微软雅黑" w:cs="微软雅黑"/>
+                <w:b w:val="0"/>
+                <w:sz w:val="18"/>
+              </w:rPr>
+              <w:t xml:space="preserve"> 一条路（AST 全仓守卫）</w:t>
             </w:r>
           </w:p>
         </w:tc>
@@ -6172,7 +6576,7 @@
                 <w:b w:val="0"/>
                 <w:sz w:val="18"/>
               </w:rPr>
-              <w:t xml:space="preserve"> 并交服务端能力裁决；编译成 StrategySpec 待 v2.0.0）</w:t>
+              <w:t xml:space="preserve"> 并交服务端能力裁决；编译成 StrategySpec 待 v2.1.0）</w:t>
             </w:r>
           </w:p>
         </w:tc>
@@ -6654,7 +7058,7 @@
           <w:rFonts w:ascii="微软雅黑" w:hAnsi="微软雅黑" w:eastAsia="微软雅黑" w:cs="微软雅黑"/>
           <w:b w:val="0"/>
         </w:rPr>
-        <w:t xml:space="preserve"> §10 中规划为 v2.0.0。</w:t>
+        <w:t xml:space="preserve"> §10 中规划为 v2.1.0。</w:t>
       </w:r>
     </w:p>
     <w:p>
@@ -12282,7 +12686,7 @@
           <w:rFonts w:ascii="微软雅黑" w:hAnsi="微软雅黑" w:eastAsia="微软雅黑" w:cs="微软雅黑"/>
           <w:b w:val="0"/>
         </w:rPr>
-        <w:t xml:space="preserve"> 待 v2.0.0 的 </w:t>
+        <w:t xml:space="preserve"> 待 v2.1.0 的 </w:t>
       </w:r>
       <w:r>
         <w:rPr>
@@ -12683,7 +13087,7 @@
           <w:rFonts w:ascii="微软雅黑" w:hAnsi="微软雅黑" w:eastAsia="微软雅黑" w:cs="微软雅黑"/>
           <w:b w:val="0"/>
         </w:rPr>
-        <w:t xml:space="preserve"> 仍待 v2.0.0。</w:t>
+        <w:t xml:space="preserve"> 仍待 v2.1.0。</w:t>
       </w:r>
     </w:p>
     <w:p>
@@ -15250,7 +15654,7 @@
           <w:rFonts w:ascii="Consolas" w:hAnsi="Consolas" w:eastAsia="Consolas" w:cs="Consolas"/>
           <w:b w:val="0"/>
         </w:rPr>
-        <w:t>0001_initial → 0002_immutability → 0003_fix_triggers_json → 0004_resource_monitor → 0005_signal_outcome_times → 0006_resource_pk_sqlite → 0007_backtest_result_warnings → 0008_github_pending_review → 0009_drop_dead_schema → 0010_immutability → 0011_signal_closes_direction → 0012_ai_role_contracts → 0013_research_layer</w:t>
+        <w:t>0001_initial → 0002_immutability → 0003_fix_triggers_json → 0004_resource_monitor → 0005_signal_outcome_times → 0006_resource_pk_sqlite → 0007_backtest_result_warnings → 0008_github_pending_review → 0009_drop_dead_schema → 0010_immutability → 0011_signal_closes_direction → 0012_ai_role_contracts → 0013_research_layer → 0014_artifact_source_hash</w:t>
       </w:r>
       <w:r>
         <w:rPr>
@@ -15269,6 +15673,158 @@
           <w:rFonts w:ascii="微软雅黑" w:hAnsi="微软雅黑" w:eastAsia="微软雅黑" w:cs="微软雅黑"/>
           <w:b w:val="0"/>
         </w:rPr>
+        <w:t xml:space="preserve">v2.0.0 迁移 </w:t>
+      </w:r>
+      <w:r>
+        <w:rPr>
+          <w:rFonts w:ascii="Consolas" w:hAnsi="Consolas" w:eastAsia="Consolas" w:cs="Consolas"/>
+          <w:b w:val="0"/>
+        </w:rPr>
+        <w:t>0014_artifact_source_hash</w:t>
+      </w:r>
+      <w:r>
+        <w:rPr>
+          <w:rFonts w:ascii="微软雅黑" w:hAnsi="微软雅黑" w:eastAsia="微软雅黑" w:cs="微软雅黑"/>
+          <w:b w:val="0"/>
+        </w:rPr>
+        <w:t xml:space="preserve"> 已落地：</w:t>
+      </w:r>
+      <w:r>
+        <w:rPr>
+          <w:rFonts w:ascii="Consolas" w:hAnsi="Consolas" w:eastAsia="Consolas" w:cs="Consolas"/>
+          <w:b w:val="0"/>
+        </w:rPr>
+        <w:t>backend/alembic/versions/0014_artifact_source_hash.py</w:t>
+      </w:r>
+      <w:r>
+        <w:rPr>
+          <w:rFonts w:ascii="微软雅黑" w:hAnsi="微软雅黑" w:eastAsia="微软雅黑" w:cs="微软雅黑"/>
+          <w:b w:val="0"/>
+        </w:rPr>
+        <w:t>（</w:t>
+      </w:r>
+      <w:r>
+        <w:rPr>
+          <w:rFonts w:ascii="Consolas" w:hAnsi="Consolas" w:eastAsia="Consolas" w:cs="Consolas"/>
+          <w:b w:val="0"/>
+        </w:rPr>
+        <w:t>down_revision = "0013_research_layer"</w:t>
+      </w:r>
+      <w:r>
+        <w:rPr>
+          <w:rFonts w:ascii="微软雅黑" w:hAnsi="微软雅黑" w:eastAsia="微软雅黑" w:cs="微软雅黑"/>
+          <w:b w:val="0"/>
+        </w:rPr>
+        <w:t xml:space="preserve">），给 </w:t>
+      </w:r>
+      <w:r>
+        <w:rPr>
+          <w:rFonts w:ascii="Consolas" w:hAnsi="Consolas" w:eastAsia="Consolas" w:cs="Consolas"/>
+          <w:b w:val="0"/>
+        </w:rPr>
+        <w:t>research_artifacts</w:t>
+      </w:r>
+      <w:r>
+        <w:rPr>
+          <w:rFonts w:ascii="微软雅黑" w:hAnsi="微软雅黑" w:eastAsia="微软雅黑" w:cs="微软雅黑"/>
+          <w:b w:val="0"/>
+        </w:rPr>
+        <w:t xml:space="preserve"> 加一列 </w:t>
+      </w:r>
+      <w:r>
+        <w:rPr>
+          <w:rFonts w:ascii="Consolas" w:hAnsi="Consolas" w:eastAsia="Consolas" w:cs="Consolas"/>
+          <w:b w:val="0"/>
+        </w:rPr>
+        <w:t>source_hash</w:t>
+      </w:r>
+      <w:r>
+        <w:rPr>
+          <w:rFonts w:ascii="微软雅黑" w:hAnsi="微软雅黑" w:eastAsia="微软雅黑" w:cs="微软雅黑"/>
+          <w:b w:val="0"/>
+        </w:rPr>
+        <w:t>（</w:t>
+      </w:r>
+      <w:r>
+        <w:rPr>
+          <w:rFonts w:ascii="Consolas" w:hAnsi="Consolas" w:eastAsia="Consolas" w:cs="Consolas"/>
+          <w:b w:val="0"/>
+        </w:rPr>
+        <w:t>sa.String(length=64)</w:t>
+      </w:r>
+      <w:r>
+        <w:rPr>
+          <w:rFonts w:ascii="微软雅黑" w:hAnsi="微软雅黑" w:eastAsia="微软雅黑" w:cs="微软雅黑"/>
+          <w:b w:val="0"/>
+        </w:rPr>
+        <w:t>、可空，旧行保持 NULL），</w:t>
+      </w:r>
+      <w:r>
+        <w:rPr>
+          <w:rFonts w:ascii="微软雅黑" w:hAnsi="微软雅黑" w:eastAsia="微软雅黑" w:cs="微软雅黑"/>
+          <w:b/>
+        </w:rPr>
+        <w:t>纯加列、无结构变更</w:t>
+      </w:r>
+      <w:r>
+        <w:rPr>
+          <w:rFonts w:ascii="微软雅黑" w:hAnsi="微软雅黑" w:eastAsia="微软雅黑" w:cs="微软雅黑"/>
+          <w:b w:val="0"/>
+        </w:rPr>
+        <w:t>。</w:t>
+      </w:r>
+      <w:r>
+        <w:rPr>
+          <w:rFonts w:ascii="Consolas" w:hAnsi="Consolas" w:eastAsia="Consolas" w:cs="Consolas"/>
+          <w:b w:val="0"/>
+        </w:rPr>
+        <w:t>source_hash</w:t>
+      </w:r>
+      <w:r>
+        <w:rPr>
+          <w:rFonts w:ascii="微软雅黑" w:hAnsi="微软雅黑" w:eastAsia="微软雅黑" w:cs="微软雅黑"/>
+          <w:b w:val="0"/>
+        </w:rPr>
+        <w:t xml:space="preserve"> 是调用方交上来的原文哈希，与模型读到的文本哈希 </w:t>
+      </w:r>
+      <w:r>
+        <w:rPr>
+          <w:rFonts w:ascii="Consolas" w:hAnsi="Consolas" w:eastAsia="Consolas" w:cs="Consolas"/>
+          <w:b w:val="0"/>
+        </w:rPr>
+        <w:t>text_hash</w:t>
+      </w:r>
+      <w:r>
+        <w:rPr>
+          <w:rFonts w:ascii="微软雅黑" w:hAnsi="微软雅黑" w:eastAsia="微软雅黑" w:cs="微软雅黑"/>
+          <w:b w:val="0"/>
+        </w:rPr>
+        <w:t xml:space="preserve"> 分开记账（ADR-161）：来源被截断时 </w:t>
+      </w:r>
+      <w:r>
+        <w:rPr>
+          <w:rFonts w:ascii="Consolas" w:hAnsi="Consolas" w:eastAsia="Consolas" w:cs="Consolas"/>
+          <w:b w:val="0"/>
+        </w:rPr>
+        <w:t>source_hash != text_hash</w:t>
+      </w:r>
+      <w:r>
+        <w:rPr>
+          <w:rFonts w:ascii="微软雅黑" w:hAnsi="微软雅黑" w:eastAsia="微软雅黑" w:cs="微软雅黑"/>
+          <w:b w:val="0"/>
+        </w:rPr>
+        <w:t>。</w:t>
+      </w:r>
+    </w:p>
+    <w:p>
+      <w:pPr>
+        <w:pStyle w:val="ListBullet"/>
+      </w:pPr>
+      <w:r>
+        <w:rPr>
+          <w:rFonts w:ascii="微软雅黑" w:hAnsi="微软雅黑" w:eastAsia="微软雅黑" w:cs="微软雅黑"/>
+          <w:b w:val="0"/>
+        </w:rPr>
         <w:t>计划中的后续迁移：</w:t>
       </w:r>
       <w:r>
@@ -15276,21 +15832,49 @@
           <w:rFonts w:ascii="Consolas" w:hAnsi="Consolas" w:eastAsia="Consolas" w:cs="Consolas"/>
           <w:b w:val="0"/>
         </w:rPr>
-        <w:t>0014_ai_workflow_audit</w:t>
-      </w:r>
-      <w:r>
-        <w:rPr>
-          <w:rFonts w:ascii="微软雅黑" w:hAnsi="微软雅黑" w:eastAsia="微软雅黑" w:cs="微软雅黑"/>
-          <w:b w:val="0"/>
-        </w:rPr>
-        <w:t>（v2.0.0）、（条件）</w:t>
-      </w:r>
-      <w:r>
-        <w:rPr>
-          <w:rFonts w:ascii="Consolas" w:hAnsi="Consolas" w:eastAsia="Consolas" w:cs="Consolas"/>
-          <w:b w:val="0"/>
-        </w:rPr>
-        <w:t>0015_metrics_*</w:t>
+        <w:t>ai_workflow_audit</w:t>
+      </w:r>
+      <w:r>
+        <w:rPr>
+          <w:rFonts w:ascii="微软雅黑" w:hAnsi="微软雅黑" w:eastAsia="微软雅黑" w:cs="微软雅黑"/>
+          <w:b w:val="0"/>
+        </w:rPr>
+        <w:t xml:space="preserve">（原文档编号 </w:t>
+      </w:r>
+      <w:r>
+        <w:rPr>
+          <w:rFonts w:ascii="Consolas" w:hAnsi="Consolas" w:eastAsia="Consolas" w:cs="Consolas"/>
+          <w:b w:val="0"/>
+        </w:rPr>
+        <w:t>0014</w:t>
+      </w:r>
+      <w:r>
+        <w:rPr>
+          <w:rFonts w:ascii="微软雅黑" w:hAnsi="微软雅黑" w:eastAsia="微软雅黑" w:cs="微软雅黑"/>
+          <w:b w:val="0"/>
+        </w:rPr>
+        <w:t xml:space="preserve"> 已被 v2.0.0 的 </w:t>
+      </w:r>
+      <w:r>
+        <w:rPr>
+          <w:rFonts w:ascii="Consolas" w:hAnsi="Consolas" w:eastAsia="Consolas" w:cs="Consolas"/>
+          <w:b w:val="0"/>
+        </w:rPr>
+        <w:t>0014_artifact_source_hash</w:t>
+      </w:r>
+      <w:r>
+        <w:rPr>
+          <w:rFonts w:ascii="微软雅黑" w:hAnsi="微软雅黑" w:eastAsia="微软雅黑" w:cs="微软雅黑"/>
+          <w:b w:val="0"/>
+        </w:rPr>
+        <w:t xml:space="preserve"> 占用，编号顺延；目标版本 v2.1.0）、（条件）</w:t>
+      </w:r>
+      <w:r>
+        <w:rPr>
+          <w:rFonts w:ascii="Consolas" w:hAnsi="Consolas" w:eastAsia="Consolas" w:cs="Consolas"/>
+          <w:b w:val="0"/>
+        </w:rPr>
+        <w:t>metrics_*</w:t>
       </w:r>
       <w:r>
         <w:rPr>
@@ -15439,7 +16023,7 @@
                 <w:b w:val="0"/>
                 <w:sz w:val="18"/>
               </w:rPr>
-              <w:t>（异步工作流与人工确认待 v2.0.0）</w:t>
+              <w:t>（异步工作流与人工确认待 v2.1.0）</w:t>
             </w:r>
           </w:p>
         </w:tc>
@@ -15775,7 +16359,7 @@
                 <w:b w:val="0"/>
                 <w:sz w:val="18"/>
               </w:rPr>
-              <w:t>v2.0.0（未建）</w:t>
+              <w:t>v2.1.0（未建）</w:t>
             </w:r>
           </w:p>
         </w:tc>
@@ -15831,7 +16415,7 @@
                 <w:b w:val="0"/>
                 <w:sz w:val="18"/>
               </w:rPr>
-              <w:t>v2.0.0（未建）</w:t>
+              <w:t>v2.1.0（未建）</w:t>
             </w:r>
           </w:p>
         </w:tc>
@@ -15911,7 +16495,7 @@
                 <w:b w:val="0"/>
                 <w:sz w:val="18"/>
               </w:rPr>
-              <w:t>（原计划 v1.9.8，随统一来源推迟到 v2.0.0）</w:t>
+              <w:t>（原计划 v1.9.8，随统一来源推迟到 v2.1.0）</w:t>
             </w:r>
           </w:p>
         </w:tc>
@@ -15919,6 +16503,114 @@
     </w:tbl>
     <w:p>
       <w:pPr/>
+    </w:p>
+    <w:p>
+      <w:pPr/>
+      <w:r>
+        <w:rPr>
+          <w:rFonts w:ascii="微软雅黑" w:hAnsi="微软雅黑" w:eastAsia="微软雅黑" w:cs="微软雅黑"/>
+          <w:b w:val="0"/>
+        </w:rPr>
+        <w:t xml:space="preserve">v2.0.0 给已建的 </w:t>
+      </w:r>
+      <w:r>
+        <w:rPr>
+          <w:rFonts w:ascii="Consolas" w:hAnsi="Consolas" w:eastAsia="Consolas" w:cs="Consolas"/>
+          <w:b w:val="0"/>
+        </w:rPr>
+        <w:t>research_artifacts</w:t>
+      </w:r>
+      <w:r>
+        <w:rPr>
+          <w:rFonts w:ascii="微软雅黑" w:hAnsi="微软雅黑" w:eastAsia="微软雅黑" w:cs="微软雅黑"/>
+          <w:b w:val="0"/>
+        </w:rPr>
+        <w:t xml:space="preserve"> </w:t>
+      </w:r>
+      <w:r>
+        <w:rPr>
+          <w:rFonts w:ascii="微软雅黑" w:hAnsi="微软雅黑" w:eastAsia="微软雅黑" w:cs="微软雅黑"/>
+          <w:b/>
+        </w:rPr>
+        <w:t>加了一列</w:t>
+      </w:r>
+      <w:r>
+        <w:rPr>
+          <w:rFonts w:ascii="微软雅黑" w:hAnsi="微软雅黑" w:eastAsia="微软雅黑" w:cs="微软雅黑"/>
+          <w:b w:val="0"/>
+        </w:rPr>
+        <w:t xml:space="preserve">（迁移 </w:t>
+      </w:r>
+      <w:r>
+        <w:rPr>
+          <w:rFonts w:ascii="Consolas" w:hAnsi="Consolas" w:eastAsia="Consolas" w:cs="Consolas"/>
+          <w:b w:val="0"/>
+        </w:rPr>
+        <w:t>0014_artifact_source_hash</w:t>
+      </w:r>
+      <w:r>
+        <w:rPr>
+          <w:rFonts w:ascii="微软雅黑" w:hAnsi="微软雅黑" w:eastAsia="微软雅黑" w:cs="微软雅黑"/>
+          <w:b w:val="0"/>
+        </w:rPr>
+        <w:t>）：</w:t>
+      </w:r>
+      <w:r>
+        <w:rPr>
+          <w:rFonts w:ascii="Consolas" w:hAnsi="Consolas" w:eastAsia="Consolas" w:cs="Consolas"/>
+          <w:b w:val="0"/>
+        </w:rPr>
+        <w:t>source_hash</w:t>
+      </w:r>
+      <w:r>
+        <w:rPr>
+          <w:rFonts w:ascii="微软雅黑" w:hAnsi="微软雅黑" w:eastAsia="微软雅黑" w:cs="微软雅黑"/>
+          <w:b w:val="0"/>
+        </w:rPr>
+        <w:t xml:space="preserve"> = 调用方交上来的原文哈希，与既有 </w:t>
+      </w:r>
+      <w:r>
+        <w:rPr>
+          <w:rFonts w:ascii="Consolas" w:hAnsi="Consolas" w:eastAsia="Consolas" w:cs="Consolas"/>
+          <w:b w:val="0"/>
+        </w:rPr>
+        <w:t>text_hash</w:t>
+      </w:r>
+      <w:r>
+        <w:rPr>
+          <w:rFonts w:ascii="微软雅黑" w:hAnsi="微软雅黑" w:eastAsia="微软雅黑" w:cs="微软雅黑"/>
+          <w:b w:val="0"/>
+        </w:rPr>
+        <w:t>（模型读到的文本）分开记账；第三方材料默认只留 metadata 与 ≤500 字符摘录，</w:t>
+      </w:r>
+      <w:r>
+        <w:rPr>
+          <w:rFonts w:ascii="Consolas" w:hAnsi="Consolas" w:eastAsia="Consolas" w:cs="Consolas"/>
+          <w:b w:val="0"/>
+        </w:rPr>
+        <w:t>user_input</w:t>
+      </w:r>
+      <w:r>
+        <w:rPr>
+          <w:rFonts w:ascii="微软雅黑" w:hAnsi="微软雅黑" w:eastAsia="微软雅黑" w:cs="微软雅黑"/>
+          <w:b w:val="0"/>
+        </w:rPr>
+        <w:t xml:space="preserve"> 按 </w:t>
+      </w:r>
+      <w:r>
+        <w:rPr>
+          <w:rFonts w:ascii="Consolas" w:hAnsi="Consolas" w:eastAsia="Consolas" w:cs="Consolas"/>
+          <w:b w:val="0"/>
+        </w:rPr>
+        <w:t>MAX_ARTIFACT_CHARS = 20_000</w:t>
+      </w:r>
+      <w:r>
+        <w:rPr>
+          <w:rFonts w:ascii="微软雅黑" w:hAnsi="微软雅黑" w:eastAsia="微软雅黑" w:cs="微软雅黑"/>
+          <w:b w:val="0"/>
+        </w:rPr>
+        <w:t xml:space="preserve"> + 64 片段整份保留（ADR-161）。</w:t>
+      </w:r>
     </w:p>
     <w:p>
       <w:pPr/>
@@ -16732,7 +17424,7 @@
                 <w:b w:val="0"/>
                 <w:sz w:val="18"/>
               </w:rPr>
-              <w:t>{question, sources:[{label?,kind?,source_ref,text}], model?}</w:t>
+              <w:t>{question, sources:[{label?,kind?,source_ref,text}], model?, retention?}</w:t>
             </w:r>
             <w:r>
               <w:rPr>
@@ -16772,7 +17464,135 @@
                 <w:b w:val="0"/>
                 <w:sz w:val="18"/>
               </w:rPr>
-              <w:t xml:space="preserve"> 1–8；答案不合规仍返回 200 且 </w:t>
+              <w:t xml:space="preserve"> 1–8；</w:t>
+            </w:r>
+            <w:r>
+              <w:rPr>
+                <w:rFonts w:ascii="Consolas" w:hAnsi="Consolas" w:eastAsia="Consolas" w:cs="Consolas"/>
+                <w:b w:val="0"/>
+                <w:sz w:val="18"/>
+              </w:rPr>
+              <w:t>retention</w:t>
+            </w:r>
+            <w:r>
+              <w:rPr>
+                <w:rFonts w:ascii="微软雅黑" w:hAnsi="微软雅黑" w:eastAsia="微软雅黑" w:cs="微软雅黑"/>
+                <w:b w:val="0"/>
+                <w:sz w:val="18"/>
+              </w:rPr>
+              <w:t xml:space="preserve"> 取 </w:t>
+            </w:r>
+            <w:r>
+              <w:rPr>
+                <w:rFonts w:ascii="Consolas" w:hAnsi="Consolas" w:eastAsia="Consolas" w:cs="Consolas"/>
+                <w:b w:val="0"/>
+                <w:sz w:val="18"/>
+              </w:rPr>
+              <w:t>excerpt</w:t>
+            </w:r>
+            <w:r>
+              <w:rPr>
+                <w:rFonts w:ascii="微软雅黑" w:hAnsi="微软雅黑" w:eastAsia="微软雅黑" w:cs="微软雅黑"/>
+                <w:b w:val="0"/>
+                <w:sz w:val="18"/>
+              </w:rPr>
+              <w:t xml:space="preserve"> / </w:t>
+            </w:r>
+            <w:r>
+              <w:rPr>
+                <w:rFonts w:ascii="Consolas" w:hAnsi="Consolas" w:eastAsia="Consolas" w:cs="Consolas"/>
+                <w:b w:val="0"/>
+                <w:sz w:val="18"/>
+              </w:rPr>
+              <w:t>full</w:t>
+            </w:r>
+            <w:r>
+              <w:rPr>
+                <w:rFonts w:ascii="微软雅黑" w:hAnsi="微软雅黑" w:eastAsia="微软雅黑" w:cs="微软雅黑"/>
+                <w:b w:val="0"/>
+                <w:sz w:val="18"/>
+              </w:rPr>
+              <w:t xml:space="preserve">（缺省按 </w:t>
+            </w:r>
+            <w:r>
+              <w:rPr>
+                <w:rFonts w:ascii="Consolas" w:hAnsi="Consolas" w:eastAsia="Consolas" w:cs="Consolas"/>
+                <w:b w:val="0"/>
+                <w:sz w:val="18"/>
+              </w:rPr>
+              <w:t>kind</w:t>
+            </w:r>
+            <w:r>
+              <w:rPr>
+                <w:rFonts w:ascii="微软雅黑" w:hAnsi="微软雅黑" w:eastAsia="微软雅黑" w:cs="微软雅黑"/>
+                <w:b w:val="0"/>
+                <w:sz w:val="18"/>
+              </w:rPr>
+              <w:t>：</w:t>
+            </w:r>
+            <w:r>
+              <w:rPr>
+                <w:rFonts w:ascii="Consolas" w:hAnsi="Consolas" w:eastAsia="Consolas" w:cs="Consolas"/>
+                <w:b w:val="0"/>
+                <w:sz w:val="18"/>
+              </w:rPr>
+              <w:t>user_input</w:t>
+            </w:r>
+            <w:r>
+              <w:rPr>
+                <w:rFonts w:ascii="微软雅黑" w:hAnsi="微软雅黑" w:eastAsia="微软雅黑" w:cs="微软雅黑"/>
+                <w:b w:val="0"/>
+                <w:sz w:val="18"/>
+              </w:rPr>
+              <w:t xml:space="preserve"> 整份保留，其余第三方只留 metadata + ≤500 字符摘录），</w:t>
+            </w:r>
+            <w:r>
+              <w:rPr>
+                <w:rFonts w:ascii="Consolas" w:hAnsi="Consolas" w:eastAsia="Consolas" w:cs="Consolas"/>
+                <w:b w:val="0"/>
+                <w:sz w:val="18"/>
+              </w:rPr>
+              <w:t>full</w:t>
+            </w:r>
+            <w:r>
+              <w:rPr>
+                <w:rFonts w:ascii="微软雅黑" w:hAnsi="微软雅黑" w:eastAsia="微软雅黑" w:cs="微软雅黑"/>
+                <w:b w:val="0"/>
+                <w:sz w:val="18"/>
+              </w:rPr>
+              <w:t xml:space="preserve"> 必须同时给 </w:t>
+            </w:r>
+            <w:r>
+              <w:rPr>
+                <w:rFonts w:ascii="Consolas" w:hAnsi="Consolas" w:eastAsia="Consolas" w:cs="Consolas"/>
+                <w:b w:val="0"/>
+                <w:sz w:val="18"/>
+              </w:rPr>
+              <w:t>license_note</w:t>
+            </w:r>
+            <w:r>
+              <w:rPr>
+                <w:rFonts w:ascii="微软雅黑" w:hAnsi="微软雅黑" w:eastAsia="微软雅黑" w:cs="微软雅黑"/>
+                <w:b w:val="0"/>
+                <w:sz w:val="18"/>
+              </w:rPr>
+              <w:t xml:space="preserve">，取值不合法或缺 </w:t>
+            </w:r>
+            <w:r>
+              <w:rPr>
+                <w:rFonts w:ascii="Consolas" w:hAnsi="Consolas" w:eastAsia="Consolas" w:cs="Consolas"/>
+                <w:b w:val="0"/>
+                <w:sz w:val="18"/>
+              </w:rPr>
+              <w:t>license_note</w:t>
+            </w:r>
+            <w:r>
+              <w:rPr>
+                <w:rFonts w:ascii="微软雅黑" w:hAnsi="微软雅黑" w:eastAsia="微软雅黑" w:cs="微软雅黑"/>
+                <w:b w:val="0"/>
+                <w:sz w:val="18"/>
+              </w:rPr>
+              <w:t xml:space="preserve"> 返回 400；答案不合规仍返回 200 且 </w:t>
             </w:r>
             <w:r>
               <w:rPr>
@@ -16998,6 +17818,303 @@
           <w:rFonts w:ascii="微软雅黑" w:hAnsi="微软雅黑" w:eastAsia="微软雅黑" w:cs="微软雅黑"/>
           <w:b/>
         </w:rPr>
+        <w:t>v2.0.0 对研究层端点的收紧（</w:t>
+      </w:r>
+      <w:r>
+        <w:rPr>
+          <w:rFonts w:ascii="Consolas" w:hAnsi="Consolas" w:eastAsia="Consolas" w:cs="Consolas"/>
+          <w:b/>
+        </w:rPr>
+        <w:t>docs/12_API_SPEC.md</w:t>
+      </w:r>
+      <w:r>
+        <w:rPr>
+          <w:rFonts w:ascii="微软雅黑" w:hAnsi="微软雅黑" w:eastAsia="微软雅黑" w:cs="微软雅黑"/>
+          <w:b/>
+        </w:rPr>
+        <w:t xml:space="preserve"> 的 AI Research 一节已同步，ADR-159 至 ADR-162）</w:t>
+      </w:r>
+      <w:r>
+        <w:rPr>
+          <w:rFonts w:ascii="微软雅黑" w:hAnsi="微软雅黑" w:eastAsia="微软雅黑" w:cs="微软雅黑"/>
+          <w:b w:val="0"/>
+        </w:rPr>
+        <w:t>：</w:t>
+      </w:r>
+      <w:r>
+        <w:rPr>
+          <w:rFonts w:ascii="Consolas" w:hAnsi="Consolas" w:eastAsia="Consolas" w:cs="Consolas"/>
+          <w:b w:val="0"/>
+        </w:rPr>
+        <w:t>POST /ai/research</w:t>
+      </w:r>
+      <w:r>
+        <w:rPr>
+          <w:rFonts w:ascii="微软雅黑" w:hAnsi="微软雅黑" w:eastAsia="微软雅黑" w:cs="微软雅黑"/>
+          <w:b w:val="0"/>
+        </w:rPr>
+        <w:t xml:space="preserve"> 的请求体加 </w:t>
+      </w:r>
+      <w:r>
+        <w:rPr>
+          <w:rFonts w:ascii="Consolas" w:hAnsi="Consolas" w:eastAsia="Consolas" w:cs="Consolas"/>
+          <w:b w:val="0"/>
+        </w:rPr>
+        <w:t>retention?</w:t>
+      </w:r>
+      <w:r>
+        <w:rPr>
+          <w:rFonts w:ascii="微软雅黑" w:hAnsi="微软雅黑" w:eastAsia="微软雅黑" w:cs="微软雅黑"/>
+          <w:b w:val="0"/>
+        </w:rPr>
+        <w:t>（见上表）；模型读到的材料由服务端记账，</w:t>
+      </w:r>
+      <w:r>
+        <w:rPr>
+          <w:rFonts w:ascii="Consolas" w:hAnsi="Consolas" w:eastAsia="Consolas" w:cs="Consolas"/>
+          <w:b w:val="0"/>
+        </w:rPr>
+        <w:t>sources[]</w:t>
+      </w:r>
+      <w:r>
+        <w:rPr>
+          <w:rFonts w:ascii="微软雅黑" w:hAnsi="微软雅黑" w:eastAsia="微软雅黑" w:cs="微软雅黑"/>
+          <w:b w:val="0"/>
+        </w:rPr>
+        <w:t xml:space="preserve"> 每条返回 </w:t>
+      </w:r>
+      <w:r>
+        <w:rPr>
+          <w:rFonts w:ascii="Consolas" w:hAnsi="Consolas" w:eastAsia="Consolas" w:cs="Consolas"/>
+          <w:b w:val="0"/>
+        </w:rPr>
+        <w:t>source_hash</w:t>
+      </w:r>
+      <w:r>
+        <w:rPr>
+          <w:rFonts w:ascii="微软雅黑" w:hAnsi="微软雅黑" w:eastAsia="微软雅黑" w:cs="微软雅黑"/>
+          <w:b w:val="0"/>
+        </w:rPr>
+        <w:t xml:space="preserve"> / </w:t>
+      </w:r>
+      <w:r>
+        <w:rPr>
+          <w:rFonts w:ascii="Consolas" w:hAnsi="Consolas" w:eastAsia="Consolas" w:cs="Consolas"/>
+          <w:b w:val="0"/>
+        </w:rPr>
+        <w:t>text_hash</w:t>
+      </w:r>
+      <w:r>
+        <w:rPr>
+          <w:rFonts w:ascii="微软雅黑" w:hAnsi="微软雅黑" w:eastAsia="微软雅黑" w:cs="微软雅黑"/>
+          <w:b w:val="0"/>
+        </w:rPr>
+        <w:t xml:space="preserve"> / </w:t>
+      </w:r>
+      <w:r>
+        <w:rPr>
+          <w:rFonts w:ascii="Consolas" w:hAnsi="Consolas" w:eastAsia="Consolas" w:cs="Consolas"/>
+          <w:b w:val="0"/>
+        </w:rPr>
+        <w:t>stored_chars</w:t>
+      </w:r>
+      <w:r>
+        <w:rPr>
+          <w:rFonts w:ascii="微软雅黑" w:hAnsi="微软雅黑" w:eastAsia="微软雅黑" w:cs="微软雅黑"/>
+          <w:b w:val="0"/>
+        </w:rPr>
+        <w:t xml:space="preserve"> / </w:t>
+      </w:r>
+      <w:r>
+        <w:rPr>
+          <w:rFonts w:ascii="Consolas" w:hAnsi="Consolas" w:eastAsia="Consolas" w:cs="Consolas"/>
+          <w:b w:val="0"/>
+        </w:rPr>
+        <w:t>retention{policy, excerpt_budget, stored_chars, full_text_stored}</w:t>
+      </w:r>
+      <w:r>
+        <w:rPr>
+          <w:rFonts w:ascii="微软雅黑" w:hAnsi="微软雅黑" w:eastAsia="微软雅黑" w:cs="微软雅黑"/>
+          <w:b w:val="0"/>
+        </w:rPr>
+        <w:t xml:space="preserve">，少留时 </w:t>
+      </w:r>
+      <w:r>
+        <w:rPr>
+          <w:rFonts w:ascii="Consolas" w:hAnsi="Consolas" w:eastAsia="Consolas" w:cs="Consolas"/>
+          <w:b w:val="0"/>
+        </w:rPr>
+        <w:t>warnings[]</w:t>
+      </w:r>
+      <w:r>
+        <w:rPr>
+          <w:rFonts w:ascii="微软雅黑" w:hAnsi="微软雅黑" w:eastAsia="微软雅黑" w:cs="微软雅黑"/>
+          <w:b w:val="0"/>
+        </w:rPr>
+        <w:t xml:space="preserve"> 出现 </w:t>
+      </w:r>
+      <w:r>
+        <w:rPr>
+          <w:rFonts w:ascii="Consolas" w:hAnsi="Consolas" w:eastAsia="Consolas" w:cs="Consolas"/>
+          <w:b w:val="0"/>
+        </w:rPr>
+        <w:t>excerpt_limited</w:t>
+      </w:r>
+      <w:r>
+        <w:rPr>
+          <w:rFonts w:ascii="微软雅黑" w:hAnsi="微软雅黑" w:eastAsia="微软雅黑" w:cs="微软雅黑"/>
+          <w:b w:val="0"/>
+        </w:rPr>
+        <w:t xml:space="preserve">；EXPLICIT 规则的 evidence 由服务端逐字核对并写回四个只读字段 </w:t>
+      </w:r>
+      <w:r>
+        <w:rPr>
+          <w:rFonts w:ascii="Consolas" w:hAnsi="Consolas" w:eastAsia="Consolas" w:cs="Consolas"/>
+          <w:b w:val="0"/>
+        </w:rPr>
+        <w:t>verified</w:t>
+      </w:r>
+      <w:r>
+        <w:rPr>
+          <w:rFonts w:ascii="微软雅黑" w:hAnsi="微软雅黑" w:eastAsia="微软雅黑" w:cs="微软雅黑"/>
+          <w:b w:val="0"/>
+        </w:rPr>
+        <w:t xml:space="preserve"> / </w:t>
+      </w:r>
+      <w:r>
+        <w:rPr>
+          <w:rFonts w:ascii="Consolas" w:hAnsi="Consolas" w:eastAsia="Consolas" w:cs="Consolas"/>
+          <w:b w:val="0"/>
+        </w:rPr>
+        <w:t>char_start</w:t>
+      </w:r>
+      <w:r>
+        <w:rPr>
+          <w:rFonts w:ascii="微软雅黑" w:hAnsi="微软雅黑" w:eastAsia="微软雅黑" w:cs="微软雅黑"/>
+          <w:b w:val="0"/>
+        </w:rPr>
+        <w:t xml:space="preserve"> / </w:t>
+      </w:r>
+      <w:r>
+        <w:rPr>
+          <w:rFonts w:ascii="Consolas" w:hAnsi="Consolas" w:eastAsia="Consolas" w:cs="Consolas"/>
+          <w:b w:val="0"/>
+        </w:rPr>
+        <w:t>char_end</w:t>
+      </w:r>
+      <w:r>
+        <w:rPr>
+          <w:rFonts w:ascii="微软雅黑" w:hAnsi="微软雅黑" w:eastAsia="微软雅黑" w:cs="微软雅黑"/>
+          <w:b w:val="0"/>
+        </w:rPr>
+        <w:t xml:space="preserve"> / </w:t>
+      </w:r>
+      <w:r>
+        <w:rPr>
+          <w:rFonts w:ascii="Consolas" w:hAnsi="Consolas" w:eastAsia="Consolas" w:cs="Consolas"/>
+          <w:b w:val="0"/>
+        </w:rPr>
+        <w:t>verified_against</w:t>
+      </w:r>
+      <w:r>
+        <w:rPr>
+          <w:rFonts w:ascii="微软雅黑" w:hAnsi="微软雅黑" w:eastAsia="微软雅黑" w:cs="微软雅黑"/>
+          <w:b w:val="0"/>
+        </w:rPr>
+        <w:t xml:space="preserve">（引文按空白折叠后在读入材料里查找）；违规码新增 </w:t>
+      </w:r>
+      <w:r>
+        <w:rPr>
+          <w:rFonts w:ascii="Consolas" w:hAnsi="Consolas" w:eastAsia="Consolas" w:cs="Consolas"/>
+          <w:b w:val="0"/>
+        </w:rPr>
+        <w:t>evidence_missing_quote</w:t>
+      </w:r>
+      <w:r>
+        <w:rPr>
+          <w:rFonts w:ascii="微软雅黑" w:hAnsi="微软雅黑" w:eastAsia="微软雅黑" w:cs="微软雅黑"/>
+          <w:b w:val="0"/>
+        </w:rPr>
+        <w:t xml:space="preserve"> / </w:t>
+      </w:r>
+      <w:r>
+        <w:rPr>
+          <w:rFonts w:ascii="Consolas" w:hAnsi="Consolas" w:eastAsia="Consolas" w:cs="Consolas"/>
+          <w:b w:val="0"/>
+        </w:rPr>
+        <w:t>evidence_quote_too_short</w:t>
+      </w:r>
+      <w:r>
+        <w:rPr>
+          <w:rFonts w:ascii="微软雅黑" w:hAnsi="微软雅黑" w:eastAsia="微软雅黑" w:cs="微软雅黑"/>
+          <w:b w:val="0"/>
+        </w:rPr>
+        <w:t xml:space="preserve"> / </w:t>
+      </w:r>
+      <w:r>
+        <w:rPr>
+          <w:rFonts w:ascii="Consolas" w:hAnsi="Consolas" w:eastAsia="Consolas" w:cs="Consolas"/>
+          <w:b w:val="0"/>
+        </w:rPr>
+        <w:t>evidence_mismatch</w:t>
+      </w:r>
+      <w:r>
+        <w:rPr>
+          <w:rFonts w:ascii="微软雅黑" w:hAnsi="微软雅黑" w:eastAsia="微软雅黑" w:cs="微软雅黑"/>
+          <w:b w:val="0"/>
+        </w:rPr>
+        <w:t xml:space="preserve"> / </w:t>
+      </w:r>
+      <w:r>
+        <w:rPr>
+          <w:rFonts w:ascii="Consolas" w:hAnsi="Consolas" w:eastAsia="Consolas" w:cs="Consolas"/>
+          <w:b w:val="0"/>
+        </w:rPr>
+        <w:t>unknown_rule_unknown</w:t>
+      </w:r>
+      <w:r>
+        <w:rPr>
+          <w:rFonts w:ascii="微软雅黑" w:hAnsi="微软雅黑" w:eastAsia="微软雅黑" w:cs="微软雅黑"/>
+          <w:b w:val="0"/>
+        </w:rPr>
+        <w:t>；</w:t>
+      </w:r>
+      <w:r>
+        <w:rPr>
+          <w:rFonts w:ascii="Consolas" w:hAnsi="Consolas" w:eastAsia="Consolas" w:cs="Consolas"/>
+          <w:b w:val="0"/>
+        </w:rPr>
+        <w:t>unknowns[]</w:t>
+      </w:r>
+      <w:r>
+        <w:rPr>
+          <w:rFonts w:ascii="微软雅黑" w:hAnsi="微软雅黑" w:eastAsia="微软雅黑" w:cs="微软雅黑"/>
+          <w:b w:val="0"/>
+        </w:rPr>
+        <w:t xml:space="preserve"> 可带 </w:t>
+      </w:r>
+      <w:r>
+        <w:rPr>
+          <w:rFonts w:ascii="Consolas" w:hAnsi="Consolas" w:eastAsia="Consolas" w:cs="Consolas"/>
+          <w:b w:val="0"/>
+        </w:rPr>
+        <w:t>rule_id</w:t>
+      </w:r>
+      <w:r>
+        <w:rPr>
+          <w:rFonts w:ascii="微软雅黑" w:hAnsi="微软雅黑" w:eastAsia="微软雅黑" w:cs="微软雅黑"/>
+          <w:b w:val="0"/>
+        </w:rPr>
+        <w:t>。</w:t>
+      </w:r>
+    </w:p>
+    <w:p>
+      <w:pPr/>
+      <w:r>
+        <w:rPr>
+          <w:rFonts w:ascii="微软雅黑" w:hAnsi="微软雅黑" w:eastAsia="微软雅黑" w:cs="微软雅黑"/>
+          <w:b/>
+        </w:rPr>
         <w:t xml:space="preserve">规划中（尚未在 </w:t>
       </w:r>
       <w:r>
@@ -17012,7 +18129,7 @@
           <w:rFonts w:ascii="微软雅黑" w:hAnsi="微软雅黑" w:eastAsia="微软雅黑" w:cs="微软雅黑"/>
           <w:b/>
         </w:rPr>
-        <w:t xml:space="preserve"> 登记，均为 v2.0.0）</w:t>
+        <w:t xml:space="preserve"> 登记，均为 v2.1.0）</w:t>
       </w:r>
       <w:r>
         <w:rPr>
@@ -17150,7 +18267,7 @@
                 <w:b w:val="0"/>
                 <w:sz w:val="18"/>
               </w:rPr>
-              <w:t>v2.0.0</w:t>
+              <w:t>v2.1.0</w:t>
             </w:r>
           </w:p>
         </w:tc>
@@ -17236,7 +18353,7 @@
                 <w:b w:val="0"/>
                 <w:sz w:val="18"/>
               </w:rPr>
-              <w:t>v2.0.0</w:t>
+              <w:t>v2.1.0</w:t>
             </w:r>
           </w:p>
         </w:tc>
@@ -17298,7 +18415,7 @@
                 <w:b w:val="0"/>
                 <w:sz w:val="18"/>
               </w:rPr>
-              <w:t>v2.0.0</w:t>
+              <w:t>v2.1.0</w:t>
             </w:r>
           </w:p>
         </w:tc>
@@ -17336,7 +18453,7 @@
                 <w:b w:val="0"/>
                 <w:sz w:val="18"/>
               </w:rPr>
-              <w:t>v2.0.0</w:t>
+              <w:t>v2.1.0</w:t>
             </w:r>
           </w:p>
         </w:tc>
@@ -17382,7 +18499,7 @@
                 <w:b w:val="0"/>
                 <w:sz w:val="18"/>
               </w:rPr>
-              <w:t>v2.0.0</w:t>
+              <w:t>v2.1.0</w:t>
             </w:r>
           </w:p>
         </w:tc>
@@ -17428,7 +18545,7 @@
                 <w:b w:val="0"/>
                 <w:sz w:val="18"/>
               </w:rPr>
-              <w:t>v2.0.0</w:t>
+              <w:t>v2.1.0</w:t>
             </w:r>
           </w:p>
         </w:tc>
@@ -18179,7 +19296,7 @@
           <w:rFonts w:ascii="微软雅黑" w:hAnsi="微软雅黑" w:eastAsia="微软雅黑" w:cs="微软雅黑"/>
           <w:b w:val="0"/>
         </w:rPr>
-        <w:t>；完整状态机、完整研究 UI 与溯源视图都排在 v2.0.0。</w:t>
+        <w:t>；完整状态机、完整研究 UI 与溯源视图都排在 v2.1.0。</w:t>
       </w:r>
     </w:p>
     <w:p>
@@ -20515,7 +21632,215 @@
                 <w:b w:val="0"/>
                 <w:sz w:val="18"/>
               </w:rPr>
-              <w:t>。仍待 v2.0.0：GitHub malicious repository、超大来源、工具滥用、SSRF 黑名单</w:t>
+              <w:t>。仍待 v2.1.0：GitHub malicious repository、超大来源、工具滥用、SSRF 黑名单。v2.0.0 另加一条</w:t>
+            </w:r>
+            <w:r>
+              <w:rPr>
+                <w:rFonts w:ascii="微软雅黑" w:hAnsi="微软雅黑" w:eastAsia="微软雅黑" w:cs="微软雅黑"/>
+                <w:b/>
+                <w:sz w:val="18"/>
+              </w:rPr>
+              <w:t>全仓静态边界守卫</w:t>
+            </w:r>
+            <w:r>
+              <w:rPr>
+                <w:rFonts w:ascii="微软雅黑" w:hAnsi="微软雅黑" w:eastAsia="微软雅黑" w:cs="微软雅黑"/>
+                <w:b w:val="0"/>
+                <w:sz w:val="18"/>
+              </w:rPr>
+              <w:t>：</w:t>
+            </w:r>
+            <w:r>
+              <w:rPr>
+                <w:rFonts w:ascii="Consolas" w:hAnsi="Consolas" w:eastAsia="Consolas" w:cs="Consolas"/>
+                <w:b w:val="0"/>
+                <w:sz w:val="18"/>
+              </w:rPr>
+              <w:t>backend/tests/test_ai_provider_boundary.py</w:t>
+            </w:r>
+            <w:r>
+              <w:rPr>
+                <w:rFonts w:ascii="微软雅黑" w:hAnsi="微软雅黑" w:eastAsia="微软雅黑" w:cs="微软雅黑"/>
+                <w:b w:val="0"/>
+                <w:sz w:val="18"/>
+              </w:rPr>
+              <w:t xml:space="preserve"> 用 AST 扫 </w:t>
+            </w:r>
+            <w:r>
+              <w:rPr>
+                <w:rFonts w:ascii="Consolas" w:hAnsi="Consolas" w:eastAsia="Consolas" w:cs="Consolas"/>
+                <w:b w:val="0"/>
+                <w:sz w:val="18"/>
+              </w:rPr>
+              <w:t>backend/app/**/*.py</w:t>
+            </w:r>
+            <w:r>
+              <w:rPr>
+                <w:rFonts w:ascii="微软雅黑" w:hAnsi="微软雅黑" w:eastAsia="微软雅黑" w:cs="微软雅黑"/>
+                <w:b w:val="0"/>
+                <w:sz w:val="18"/>
+              </w:rPr>
+              <w:t xml:space="preserve">，断言 provider 调用者只能是 </w:t>
+            </w:r>
+            <w:r>
+              <w:rPr>
+                <w:rFonts w:ascii="Consolas" w:hAnsi="Consolas" w:eastAsia="Consolas" w:cs="Consolas"/>
+                <w:b w:val="0"/>
+                <w:sz w:val="18"/>
+              </w:rPr>
+              <w:t>ai/provider.py</w:t>
+            </w:r>
+            <w:r>
+              <w:rPr>
+                <w:rFonts w:ascii="微软雅黑" w:hAnsi="微软雅黑" w:eastAsia="微软雅黑" w:cs="微软雅黑"/>
+                <w:b w:val="0"/>
+                <w:sz w:val="18"/>
+              </w:rPr>
+              <w:t xml:space="preserve"> 与 </w:t>
+            </w:r>
+            <w:r>
+              <w:rPr>
+                <w:rFonts w:ascii="Consolas" w:hAnsi="Consolas" w:eastAsia="Consolas" w:cs="Consolas"/>
+                <w:b w:val="0"/>
+                <w:sz w:val="18"/>
+              </w:rPr>
+              <w:t>ai/runtime.py</w:t>
+            </w:r>
+            <w:r>
+              <w:rPr>
+                <w:rFonts w:ascii="微软雅黑" w:hAnsi="微软雅黑" w:eastAsia="微软雅黑" w:cs="微软雅黑"/>
+                <w:b w:val="0"/>
+                <w:sz w:val="18"/>
+              </w:rPr>
+              <w:t>、</w:t>
+            </w:r>
+            <w:r>
+              <w:rPr>
+                <w:rFonts w:ascii="Consolas" w:hAnsi="Consolas" w:eastAsia="Consolas" w:cs="Consolas"/>
+                <w:b w:val="0"/>
+                <w:sz w:val="18"/>
+              </w:rPr>
+              <w:t>app/ai/</w:t>
+            </w:r>
+            <w:r>
+              <w:rPr>
+                <w:rFonts w:ascii="微软雅黑" w:hAnsi="微软雅黑" w:eastAsia="微软雅黑" w:cs="微软雅黑"/>
+                <w:b w:val="0"/>
+                <w:sz w:val="18"/>
+              </w:rPr>
+              <w:t xml:space="preserve"> 内只有 </w:t>
+            </w:r>
+            <w:r>
+              <w:rPr>
+                <w:rFonts w:ascii="Consolas" w:hAnsi="Consolas" w:eastAsia="Consolas" w:cs="Consolas"/>
+                <w:b w:val="0"/>
+                <w:sz w:val="18"/>
+              </w:rPr>
+              <w:t>ai/provider.py</w:t>
+            </w:r>
+            <w:r>
+              <w:rPr>
+                <w:rFonts w:ascii="微软雅黑" w:hAnsi="微软雅黑" w:eastAsia="微软雅黑" w:cs="微软雅黑"/>
+                <w:b w:val="0"/>
+                <w:sz w:val="18"/>
+              </w:rPr>
+              <w:t xml:space="preserve"> 能用 </w:t>
+            </w:r>
+            <w:r>
+              <w:rPr>
+                <w:rFonts w:ascii="Consolas" w:hAnsi="Consolas" w:eastAsia="Consolas" w:cs="Consolas"/>
+                <w:b w:val="0"/>
+                <w:sz w:val="18"/>
+              </w:rPr>
+              <w:t>httpx</w:t>
+            </w:r>
+            <w:r>
+              <w:rPr>
+                <w:rFonts w:ascii="微软雅黑" w:hAnsi="微软雅黑" w:eastAsia="微软雅黑" w:cs="微软雅黑"/>
+                <w:b w:val="0"/>
+                <w:sz w:val="18"/>
+              </w:rPr>
+              <w:t xml:space="preserve">、AI 相关 HTTP 例外只有设置页的 </w:t>
+            </w:r>
+            <w:r>
+              <w:rPr>
+                <w:rFonts w:ascii="Consolas" w:hAnsi="Consolas" w:eastAsia="Consolas" w:cs="Consolas"/>
+                <w:b w:val="0"/>
+                <w:sz w:val="18"/>
+              </w:rPr>
+              <w:t>data/ai_provider_service.py</w:t>
+            </w:r>
+            <w:r>
+              <w:rPr>
+                <w:rFonts w:ascii="微软雅黑" w:hAnsi="微软雅黑" w:eastAsia="微软雅黑" w:cs="微软雅黑"/>
+                <w:b w:val="0"/>
+                <w:sz w:val="18"/>
+              </w:rPr>
+              <w:t>、</w:t>
+            </w:r>
+            <w:r>
+              <w:rPr>
+                <w:rFonts w:ascii="Consolas" w:hAnsi="Consolas" w:eastAsia="Consolas" w:cs="Consolas"/>
+                <w:b w:val="0"/>
+                <w:sz w:val="18"/>
+              </w:rPr>
+              <w:t>ai/explain.py</w:t>
+            </w:r>
+            <w:r>
+              <w:rPr>
+                <w:rFonts w:ascii="微软雅黑" w:hAnsi="微软雅黑" w:eastAsia="微软雅黑" w:cs="微软雅黑"/>
+                <w:b w:val="0"/>
+                <w:sz w:val="18"/>
+              </w:rPr>
+              <w:t xml:space="preserve"> 与 </w:t>
+            </w:r>
+            <w:r>
+              <w:rPr>
+                <w:rFonts w:ascii="Consolas" w:hAnsi="Consolas" w:eastAsia="Consolas" w:cs="Consolas"/>
+                <w:b w:val="0"/>
+                <w:sz w:val="18"/>
+              </w:rPr>
+              <w:t>ai/research.py</w:t>
+            </w:r>
+            <w:r>
+              <w:rPr>
+                <w:rFonts w:ascii="微软雅黑" w:hAnsi="微软雅黑" w:eastAsia="微软雅黑" w:cs="微软雅黑"/>
+                <w:b w:val="0"/>
+                <w:sz w:val="18"/>
+              </w:rPr>
+              <w:t xml:space="preserve"> 必须走 </w:t>
+            </w:r>
+            <w:r>
+              <w:rPr>
+                <w:rFonts w:ascii="Consolas" w:hAnsi="Consolas" w:eastAsia="Consolas" w:cs="Consolas"/>
+                <w:b w:val="0"/>
+                <w:sz w:val="18"/>
+              </w:rPr>
+              <w:t>run_task(</w:t>
+            </w:r>
+            <w:r>
+              <w:rPr>
+                <w:rFonts w:ascii="微软雅黑" w:hAnsi="微软雅黑" w:eastAsia="微软雅黑" w:cs="微软雅黑"/>
+                <w:b w:val="0"/>
+                <w:sz w:val="18"/>
+              </w:rPr>
+              <w:t>、</w:t>
+            </w:r>
+            <w:r>
+              <w:rPr>
+                <w:rFonts w:ascii="Consolas" w:hAnsi="Consolas" w:eastAsia="Consolas" w:cs="Consolas"/>
+                <w:b w:val="0"/>
+                <w:sz w:val="18"/>
+              </w:rPr>
+              <w:t>app/ai/*.py</w:t>
+            </w:r>
+            <w:r>
+              <w:rPr>
+                <w:rFonts w:ascii="微软雅黑" w:hAnsi="微软雅黑" w:eastAsia="微软雅黑" w:cs="微软雅黑"/>
+                <w:b w:val="0"/>
+                <w:sz w:val="18"/>
+              </w:rPr>
+              <w:t xml:space="preserve"> 的模块清单被钉住（ADR-162）</w:t>
             </w:r>
           </w:p>
         </w:tc>
@@ -21735,7 +23060,7 @@
                 <w:b w:val="0"/>
                 <w:sz w:val="18"/>
               </w:rPr>
-              <w:t>v2.0.0</w:t>
+              <w:t>v2.1.0</w:t>
             </w:r>
           </w:p>
         </w:tc>
@@ -21887,7 +23212,7 @@
                 <w:b w:val="0"/>
                 <w:sz w:val="18"/>
               </w:rPr>
-              <w:t>v2.0.0</w:t>
+              <w:t>v2.1.0</w:t>
             </w:r>
           </w:p>
         </w:tc>
@@ -22007,7 +23332,7 @@
                 <w:b w:val="0"/>
                 <w:sz w:val="18"/>
               </w:rPr>
-              <w:t>v1.0 起 / v2.0.0</w:t>
+              <w:t>v1.0 起 / v2.1.0</w:t>
             </w:r>
           </w:p>
         </w:tc>
@@ -22151,7 +23476,7 @@
                 <w:b w:val="0"/>
                 <w:sz w:val="18"/>
               </w:rPr>
-              <w:t>v2.0.0</w:t>
+              <w:t>v2.1.0</w:t>
             </w:r>
           </w:p>
         </w:tc>
@@ -22303,7 +23628,7 @@
                 <w:b w:val="0"/>
                 <w:sz w:val="18"/>
               </w:rPr>
-              <w:t>v2.0.0</w:t>
+              <w:t>v2.1.0</w:t>
             </w:r>
           </w:p>
         </w:tc>
@@ -22609,7 +23934,7 @@
                 <w:b w:val="0"/>
                 <w:sz w:val="18"/>
               </w:rPr>
-              <w:t>：v1.9.7 新增 Role Contract / Runtime / Capability 三个测试族；v1.9.8 新增研究层五族 55 例（§G.5）；端到端验收场景 1–7 + Martin 场景属 v2.0.0</w:t>
+              <w:t>：v1.9.7 新增 Role Contract / Runtime / Capability 三个测试族；v1.9.8 新增研究层五族 55 例（§G.5）；端到端验收场景 1–7 + Martin 场景属 v2.1.0</w:t>
             </w:r>
           </w:p>
         </w:tc>
@@ -23121,7 +24446,135 @@
                 <w:b w:val="0"/>
                 <w:sz w:val="18"/>
               </w:rPr>
-              <w:t>（§23）与本文件</w:t>
+              <w:t xml:space="preserve">（§23）与本文件；v2.0.0 已同步 </w:t>
+            </w:r>
+            <w:r>
+              <w:rPr>
+                <w:rFonts w:ascii="Consolas" w:hAnsi="Consolas" w:eastAsia="Consolas" w:cs="Consolas"/>
+                <w:b w:val="0"/>
+                <w:sz w:val="18"/>
+              </w:rPr>
+              <w:t>docs/06</w:t>
+            </w:r>
+            <w:r>
+              <w:rPr>
+                <w:rFonts w:ascii="微软雅黑" w:hAnsi="微软雅黑" w:eastAsia="微软雅黑" w:cs="微软雅黑"/>
+                <w:b w:val="0"/>
+                <w:sz w:val="18"/>
+              </w:rPr>
+              <w:t>（§19）、</w:t>
+            </w:r>
+            <w:r>
+              <w:rPr>
+                <w:rFonts w:ascii="Consolas" w:hAnsi="Consolas" w:eastAsia="Consolas" w:cs="Consolas"/>
+                <w:b w:val="0"/>
+                <w:sz w:val="18"/>
+              </w:rPr>
+              <w:t>docs/12</w:t>
+            </w:r>
+            <w:r>
+              <w:rPr>
+                <w:rFonts w:ascii="微软雅黑" w:hAnsi="微软雅黑" w:eastAsia="微软雅黑" w:cs="微软雅黑"/>
+                <w:b w:val="0"/>
+                <w:sz w:val="18"/>
+              </w:rPr>
+              <w:t>（</w:t>
+            </w:r>
+            <w:r>
+              <w:rPr>
+                <w:rFonts w:ascii="Consolas" w:hAnsi="Consolas" w:eastAsia="Consolas" w:cs="Consolas"/>
+                <w:b w:val="0"/>
+                <w:sz w:val="18"/>
+              </w:rPr>
+              <w:t>retention</w:t>
+            </w:r>
+            <w:r>
+              <w:rPr>
+                <w:rFonts w:ascii="微软雅黑" w:hAnsi="微软雅黑" w:eastAsia="微软雅黑" w:cs="微软雅黑"/>
+                <w:b w:val="0"/>
+                <w:sz w:val="18"/>
+              </w:rPr>
+              <w:t>、四个只读 evidence 字段、四个新违规码）、</w:t>
+            </w:r>
+            <w:r>
+              <w:rPr>
+                <w:rFonts w:ascii="Consolas" w:hAnsi="Consolas" w:eastAsia="Consolas" w:cs="Consolas"/>
+                <w:b w:val="0"/>
+                <w:sz w:val="18"/>
+              </w:rPr>
+              <w:t>docs/15</w:t>
+            </w:r>
+            <w:r>
+              <w:rPr>
+                <w:rFonts w:ascii="微软雅黑" w:hAnsi="微软雅黑" w:eastAsia="微软雅黑" w:cs="微软雅黑"/>
+                <w:b w:val="0"/>
+                <w:sz w:val="18"/>
+              </w:rPr>
+              <w:t>（v2.0.0 版本行）、</w:t>
+            </w:r>
+            <w:r>
+              <w:rPr>
+                <w:rFonts w:ascii="Consolas" w:hAnsi="Consolas" w:eastAsia="Consolas" w:cs="Consolas"/>
+                <w:b w:val="0"/>
+                <w:sz w:val="18"/>
+              </w:rPr>
+              <w:t>docs/17</w:t>
+            </w:r>
+            <w:r>
+              <w:rPr>
+                <w:rFonts w:ascii="微软雅黑" w:hAnsi="微软雅黑" w:eastAsia="微软雅黑" w:cs="微软雅黑"/>
+                <w:b w:val="0"/>
+                <w:sz w:val="18"/>
+              </w:rPr>
+              <w:t>（ADR-159…162）、</w:t>
+            </w:r>
+            <w:r>
+              <w:rPr>
+                <w:rFonts w:ascii="Consolas" w:hAnsi="Consolas" w:eastAsia="Consolas" w:cs="Consolas"/>
+                <w:b w:val="0"/>
+                <w:sz w:val="18"/>
+              </w:rPr>
+              <w:t>docs/19</w:t>
+            </w:r>
+            <w:r>
+              <w:rPr>
+                <w:rFonts w:ascii="微软雅黑" w:hAnsi="微软雅黑" w:eastAsia="微软雅黑" w:cs="微软雅黑"/>
+                <w:b w:val="0"/>
+                <w:sz w:val="18"/>
+              </w:rPr>
+              <w:t>（研究层证据与材料勾选块 + §5.2 红版处理纪律）、</w:t>
+            </w:r>
+            <w:r>
+              <w:rPr>
+                <w:rFonts w:ascii="Consolas" w:hAnsi="Consolas" w:eastAsia="Consolas" w:cs="Consolas"/>
+                <w:b w:val="0"/>
+                <w:sz w:val="18"/>
+              </w:rPr>
+              <w:t>docs/25</w:t>
+            </w:r>
+            <w:r>
+              <w:rPr>
+                <w:rFonts w:ascii="微软雅黑" w:hAnsi="微软雅黑" w:eastAsia="微软雅黑" w:cs="微软雅黑"/>
+                <w:b w:val="0"/>
+                <w:sz w:val="18"/>
+              </w:rPr>
+              <w:t>、</w:t>
+            </w:r>
+            <w:r>
+              <w:rPr>
+                <w:rFonts w:ascii="Consolas" w:hAnsi="Consolas" w:eastAsia="Consolas" w:cs="Consolas"/>
+                <w:b w:val="0"/>
+                <w:sz w:val="18"/>
+              </w:rPr>
+              <w:t>docs/26</w:t>
+            </w:r>
+            <w:r>
+              <w:rPr>
+                <w:rFonts w:ascii="微软雅黑" w:hAnsi="微软雅黑" w:eastAsia="微软雅黑" w:cs="微软雅黑"/>
+                <w:b w:val="0"/>
+                <w:sz w:val="18"/>
+              </w:rPr>
+              <w:t>（§24）与本文件</w:t>
             </w:r>
           </w:p>
         </w:tc>
@@ -23215,7 +24668,7 @@
                 <w:b w:val="0"/>
                 <w:sz w:val="18"/>
               </w:rPr>
-              <w:t>v1.9.7 起（v1.9.9 刷新）</w:t>
+              <w:t>v1.9.7 起（v2.0.0 刷新）</w:t>
             </w:r>
           </w:p>
         </w:tc>
@@ -23291,7 +24744,7 @@
                 <w:b w:val="0"/>
                 <w:sz w:val="18"/>
               </w:rPr>
-              <w:t>；V1.0 原件未动；本文件已按 v1.9.9 事实刷新（§0.1）</w:t>
+              <w:t>；V1.0 原件未动；本文件已按 v2.0.0 事实刷新（§0.1）</w:t>
             </w:r>
           </w:p>
         </w:tc>
@@ -24375,15 +25828,31 @@
                 <w:b/>
                 <w:sz w:val="18"/>
               </w:rPr>
-              <w:t>v2.0.0（第一阶段，原计划 v1.9.9）</w:t>
-            </w:r>
-            <w:r>
-              <w:rPr>
-                <w:rFonts w:ascii="微软雅黑" w:hAnsi="微软雅黑" w:eastAsia="微软雅黑" w:cs="微软雅黑"/>
-                <w:b w:val="0"/>
-                <w:sz w:val="18"/>
-              </w:rPr>
-              <w:t xml:space="preserve"> Compiler + Tool Gateway + Audit + Security + Workflow</w:t>
+              <w:t>v2.0.0</w:t>
+            </w:r>
+            <w:r>
+              <w:rPr>
+                <w:rFonts w:ascii="微软雅黑" w:hAnsi="微软雅黑" w:eastAsia="微软雅黑" w:cs="微软雅黑"/>
+                <w:b w:val="0"/>
+                <w:sz w:val="18"/>
+              </w:rPr>
+              <w:t xml:space="preserve"> v1.9.9 独立验收的修复版（</w:t>
+            </w:r>
+            <w:r>
+              <w:rPr>
+                <w:rFonts w:ascii="微软雅黑" w:hAnsi="微软雅黑" w:eastAsia="微软雅黑" w:cs="微软雅黑"/>
+                <w:b/>
+                <w:sz w:val="18"/>
+              </w:rPr>
+              <w:t>不进入 Phase 4</w:t>
+            </w:r>
+            <w:r>
+              <w:rPr>
+                <w:rFonts w:ascii="微软雅黑" w:hAnsi="微软雅黑" w:eastAsia="微软雅黑" w:cs="微软雅黑"/>
+                <w:b w:val="0"/>
+                <w:sz w:val="18"/>
+              </w:rPr>
+              <w:t>）</w:t>
             </w:r>
           </w:p>
         </w:tc>
@@ -24397,11 +25866,35 @@
             </w:pPr>
             <w:r>
               <w:rPr>
-                <w:rFonts w:ascii="微软雅黑" w:hAnsi="微软雅黑" w:eastAsia="微软雅黑" w:cs="微软雅黑"/>
-                <w:b w:val="0"/>
-                <w:sz w:val="18"/>
-              </w:rPr>
-              <w:t>§十七、§二十四、§二十五、§五十七、§五十八、§五十九、§六十、§六十二、§六十三、§六十四、§六十五、§五十三–§五十六、§四十三</w:t>
+                <w:rFonts w:ascii="Consolas" w:hAnsi="Consolas" w:eastAsia="Consolas" w:cs="Consolas"/>
+                <w:b w:val="0"/>
+                <w:sz w:val="18"/>
+              </w:rPr>
+              <w:t>docs/17</w:t>
+            </w:r>
+            <w:r>
+              <w:rPr>
+                <w:rFonts w:ascii="微软雅黑" w:hAnsi="微软雅黑" w:eastAsia="微软雅黑" w:cs="微软雅黑"/>
+                <w:b w:val="0"/>
+                <w:sz w:val="18"/>
+              </w:rPr>
+              <w:t xml:space="preserve"> ADR-159 至 ADR-162（本节不套用 </w:t>
+            </w:r>
+            <w:r>
+              <w:rPr>
+                <w:rFonts w:ascii="Consolas" w:hAnsi="Consolas" w:eastAsia="Consolas" w:cs="Consolas"/>
+                <w:b w:val="0"/>
+                <w:sz w:val="18"/>
+              </w:rPr>
+              <w:t>docs/25</w:t>
+            </w:r>
+            <w:r>
+              <w:rPr>
+                <w:rFonts w:ascii="微软雅黑" w:hAnsi="微软雅黑" w:eastAsia="微软雅黑" w:cs="微软雅黑"/>
+                <w:b w:val="0"/>
+                <w:sz w:val="18"/>
+              </w:rPr>
+              <w:t xml:space="preserve"> 的章节号）</w:t>
             </w:r>
           </w:p>
         </w:tc>
@@ -24415,27 +25908,27 @@
             </w:pPr>
             <w:r>
               <w:rPr>
-                <w:rFonts w:ascii="Consolas" w:hAnsi="Consolas" w:eastAsia="Consolas" w:cs="Consolas"/>
-                <w:b w:val="0"/>
-                <w:sz w:val="18"/>
-              </w:rPr>
-              <w:t>StrategyCompiler</w:t>
-            </w:r>
-            <w:r>
-              <w:rPr>
-                <w:rFonts w:ascii="微软雅黑" w:hAnsi="微软雅黑" w:eastAsia="微软雅黑" w:cs="微软雅黑"/>
-                <w:b w:val="0"/>
-                <w:sz w:val="18"/>
-              </w:rPr>
-              <w:t>（Draft → DSL 1.0）、Tool Gateway（三档 + 配额 + 审计）、</w:t>
-            </w:r>
-            <w:r>
-              <w:rPr>
-                <w:rFonts w:ascii="Consolas" w:hAnsi="Consolas" w:eastAsia="Consolas" w:cs="Consolas"/>
-                <w:b w:val="0"/>
-                <w:sz w:val="18"/>
-              </w:rPr>
-              <w:t>ai_research_runs</w:t>
+                <w:rFonts w:ascii="微软雅黑" w:hAnsi="微软雅黑" w:eastAsia="微软雅黑" w:cs="微软雅黑"/>
+                <w:b/>
+                <w:sz w:val="18"/>
+              </w:rPr>
+              <w:t>已交付</w:t>
+            </w:r>
+            <w:r>
+              <w:rPr>
+                <w:rFonts w:ascii="微软雅黑" w:hAnsi="微软雅黑" w:eastAsia="微软雅黑" w:cs="微软雅黑"/>
+                <w:b w:val="0"/>
+                <w:sz w:val="18"/>
+              </w:rPr>
+              <w:t xml:space="preserve">：P1-01 证据必须有原文（EXPLICIT 的引文在服务端按空白折叠后逐字核对，写回只读字段 </w:t>
+            </w:r>
+            <w:r>
+              <w:rPr>
+                <w:rFonts w:ascii="Consolas" w:hAnsi="Consolas" w:eastAsia="Consolas" w:cs="Consolas"/>
+                <w:b w:val="0"/>
+                <w:sz w:val="18"/>
+              </w:rPr>
+              <w:t>verified</w:t>
             </w:r>
             <w:r>
               <w:rPr>
@@ -24451,7 +25944,7 @@
                 <w:b w:val="0"/>
                 <w:sz w:val="18"/>
               </w:rPr>
-              <w:t>ai_tool_calls</w:t>
+              <w:t>char_start</w:t>
             </w:r>
             <w:r>
               <w:rPr>
@@ -24467,15 +25960,303 @@
                 <w:b w:val="0"/>
                 <w:sz w:val="18"/>
               </w:rPr>
-              <w:t>strategy_experiments</w:t>
-            </w:r>
-            <w:r>
-              <w:rPr>
-                <w:rFonts w:ascii="微软雅黑" w:hAnsi="微软雅黑" w:eastAsia="微软雅黑" w:cs="微软雅黑"/>
-                <w:b w:val="0"/>
-                <w:sz w:val="18"/>
-              </w:rPr>
-              <w:t>、异步研究工作流 + 人工确认、统一解释入口</w:t>
+              <w:t>char_end</w:t>
+            </w:r>
+            <w:r>
+              <w:rPr>
+                <w:rFonts w:ascii="微软雅黑" w:hAnsi="微软雅黑" w:eastAsia="微软雅黑" w:cs="微软雅黑"/>
+                <w:b w:val="0"/>
+                <w:sz w:val="18"/>
+              </w:rPr>
+              <w:t xml:space="preserve"> / </w:t>
+            </w:r>
+            <w:r>
+              <w:rPr>
+                <w:rFonts w:ascii="Consolas" w:hAnsi="Consolas" w:eastAsia="Consolas" w:cs="Consolas"/>
+                <w:b w:val="0"/>
+                <w:sz w:val="18"/>
+              </w:rPr>
+              <w:t>verified_against</w:t>
+            </w:r>
+            <w:r>
+              <w:rPr>
+                <w:rFonts w:ascii="微软雅黑" w:hAnsi="微软雅黑" w:eastAsia="微软雅黑" w:cs="微软雅黑"/>
+                <w:b w:val="0"/>
+                <w:sz w:val="18"/>
+              </w:rPr>
+              <w:t xml:space="preserve">；新码 </w:t>
+            </w:r>
+            <w:r>
+              <w:rPr>
+                <w:rFonts w:ascii="Consolas" w:hAnsi="Consolas" w:eastAsia="Consolas" w:cs="Consolas"/>
+                <w:b w:val="0"/>
+                <w:sz w:val="18"/>
+              </w:rPr>
+              <w:t>evidence_missing_quote</w:t>
+            </w:r>
+            <w:r>
+              <w:rPr>
+                <w:rFonts w:ascii="微软雅黑" w:hAnsi="微软雅黑" w:eastAsia="微软雅黑" w:cs="微软雅黑"/>
+                <w:b w:val="0"/>
+                <w:sz w:val="18"/>
+              </w:rPr>
+              <w:t xml:space="preserve"> / </w:t>
+            </w:r>
+            <w:r>
+              <w:rPr>
+                <w:rFonts w:ascii="Consolas" w:hAnsi="Consolas" w:eastAsia="Consolas" w:cs="Consolas"/>
+                <w:b w:val="0"/>
+                <w:sz w:val="18"/>
+              </w:rPr>
+              <w:t>evidence_quote_too_short</w:t>
+            </w:r>
+            <w:r>
+              <w:rPr>
+                <w:rFonts w:ascii="微软雅黑" w:hAnsi="微软雅黑" w:eastAsia="微软雅黑" w:cs="微软雅黑"/>
+                <w:b w:val="0"/>
+                <w:sz w:val="18"/>
+              </w:rPr>
+              <w:t xml:space="preserve"> / </w:t>
+            </w:r>
+            <w:r>
+              <w:rPr>
+                <w:rFonts w:ascii="Consolas" w:hAnsi="Consolas" w:eastAsia="Consolas" w:cs="Consolas"/>
+                <w:b w:val="0"/>
+                <w:sz w:val="18"/>
+              </w:rPr>
+              <w:t>evidence_mismatch</w:t>
+            </w:r>
+            <w:r>
+              <w:rPr>
+                <w:rFonts w:ascii="微软雅黑" w:hAnsi="微软雅黑" w:eastAsia="微软雅黑" w:cs="微软雅黑"/>
+                <w:b w:val="0"/>
+                <w:sz w:val="18"/>
+              </w:rPr>
+              <w:t>）、P1-02 材料保留策略（</w:t>
+            </w:r>
+            <w:r>
+              <w:rPr>
+                <w:rFonts w:ascii="Consolas" w:hAnsi="Consolas" w:eastAsia="Consolas" w:cs="Consolas"/>
+                <w:b w:val="0"/>
+                <w:sz w:val="18"/>
+              </w:rPr>
+              <w:t>USER_OWNED_KINDS = ("user_input",)</w:t>
+            </w:r>
+            <w:r>
+              <w:rPr>
+                <w:rFonts w:ascii="微软雅黑" w:hAnsi="微软雅黑" w:eastAsia="微软雅黑" w:cs="微软雅黑"/>
+                <w:b w:val="0"/>
+                <w:sz w:val="18"/>
+              </w:rPr>
+              <w:t xml:space="preserve">：第三方默认 </w:t>
+            </w:r>
+            <w:r>
+              <w:rPr>
+                <w:rFonts w:ascii="Consolas" w:hAnsi="Consolas" w:eastAsia="Consolas" w:cs="Consolas"/>
+                <w:b w:val="0"/>
+                <w:sz w:val="18"/>
+              </w:rPr>
+              <w:t>THIRD_PARTY_EXCERPT_CHARS = 500</w:t>
+            </w:r>
+            <w:r>
+              <w:rPr>
+                <w:rFonts w:ascii="微软雅黑" w:hAnsi="微软雅黑" w:eastAsia="微软雅黑" w:cs="微软雅黑"/>
+                <w:b w:val="0"/>
+                <w:sz w:val="18"/>
+              </w:rPr>
+              <w:t xml:space="preserve"> + 16 片段，</w:t>
+            </w:r>
+            <w:r>
+              <w:rPr>
+                <w:rFonts w:ascii="Consolas" w:hAnsi="Consolas" w:eastAsia="Consolas" w:cs="Consolas"/>
+                <w:b w:val="0"/>
+                <w:sz w:val="18"/>
+              </w:rPr>
+              <w:t>user_input</w:t>
+            </w:r>
+            <w:r>
+              <w:rPr>
+                <w:rFonts w:ascii="微软雅黑" w:hAnsi="微软雅黑" w:eastAsia="微软雅黑" w:cs="微软雅黑"/>
+                <w:b w:val="0"/>
+                <w:sz w:val="18"/>
+              </w:rPr>
+              <w:t xml:space="preserve"> 按 </w:t>
+            </w:r>
+            <w:r>
+              <w:rPr>
+                <w:rFonts w:ascii="Consolas" w:hAnsi="Consolas" w:eastAsia="Consolas" w:cs="Consolas"/>
+                <w:b w:val="0"/>
+                <w:sz w:val="18"/>
+              </w:rPr>
+              <w:t>MAX_ARTIFACT_CHARS = 20_000</w:t>
+            </w:r>
+            <w:r>
+              <w:rPr>
+                <w:rFonts w:ascii="微软雅黑" w:hAnsi="微软雅黑" w:eastAsia="微软雅黑" w:cs="微软雅黑"/>
+                <w:b w:val="0"/>
+                <w:sz w:val="18"/>
+              </w:rPr>
+              <w:t xml:space="preserve"> + 64 片段整份保留；请求可给 </w:t>
+            </w:r>
+            <w:r>
+              <w:rPr>
+                <w:rFonts w:ascii="Consolas" w:hAnsi="Consolas" w:eastAsia="Consolas" w:cs="Consolas"/>
+                <w:b w:val="0"/>
+                <w:sz w:val="18"/>
+              </w:rPr>
+              <w:t>retention</w:t>
+            </w:r>
+            <w:r>
+              <w:rPr>
+                <w:rFonts w:ascii="微软雅黑" w:hAnsi="微软雅黑" w:eastAsia="微软雅黑" w:cs="微软雅黑"/>
+                <w:b w:val="0"/>
+                <w:sz w:val="18"/>
+              </w:rPr>
+              <w:t>，</w:t>
+            </w:r>
+            <w:r>
+              <w:rPr>
+                <w:rFonts w:ascii="Consolas" w:hAnsi="Consolas" w:eastAsia="Consolas" w:cs="Consolas"/>
+                <w:b w:val="0"/>
+                <w:sz w:val="18"/>
+              </w:rPr>
+              <w:t>full</w:t>
+            </w:r>
+            <w:r>
+              <w:rPr>
+                <w:rFonts w:ascii="微软雅黑" w:hAnsi="微软雅黑" w:eastAsia="微软雅黑" w:cs="微软雅黑"/>
+                <w:b w:val="0"/>
+                <w:sz w:val="18"/>
+              </w:rPr>
+              <w:t xml:space="preserve"> 必须同时给 </w:t>
+            </w:r>
+            <w:r>
+              <w:rPr>
+                <w:rFonts w:ascii="Consolas" w:hAnsi="Consolas" w:eastAsia="Consolas" w:cs="Consolas"/>
+                <w:b w:val="0"/>
+                <w:sz w:val="18"/>
+              </w:rPr>
+              <w:t>license_note</w:t>
+            </w:r>
+            <w:r>
+              <w:rPr>
+                <w:rFonts w:ascii="微软雅黑" w:hAnsi="微软雅黑" w:eastAsia="微软雅黑" w:cs="微软雅黑"/>
+                <w:b w:val="0"/>
+                <w:sz w:val="18"/>
+              </w:rPr>
+              <w:t xml:space="preserve"> 否则 400；少留时发 </w:t>
+            </w:r>
+            <w:r>
+              <w:rPr>
+                <w:rFonts w:ascii="Consolas" w:hAnsi="Consolas" w:eastAsia="Consolas" w:cs="Consolas"/>
+                <w:b w:val="0"/>
+                <w:sz w:val="18"/>
+              </w:rPr>
+              <w:t>excerpt_limited</w:t>
+            </w:r>
+            <w:r>
+              <w:rPr>
+                <w:rFonts w:ascii="微软雅黑" w:hAnsi="微软雅黑" w:eastAsia="微软雅黑" w:cs="微软雅黑"/>
+                <w:b w:val="0"/>
+                <w:sz w:val="18"/>
+              </w:rPr>
+              <w:t xml:space="preserve">）、P2-01 </w:t>
+            </w:r>
+            <w:r>
+              <w:rPr>
+                <w:rFonts w:ascii="Consolas" w:hAnsi="Consolas" w:eastAsia="Consolas" w:cs="Consolas"/>
+                <w:b w:val="0"/>
+                <w:sz w:val="18"/>
+              </w:rPr>
+              <w:t>Unknown.rule_id</w:t>
+            </w:r>
+            <w:r>
+              <w:rPr>
+                <w:rFonts w:ascii="微软雅黑" w:hAnsi="微软雅黑" w:eastAsia="微软雅黑" w:cs="微软雅黑"/>
+                <w:b w:val="0"/>
+                <w:sz w:val="18"/>
+              </w:rPr>
+              <w:t xml:space="preserve"> 与 </w:t>
+            </w:r>
+            <w:r>
+              <w:rPr>
+                <w:rFonts w:ascii="Consolas" w:hAnsi="Consolas" w:eastAsia="Consolas" w:cs="Consolas"/>
+                <w:b w:val="0"/>
+                <w:sz w:val="18"/>
+              </w:rPr>
+              <w:t>unknown_rule_unknown</w:t>
+            </w:r>
+            <w:r>
+              <w:rPr>
+                <w:rFonts w:ascii="微软雅黑" w:hAnsi="微软雅黑" w:eastAsia="微软雅黑" w:cs="微软雅黑"/>
+                <w:b w:val="0"/>
+                <w:sz w:val="18"/>
+              </w:rPr>
+              <w:t xml:space="preserve">、P2-03 </w:t>
+            </w:r>
+            <w:r>
+              <w:rPr>
+                <w:rFonts w:ascii="Consolas" w:hAnsi="Consolas" w:eastAsia="Consolas" w:cs="Consolas"/>
+                <w:b w:val="0"/>
+                <w:sz w:val="18"/>
+              </w:rPr>
+              <w:t>source_hash</w:t>
+            </w:r>
+            <w:r>
+              <w:rPr>
+                <w:rFonts w:ascii="微软雅黑" w:hAnsi="微软雅黑" w:eastAsia="微软雅黑" w:cs="微软雅黑"/>
+                <w:b w:val="0"/>
+                <w:sz w:val="18"/>
+              </w:rPr>
+              <w:t xml:space="preserve"> 与 </w:t>
+            </w:r>
+            <w:r>
+              <w:rPr>
+                <w:rFonts w:ascii="Consolas" w:hAnsi="Consolas" w:eastAsia="Consolas" w:cs="Consolas"/>
+                <w:b w:val="0"/>
+                <w:sz w:val="18"/>
+              </w:rPr>
+              <w:t>text_hash</w:t>
+            </w:r>
+            <w:r>
+              <w:rPr>
+                <w:rFonts w:ascii="微软雅黑" w:hAnsi="微软雅黑" w:eastAsia="微软雅黑" w:cs="微软雅黑"/>
+                <w:b w:val="0"/>
+                <w:sz w:val="18"/>
+              </w:rPr>
+              <w:t xml:space="preserve"> 分开记账、P2-04 </w:t>
+            </w:r>
+            <w:r>
+              <w:rPr>
+                <w:rFonts w:ascii="Consolas" w:hAnsi="Consolas" w:eastAsia="Consolas" w:cs="Consolas"/>
+                <w:b w:val="0"/>
+                <w:sz w:val="18"/>
+              </w:rPr>
+              <w:t>backend/tests/test_ai_provider_boundary.py</w:t>
+            </w:r>
+            <w:r>
+              <w:rPr>
+                <w:rFonts w:ascii="微软雅黑" w:hAnsi="微软雅黑" w:eastAsia="微软雅黑" w:cs="微软雅黑"/>
+                <w:b w:val="0"/>
+                <w:sz w:val="18"/>
+              </w:rPr>
+              <w:t xml:space="preserve"> 的 AST 全仓边界守卫；P2-02 只写文档、不改代码（Compiler 阶段的前置条件）。</w:t>
+            </w:r>
+            <w:r>
+              <w:rPr>
+                <w:rFonts w:ascii="微软雅黑" w:hAnsi="微软雅黑" w:eastAsia="微软雅黑" w:cs="微软雅黑"/>
+                <w:b/>
+                <w:sz w:val="18"/>
+              </w:rPr>
+              <w:t>不进入 Phase 4</w:t>
+            </w:r>
+            <w:r>
+              <w:rPr>
+                <w:rFonts w:ascii="微软雅黑" w:hAnsi="微软雅黑" w:eastAsia="微软雅黑" w:cs="微软雅黑"/>
+                <w:b w:val="0"/>
+                <w:sz w:val="18"/>
+              </w:rPr>
+              <w:t>：Strategy Compiler、任何让 AI 触发回测 / 风险 / 敏感性 / Monte Carlo 的入口、RAG、URL / PDF / GitHub 抓取、Tool Gateway、MCP、自动研究、自动优化一律不做，也不新增 Agent 与 Provider</w:t>
             </w:r>
           </w:p>
         </w:tc>
@@ -24495,6 +26276,62 @@
               </w:rPr>
               <w:t>0014</w:t>
             </w:r>
+            <w:r>
+              <w:rPr>
+                <w:rFonts w:ascii="微软雅黑" w:hAnsi="微软雅黑" w:eastAsia="微软雅黑" w:cs="微软雅黑"/>
+                <w:b w:val="0"/>
+                <w:sz w:val="18"/>
+              </w:rPr>
+              <w:t>（</w:t>
+            </w:r>
+            <w:r>
+              <w:rPr>
+                <w:rFonts w:ascii="Consolas" w:hAnsi="Consolas" w:eastAsia="Consolas" w:cs="Consolas"/>
+                <w:b w:val="0"/>
+                <w:sz w:val="18"/>
+              </w:rPr>
+              <w:t>0014_artifact_source_hash</w:t>
+            </w:r>
+            <w:r>
+              <w:rPr>
+                <w:rFonts w:ascii="微软雅黑" w:hAnsi="微软雅黑" w:eastAsia="微软雅黑" w:cs="微软雅黑"/>
+                <w:b w:val="0"/>
+                <w:sz w:val="18"/>
+              </w:rPr>
+              <w:t xml:space="preserve">，给 </w:t>
+            </w:r>
+            <w:r>
+              <w:rPr>
+                <w:rFonts w:ascii="Consolas" w:hAnsi="Consolas" w:eastAsia="Consolas" w:cs="Consolas"/>
+                <w:b w:val="0"/>
+                <w:sz w:val="18"/>
+              </w:rPr>
+              <w:t>research_artifacts</w:t>
+            </w:r>
+            <w:r>
+              <w:rPr>
+                <w:rFonts w:ascii="微软雅黑" w:hAnsi="微软雅黑" w:eastAsia="微软雅黑" w:cs="微软雅黑"/>
+                <w:b w:val="0"/>
+                <w:sz w:val="18"/>
+              </w:rPr>
+              <w:t xml:space="preserve"> 纯加列 </w:t>
+            </w:r>
+            <w:r>
+              <w:rPr>
+                <w:rFonts w:ascii="Consolas" w:hAnsi="Consolas" w:eastAsia="Consolas" w:cs="Consolas"/>
+                <w:b w:val="0"/>
+                <w:sz w:val="18"/>
+              </w:rPr>
+              <w:t>source_hash</w:t>
+            </w:r>
+            <w:r>
+              <w:rPr>
+                <w:rFonts w:ascii="微软雅黑" w:hAnsi="微软雅黑" w:eastAsia="微软雅黑" w:cs="微软雅黑"/>
+                <w:b w:val="0"/>
+                <w:sz w:val="18"/>
+              </w:rPr>
+              <w:t>）</w:t>
+            </w:r>
           </w:p>
         </w:tc>
         <w:tc>
@@ -24511,7 +26348,23 @@
                 <w:b w:val="0"/>
                 <w:sz w:val="18"/>
               </w:rPr>
-              <w:t>v2.0.0 内交付，部署随里程碑一并验收（ADR-086）</w:t>
+              <w:t>验收修复版：</w:t>
+            </w:r>
+            <w:r>
+              <w:rPr>
+                <w:rFonts w:ascii="微软雅黑" w:hAnsi="微软雅黑" w:eastAsia="微软雅黑" w:cs="微软雅黑"/>
+                <w:b/>
+                <w:sz w:val="18"/>
+              </w:rPr>
+              <w:t>不部署 NAS</w:t>
+            </w:r>
+            <w:r>
+              <w:rPr>
+                <w:rFonts w:ascii="微软雅黑" w:hAnsi="微软雅黑" w:eastAsia="微软雅黑" w:cs="微软雅黑"/>
+                <w:b w:val="0"/>
+                <w:sz w:val="18"/>
+              </w:rPr>
+              <w:t>（ADR-086）</w:t>
             </w:r>
           </w:p>
         </w:tc>
@@ -24531,7 +26384,195 @@
                 <w:b/>
                 <w:sz w:val="18"/>
               </w:rPr>
-              <w:t>v2.0.0</w:t>
+              <w:t>v2.1.0（第一阶段，原计划 v1.9.9）</w:t>
+            </w:r>
+            <w:r>
+              <w:rPr>
+                <w:rFonts w:ascii="微软雅黑" w:hAnsi="微软雅黑" w:eastAsia="微软雅黑" w:cs="微软雅黑"/>
+                <w:b w:val="0"/>
+                <w:sz w:val="18"/>
+              </w:rPr>
+              <w:t xml:space="preserve"> Compiler + Tool Gateway + Audit + Security + Workflow</w:t>
+            </w:r>
+          </w:p>
+        </w:tc>
+        <w:tc>
+          <w:tcPr>
+            <w:tcW w:type="dxa" w:w="1728"/>
+          </w:tcPr>
+          <w:p>
+            <w:pPr>
+              <w:spacing w:after="0"/>
+            </w:pPr>
+            <w:r>
+              <w:rPr>
+                <w:rFonts w:ascii="微软雅黑" w:hAnsi="微软雅黑" w:eastAsia="微软雅黑" w:cs="微软雅黑"/>
+                <w:b w:val="0"/>
+                <w:sz w:val="18"/>
+              </w:rPr>
+              <w:t>§十七、§二十四、§二十五、§五十七、§五十八、§五十九、§六十、§六十二、§六十三、§六十四、§六十五、§五十三–§五十六、§四十三</w:t>
+            </w:r>
+          </w:p>
+        </w:tc>
+        <w:tc>
+          <w:tcPr>
+            <w:tcW w:type="dxa" w:w="1728"/>
+          </w:tcPr>
+          <w:p>
+            <w:pPr>
+              <w:spacing w:after="0"/>
+            </w:pPr>
+            <w:r>
+              <w:rPr>
+                <w:rFonts w:ascii="Consolas" w:hAnsi="Consolas" w:eastAsia="Consolas" w:cs="Consolas"/>
+                <w:b w:val="0"/>
+                <w:sz w:val="18"/>
+              </w:rPr>
+              <w:t>StrategyCompiler</w:t>
+            </w:r>
+            <w:r>
+              <w:rPr>
+                <w:rFonts w:ascii="微软雅黑" w:hAnsi="微软雅黑" w:eastAsia="微软雅黑" w:cs="微软雅黑"/>
+                <w:b w:val="0"/>
+                <w:sz w:val="18"/>
+              </w:rPr>
+              <w:t>（Draft → DSL 1.0）、Tool Gateway（三档 + 配额 + 审计）、</w:t>
+            </w:r>
+            <w:r>
+              <w:rPr>
+                <w:rFonts w:ascii="Consolas" w:hAnsi="Consolas" w:eastAsia="Consolas" w:cs="Consolas"/>
+                <w:b w:val="0"/>
+                <w:sz w:val="18"/>
+              </w:rPr>
+              <w:t>ai_research_runs</w:t>
+            </w:r>
+            <w:r>
+              <w:rPr>
+                <w:rFonts w:ascii="微软雅黑" w:hAnsi="微软雅黑" w:eastAsia="微软雅黑" w:cs="微软雅黑"/>
+                <w:b w:val="0"/>
+                <w:sz w:val="18"/>
+              </w:rPr>
+              <w:t xml:space="preserve"> / </w:t>
+            </w:r>
+            <w:r>
+              <w:rPr>
+                <w:rFonts w:ascii="Consolas" w:hAnsi="Consolas" w:eastAsia="Consolas" w:cs="Consolas"/>
+                <w:b w:val="0"/>
+                <w:sz w:val="18"/>
+              </w:rPr>
+              <w:t>ai_tool_calls</w:t>
+            </w:r>
+            <w:r>
+              <w:rPr>
+                <w:rFonts w:ascii="微软雅黑" w:hAnsi="微软雅黑" w:eastAsia="微软雅黑" w:cs="微软雅黑"/>
+                <w:b w:val="0"/>
+                <w:sz w:val="18"/>
+              </w:rPr>
+              <w:t xml:space="preserve"> / </w:t>
+            </w:r>
+            <w:r>
+              <w:rPr>
+                <w:rFonts w:ascii="Consolas" w:hAnsi="Consolas" w:eastAsia="Consolas" w:cs="Consolas"/>
+                <w:b w:val="0"/>
+                <w:sz w:val="18"/>
+              </w:rPr>
+              <w:t>strategy_experiments</w:t>
+            </w:r>
+            <w:r>
+              <w:rPr>
+                <w:rFonts w:ascii="微软雅黑" w:hAnsi="微软雅黑" w:eastAsia="微软雅黑" w:cs="微软雅黑"/>
+                <w:b w:val="0"/>
+                <w:sz w:val="18"/>
+              </w:rPr>
+              <w:t>、异步研究工作流 + 人工确认、统一解释入口</w:t>
+            </w:r>
+          </w:p>
+        </w:tc>
+        <w:tc>
+          <w:tcPr>
+            <w:tcW w:type="dxa" w:w="1728"/>
+          </w:tcPr>
+          <w:p>
+            <w:pPr>
+              <w:spacing w:after="0"/>
+            </w:pPr>
+            <w:r>
+              <w:rPr>
+                <w:rFonts w:ascii="微软雅黑" w:hAnsi="微软雅黑" w:eastAsia="微软雅黑" w:cs="微软雅黑"/>
+                <w:b w:val="0"/>
+                <w:sz w:val="18"/>
+              </w:rPr>
+              <w:t xml:space="preserve">原计划 </w:t>
+            </w:r>
+            <w:r>
+              <w:rPr>
+                <w:rFonts w:ascii="Consolas" w:hAnsi="Consolas" w:eastAsia="Consolas" w:cs="Consolas"/>
+                <w:b w:val="0"/>
+                <w:sz w:val="18"/>
+              </w:rPr>
+              <w:t>0014</w:t>
+            </w:r>
+            <w:r>
+              <w:rPr>
+                <w:rFonts w:ascii="微软雅黑" w:hAnsi="微软雅黑" w:eastAsia="微软雅黑" w:cs="微软雅黑"/>
+                <w:b w:val="0"/>
+                <w:sz w:val="18"/>
+              </w:rPr>
+              <w:t xml:space="preserve">（已被 v2.0.0 的验收修复迁移 </w:t>
+            </w:r>
+            <w:r>
+              <w:rPr>
+                <w:rFonts w:ascii="Consolas" w:hAnsi="Consolas" w:eastAsia="Consolas" w:cs="Consolas"/>
+                <w:b w:val="0"/>
+                <w:sz w:val="18"/>
+              </w:rPr>
+              <w:t>0014_artifact_source_hash</w:t>
+            </w:r>
+            <w:r>
+              <w:rPr>
+                <w:rFonts w:ascii="微软雅黑" w:hAnsi="微软雅黑" w:eastAsia="微软雅黑" w:cs="微软雅黑"/>
+                <w:b w:val="0"/>
+                <w:sz w:val="18"/>
+              </w:rPr>
+              <w:t xml:space="preserve"> 占用，编号顺延）</w:t>
+            </w:r>
+          </w:p>
+        </w:tc>
+        <w:tc>
+          <w:tcPr>
+            <w:tcW w:type="dxa" w:w="1728"/>
+          </w:tcPr>
+          <w:p>
+            <w:pPr>
+              <w:spacing w:after="0"/>
+            </w:pPr>
+            <w:r>
+              <w:rPr>
+                <w:rFonts w:ascii="微软雅黑" w:hAnsi="微软雅黑" w:eastAsia="微软雅黑" w:cs="微软雅黑"/>
+                <w:b w:val="0"/>
+                <w:sz w:val="18"/>
+              </w:rPr>
+              <w:t>v2.1.0 内交付，部署随里程碑一并验收（ADR-086）</w:t>
+            </w:r>
+          </w:p>
+        </w:tc>
+      </w:tr>
+      <w:tr>
+        <w:tc>
+          <w:tcPr>
+            <w:tcW w:type="dxa" w:w="1728"/>
+          </w:tcPr>
+          <w:p>
+            <w:pPr>
+              <w:spacing w:after="0"/>
+            </w:pPr>
+            <w:r>
+              <w:rPr>
+                <w:rFonts w:ascii="微软雅黑" w:hAnsi="微软雅黑" w:eastAsia="微软雅黑" w:cs="微软雅黑"/>
+                <w:b/>
+                <w:sz w:val="18"/>
+              </w:rPr>
+              <w:t>v2.1.0</w:t>
             </w:r>
             <w:r>
               <w:rPr>
@@ -24619,7 +26660,7 @@
                 <w:b w:val="0"/>
                 <w:sz w:val="18"/>
               </w:rPr>
-              <w:t>（ADR-086）</w:t>
+              <w:t>（ADR-086；须用户明确授权）</w:t>
             </w:r>
           </w:p>
         </w:tc>
@@ -24741,7 +26782,7 @@
           <w:rFonts w:ascii="微软雅黑" w:hAnsi="微软雅黑" w:eastAsia="微软雅黑" w:cs="微软雅黑"/>
           <w:b w:val="0"/>
         </w:rPr>
-        <w:t>（用户决策 C2）；v1.9.7 / v1.9.8 / v1.9.9 都正常发 GHCR 镜像但</w:t>
+        <w:t>（用户决策 C2）；v1.9.7 / v1.9.8 / v1.9.9 / v2.0.0 都正常发 GHCR 镜像但</w:t>
       </w:r>
       <w:r>
         <w:rPr>
@@ -24783,7 +26824,35 @@
           <w:rFonts w:ascii="微软雅黑" w:hAnsi="微软雅黑" w:eastAsia="微软雅黑" w:cs="微软雅黑"/>
           <w:b w:val="0"/>
         </w:rPr>
-        <w:t xml:space="preserve"> 顺序问题，不顺带加任何功能。原先排在 v1.9.9 的 Phase 4+ 范围（Strategy Compiler、Tool Gateway、统一研究来源、异步研究工作流 + 人工确认、</w:t>
+        <w:t xml:space="preserve"> 顺序问题，不顺带加任何功能；v2.0.0 是 </w:t>
+      </w:r>
+      <w:r>
+        <w:rPr>
+          <w:rFonts w:ascii="微软雅黑" w:hAnsi="微软雅黑" w:eastAsia="微软雅黑" w:cs="微软雅黑"/>
+          <w:b/>
+        </w:rPr>
+        <w:t>v1.9.9 独立验收的修复版</w:t>
+      </w:r>
+      <w:r>
+        <w:rPr>
+          <w:rFonts w:ascii="微软雅黑" w:hAnsi="微软雅黑" w:eastAsia="微软雅黑" w:cs="微软雅黑"/>
+          <w:b w:val="0"/>
+        </w:rPr>
+        <w:t>：只做验收报告点名的两条 P1 与三条 P2（ADR-159 至 ADR-162），</w:t>
+      </w:r>
+      <w:r>
+        <w:rPr>
+          <w:rFonts w:ascii="微软雅黑" w:hAnsi="微软雅黑" w:eastAsia="微软雅黑" w:cs="微软雅黑"/>
+          <w:b/>
+        </w:rPr>
+        <w:t>不进入 Phase 4</w:t>
+      </w:r>
+      <w:r>
+        <w:rPr>
+          <w:rFonts w:ascii="微软雅黑" w:hAnsi="微软雅黑" w:eastAsia="微软雅黑" w:cs="微软雅黑"/>
+          <w:b w:val="0"/>
+        </w:rPr>
+        <w:t>。按 ADR-079，v1.9.9 之后即 v2.0.0，而 v2.0.0 被验收修复占用，因此原先排在 v1.9.9 的 Phase 4+ 范围（Strategy Compiler、Tool Gateway、统一研究来源、异步研究工作流 + 人工确认、</w:t>
       </w:r>
       <w:r>
         <w:rPr>
@@ -24811,14 +26880,14 @@
           <w:rFonts w:ascii="微软雅黑" w:hAnsi="微软雅黑" w:eastAsia="微软雅黑" w:cs="微软雅黑"/>
           <w:b w:val="0"/>
         </w:rPr>
-        <w:t xml:space="preserve">）现从 </w:t>
+        <w:t xml:space="preserve">）顺延到 </w:t>
       </w:r>
       <w:r>
         <w:rPr>
           <w:rFonts w:ascii="微软雅黑" w:hAnsi="微软雅黑" w:eastAsia="微软雅黑" w:cs="微软雅黑"/>
           <w:b/>
         </w:rPr>
-        <w:t>v2.0.0</w:t>
+        <w:t>v2.1.0</w:t>
       </w:r>
       <w:r>
         <w:rPr>
@@ -24832,14 +26901,14 @@
           <w:rFonts w:ascii="Consolas" w:hAnsi="Consolas" w:eastAsia="Consolas" w:cs="Consolas"/>
           <w:b w:val="0"/>
         </w:rPr>
-        <w:t>v2.0.0</w:t>
-      </w:r>
-      <w:r>
-        <w:rPr>
-          <w:rFonts w:ascii="微软雅黑" w:hAnsi="微软雅黑" w:eastAsia="微软雅黑" w:cs="微软雅黑"/>
-          <w:b w:val="0"/>
-        </w:rPr>
-        <w:t xml:space="preserve"> = GHCR + 正式 NAS 部署候选（用户决策 Q8）。每个版本仍必须有 tests / CI / docs / release / tag。</w:t>
+        <w:t>v2.1.0</w:t>
+      </w:r>
+      <w:r>
+        <w:rPr>
+          <w:rFonts w:ascii="微软雅黑" w:hAnsi="微软雅黑" w:eastAsia="微软雅黑" w:cs="微软雅黑"/>
+          <w:b w:val="0"/>
+        </w:rPr>
+        <w:t xml:space="preserve"> = GHCR + 正式 NAS 部署候选（用户决策 Q8；部署须用户明确授权）。每个版本仍必须有 tests / CI / docs / release / tag。</w:t>
       </w:r>
     </w:p>
     <w:p>
@@ -24896,7 +26965,49 @@
           <w:rFonts w:ascii="微软雅黑" w:hAnsi="微软雅黑" w:eastAsia="微软雅黑" w:cs="微软雅黑"/>
           <w:b w:val="0"/>
         </w:rPr>
-        <w:t xml:space="preserve"> v2.0.0 的功能（v1.9.8 与 v1.9.9 均已交付：v1.9.8 是研究层 Phase 3 至「草案 + 能力裁决」，v1.9.9 是迁移顺序补丁）。</w:t>
+        <w:t xml:space="preserve"> </w:t>
+      </w:r>
+      <w:r>
+        <w:rPr>
+          <w:rFonts w:ascii="微软雅黑" w:hAnsi="微软雅黑" w:eastAsia="微软雅黑" w:cs="微软雅黑"/>
+          <w:b/>
+        </w:rPr>
+        <w:t>v2.1.0</w:t>
+      </w:r>
+      <w:r>
+        <w:rPr>
+          <w:rFonts w:ascii="微软雅黑" w:hAnsi="微软雅黑" w:eastAsia="微软雅黑" w:cs="微软雅黑"/>
+          <w:b w:val="0"/>
+        </w:rPr>
+        <w:t xml:space="preserve"> 的里程碑内容（Strategy Compiler、Tool Gateway、统一研究来源、异步研究工作流 + 人工确认、</w:t>
+      </w:r>
+      <w:r>
+        <w:rPr>
+          <w:rFonts w:ascii="Consolas" w:hAnsi="Consolas" w:eastAsia="Consolas" w:cs="Consolas"/>
+          <w:b w:val="0"/>
+        </w:rPr>
+        <w:t>strategy_experiments</w:t>
+      </w:r>
+      <w:r>
+        <w:rPr>
+          <w:rFonts w:ascii="微软雅黑" w:hAnsi="微软雅黑" w:eastAsia="微软雅黑" w:cs="微软雅黑"/>
+          <w:b w:val="0"/>
+        </w:rPr>
+        <w:t xml:space="preserve">、四个 AI 面板门控、完整 </w:t>
+      </w:r>
+      <w:r>
+        <w:rPr>
+          <w:rFonts w:ascii="Consolas" w:hAnsi="Consolas" w:eastAsia="Consolas" w:cs="Consolas"/>
+          <w:b w:val="0"/>
+        </w:rPr>
+        <w:t>/lab</w:t>
+      </w:r>
+      <w:r>
+        <w:rPr>
+          <w:rFonts w:ascii="微软雅黑" w:hAnsi="微软雅黑" w:eastAsia="微软雅黑" w:cs="微软雅黑"/>
+          <w:b w:val="0"/>
+        </w:rPr>
+        <w:t xml:space="preserve"> 等）；已交付的版本是：v1.9.8（研究层 Phase 3 至「草案 + 能力裁决」）、v1.9.9（迁移顺序补丁）、v2.0.0（v1.9.9 验收报告的修复版，ADR-159 至 ADR-162，同样不含任何 Phase 4 内容）。</w:t>
       </w:r>
     </w:p>
     <w:p>
@@ -24941,7 +27052,7 @@
           <w:rFonts w:ascii="微软雅黑" w:hAnsi="微软雅黑" w:eastAsia="微软雅黑" w:cs="微软雅黑"/>
           <w:b w:val="0"/>
         </w:rPr>
-        <w:t>v2.0.0 的核心验收链：</w:t>
+        <w:t>v2.1.0 的核心验收链：</w:t>
       </w:r>
       <w:r>
         <w:rPr>
@@ -25634,7 +27745,7 @@
                 <w:b w:val="0"/>
                 <w:sz w:val="18"/>
               </w:rPr>
-              <w:t>pdf` 与 GitHub / URL / PDF 统一仍是 v2.0.0</w:t>
+              <w:t>pdf` 与 GitHub / URL / PDF 统一仍是 v2.1.0</w:t>
             </w:r>
           </w:p>
         </w:tc>
@@ -25828,7 +27939,7 @@
                 <w:b w:val="0"/>
                 <w:sz w:val="18"/>
               </w:rPr>
-              <w:t xml:space="preserve"> 仍是 v2.0.0</w:t>
+              <w:t xml:space="preserve"> 仍是 v2.1.0</w:t>
             </w:r>
           </w:p>
         </w:tc>
@@ -26476,7 +28587,7 @@
                 <w:b w:val="0"/>
                 <w:sz w:val="18"/>
               </w:rPr>
-              <w:t>）已有，capability / safety 两级待 v2.0.0</w:t>
+              <w:t>）已有，capability / safety 两级待 v2.1.0</w:t>
             </w:r>
           </w:p>
         </w:tc>
@@ -26744,7 +28855,7 @@
                 <w:b w:val="0"/>
                 <w:sz w:val="18"/>
               </w:rPr>
-              <w:t xml:space="preserve"> 字段、429/503 映射）；统一入口待 v2.0.0</w:t>
+              <w:t xml:space="preserve"> 字段、429/503 映射）；统一入口待 v2.1.0</w:t>
             </w:r>
           </w:p>
         </w:tc>
@@ -26878,7 +28989,7 @@
                 <w:b w:val="0"/>
                 <w:sz w:val="18"/>
               </w:rPr>
-              <w:t xml:space="preserve"> 计划 v2.0.0</w:t>
+              <w:t xml:space="preserve"> 计划 v2.1.0</w:t>
             </w:r>
           </w:p>
         </w:tc>
@@ -26996,7 +29107,7 @@
                 <w:b w:val="0"/>
                 <w:sz w:val="18"/>
               </w:rPr>
-              <w:t>（22 例，五类注入样本作为 ResearchArtifact 内容，断言不能改变 Role Contract）；URL / PDF 摄取、SSRF、来源体积待 v2.0.0</w:t>
+              <w:t>（22 例，五类注入样本作为 ResearchArtifact 内容，断言不能改变 Role Contract）；URL / PDF 摄取、SSRF、来源体积待 v2.1.0</w:t>
             </w:r>
           </w:p>
         </w:tc>
@@ -27226,7 +29337,7 @@
                 <w:b w:val="0"/>
                 <w:sz w:val="18"/>
               </w:rPr>
-              <w:t xml:space="preserve"> 待 v2.0.0 的 </w:t>
+              <w:t xml:space="preserve"> 待 v2.1.0 的 </w:t>
             </w:r>
             <w:r>
               <w:rPr>
@@ -27624,7 +29735,119 @@
                 <w:b w:val="0"/>
                 <w:sz w:val="18"/>
               </w:rPr>
-              <w:t xml:space="preserve"> 与本文件；本 V1.1 即 Phase 12 的交付物</w:t>
+              <w:t xml:space="preserve"> 与本文件；v2.0.0 又同步了 </w:t>
+            </w:r>
+            <w:r>
+              <w:rPr>
+                <w:rFonts w:ascii="Consolas" w:hAnsi="Consolas" w:eastAsia="Consolas" w:cs="Consolas"/>
+                <w:b w:val="0"/>
+                <w:sz w:val="18"/>
+              </w:rPr>
+              <w:t>docs/06</w:t>
+            </w:r>
+            <w:r>
+              <w:rPr>
+                <w:rFonts w:ascii="微软雅黑" w:hAnsi="微软雅黑" w:eastAsia="微软雅黑" w:cs="微软雅黑"/>
+                <w:b w:val="0"/>
+                <w:sz w:val="18"/>
+              </w:rPr>
+              <w:t xml:space="preserve">（§19）/ </w:t>
+            </w:r>
+            <w:r>
+              <w:rPr>
+                <w:rFonts w:ascii="Consolas" w:hAnsi="Consolas" w:eastAsia="Consolas" w:cs="Consolas"/>
+                <w:b w:val="0"/>
+                <w:sz w:val="18"/>
+              </w:rPr>
+              <w:t>docs/12</w:t>
+            </w:r>
+            <w:r>
+              <w:rPr>
+                <w:rFonts w:ascii="微软雅黑" w:hAnsi="微软雅黑" w:eastAsia="微软雅黑" w:cs="微软雅黑"/>
+                <w:b w:val="0"/>
+                <w:sz w:val="18"/>
+              </w:rPr>
+              <w:t xml:space="preserve"> / </w:t>
+            </w:r>
+            <w:r>
+              <w:rPr>
+                <w:rFonts w:ascii="Consolas" w:hAnsi="Consolas" w:eastAsia="Consolas" w:cs="Consolas"/>
+                <w:b w:val="0"/>
+                <w:sz w:val="18"/>
+              </w:rPr>
+              <w:t>docs/15</w:t>
+            </w:r>
+            <w:r>
+              <w:rPr>
+                <w:rFonts w:ascii="微软雅黑" w:hAnsi="微软雅黑" w:eastAsia="微软雅黑" w:cs="微软雅黑"/>
+                <w:b w:val="0"/>
+                <w:sz w:val="18"/>
+              </w:rPr>
+              <w:t xml:space="preserve"> / </w:t>
+            </w:r>
+            <w:r>
+              <w:rPr>
+                <w:rFonts w:ascii="Consolas" w:hAnsi="Consolas" w:eastAsia="Consolas" w:cs="Consolas"/>
+                <w:b w:val="0"/>
+                <w:sz w:val="18"/>
+              </w:rPr>
+              <w:t>docs/17</w:t>
+            </w:r>
+            <w:r>
+              <w:rPr>
+                <w:rFonts w:ascii="微软雅黑" w:hAnsi="微软雅黑" w:eastAsia="微软雅黑" w:cs="微软雅黑"/>
+                <w:b w:val="0"/>
+                <w:sz w:val="18"/>
+              </w:rPr>
+              <w:t xml:space="preserve">（ADR-159…162）/ </w:t>
+            </w:r>
+            <w:r>
+              <w:rPr>
+                <w:rFonts w:ascii="Consolas" w:hAnsi="Consolas" w:eastAsia="Consolas" w:cs="Consolas"/>
+                <w:b w:val="0"/>
+                <w:sz w:val="18"/>
+              </w:rPr>
+              <w:t>docs/19</w:t>
+            </w:r>
+            <w:r>
+              <w:rPr>
+                <w:rFonts w:ascii="微软雅黑" w:hAnsi="微软雅黑" w:eastAsia="微软雅黑" w:cs="微软雅黑"/>
+                <w:b w:val="0"/>
+                <w:sz w:val="18"/>
+              </w:rPr>
+              <w:t xml:space="preserve"> / </w:t>
+            </w:r>
+            <w:r>
+              <w:rPr>
+                <w:rFonts w:ascii="Consolas" w:hAnsi="Consolas" w:eastAsia="Consolas" w:cs="Consolas"/>
+                <w:b w:val="0"/>
+                <w:sz w:val="18"/>
+              </w:rPr>
+              <w:t>docs/25</w:t>
+            </w:r>
+            <w:r>
+              <w:rPr>
+                <w:rFonts w:ascii="微软雅黑" w:hAnsi="微软雅黑" w:eastAsia="微软雅黑" w:cs="微软雅黑"/>
+                <w:b w:val="0"/>
+                <w:sz w:val="18"/>
+              </w:rPr>
+              <w:t xml:space="preserve"> / </w:t>
+            </w:r>
+            <w:r>
+              <w:rPr>
+                <w:rFonts w:ascii="Consolas" w:hAnsi="Consolas" w:eastAsia="Consolas" w:cs="Consolas"/>
+                <w:b w:val="0"/>
+                <w:sz w:val="18"/>
+              </w:rPr>
+              <w:t>docs/26</w:t>
+            </w:r>
+            <w:r>
+              <w:rPr>
+                <w:rFonts w:ascii="微软雅黑" w:hAnsi="微软雅黑" w:eastAsia="微软雅黑" w:cs="微软雅黑"/>
+                <w:b w:val="0"/>
+                <w:sz w:val="18"/>
+              </w:rPr>
+              <w:t>（§24）与本文件；本 V1.1 即 Phase 12 的交付物</w:t>
             </w:r>
           </w:p>
         </w:tc>
@@ -27922,7 +30145,7 @@
                 <w:b w:val="0"/>
                 <w:sz w:val="18"/>
               </w:rPr>
-              <w:t>已补四层 AI 架构图与三条不许越过的线（v1.9.7）；Research Layer 的实体层同步待 v2.0.0</w:t>
+              <w:t>已补四层 AI 架构图与三条不许越过的线（v1.9.7）；Research Layer 的实体层同步待 v2.1.0</w:t>
             </w:r>
           </w:p>
         </w:tc>
@@ -28130,7 +30353,7 @@
                 <w:b w:val="0"/>
                 <w:sz w:val="18"/>
               </w:rPr>
-              <w:t xml:space="preserve"> 的第一个实现」，安全约束不变（v2.0.0）</w:t>
+              <w:t xml:space="preserve"> 的第一个实现」，安全约束不变（v2.1.0）</w:t>
             </w:r>
           </w:p>
         </w:tc>
@@ -28194,7 +30417,7 @@
                 <w:b w:val="0"/>
                 <w:sz w:val="18"/>
               </w:rPr>
-              <w:t>（v1.9.7 重写；v1.9.8 新增 §17 研究层、§18 已实现 / 未实现清单）；v1.9.9 把 §18 标题改为「截至 v1.9.9」并声明 v1.9.9 不新增 AI 层能力</w:t>
+              <w:t>（v1.9.7 重写；v1.9.8 新增 §17 研究层、§18 已实现 / 未实现清单）；v1.9.9 把 §18 标题改为「截至 v1.9.9」并声明 v1.9.9 不新增 AI 层能力；v2.0.0 新增 §19「AI 研究层的验收修复（v2.0.0）」（ADR-159 至 ADR-162、明确不做清单、Phase 4 里程碑顺延为 v2.1.0）</w:t>
             </w:r>
           </w:p>
         </w:tc>
@@ -28474,7 +30697,7 @@
                 <w:b w:val="0"/>
                 <w:sz w:val="18"/>
               </w:rPr>
-              <w:t>待补研究层新表（六表 v1.9.8 已建，文档同步待 v2.0.0）</w:t>
+              <w:t>待补研究层新表（六表 v1.9.8 已建，文档同步待 v2.1.0）</w:t>
             </w:r>
           </w:p>
         </w:tc>
@@ -28602,7 +30825,215 @@
                 <w:b w:val="0"/>
                 <w:sz w:val="18"/>
               </w:rPr>
-              <w:t xml:space="preserve"> 端点</w:t>
+              <w:t xml:space="preserve"> 端点；v2.0.0 在该节记 </w:t>
+            </w:r>
+            <w:r>
+              <w:rPr>
+                <w:rFonts w:ascii="Consolas" w:hAnsi="Consolas" w:eastAsia="Consolas" w:cs="Consolas"/>
+                <w:b w:val="0"/>
+                <w:sz w:val="18"/>
+              </w:rPr>
+              <w:t>retention</w:t>
+            </w:r>
+            <w:r>
+              <w:rPr>
+                <w:rFonts w:ascii="微软雅黑" w:hAnsi="微软雅黑" w:eastAsia="微软雅黑" w:cs="微软雅黑"/>
+                <w:b w:val="0"/>
+                <w:sz w:val="18"/>
+              </w:rPr>
+              <w:t>（</w:t>
+            </w:r>
+            <w:r>
+              <w:rPr>
+                <w:rFonts w:ascii="Consolas" w:hAnsi="Consolas" w:eastAsia="Consolas" w:cs="Consolas"/>
+                <w:b w:val="0"/>
+                <w:sz w:val="18"/>
+              </w:rPr>
+              <w:t>excerpt</w:t>
+            </w:r>
+            <w:r>
+              <w:rPr>
+                <w:rFonts w:ascii="微软雅黑" w:hAnsi="微软雅黑" w:eastAsia="微软雅黑" w:cs="微软雅黑"/>
+                <w:b w:val="0"/>
+                <w:sz w:val="18"/>
+              </w:rPr>
+              <w:t xml:space="preserve"> / </w:t>
+            </w:r>
+            <w:r>
+              <w:rPr>
+                <w:rFonts w:ascii="Consolas" w:hAnsi="Consolas" w:eastAsia="Consolas" w:cs="Consolas"/>
+                <w:b w:val="0"/>
+                <w:sz w:val="18"/>
+              </w:rPr>
+              <w:t>full</w:t>
+            </w:r>
+            <w:r>
+              <w:rPr>
+                <w:rFonts w:ascii="微软雅黑" w:hAnsi="微软雅黑" w:eastAsia="微软雅黑" w:cs="微软雅黑"/>
+                <w:b w:val="0"/>
+                <w:sz w:val="18"/>
+              </w:rPr>
+              <w:t>，</w:t>
+            </w:r>
+            <w:r>
+              <w:rPr>
+                <w:rFonts w:ascii="Consolas" w:hAnsi="Consolas" w:eastAsia="Consolas" w:cs="Consolas"/>
+                <w:b w:val="0"/>
+                <w:sz w:val="18"/>
+              </w:rPr>
+              <w:t>full</w:t>
+            </w:r>
+            <w:r>
+              <w:rPr>
+                <w:rFonts w:ascii="微软雅黑" w:hAnsi="微软雅黑" w:eastAsia="微软雅黑" w:cs="微软雅黑"/>
+                <w:b w:val="0"/>
+                <w:sz w:val="18"/>
+              </w:rPr>
+              <w:t xml:space="preserve"> 必须给 </w:t>
+            </w:r>
+            <w:r>
+              <w:rPr>
+                <w:rFonts w:ascii="Consolas" w:hAnsi="Consolas" w:eastAsia="Consolas" w:cs="Consolas"/>
+                <w:b w:val="0"/>
+                <w:sz w:val="18"/>
+              </w:rPr>
+              <w:t>license_note</w:t>
+            </w:r>
+            <w:r>
+              <w:rPr>
+                <w:rFonts w:ascii="微软雅黑" w:hAnsi="微软雅黑" w:eastAsia="微软雅黑" w:cs="微软雅黑"/>
+                <w:b w:val="0"/>
+                <w:sz w:val="18"/>
+              </w:rPr>
+              <w:t>）、四个只读 evidence 字段（</w:t>
+            </w:r>
+            <w:r>
+              <w:rPr>
+                <w:rFonts w:ascii="Consolas" w:hAnsi="Consolas" w:eastAsia="Consolas" w:cs="Consolas"/>
+                <w:b w:val="0"/>
+                <w:sz w:val="18"/>
+              </w:rPr>
+              <w:t>verified</w:t>
+            </w:r>
+            <w:r>
+              <w:rPr>
+                <w:rFonts w:ascii="微软雅黑" w:hAnsi="微软雅黑" w:eastAsia="微软雅黑" w:cs="微软雅黑"/>
+                <w:b w:val="0"/>
+                <w:sz w:val="18"/>
+              </w:rPr>
+              <w:t xml:space="preserve"> / </w:t>
+            </w:r>
+            <w:r>
+              <w:rPr>
+                <w:rFonts w:ascii="Consolas" w:hAnsi="Consolas" w:eastAsia="Consolas" w:cs="Consolas"/>
+                <w:b w:val="0"/>
+                <w:sz w:val="18"/>
+              </w:rPr>
+              <w:t>char_start</w:t>
+            </w:r>
+            <w:r>
+              <w:rPr>
+                <w:rFonts w:ascii="微软雅黑" w:hAnsi="微软雅黑" w:eastAsia="微软雅黑" w:cs="微软雅黑"/>
+                <w:b w:val="0"/>
+                <w:sz w:val="18"/>
+              </w:rPr>
+              <w:t xml:space="preserve"> / </w:t>
+            </w:r>
+            <w:r>
+              <w:rPr>
+                <w:rFonts w:ascii="Consolas" w:hAnsi="Consolas" w:eastAsia="Consolas" w:cs="Consolas"/>
+                <w:b w:val="0"/>
+                <w:sz w:val="18"/>
+              </w:rPr>
+              <w:t>char_end</w:t>
+            </w:r>
+            <w:r>
+              <w:rPr>
+                <w:rFonts w:ascii="微软雅黑" w:hAnsi="微软雅黑" w:eastAsia="微软雅黑" w:cs="微软雅黑"/>
+                <w:b w:val="0"/>
+                <w:sz w:val="18"/>
+              </w:rPr>
+              <w:t xml:space="preserve"> / </w:t>
+            </w:r>
+            <w:r>
+              <w:rPr>
+                <w:rFonts w:ascii="Consolas" w:hAnsi="Consolas" w:eastAsia="Consolas" w:cs="Consolas"/>
+                <w:b w:val="0"/>
+                <w:sz w:val="18"/>
+              </w:rPr>
+              <w:t>verified_against</w:t>
+            </w:r>
+            <w:r>
+              <w:rPr>
+                <w:rFonts w:ascii="微软雅黑" w:hAnsi="微软雅黑" w:eastAsia="微软雅黑" w:cs="微软雅黑"/>
+                <w:b w:val="0"/>
+                <w:sz w:val="18"/>
+              </w:rPr>
+              <w:t>）与四个新违规码（</w:t>
+            </w:r>
+            <w:r>
+              <w:rPr>
+                <w:rFonts w:ascii="Consolas" w:hAnsi="Consolas" w:eastAsia="Consolas" w:cs="Consolas"/>
+                <w:b w:val="0"/>
+                <w:sz w:val="18"/>
+              </w:rPr>
+              <w:t>evidence_missing_quote</w:t>
+            </w:r>
+            <w:r>
+              <w:rPr>
+                <w:rFonts w:ascii="微软雅黑" w:hAnsi="微软雅黑" w:eastAsia="微软雅黑" w:cs="微软雅黑"/>
+                <w:b w:val="0"/>
+                <w:sz w:val="18"/>
+              </w:rPr>
+              <w:t xml:space="preserve"> / </w:t>
+            </w:r>
+            <w:r>
+              <w:rPr>
+                <w:rFonts w:ascii="Consolas" w:hAnsi="Consolas" w:eastAsia="Consolas" w:cs="Consolas"/>
+                <w:b w:val="0"/>
+                <w:sz w:val="18"/>
+              </w:rPr>
+              <w:t>evidence_quote_too_short</w:t>
+            </w:r>
+            <w:r>
+              <w:rPr>
+                <w:rFonts w:ascii="微软雅黑" w:hAnsi="微软雅黑" w:eastAsia="微软雅黑" w:cs="微软雅黑"/>
+                <w:b w:val="0"/>
+                <w:sz w:val="18"/>
+              </w:rPr>
+              <w:t xml:space="preserve"> / </w:t>
+            </w:r>
+            <w:r>
+              <w:rPr>
+                <w:rFonts w:ascii="Consolas" w:hAnsi="Consolas" w:eastAsia="Consolas" w:cs="Consolas"/>
+                <w:b w:val="0"/>
+                <w:sz w:val="18"/>
+              </w:rPr>
+              <w:t>evidence_mismatch</w:t>
+            </w:r>
+            <w:r>
+              <w:rPr>
+                <w:rFonts w:ascii="微软雅黑" w:hAnsi="微软雅黑" w:eastAsia="微软雅黑" w:cs="微软雅黑"/>
+                <w:b w:val="0"/>
+                <w:sz w:val="18"/>
+              </w:rPr>
+              <w:t xml:space="preserve"> / </w:t>
+            </w:r>
+            <w:r>
+              <w:rPr>
+                <w:rFonts w:ascii="Consolas" w:hAnsi="Consolas" w:eastAsia="Consolas" w:cs="Consolas"/>
+                <w:b w:val="0"/>
+                <w:sz w:val="18"/>
+              </w:rPr>
+              <w:t>unknown_rule_unknown</w:t>
+            </w:r>
+            <w:r>
+              <w:rPr>
+                <w:rFonts w:ascii="微软雅黑" w:hAnsi="微软雅黑" w:eastAsia="微软雅黑" w:cs="微软雅黑"/>
+                <w:b w:val="0"/>
+                <w:sz w:val="18"/>
+              </w:rPr>
+              <w:t>）</w:t>
             </w:r>
           </w:p>
         </w:tc>
@@ -28690,7 +31121,7 @@
                 <w:b w:val="0"/>
                 <w:sz w:val="18"/>
               </w:rPr>
-              <w:t>（v1.9.8）；§10 隐藏清单扩充新专业词仍待 v2.0.0</w:t>
+              <w:t>（v1.9.8）；§10 隐藏清单扩充新专业词仍待 v2.1.0</w:t>
             </w:r>
           </w:p>
         </w:tc>
@@ -28746,7 +31177,7 @@
                 <w:b w:val="0"/>
                 <w:sz w:val="18"/>
               </w:rPr>
-              <w:t>待补 URL/PDF 摄取与注入边界（v2.0.0）</w:t>
+              <w:t>待补 URL/PDF 摄取与注入边界（v2.1.0）</w:t>
             </w:r>
           </w:p>
         </w:tc>
@@ -28802,7 +31233,7 @@
                 <w:b w:val="0"/>
                 <w:sz w:val="18"/>
               </w:rPr>
-              <w:t>每版加行与读数；v1.9.7 与 v1.9.8 版本行与读数均已写入（工作树、门禁与红证据数字见该文件）；v1.9.9 版本行（迁移顺序补丁）已写入，其读数段稍后单独补</w:t>
+              <w:t>每版加行与读数；v1.9.7 与 v1.9.8 版本行与读数均已写入（工作树、门禁与红证据数字见该文件）；v1.9.9 版本行（迁移顺序补丁）与其读数段均已写入；v2.0.0 版本行（v1.9.9 独立验收的修复版）已写入，其读数段稍后单独补</w:t>
             </w:r>
           </w:p>
         </w:tc>
@@ -28896,7 +31327,7 @@
                 <w:b w:val="0"/>
                 <w:sz w:val="18"/>
               </w:rPr>
-              <w:t>架构决策记录（ADR），当前至 ADR-158</w:t>
+              <w:t>架构决策记录（ADR），当前至 ADR-162</w:t>
             </w:r>
           </w:p>
         </w:tc>
@@ -28978,7 +31409,263 @@
                 <w:b w:val="0"/>
                 <w:sz w:val="18"/>
               </w:rPr>
-              <w:t>，SQLite 看不见）；工具三档、confidence 边界等 ADR 待后续版本（v1.9.7 起）</w:t>
+              <w:t xml:space="preserve">，SQLite 看不见）；v2.0.0 新增 ADR-159（EXPLICIT 的引文必须在读入材料里逐字核对，服务端写回只读字段 </w:t>
+            </w:r>
+            <w:r>
+              <w:rPr>
+                <w:rFonts w:ascii="Consolas" w:hAnsi="Consolas" w:eastAsia="Consolas" w:cs="Consolas"/>
+                <w:b w:val="0"/>
+                <w:sz w:val="18"/>
+              </w:rPr>
+              <w:t>verified</w:t>
+            </w:r>
+            <w:r>
+              <w:rPr>
+                <w:rFonts w:ascii="微软雅黑" w:hAnsi="微软雅黑" w:eastAsia="微软雅黑" w:cs="微软雅黑"/>
+                <w:b w:val="0"/>
+                <w:sz w:val="18"/>
+              </w:rPr>
+              <w:t xml:space="preserve"> / </w:t>
+            </w:r>
+            <w:r>
+              <w:rPr>
+                <w:rFonts w:ascii="Consolas" w:hAnsi="Consolas" w:eastAsia="Consolas" w:cs="Consolas"/>
+                <w:b w:val="0"/>
+                <w:sz w:val="18"/>
+              </w:rPr>
+              <w:t>char_start</w:t>
+            </w:r>
+            <w:r>
+              <w:rPr>
+                <w:rFonts w:ascii="微软雅黑" w:hAnsi="微软雅黑" w:eastAsia="微软雅黑" w:cs="微软雅黑"/>
+                <w:b w:val="0"/>
+                <w:sz w:val="18"/>
+              </w:rPr>
+              <w:t xml:space="preserve"> / </w:t>
+            </w:r>
+            <w:r>
+              <w:rPr>
+                <w:rFonts w:ascii="Consolas" w:hAnsi="Consolas" w:eastAsia="Consolas" w:cs="Consolas"/>
+                <w:b w:val="0"/>
+                <w:sz w:val="18"/>
+              </w:rPr>
+              <w:t>char_end</w:t>
+            </w:r>
+            <w:r>
+              <w:rPr>
+                <w:rFonts w:ascii="微软雅黑" w:hAnsi="微软雅黑" w:eastAsia="微软雅黑" w:cs="微软雅黑"/>
+                <w:b w:val="0"/>
+                <w:sz w:val="18"/>
+              </w:rPr>
+              <w:t xml:space="preserve"> / </w:t>
+            </w:r>
+            <w:r>
+              <w:rPr>
+                <w:rFonts w:ascii="Consolas" w:hAnsi="Consolas" w:eastAsia="Consolas" w:cs="Consolas"/>
+                <w:b w:val="0"/>
+                <w:sz w:val="18"/>
+              </w:rPr>
+              <w:t>verified_against</w:t>
+            </w:r>
+            <w:r>
+              <w:rPr>
+                <w:rFonts w:ascii="微软雅黑" w:hAnsi="微软雅黑" w:eastAsia="微软雅黑" w:cs="微软雅黑"/>
+                <w:b w:val="0"/>
+                <w:sz w:val="18"/>
+              </w:rPr>
+              <w:t xml:space="preserve">；新码 </w:t>
+            </w:r>
+            <w:r>
+              <w:rPr>
+                <w:rFonts w:ascii="Consolas" w:hAnsi="Consolas" w:eastAsia="Consolas" w:cs="Consolas"/>
+                <w:b w:val="0"/>
+                <w:sz w:val="18"/>
+              </w:rPr>
+              <w:t>evidence_missing_quote</w:t>
+            </w:r>
+            <w:r>
+              <w:rPr>
+                <w:rFonts w:ascii="微软雅黑" w:hAnsi="微软雅黑" w:eastAsia="微软雅黑" w:cs="微软雅黑"/>
+                <w:b w:val="0"/>
+                <w:sz w:val="18"/>
+              </w:rPr>
+              <w:t xml:space="preserve"> / </w:t>
+            </w:r>
+            <w:r>
+              <w:rPr>
+                <w:rFonts w:ascii="Consolas" w:hAnsi="Consolas" w:eastAsia="Consolas" w:cs="Consolas"/>
+                <w:b w:val="0"/>
+                <w:sz w:val="18"/>
+              </w:rPr>
+              <w:t>evidence_quote_too_short</w:t>
+            </w:r>
+            <w:r>
+              <w:rPr>
+                <w:rFonts w:ascii="微软雅黑" w:hAnsi="微软雅黑" w:eastAsia="微软雅黑" w:cs="微软雅黑"/>
+                <w:b w:val="0"/>
+                <w:sz w:val="18"/>
+              </w:rPr>
+              <w:t xml:space="preserve"> / </w:t>
+            </w:r>
+            <w:r>
+              <w:rPr>
+                <w:rFonts w:ascii="Consolas" w:hAnsi="Consolas" w:eastAsia="Consolas" w:cs="Consolas"/>
+                <w:b w:val="0"/>
+                <w:sz w:val="18"/>
+              </w:rPr>
+              <w:t>evidence_mismatch</w:t>
+            </w:r>
+            <w:r>
+              <w:rPr>
+                <w:rFonts w:ascii="微软雅黑" w:hAnsi="微软雅黑" w:eastAsia="微软雅黑" w:cs="微软雅黑"/>
+                <w:b w:val="0"/>
+                <w:sz w:val="18"/>
+              </w:rPr>
+              <w:t>）、ADR-160（</w:t>
+            </w:r>
+            <w:r>
+              <w:rPr>
+                <w:rFonts w:ascii="Consolas" w:hAnsi="Consolas" w:eastAsia="Consolas" w:cs="Consolas"/>
+                <w:b w:val="0"/>
+                <w:sz w:val="18"/>
+              </w:rPr>
+              <w:t>Unknown.rule_id</w:t>
+            </w:r>
+            <w:r>
+              <w:rPr>
+                <w:rFonts w:ascii="微软雅黑" w:hAnsi="微软雅黑" w:eastAsia="微软雅黑" w:cs="微软雅黑"/>
+                <w:b w:val="0"/>
+                <w:sz w:val="18"/>
+              </w:rPr>
+              <w:t xml:space="preserve">；field 级 unknown 只在 </w:t>
+            </w:r>
+            <w:r>
+              <w:rPr>
+                <w:rFonts w:ascii="Consolas" w:hAnsi="Consolas" w:eastAsia="Consolas" w:cs="Consolas"/>
+                <w:b w:val="0"/>
+                <w:sz w:val="18"/>
+              </w:rPr>
+              <w:t>explicit_per_field[field] == 1</w:t>
+            </w:r>
+            <w:r>
+              <w:rPr>
+                <w:rFonts w:ascii="微软雅黑" w:hAnsi="微软雅黑" w:eastAsia="微软雅黑" w:cs="微软雅黑"/>
+                <w:b w:val="0"/>
+                <w:sz w:val="18"/>
+              </w:rPr>
+              <w:t xml:space="preserve"> 时免罪；新码 </w:t>
+            </w:r>
+            <w:r>
+              <w:rPr>
+                <w:rFonts w:ascii="Consolas" w:hAnsi="Consolas" w:eastAsia="Consolas" w:cs="Consolas"/>
+                <w:b w:val="0"/>
+                <w:sz w:val="18"/>
+              </w:rPr>
+              <w:t>unknown_rule_unknown</w:t>
+            </w:r>
+            <w:r>
+              <w:rPr>
+                <w:rFonts w:ascii="微软雅黑" w:hAnsi="微软雅黑" w:eastAsia="微软雅黑" w:cs="微软雅黑"/>
+                <w:b w:val="0"/>
+                <w:sz w:val="18"/>
+              </w:rPr>
+              <w:t>）、ADR-161（自己的材料整份保留、第三方的只留 ≤500 字符摘录，</w:t>
+            </w:r>
+            <w:r>
+              <w:rPr>
+                <w:rFonts w:ascii="Consolas" w:hAnsi="Consolas" w:eastAsia="Consolas" w:cs="Consolas"/>
+                <w:b w:val="0"/>
+                <w:sz w:val="18"/>
+              </w:rPr>
+              <w:t>retention</w:t>
+            </w:r>
+            <w:r>
+              <w:rPr>
+                <w:rFonts w:ascii="微软雅黑" w:hAnsi="微软雅黑" w:eastAsia="微软雅黑" w:cs="微软雅黑"/>
+                <w:b w:val="0"/>
+                <w:sz w:val="18"/>
+              </w:rPr>
+              <w:t xml:space="preserve"> 请求参数与 </w:t>
+            </w:r>
+            <w:r>
+              <w:rPr>
+                <w:rFonts w:ascii="Consolas" w:hAnsi="Consolas" w:eastAsia="Consolas" w:cs="Consolas"/>
+                <w:b w:val="0"/>
+                <w:sz w:val="18"/>
+              </w:rPr>
+              <w:t>source_hash</w:t>
+            </w:r>
+            <w:r>
+              <w:rPr>
+                <w:rFonts w:ascii="微软雅黑" w:hAnsi="微软雅黑" w:eastAsia="微软雅黑" w:cs="微软雅黑"/>
+                <w:b w:val="0"/>
+                <w:sz w:val="18"/>
+              </w:rPr>
+              <w:t xml:space="preserve"> / </w:t>
+            </w:r>
+            <w:r>
+              <w:rPr>
+                <w:rFonts w:ascii="Consolas" w:hAnsi="Consolas" w:eastAsia="Consolas" w:cs="Consolas"/>
+                <w:b w:val="0"/>
+                <w:sz w:val="18"/>
+              </w:rPr>
+              <w:t>text_hash</w:t>
+            </w:r>
+            <w:r>
+              <w:rPr>
+                <w:rFonts w:ascii="微软雅黑" w:hAnsi="微软雅黑" w:eastAsia="微软雅黑" w:cs="微软雅黑"/>
+                <w:b w:val="0"/>
+                <w:sz w:val="18"/>
+              </w:rPr>
+              <w:t xml:space="preserve"> 分开记账，迁移 </w:t>
+            </w:r>
+            <w:r>
+              <w:rPr>
+                <w:rFonts w:ascii="Consolas" w:hAnsi="Consolas" w:eastAsia="Consolas" w:cs="Consolas"/>
+                <w:b w:val="0"/>
+                <w:sz w:val="18"/>
+              </w:rPr>
+              <w:t>0014_artifact_source_hash</w:t>
+            </w:r>
+            <w:r>
+              <w:rPr>
+                <w:rFonts w:ascii="微软雅黑" w:hAnsi="微软雅黑" w:eastAsia="微软雅黑" w:cs="微软雅黑"/>
+                <w:b w:val="0"/>
+                <w:sz w:val="18"/>
+              </w:rPr>
+              <w:t xml:space="preserve"> 纯加列）、ADR-162（模型调用只有 </w:t>
+            </w:r>
+            <w:r>
+              <w:rPr>
+                <w:rFonts w:ascii="Consolas" w:hAnsi="Consolas" w:eastAsia="Consolas" w:cs="Consolas"/>
+                <w:b w:val="0"/>
+                <w:sz w:val="18"/>
+              </w:rPr>
+              <w:t>run_task()</w:t>
+            </w:r>
+            <w:r>
+              <w:rPr>
+                <w:rFonts w:ascii="微软雅黑" w:hAnsi="微软雅黑" w:eastAsia="微软雅黑" w:cs="微软雅黑"/>
+                <w:b w:val="0"/>
+                <w:sz w:val="18"/>
+              </w:rPr>
+              <w:t xml:space="preserve"> 一条路，</w:t>
+            </w:r>
+            <w:r>
+              <w:rPr>
+                <w:rFonts w:ascii="Consolas" w:hAnsi="Consolas" w:eastAsia="Consolas" w:cs="Consolas"/>
+                <w:b w:val="0"/>
+                <w:sz w:val="18"/>
+              </w:rPr>
+              <w:t>backend/tests/test_ai_provider_boundary.py</w:t>
+            </w:r>
+            <w:r>
+              <w:rPr>
+                <w:rFonts w:ascii="微软雅黑" w:hAnsi="微软雅黑" w:eastAsia="微软雅黑" w:cs="微软雅黑"/>
+                <w:b w:val="0"/>
+                <w:sz w:val="18"/>
+              </w:rPr>
+              <w:t xml:space="preserve"> 用 AST 扫全仓守卫）；工具三档、confidence 边界等 ADR 待后续版本（v1.9.7 起）</w:t>
             </w:r>
           </w:p>
         </w:tc>
@@ -29090,7 +31777,7 @@
                 <w:b w:val="0"/>
                 <w:sz w:val="18"/>
               </w:rPr>
-              <w:t>已补 AI 层施工勾选项与「写文件必须 LF」教训（v1.9.7）、研究层勾选项与 §5.1 push / network 教训（v1.9.8）；v1.9.9 新增迁移清单块「迁移改动另加（v1.9.9 起，ADR-158）」与新章节 §5.2「已经推上去的 tag 红了怎么办（v1.9.8 事故，v1.9.9 修好）」</w:t>
+              <w:t>已补 AI 层施工勾选项与「写文件必须 LF」教训（v1.9.7）、研究层勾选项与 §5.1 push / network 教训（v1.9.8）；v1.9.9 新增迁移清单块「迁移改动另加（v1.9.9 起，ADR-158）」与新章节 §5.2「已经推上去的 tag 红了怎么办（v1.9.8 事故，v1.9.9 修好）」；v2.0.0 新增勾选块「研究层证据与材料改动另加（v2.0.0 起，ADR-159 至 ADR-162）」共 6 条，并在 §5.2 立了两条红版纪律（「红版处理纪律（v1.9.9 独立验收后立的准则）」「验收报告先复核再动手」：P1-01 / P2-01 / P2-03 / P2-04 复核成立，P2-02 属 Compiler 阶段、只写文档不改代码）</w:t>
             </w:r>
           </w:p>
         </w:tc>
@@ -29466,7 +32153,39 @@
                 <w:b w:val="0"/>
                 <w:sz w:val="18"/>
               </w:rPr>
-              <w:t>逐字内容保持原样，另附滚动实现状态（v1.9.8 已更新，v1.9.9 已带迁移顺序补丁说明），作为长期引用锚点（用户决策 Q10）</w:t>
+              <w:t xml:space="preserve">逐字内容保持原样，另附滚动实现状态（v1.9.8 已更新，v1.9.9 已带迁移顺序补丁说明，v2.0.0 已加「v1.9.9 独立验收的修复版」「不进入 Phase 4」与迁移 </w:t>
+            </w:r>
+            <w:r>
+              <w:rPr>
+                <w:rFonts w:ascii="Consolas" w:hAnsi="Consolas" w:eastAsia="Consolas" w:cs="Consolas"/>
+                <w:b w:val="0"/>
+                <w:sz w:val="18"/>
+              </w:rPr>
+              <w:t>0014_artifact_source_hash</w:t>
+            </w:r>
+            <w:r>
+              <w:rPr>
+                <w:rFonts w:ascii="微软雅黑" w:hAnsi="微软雅黑" w:eastAsia="微软雅黑" w:cs="微软雅黑"/>
+                <w:b w:val="0"/>
+                <w:sz w:val="18"/>
+              </w:rPr>
+              <w:t xml:space="preserve"> 纯加列说明，版本号顺延改为 Phase 4 及以后从 </w:t>
+            </w:r>
+            <w:r>
+              <w:rPr>
+                <w:rFonts w:ascii="Consolas" w:hAnsi="Consolas" w:eastAsia="Consolas" w:cs="Consolas"/>
+                <w:b w:val="0"/>
+                <w:sz w:val="18"/>
+              </w:rPr>
+              <w:t>v2.1.0</w:t>
+            </w:r>
+            <w:r>
+              <w:rPr>
+                <w:rFonts w:ascii="微软雅黑" w:hAnsi="微软雅黑" w:eastAsia="微软雅黑" w:cs="微软雅黑"/>
+                <w:b w:val="0"/>
+                <w:sz w:val="18"/>
+              </w:rPr>
+              <w:t xml:space="preserve"> 起步），作为长期引用锚点（用户决策 Q10）</w:t>
             </w:r>
           </w:p>
         </w:tc>
@@ -29522,7 +32241,7 @@
                 <w:b w:val="0"/>
                 <w:sz w:val="18"/>
               </w:rPr>
-              <w:t>已完成；v1.9.8 新增 §22 落地状态；v1.9.9 在 §23 记录迁移建表 / 删表顺序事故与 ADR-158 修复</w:t>
+              <w:t>已完成；v1.9.8 新增 §22 落地状态；v1.9.9 在 §23 记录迁移建表 / 删表顺序事故与 ADR-158 修复；v2.0.0 新增 §24「v2.0.0 验收修复状态（滚动更新）」逐条记录 P1-01 / P1-02 / P2-01 / P2-02 / P2-03 / P2-04 的处置</w:t>
             </w:r>
           </w:p>
         </w:tc>
@@ -30119,7 +32838,7 @@
           <w:rFonts w:ascii="微软雅黑" w:hAnsi="微软雅黑" w:eastAsia="微软雅黑" w:cs="微软雅黑"/>
           <w:b w:val="0"/>
         </w:rPr>
-        <w:t>§K v1.9.8 / v1.9.9 落地状态（滚动更新）</w:t>
+        <w:t>§K v1.9.8 / v1.9.9 / v2.0.0 落地状态（滚动更新）</w:t>
       </w:r>
     </w:p>
     <w:p>
@@ -30143,7 +32862,7 @@
           <w:rFonts w:ascii="Consolas" w:hAnsi="Consolas" w:eastAsia="Consolas" w:cs="Consolas"/>
           <w:b w:val="0"/>
         </w:rPr>
-        <w:t>v1.9.9</w:t>
+        <w:t>v2.0.0</w:t>
       </w:r>
       <w:r>
         <w:rPr>
@@ -30164,14 +32883,14 @@
           <w:rFonts w:ascii="微软雅黑" w:hAnsi="微软雅黑" w:eastAsia="微软雅黑" w:cs="微软雅黑"/>
           <w:b w:val="0"/>
         </w:rPr>
-        <w:t>，但仍按流程走 tests / CI / docs / release / tag）。v1.9.9 只修一个 bug、</w:t>
+        <w:t>，但仍按流程走 tests / CI / docs / release / tag）。v2.0.0 是 v1.9.9 独立验收的修复版，只处理验收报告点名的两条 P1 与三条 P2，</w:t>
       </w:r>
       <w:r>
         <w:rPr>
           <w:rFonts w:ascii="微软雅黑" w:hAnsi="微软雅黑" w:eastAsia="微软雅黑" w:cs="微软雅黑"/>
           <w:b/>
         </w:rPr>
-        <w:t>不加任何功能</w:t>
+        <w:t>不进入 Phase 4</w:t>
       </w:r>
       <w:r>
         <w:rPr>
@@ -30843,7 +33562,7 @@
           <w:rFonts w:ascii="微软雅黑" w:hAnsi="微软雅黑" w:eastAsia="微软雅黑" w:cs="微软雅黑"/>
           <w:b/>
         </w:rPr>
-        <w:t>v2.0.0</w:t>
+        <w:t>v2.1.0</w:t>
       </w:r>
       <w:r>
         <w:rPr>
@@ -30860,132 +33579,7 @@
           <w:rFonts w:ascii="微软雅黑" w:hAnsi="微软雅黑" w:eastAsia="微软雅黑" w:cs="微软雅黑"/>
           <w:b/>
         </w:rPr>
-        <w:t>v1.9.8 记录（滚动保留）</w:t>
-      </w:r>
-    </w:p>
-    <w:p>
-      <w:pPr/>
-      <w:r>
-        <w:rPr>
-          <w:rFonts w:ascii="Consolas" w:hAnsi="Consolas" w:eastAsia="Consolas" w:cs="Consolas"/>
-          <w:b w:val="0"/>
-        </w:rPr>
-        <w:t>version.txt</w:t>
-      </w:r>
-      <w:r>
-        <w:rPr>
-          <w:rFonts w:ascii="微软雅黑" w:hAnsi="微软雅黑" w:eastAsia="微软雅黑" w:cs="微软雅黑"/>
-          <w:b w:val="0"/>
-        </w:rPr>
-        <w:t xml:space="preserve"> = </w:t>
-      </w:r>
-      <w:r>
-        <w:rPr>
-          <w:rFonts w:ascii="Consolas" w:hAnsi="Consolas" w:eastAsia="Consolas" w:cs="Consolas"/>
-          <w:b w:val="0"/>
-        </w:rPr>
-        <w:t>v1.9.8</w:t>
-      </w:r>
-      <w:r>
-        <w:rPr>
-          <w:rFonts w:ascii="微软雅黑" w:hAnsi="微软雅黑" w:eastAsia="微软雅黑" w:cs="微软雅黑"/>
-          <w:b w:val="0"/>
-        </w:rPr>
-        <w:t>（补丁版本；按 ADR-086 补丁版</w:t>
-      </w:r>
-      <w:r>
-        <w:rPr>
-          <w:rFonts w:ascii="微软雅黑" w:hAnsi="微软雅黑" w:eastAsia="微软雅黑" w:cs="微软雅黑"/>
-          <w:b/>
-        </w:rPr>
-        <w:t>不部署 NAS</w:t>
-      </w:r>
-      <w:r>
-        <w:rPr>
-          <w:rFonts w:ascii="微软雅黑" w:hAnsi="微软雅黑" w:eastAsia="微软雅黑" w:cs="微软雅黑"/>
-          <w:b w:val="0"/>
-        </w:rPr>
-        <w:t>，但仍按流程走 tests / CI / docs / release / tag）。本版把 Phase 3（AI Strategy Research + Strategy Formalization）推进到</w:t>
-      </w:r>
-      <w:r>
-        <w:rPr>
-          <w:rFonts w:ascii="微软雅黑" w:hAnsi="微软雅黑" w:eastAsia="微软雅黑" w:cs="微软雅黑"/>
-          <w:b/>
-        </w:rPr>
-        <w:t>「草案 + 能力裁决」为止，并刻意停在这里</w:t>
-      </w:r>
-      <w:r>
-        <w:rPr>
-          <w:rFonts w:ascii="微软雅黑" w:hAnsi="微软雅黑" w:eastAsia="微软雅黑" w:cs="微软雅黑"/>
-          <w:b w:val="0"/>
-        </w:rPr>
-        <w:t>：系统能读懂材料、形成带 provenance 的 StrategyHypothesis、产出</w:t>
-      </w:r>
-      <w:r>
-        <w:rPr>
-          <w:rFonts w:ascii="微软雅黑" w:hAnsi="微软雅黑" w:eastAsia="微软雅黑" w:cs="微软雅黑"/>
-          <w:b/>
-        </w:rPr>
-        <w:t>不可执行</w:t>
-      </w:r>
-      <w:r>
-        <w:rPr>
-          <w:rFonts w:ascii="微软雅黑" w:hAnsi="微软雅黑" w:eastAsia="微软雅黑" w:cs="微软雅黑"/>
-          <w:b w:val="0"/>
-        </w:rPr>
-        <w:t>的 StrategyDraft 并给出服务端能力裁决，但</w:t>
-      </w:r>
-      <w:r>
-        <w:rPr>
-          <w:rFonts w:ascii="微软雅黑" w:hAnsi="微软雅黑" w:eastAsia="微软雅黑" w:cs="微软雅黑"/>
-          <w:b/>
-        </w:rPr>
-        <w:t>不会</w:t>
-      </w:r>
-      <w:r>
-        <w:rPr>
-          <w:rFonts w:ascii="微软雅黑" w:hAnsi="微软雅黑" w:eastAsia="微软雅黑" w:cs="微软雅黑"/>
-          <w:b w:val="0"/>
-        </w:rPr>
-        <w:t>生成可执行策略、</w:t>
-      </w:r>
-      <w:r>
-        <w:rPr>
-          <w:rFonts w:ascii="微软雅黑" w:hAnsi="微软雅黑" w:eastAsia="微软雅黑" w:cs="微软雅黑"/>
-          <w:b/>
-        </w:rPr>
-        <w:t>不会</w:t>
-      </w:r>
-      <w:r>
-        <w:rPr>
-          <w:rFonts w:ascii="微软雅黑" w:hAnsi="微软雅黑" w:eastAsia="微软雅黑" w:cs="微软雅黑"/>
-          <w:b w:val="0"/>
-        </w:rPr>
-        <w:t>触发回测、</w:t>
-      </w:r>
-      <w:r>
-        <w:rPr>
-          <w:rFonts w:ascii="微软雅黑" w:hAnsi="微软雅黑" w:eastAsia="微软雅黑" w:cs="微软雅黑"/>
-          <w:b/>
-        </w:rPr>
-        <w:t>不产出任何绩效数字</w:t>
-      </w:r>
-      <w:r>
-        <w:rPr>
-          <w:rFonts w:ascii="微软雅黑" w:hAnsi="微软雅黑" w:eastAsia="微软雅黑" w:cs="微软雅黑"/>
-          <w:b w:val="0"/>
-        </w:rPr>
-        <w:t>。</w:t>
-      </w:r>
-    </w:p>
-    <w:p>
-      <w:pPr/>
-      <w:r>
-        <w:rPr>
-          <w:rFonts w:ascii="微软雅黑" w:hAnsi="微软雅黑" w:eastAsia="微软雅黑" w:cs="微软雅黑"/>
-          <w:b/>
-        </w:rPr>
-        <w:t>v1.9.8 已交付</w:t>
+        <w:t>v2.0.0：v1.9.9 独立验收的修复版（ADR-159 至 ADR-162，不进入 Phase 4）</w:t>
       </w:r>
     </w:p>
     <w:p>
@@ -30997,63 +33591,21 @@
           <w:rFonts w:ascii="微软雅黑" w:hAnsi="微软雅黑" w:eastAsia="微软雅黑" w:cs="微软雅黑"/>
           <w:b w:val="0"/>
         </w:rPr>
-        <w:t>后端模块：</w:t>
-      </w:r>
-      <w:r>
-        <w:rPr>
-          <w:rFonts w:ascii="Consolas" w:hAnsi="Consolas" w:eastAsia="Consolas" w:cs="Consolas"/>
-          <w:b w:val="0"/>
-        </w:rPr>
-        <w:t>backend/app/ai/research_schemas.py</w:t>
-      </w:r>
-      <w:r>
-        <w:rPr>
-          <w:rFonts w:ascii="微软雅黑" w:hAnsi="微软雅黑" w:eastAsia="微软雅黑" w:cs="微软雅黑"/>
-          <w:b w:val="0"/>
-        </w:rPr>
-        <w:t xml:space="preserve">（领域模型 + 四个门 + </w:t>
-      </w:r>
-      <w:r>
-        <w:rPr>
-          <w:rFonts w:ascii="Consolas" w:hAnsi="Consolas" w:eastAsia="Consolas" w:cs="Consolas"/>
-          <w:b w:val="0"/>
-        </w:rPr>
-        <w:t>assess_draft_capabilities()</w:t>
-      </w:r>
-      <w:r>
-        <w:rPr>
-          <w:rFonts w:ascii="微软雅黑" w:hAnsi="微软雅黑" w:eastAsia="微软雅黑" w:cs="微软雅黑"/>
-          <w:b w:val="0"/>
-        </w:rPr>
-        <w:t xml:space="preserve"> + </w:t>
-      </w:r>
-      <w:r>
-        <w:rPr>
-          <w:rFonts w:ascii="Consolas" w:hAnsi="Consolas" w:eastAsia="Consolas" w:cs="Consolas"/>
-          <w:b w:val="0"/>
-        </w:rPr>
-        <w:t>find_unverified_result_claims()</w:t>
-      </w:r>
-      <w:r>
-        <w:rPr>
-          <w:rFonts w:ascii="微软雅黑" w:hAnsi="微软雅黑" w:eastAsia="微软雅黑" w:cs="微软雅黑"/>
-          <w:b w:val="0"/>
-        </w:rPr>
-        <w:t>）、</w:t>
-      </w:r>
-      <w:r>
-        <w:rPr>
-          <w:rFonts w:ascii="Consolas" w:hAnsi="Consolas" w:eastAsia="Consolas" w:cs="Consolas"/>
-          <w:b w:val="0"/>
-        </w:rPr>
-        <w:t>backend/app/ai/research.py</w:t>
-      </w:r>
-      <w:r>
-        <w:rPr>
-          <w:rFonts w:ascii="微软雅黑" w:hAnsi="微软雅黑" w:eastAsia="微软雅黑" w:cs="微软雅黑"/>
-          <w:b w:val="0"/>
-        </w:rPr>
-        <w:t>（五步链：研究输入 → RESEARCHER → StrategyHypothesis → STRATEGY_ARCHITECT → StrategyDraft → 能力裁决）。</w:t>
+        <w:t>定位：v2.0.0 只处理 v1.9.9 独立验收报告点名的两条 P1（P1-01、P1-02）与三条 P2（P2-01、P2-03、P2-04；P2-02 只写文档、不改代码），</w:t>
+      </w:r>
+      <w:r>
+        <w:rPr>
+          <w:rFonts w:ascii="微软雅黑" w:hAnsi="微软雅黑" w:eastAsia="微软雅黑" w:cs="微软雅黑"/>
+          <w:b/>
+        </w:rPr>
+        <w:t>不做 Phase 4 的任何内容</w:t>
+      </w:r>
+      <w:r>
+        <w:rPr>
+          <w:rFonts w:ascii="微软雅黑" w:hAnsi="微软雅黑" w:eastAsia="微软雅黑" w:cs="微软雅黑"/>
+          <w:b w:val="0"/>
+        </w:rPr>
+        <w:t>，也不新增 Agent、不新增 Provider。</w:t>
       </w:r>
     </w:p>
     <w:p>
@@ -31065,42 +33617,14 @@
           <w:rFonts w:ascii="微软雅黑" w:hAnsi="微软雅黑" w:eastAsia="微软雅黑" w:cs="微软雅黑"/>
           <w:b w:val="0"/>
         </w:rPr>
-        <w:t xml:space="preserve">迁移 </w:t>
-      </w:r>
-      <w:r>
-        <w:rPr>
-          <w:rFonts w:ascii="Consolas" w:hAnsi="Consolas" w:eastAsia="Consolas" w:cs="Consolas"/>
-          <w:b w:val="0"/>
-        </w:rPr>
-        <w:t>backend/alembic/versions/0013_research_layer.py</w:t>
-      </w:r>
-      <w:r>
-        <w:rPr>
-          <w:rFonts w:ascii="微软雅黑" w:hAnsi="微软雅黑" w:eastAsia="微软雅黑" w:cs="微软雅黑"/>
-          <w:b w:val="0"/>
-        </w:rPr>
-        <w:t>（</w:t>
-      </w:r>
-      <w:r>
-        <w:rPr>
-          <w:rFonts w:ascii="Consolas" w:hAnsi="Consolas" w:eastAsia="Consolas" w:cs="Consolas"/>
-          <w:b w:val="0"/>
-        </w:rPr>
-        <w:t>down_revision = "0012_ai_role_contracts"</w:t>
-      </w:r>
-      <w:r>
-        <w:rPr>
-          <w:rFonts w:ascii="微软雅黑" w:hAnsi="微软雅黑" w:eastAsia="微软雅黑" w:cs="微软雅黑"/>
-          <w:b w:val="0"/>
-        </w:rPr>
-        <w:t>），建六张表：</w:t>
-      </w:r>
-      <w:r>
-        <w:rPr>
-          <w:rFonts w:ascii="Consolas" w:hAnsi="Consolas" w:eastAsia="Consolas" w:cs="Consolas"/>
-          <w:b w:val="0"/>
-        </w:rPr>
-        <w:t>research_artifacts</w:t>
+        <w:t>P1-01 证据必须有原文（ADR-159）：</w:t>
+      </w:r>
+      <w:r>
+        <w:rPr>
+          <w:rFonts w:ascii="Consolas" w:hAnsi="Consolas" w:eastAsia="Consolas" w:cs="Consolas"/>
+          <w:b w:val="0"/>
+        </w:rPr>
+        <w:t>QUOTE_REQUIRED_ORIGINS = ("EXPLICIT",)</w:t>
       </w:r>
       <w:r>
         <w:rPr>
@@ -31114,98 +33638,140 @@
           <w:rFonts w:ascii="Consolas" w:hAnsi="Consolas" w:eastAsia="Consolas" w:cs="Consolas"/>
           <w:b w:val="0"/>
         </w:rPr>
-        <w:t>research_artifact_fragments</w:t>
-      </w:r>
-      <w:r>
-        <w:rPr>
-          <w:rFonts w:ascii="微软雅黑" w:hAnsi="微软雅黑" w:eastAsia="微软雅黑" w:cs="微软雅黑"/>
-          <w:b w:val="0"/>
-        </w:rPr>
-        <w:t>、</w:t>
-      </w:r>
-      <w:r>
-        <w:rPr>
-          <w:rFonts w:ascii="Consolas" w:hAnsi="Consolas" w:eastAsia="Consolas" w:cs="Consolas"/>
-          <w:b w:val="0"/>
-        </w:rPr>
-        <w:t>ai_research_runs</w:t>
-      </w:r>
-      <w:r>
-        <w:rPr>
-          <w:rFonts w:ascii="微软雅黑" w:hAnsi="微软雅黑" w:eastAsia="微软雅黑" w:cs="微软雅黑"/>
-          <w:b w:val="0"/>
-        </w:rPr>
-        <w:t>、</w:t>
-      </w:r>
-      <w:r>
-        <w:rPr>
-          <w:rFonts w:ascii="Consolas" w:hAnsi="Consolas" w:eastAsia="Consolas" w:cs="Consolas"/>
-          <w:b w:val="0"/>
-        </w:rPr>
-        <w:t>strategy_hypotheses</w:t>
-      </w:r>
-      <w:r>
-        <w:rPr>
-          <w:rFonts w:ascii="微软雅黑" w:hAnsi="微软雅黑" w:eastAsia="微软雅黑" w:cs="微软雅黑"/>
-          <w:b w:val="0"/>
-        </w:rPr>
-        <w:t>、</w:t>
-      </w:r>
-      <w:r>
-        <w:rPr>
-          <w:rFonts w:ascii="Consolas" w:hAnsi="Consolas" w:eastAsia="Consolas" w:cs="Consolas"/>
-          <w:b w:val="0"/>
-        </w:rPr>
-        <w:t>strategy_hypothesis_rules</w:t>
-      </w:r>
-      <w:r>
-        <w:rPr>
-          <w:rFonts w:ascii="微软雅黑" w:hAnsi="微软雅黑" w:eastAsia="微软雅黑" w:cs="微软雅黑"/>
-          <w:b w:val="0"/>
-        </w:rPr>
-        <w:t>、</w:t>
-      </w:r>
-      <w:r>
-        <w:rPr>
-          <w:rFonts w:ascii="Consolas" w:hAnsi="Consolas" w:eastAsia="Consolas" w:cs="Consolas"/>
-          <w:b w:val="0"/>
-        </w:rPr>
-        <w:t>strategy_drafts</w:t>
-      </w:r>
-      <w:r>
-        <w:rPr>
-          <w:rFonts w:ascii="微软雅黑" w:hAnsi="微软雅黑" w:eastAsia="微软雅黑" w:cs="微软雅黑"/>
-          <w:b w:val="0"/>
-        </w:rPr>
-        <w:t>；</w:t>
-      </w:r>
-      <w:r>
-        <w:rPr>
-          <w:rFonts w:ascii="Consolas" w:hAnsi="Consolas" w:eastAsia="Consolas" w:cs="Consolas"/>
-          <w:b w:val="0"/>
-        </w:rPr>
-        <w:t>ai_source_snapshots</w:t>
-      </w:r>
-      <w:r>
-        <w:rPr>
-          <w:rFonts w:ascii="微软雅黑" w:hAnsi="微软雅黑" w:eastAsia="微软雅黑" w:cs="微软雅黑"/>
-          <w:b w:val="0"/>
-        </w:rPr>
-        <w:t xml:space="preserve"> </w:t>
+        <w:t>MIN_QUOTE_CHARS = 2</w:t>
+      </w:r>
+      <w:r>
+        <w:rPr>
+          <w:rFonts w:ascii="微软雅黑" w:hAnsi="微软雅黑" w:eastAsia="微软雅黑" w:cs="微软雅黑"/>
+          <w:b w:val="0"/>
+        </w:rPr>
+        <w:t>；EXPLICIT 的引文按空白折叠后在</w:t>
       </w:r>
       <w:r>
         <w:rPr>
           <w:rFonts w:ascii="微软雅黑" w:hAnsi="微软雅黑" w:eastAsia="微软雅黑" w:cs="微软雅黑"/>
           <w:b/>
         </w:rPr>
-        <w:t>未建</w:t>
-      </w:r>
-      <w:r>
-        <w:rPr>
-          <w:rFonts w:ascii="微软雅黑" w:hAnsi="微软雅黑" w:eastAsia="微软雅黑" w:cs="微软雅黑"/>
-          <w:b w:val="0"/>
-        </w:rPr>
-        <w:t>。</w:t>
+        <w:t>读入材料</w:t>
+      </w:r>
+      <w:r>
+        <w:rPr>
+          <w:rFonts w:ascii="微软雅黑" w:hAnsi="微软雅黑" w:eastAsia="微软雅黑" w:cs="微软雅黑"/>
+          <w:b w:val="0"/>
+        </w:rPr>
+        <w:t xml:space="preserve">里查找，服务端写回只读字段 </w:t>
+      </w:r>
+      <w:r>
+        <w:rPr>
+          <w:rFonts w:ascii="Consolas" w:hAnsi="Consolas" w:eastAsia="Consolas" w:cs="Consolas"/>
+          <w:b w:val="0"/>
+        </w:rPr>
+        <w:t>verified</w:t>
+      </w:r>
+      <w:r>
+        <w:rPr>
+          <w:rFonts w:ascii="微软雅黑" w:hAnsi="微软雅黑" w:eastAsia="微软雅黑" w:cs="微软雅黑"/>
+          <w:b w:val="0"/>
+        </w:rPr>
+        <w:t xml:space="preserve"> / </w:t>
+      </w:r>
+      <w:r>
+        <w:rPr>
+          <w:rFonts w:ascii="Consolas" w:hAnsi="Consolas" w:eastAsia="Consolas" w:cs="Consolas"/>
+          <w:b w:val="0"/>
+        </w:rPr>
+        <w:t>char_start</w:t>
+      </w:r>
+      <w:r>
+        <w:rPr>
+          <w:rFonts w:ascii="微软雅黑" w:hAnsi="微软雅黑" w:eastAsia="微软雅黑" w:cs="微软雅黑"/>
+          <w:b w:val="0"/>
+        </w:rPr>
+        <w:t xml:space="preserve"> / </w:t>
+      </w:r>
+      <w:r>
+        <w:rPr>
+          <w:rFonts w:ascii="Consolas" w:hAnsi="Consolas" w:eastAsia="Consolas" w:cs="Consolas"/>
+          <w:b w:val="0"/>
+        </w:rPr>
+        <w:t>char_end</w:t>
+      </w:r>
+      <w:r>
+        <w:rPr>
+          <w:rFonts w:ascii="微软雅黑" w:hAnsi="微软雅黑" w:eastAsia="微软雅黑" w:cs="微软雅黑"/>
+          <w:b w:val="0"/>
+        </w:rPr>
+        <w:t xml:space="preserve"> / </w:t>
+      </w:r>
+      <w:r>
+        <w:rPr>
+          <w:rFonts w:ascii="Consolas" w:hAnsi="Consolas" w:eastAsia="Consolas" w:cs="Consolas"/>
+          <w:b w:val="0"/>
+        </w:rPr>
+        <w:t>verified_against</w:t>
+      </w:r>
+      <w:r>
+        <w:rPr>
+          <w:rFonts w:ascii="微软雅黑" w:hAnsi="微软雅黑" w:eastAsia="微软雅黑" w:cs="微软雅黑"/>
+          <w:b w:val="0"/>
+        </w:rPr>
+        <w:t xml:space="preserve">（读入文本的 sha256）；INFERRED 仍只要求 </w:t>
+      </w:r>
+      <w:r>
+        <w:rPr>
+          <w:rFonts w:ascii="Consolas" w:hAnsi="Consolas" w:eastAsia="Consolas" w:cs="Consolas"/>
+          <w:b w:val="0"/>
+        </w:rPr>
+        <w:t>source_ref</w:t>
+      </w:r>
+      <w:r>
+        <w:rPr>
+          <w:rFonts w:ascii="微软雅黑" w:hAnsi="微软雅黑" w:eastAsia="微软雅黑" w:cs="微软雅黑"/>
+          <w:b w:val="0"/>
+        </w:rPr>
+        <w:t xml:space="preserve">，但一旦给了 quote 就必须能验证；ASSUMED / UNKNOWN 不要求 quote，给了非空就必须能验证。新违规码 </w:t>
+      </w:r>
+      <w:r>
+        <w:rPr>
+          <w:rFonts w:ascii="Consolas" w:hAnsi="Consolas" w:eastAsia="Consolas" w:cs="Consolas"/>
+          <w:b w:val="0"/>
+        </w:rPr>
+        <w:t>evidence_missing_quote</w:t>
+      </w:r>
+      <w:r>
+        <w:rPr>
+          <w:rFonts w:ascii="微软雅黑" w:hAnsi="微软雅黑" w:eastAsia="微软雅黑" w:cs="微软雅黑"/>
+          <w:b w:val="0"/>
+        </w:rPr>
+        <w:t xml:space="preserve"> / </w:t>
+      </w:r>
+      <w:r>
+        <w:rPr>
+          <w:rFonts w:ascii="Consolas" w:hAnsi="Consolas" w:eastAsia="Consolas" w:cs="Consolas"/>
+          <w:b w:val="0"/>
+        </w:rPr>
+        <w:t>evidence_quote_too_short</w:t>
+      </w:r>
+      <w:r>
+        <w:rPr>
+          <w:rFonts w:ascii="微软雅黑" w:hAnsi="微软雅黑" w:eastAsia="微软雅黑" w:cs="微软雅黑"/>
+          <w:b w:val="0"/>
+        </w:rPr>
+        <w:t xml:space="preserve"> / </w:t>
+      </w:r>
+      <w:r>
+        <w:rPr>
+          <w:rFonts w:ascii="Consolas" w:hAnsi="Consolas" w:eastAsia="Consolas" w:cs="Consolas"/>
+          <w:b w:val="0"/>
+        </w:rPr>
+        <w:t>evidence_mismatch</w:t>
+      </w:r>
+      <w:r>
+        <w:rPr>
+          <w:rFonts w:ascii="微软雅黑" w:hAnsi="微软雅黑" w:eastAsia="微软雅黑" w:cs="微软雅黑"/>
+          <w:b w:val="0"/>
+        </w:rPr>
+        <w:t>。契约仍 1.1.0，DSL 1.0 零改动。</w:t>
       </w:r>
     </w:p>
     <w:p>
@@ -31217,35 +33783,63 @@
           <w:rFonts w:ascii="微软雅黑" w:hAnsi="微软雅黑" w:eastAsia="微软雅黑" w:cs="微软雅黑"/>
           <w:b w:val="0"/>
         </w:rPr>
-        <w:t>四条端点（</w:t>
-      </w:r>
-      <w:r>
-        <w:rPr>
-          <w:rFonts w:ascii="Consolas" w:hAnsi="Consolas" w:eastAsia="Consolas" w:cs="Consolas"/>
-          <w:b w:val="0"/>
-        </w:rPr>
-        <w:t>docs/12_API_SPEC.md</w:t>
-      </w:r>
-      <w:r>
-        <w:rPr>
-          <w:rFonts w:ascii="微软雅黑" w:hAnsi="微软雅黑" w:eastAsia="微软雅黑" w:cs="微软雅黑"/>
-          <w:b w:val="0"/>
-        </w:rPr>
-        <w:t xml:space="preserve"> 已登记 </w:t>
-      </w:r>
-      <w:r>
-        <w:rPr>
-          <w:rFonts w:ascii="Consolas" w:hAnsi="Consolas" w:eastAsia="Consolas" w:cs="Consolas"/>
-          <w:b w:val="0"/>
-        </w:rPr>
-        <w:t>[已实现]</w:t>
-      </w:r>
-      <w:r>
-        <w:rPr>
-          <w:rFonts w:ascii="微软雅黑" w:hAnsi="微软雅黑" w:eastAsia="微软雅黑" w:cs="微软雅黑"/>
-          <w:b w:val="0"/>
-        </w:rPr>
-        <w:t>）：</w:t>
+        <w:t>P1-02 别人的材料只留片段、自己的材料留全（ADR-161）：</w:t>
+      </w:r>
+      <w:r>
+        <w:rPr>
+          <w:rFonts w:ascii="Consolas" w:hAnsi="Consolas" w:eastAsia="Consolas" w:cs="Consolas"/>
+          <w:b w:val="0"/>
+        </w:rPr>
+        <w:t>USER_OWNED_KINDS = ("user_input",)</w:t>
+      </w:r>
+      <w:r>
+        <w:rPr>
+          <w:rFonts w:ascii="微软雅黑" w:hAnsi="微软雅黑" w:eastAsia="微软雅黑" w:cs="微软雅黑"/>
+          <w:b w:val="0"/>
+        </w:rPr>
+        <w:t xml:space="preserve">；第三方来源默认 </w:t>
+      </w:r>
+      <w:r>
+        <w:rPr>
+          <w:rFonts w:ascii="Consolas" w:hAnsi="Consolas" w:eastAsia="Consolas" w:cs="Consolas"/>
+          <w:b w:val="0"/>
+        </w:rPr>
+        <w:t>THIRD_PARTY_EXCERPT_CHARS = 500</w:t>
+      </w:r>
+      <w:r>
+        <w:rPr>
+          <w:rFonts w:ascii="微软雅黑" w:hAnsi="微软雅黑" w:eastAsia="微软雅黑" w:cs="微软雅黑"/>
+          <w:b w:val="0"/>
+        </w:rPr>
+        <w:t xml:space="preserve"> + 每份材料最多 16 片段，</w:t>
+      </w:r>
+      <w:r>
+        <w:rPr>
+          <w:rFonts w:ascii="Consolas" w:hAnsi="Consolas" w:eastAsia="Consolas" w:cs="Consolas"/>
+          <w:b w:val="0"/>
+        </w:rPr>
+        <w:t>user_input</w:t>
+      </w:r>
+      <w:r>
+        <w:rPr>
+          <w:rFonts w:ascii="微软雅黑" w:hAnsi="微软雅黑" w:eastAsia="微软雅黑" w:cs="微软雅黑"/>
+          <w:b w:val="0"/>
+        </w:rPr>
+        <w:t xml:space="preserve"> 按 </w:t>
+      </w:r>
+      <w:r>
+        <w:rPr>
+          <w:rFonts w:ascii="Consolas" w:hAnsi="Consolas" w:eastAsia="Consolas" w:cs="Consolas"/>
+          <w:b w:val="0"/>
+        </w:rPr>
+        <w:t>MAX_ARTIFACT_CHARS = 20_000</w:t>
+      </w:r>
+      <w:r>
+        <w:rPr>
+          <w:rFonts w:ascii="微软雅黑" w:hAnsi="微软雅黑" w:eastAsia="微软雅黑" w:cs="微软雅黑"/>
+          <w:b w:val="0"/>
+        </w:rPr>
+        <w:t xml:space="preserve"> + 最多 64 片段整份保留；</w:t>
       </w:r>
       <w:r>
         <w:rPr>
@@ -31259,42 +33853,140 @@
           <w:rFonts w:ascii="微软雅黑" w:hAnsi="微软雅黑" w:eastAsia="微软雅黑" w:cs="微软雅黑"/>
           <w:b w:val="0"/>
         </w:rPr>
-        <w:t>、</w:t>
-      </w:r>
-      <w:r>
-        <w:rPr>
-          <w:rFonts w:ascii="Consolas" w:hAnsi="Consolas" w:eastAsia="Consolas" w:cs="Consolas"/>
-          <w:b w:val="0"/>
-        </w:rPr>
-        <w:t>GET /ai/research</w:t>
-      </w:r>
-      <w:r>
-        <w:rPr>
-          <w:rFonts w:ascii="微软雅黑" w:hAnsi="微软雅黑" w:eastAsia="微软雅黑" w:cs="微软雅黑"/>
-          <w:b w:val="0"/>
-        </w:rPr>
-        <w:t>、</w:t>
-      </w:r>
-      <w:r>
-        <w:rPr>
-          <w:rFonts w:ascii="Consolas" w:hAnsi="Consolas" w:eastAsia="Consolas" w:cs="Consolas"/>
-          <w:b w:val="0"/>
-        </w:rPr>
-        <w:t>GET /ai/research/{run_id}</w:t>
-      </w:r>
-      <w:r>
-        <w:rPr>
-          <w:rFonts w:ascii="微软雅黑" w:hAnsi="微软雅黑" w:eastAsia="微软雅黑" w:cs="微软雅黑"/>
-          <w:b w:val="0"/>
-        </w:rPr>
-        <w:t>、</w:t>
-      </w:r>
-      <w:r>
-        <w:rPr>
-          <w:rFonts w:ascii="Consolas" w:hAnsi="Consolas" w:eastAsia="Consolas" w:cs="Consolas"/>
-          <w:b w:val="0"/>
-        </w:rPr>
-        <w:t>POST /ai/strategy/formalize</w:t>
+        <w:t xml:space="preserve"> 的 </w:t>
+      </w:r>
+      <w:r>
+        <w:rPr>
+          <w:rFonts w:ascii="Consolas" w:hAnsi="Consolas" w:eastAsia="Consolas" w:cs="Consolas"/>
+          <w:b w:val="0"/>
+        </w:rPr>
+        <w:t>sources[]</w:t>
+      </w:r>
+      <w:r>
+        <w:rPr>
+          <w:rFonts w:ascii="微软雅黑" w:hAnsi="微软雅黑" w:eastAsia="微软雅黑" w:cs="微软雅黑"/>
+          <w:b w:val="0"/>
+        </w:rPr>
+        <w:t xml:space="preserve"> 可给 </w:t>
+      </w:r>
+      <w:r>
+        <w:rPr>
+          <w:rFonts w:ascii="Consolas" w:hAnsi="Consolas" w:eastAsia="Consolas" w:cs="Consolas"/>
+          <w:b w:val="0"/>
+        </w:rPr>
+        <w:t>retention</w:t>
+      </w:r>
+      <w:r>
+        <w:rPr>
+          <w:rFonts w:ascii="微软雅黑" w:hAnsi="微软雅黑" w:eastAsia="微软雅黑" w:cs="微软雅黑"/>
+          <w:b w:val="0"/>
+        </w:rPr>
+        <w:t>（</w:t>
+      </w:r>
+      <w:r>
+        <w:rPr>
+          <w:rFonts w:ascii="Consolas" w:hAnsi="Consolas" w:eastAsia="Consolas" w:cs="Consolas"/>
+          <w:b w:val="0"/>
+        </w:rPr>
+        <w:t>excerpt</w:t>
+      </w:r>
+      <w:r>
+        <w:rPr>
+          <w:rFonts w:ascii="微软雅黑" w:hAnsi="微软雅黑" w:eastAsia="微软雅黑" w:cs="微软雅黑"/>
+          <w:b w:val="0"/>
+        </w:rPr>
+        <w:t xml:space="preserve"> / </w:t>
+      </w:r>
+      <w:r>
+        <w:rPr>
+          <w:rFonts w:ascii="Consolas" w:hAnsi="Consolas" w:eastAsia="Consolas" w:cs="Consolas"/>
+          <w:b w:val="0"/>
+        </w:rPr>
+        <w:t>full</w:t>
+      </w:r>
+      <w:r>
+        <w:rPr>
+          <w:rFonts w:ascii="微软雅黑" w:hAnsi="微软雅黑" w:eastAsia="微软雅黑" w:cs="微软雅黑"/>
+          <w:b w:val="0"/>
+        </w:rPr>
+        <w:t>），</w:t>
+      </w:r>
+      <w:r>
+        <w:rPr>
+          <w:rFonts w:ascii="Consolas" w:hAnsi="Consolas" w:eastAsia="Consolas" w:cs="Consolas"/>
+          <w:b w:val="0"/>
+        </w:rPr>
+        <w:t>full</w:t>
+      </w:r>
+      <w:r>
+        <w:rPr>
+          <w:rFonts w:ascii="微软雅黑" w:hAnsi="微软雅黑" w:eastAsia="微软雅黑" w:cs="微软雅黑"/>
+          <w:b w:val="0"/>
+        </w:rPr>
+        <w:t xml:space="preserve"> 必须同时给 </w:t>
+      </w:r>
+      <w:r>
+        <w:rPr>
+          <w:rFonts w:ascii="Consolas" w:hAnsi="Consolas" w:eastAsia="Consolas" w:cs="Consolas"/>
+          <w:b w:val="0"/>
+        </w:rPr>
+        <w:t>license_note</w:t>
+      </w:r>
+      <w:r>
+        <w:rPr>
+          <w:rFonts w:ascii="微软雅黑" w:hAnsi="微软雅黑" w:eastAsia="微软雅黑" w:cs="微软雅黑"/>
+          <w:b w:val="0"/>
+        </w:rPr>
+        <w:t>，否则 400；</w:t>
+      </w:r>
+      <w:r>
+        <w:rPr>
+          <w:rFonts w:ascii="Consolas" w:hAnsi="Consolas" w:eastAsia="Consolas" w:cs="Consolas"/>
+          <w:b w:val="0"/>
+        </w:rPr>
+        <w:t>source_hash</w:t>
+      </w:r>
+      <w:r>
+        <w:rPr>
+          <w:rFonts w:ascii="微软雅黑" w:hAnsi="微软雅黑" w:eastAsia="微软雅黑" w:cs="微软雅黑"/>
+          <w:b w:val="0"/>
+        </w:rPr>
+        <w:t xml:space="preserve">（调用方原文）与 </w:t>
+      </w:r>
+      <w:r>
+        <w:rPr>
+          <w:rFonts w:ascii="Consolas" w:hAnsi="Consolas" w:eastAsia="Consolas" w:cs="Consolas"/>
+          <w:b w:val="0"/>
+        </w:rPr>
+        <w:t>text_hash</w:t>
+      </w:r>
+      <w:r>
+        <w:rPr>
+          <w:rFonts w:ascii="微软雅黑" w:hAnsi="微软雅黑" w:eastAsia="微软雅黑" w:cs="微软雅黑"/>
+          <w:b w:val="0"/>
+        </w:rPr>
+        <w:t xml:space="preserve">（模型读到的文本）分开记账；少留时 </w:t>
+      </w:r>
+      <w:r>
+        <w:rPr>
+          <w:rFonts w:ascii="Consolas" w:hAnsi="Consolas" w:eastAsia="Consolas" w:cs="Consolas"/>
+          <w:b w:val="0"/>
+        </w:rPr>
+        <w:t>warnings[]</w:t>
+      </w:r>
+      <w:r>
+        <w:rPr>
+          <w:rFonts w:ascii="微软雅黑" w:hAnsi="微软雅黑" w:eastAsia="微软雅黑" w:cs="微软雅黑"/>
+          <w:b w:val="0"/>
+        </w:rPr>
+        <w:t xml:space="preserve"> 出现 </w:t>
+      </w:r>
+      <w:r>
+        <w:rPr>
+          <w:rFonts w:ascii="Consolas" w:hAnsi="Consolas" w:eastAsia="Consolas" w:cs="Consolas"/>
+          <w:b w:val="0"/>
+        </w:rPr>
+        <w:t>excerpt_limited</w:t>
       </w:r>
       <w:r>
         <w:rPr>
@@ -31313,91 +34005,49 @@
           <w:rFonts w:ascii="微软雅黑" w:hAnsi="微软雅黑" w:eastAsia="微软雅黑" w:cs="微软雅黑"/>
           <w:b w:val="0"/>
         </w:rPr>
-        <w:t xml:space="preserve">provenance：每条规则带 </w:t>
-      </w:r>
-      <w:r>
-        <w:rPr>
-          <w:rFonts w:ascii="Consolas" w:hAnsi="Consolas" w:eastAsia="Consolas" w:cs="Consolas"/>
-          <w:b w:val="0"/>
-        </w:rPr>
-        <w:t>origin</w:t>
-      </w:r>
-      <w:r>
-        <w:rPr>
-          <w:rFonts w:ascii="微软雅黑" w:hAnsi="微软雅黑" w:eastAsia="微软雅黑" w:cs="微软雅黑"/>
-          <w:b w:val="0"/>
-        </w:rPr>
-        <w:t xml:space="preserve"> ∈ EXPLICIT / INFERRED / ASSUMED / UNKNOWN；EXPLICIT / INFERRED 必须来自</w:t>
-      </w:r>
-      <w:r>
-        <w:rPr>
-          <w:rFonts w:ascii="微软雅黑" w:hAnsi="微软雅黑" w:eastAsia="微软雅黑" w:cs="微软雅黑"/>
-          <w:b/>
-        </w:rPr>
-        <w:t>本次运行</w:t>
-      </w:r>
-      <w:r>
-        <w:rPr>
-          <w:rFonts w:ascii="微软雅黑" w:hAnsi="微软雅黑" w:eastAsia="微软雅黑" w:cs="微软雅黑"/>
-          <w:b w:val="0"/>
-        </w:rPr>
-        <w:t xml:space="preserve">的输入证据，ASSUMED 必须被 </w:t>
-      </w:r>
-      <w:r>
-        <w:rPr>
-          <w:rFonts w:ascii="Consolas" w:hAnsi="Consolas" w:eastAsia="Consolas" w:cs="Consolas"/>
-          <w:b w:val="0"/>
-        </w:rPr>
-        <w:t>assumptions[].applies_to</w:t>
-      </w:r>
-      <w:r>
-        <w:rPr>
-          <w:rFonts w:ascii="微软雅黑" w:hAnsi="微软雅黑" w:eastAsia="微软雅黑" w:cs="微软雅黑"/>
-          <w:b w:val="0"/>
-        </w:rPr>
-        <w:t xml:space="preserve"> 覆盖，UNKNOWN 必须被 </w:t>
-      </w:r>
-      <w:r>
-        <w:rPr>
-          <w:rFonts w:ascii="Consolas" w:hAnsi="Consolas" w:eastAsia="Consolas" w:cs="Consolas"/>
-          <w:b w:val="0"/>
-        </w:rPr>
-        <w:t>unknowns[].field</w:t>
-      </w:r>
-      <w:r>
-        <w:rPr>
-          <w:rFonts w:ascii="微软雅黑" w:hAnsi="微软雅黑" w:eastAsia="微软雅黑" w:cs="微软雅黑"/>
-          <w:b w:val="0"/>
-        </w:rPr>
-        <w:t xml:space="preserve"> 覆盖，任何缺口即 REJECT。Martin 场景「BTC 超跌后反弹时买入」必须给出 BTC / oversold / rebound / buy 为 EXPLICIT，定义 / 时间周期 / 出场 / 止损 / 仓位为 UNKNOWN；AI 提出的 </w:t>
-      </w:r>
-      <w:r>
-        <w:rPr>
-          <w:rFonts w:ascii="Consolas" w:hAnsi="Consolas" w:eastAsia="Consolas" w:cs="Consolas"/>
-          <w:b w:val="0"/>
-        </w:rPr>
-        <w:t>RSI(14) &lt; 30</w:t>
-      </w:r>
-      <w:r>
-        <w:rPr>
-          <w:rFonts w:ascii="微软雅黑" w:hAnsi="微软雅黑" w:eastAsia="微软雅黑" w:cs="微软雅黑"/>
-          <w:b w:val="0"/>
-        </w:rPr>
-        <w:t xml:space="preserve"> 再上穿 30 只允许标为 </w:t>
-      </w:r>
-      <w:r>
-        <w:rPr>
-          <w:rFonts w:ascii="Consolas" w:hAnsi="Consolas" w:eastAsia="Consolas" w:cs="Consolas"/>
-          <w:b w:val="0"/>
-        </w:rPr>
-        <w:t>ASSUMED</w:t>
-      </w:r>
-      <w:r>
-        <w:rPr>
-          <w:rFonts w:ascii="微软雅黑" w:hAnsi="微软雅黑" w:eastAsia="微软雅黑" w:cs="微软雅黑"/>
-          <w:b w:val="0"/>
-        </w:rPr>
-        <w:t>，并注明是 AI 提出的定义、不是用户原话。</w:t>
+        <w:t>P2-01 一个未解问题只回答一条规则（ADR-160）：</w:t>
+      </w:r>
+      <w:r>
+        <w:rPr>
+          <w:rFonts w:ascii="Consolas" w:hAnsi="Consolas" w:eastAsia="Consolas" w:cs="Consolas"/>
+          <w:b w:val="0"/>
+        </w:rPr>
+        <w:t>Unknown.rule_id</w:t>
+      </w:r>
+      <w:r>
+        <w:rPr>
+          <w:rFonts w:ascii="微软雅黑" w:hAnsi="微软雅黑" w:eastAsia="微软雅黑" w:cs="微软雅黑"/>
+          <w:b w:val="0"/>
+        </w:rPr>
+        <w:t xml:space="preserve">；field 级 unknown 只在 </w:t>
+      </w:r>
+      <w:r>
+        <w:rPr>
+          <w:rFonts w:ascii="Consolas" w:hAnsi="Consolas" w:eastAsia="Consolas" w:cs="Consolas"/>
+          <w:b w:val="0"/>
+        </w:rPr>
+        <w:t>explicit_per_field[field] == 1</w:t>
+      </w:r>
+      <w:r>
+        <w:rPr>
+          <w:rFonts w:ascii="微软雅黑" w:hAnsi="微软雅黑" w:eastAsia="微软雅黑" w:cs="微软雅黑"/>
+          <w:b w:val="0"/>
+        </w:rPr>
+        <w:t xml:space="preserve"> 时才免罪；新违规码 </w:t>
+      </w:r>
+      <w:r>
+        <w:rPr>
+          <w:rFonts w:ascii="Consolas" w:hAnsi="Consolas" w:eastAsia="Consolas" w:cs="Consolas"/>
+          <w:b w:val="0"/>
+        </w:rPr>
+        <w:t>unknown_rule_unknown</w:t>
+      </w:r>
+      <w:r>
+        <w:rPr>
+          <w:rFonts w:ascii="微软雅黑" w:hAnsi="微软雅黑" w:eastAsia="微软雅黑" w:cs="微软雅黑"/>
+          <w:b w:val="0"/>
+        </w:rPr>
+        <w:t>。</w:t>
       </w:r>
     </w:p>
     <w:p>
@@ -31406,80 +34056,101 @@
       </w:pPr>
       <w:r>
         <w:rPr>
-          <w:rFonts w:ascii="Consolas" w:hAnsi="Consolas" w:eastAsia="Consolas" w:cs="Consolas"/>
-          <w:b w:val="0"/>
-        </w:rPr>
-        <w:t>StrategyDraft</w:t>
-      </w:r>
-      <w:r>
-        <w:rPr>
-          <w:rFonts w:ascii="微软雅黑" w:hAnsi="微软雅黑" w:eastAsia="微软雅黑" w:cs="微软雅黑"/>
-          <w:b w:val="0"/>
-        </w:rPr>
-        <w:t xml:space="preserve"> 不可执行：</w:t>
-      </w:r>
-      <w:r>
-        <w:rPr>
-          <w:rFonts w:ascii="Consolas" w:hAnsi="Consolas" w:eastAsia="Consolas" w:cs="Consolas"/>
-          <w:b w:val="0"/>
-        </w:rPr>
-        <w:t>executable</w:t>
-      </w:r>
-      <w:r>
-        <w:rPr>
-          <w:rFonts w:ascii="微软雅黑" w:hAnsi="微软雅黑" w:eastAsia="微软雅黑" w:cs="微软雅黑"/>
-          <w:b w:val="0"/>
-        </w:rPr>
-        <w:t xml:space="preserve"> 是服务端计算字段且恒为 false，</w:t>
-      </w:r>
-      <w:r>
-        <w:rPr>
-          <w:rFonts w:ascii="Consolas" w:hAnsi="Consolas" w:eastAsia="Consolas" w:cs="Consolas"/>
-          <w:b w:val="0"/>
-        </w:rPr>
-        <w:t>compiled_strategy_version_id</w:t>
-      </w:r>
-      <w:r>
-        <w:rPr>
-          <w:rFonts w:ascii="微软雅黑" w:hAnsi="微软雅黑" w:eastAsia="微软雅黑" w:cs="微软雅黑"/>
-          <w:b w:val="0"/>
-        </w:rPr>
-        <w:t xml:space="preserve"> 保持 NULL，DSL 1.0（</w:t>
-      </w:r>
-      <w:r>
-        <w:rPr>
-          <w:rFonts w:ascii="Consolas" w:hAnsi="Consolas" w:eastAsia="Consolas" w:cs="Consolas"/>
-          <w:b w:val="0"/>
-        </w:rPr>
-        <w:t>backend/app/strategies/dsl.py</w:t>
-      </w:r>
-      <w:r>
-        <w:rPr>
-          <w:rFonts w:ascii="微软雅黑" w:hAnsi="微软雅黑" w:eastAsia="微软雅黑" w:cs="微软雅黑"/>
-          <w:b w:val="0"/>
-        </w:rPr>
-        <w:t>）</w:t>
+          <w:rFonts w:ascii="微软雅黑" w:hAnsi="微软雅黑" w:eastAsia="微软雅黑" w:cs="微软雅黑"/>
+          <w:b w:val="0"/>
+        </w:rPr>
+        <w:t xml:space="preserve">P2-03 两个 hash 必须分开记：迁移 </w:t>
+      </w:r>
+      <w:r>
+        <w:rPr>
+          <w:rFonts w:ascii="Consolas" w:hAnsi="Consolas" w:eastAsia="Consolas" w:cs="Consolas"/>
+          <w:b w:val="0"/>
+        </w:rPr>
+        <w:t>backend/alembic/versions/0014_artifact_source_hash.py</w:t>
+      </w:r>
+      <w:r>
+        <w:rPr>
+          <w:rFonts w:ascii="微软雅黑" w:hAnsi="微软雅黑" w:eastAsia="微软雅黑" w:cs="微软雅黑"/>
+          <w:b w:val="0"/>
+        </w:rPr>
+        <w:t>（</w:t>
+      </w:r>
+      <w:r>
+        <w:rPr>
+          <w:rFonts w:ascii="Consolas" w:hAnsi="Consolas" w:eastAsia="Consolas" w:cs="Consolas"/>
+          <w:b w:val="0"/>
+        </w:rPr>
+        <w:t>down_revision = "0013_research_layer"</w:t>
+      </w:r>
+      <w:r>
+        <w:rPr>
+          <w:rFonts w:ascii="微软雅黑" w:hAnsi="微软雅黑" w:eastAsia="微软雅黑" w:cs="微软雅黑"/>
+          <w:b w:val="0"/>
+        </w:rPr>
+        <w:t xml:space="preserve">）给 </w:t>
+      </w:r>
+      <w:r>
+        <w:rPr>
+          <w:rFonts w:ascii="Consolas" w:hAnsi="Consolas" w:eastAsia="Consolas" w:cs="Consolas"/>
+          <w:b w:val="0"/>
+        </w:rPr>
+        <w:t>research_artifacts</w:t>
+      </w:r>
+      <w:r>
+        <w:rPr>
+          <w:rFonts w:ascii="微软雅黑" w:hAnsi="微软雅黑" w:eastAsia="微软雅黑" w:cs="微软雅黑"/>
+          <w:b w:val="0"/>
+        </w:rPr>
+        <w:t xml:space="preserve"> </w:t>
       </w:r>
       <w:r>
         <w:rPr>
           <w:rFonts w:ascii="微软雅黑" w:hAnsi="微软雅黑" w:eastAsia="微软雅黑" w:cs="微软雅黑"/>
           <w:b/>
         </w:rPr>
-        <w:t>未改</w:t>
-      </w:r>
-      <w:r>
-        <w:rPr>
-          <w:rFonts w:ascii="微软雅黑" w:hAnsi="微软雅黑" w:eastAsia="微软雅黑" w:cs="微软雅黑"/>
-          <w:b w:val="0"/>
-        </w:rPr>
-        <w:t xml:space="preserve">；弱化或隐藏 EXPLICIT 规则会记录 </w:t>
-      </w:r>
-      <w:r>
-        <w:rPr>
-          <w:rFonts w:ascii="Consolas" w:hAnsi="Consolas" w:eastAsia="Consolas" w:cs="Consolas"/>
-          <w:b w:val="0"/>
-        </w:rPr>
-        <w:t>dropped_explicit_rule</w:t>
+        <w:t>纯加列</w:t>
+      </w:r>
+      <w:r>
+        <w:rPr>
+          <w:rFonts w:ascii="微软雅黑" w:hAnsi="微软雅黑" w:eastAsia="微软雅黑" w:cs="微软雅黑"/>
+          <w:b w:val="0"/>
+        </w:rPr>
+        <w:t xml:space="preserve"> </w:t>
+      </w:r>
+      <w:r>
+        <w:rPr>
+          <w:rFonts w:ascii="Consolas" w:hAnsi="Consolas" w:eastAsia="Consolas" w:cs="Consolas"/>
+          <w:b w:val="0"/>
+        </w:rPr>
+        <w:t>source_hash</w:t>
+      </w:r>
+      <w:r>
+        <w:rPr>
+          <w:rFonts w:ascii="微软雅黑" w:hAnsi="微软雅黑" w:eastAsia="微软雅黑" w:cs="微软雅黑"/>
+          <w:b w:val="0"/>
+        </w:rPr>
+        <w:t>（</w:t>
+      </w:r>
+      <w:r>
+        <w:rPr>
+          <w:rFonts w:ascii="Consolas" w:hAnsi="Consolas" w:eastAsia="Consolas" w:cs="Consolas"/>
+          <w:b w:val="0"/>
+        </w:rPr>
+        <w:t>sa.String(length=64)</w:t>
+      </w:r>
+      <w:r>
+        <w:rPr>
+          <w:rFonts w:ascii="微软雅黑" w:hAnsi="微软雅黑" w:eastAsia="微软雅黑" w:cs="微软雅黑"/>
+          <w:b w:val="0"/>
+        </w:rPr>
+        <w:t xml:space="preserve">、可空、旧行 NULL，无结构变更）；截断时 </w:t>
+      </w:r>
+      <w:r>
+        <w:rPr>
+          <w:rFonts w:ascii="Consolas" w:hAnsi="Consolas" w:eastAsia="Consolas" w:cs="Consolas"/>
+          <w:b w:val="0"/>
+        </w:rPr>
+        <w:t>source_hash != text_hash</w:t>
       </w:r>
       <w:r>
         <w:rPr>
@@ -31498,105 +34169,231 @@
           <w:rFonts w:ascii="微软雅黑" w:hAnsi="微软雅黑" w:eastAsia="微软雅黑" w:cs="微软雅黑"/>
           <w:b w:val="0"/>
         </w:rPr>
-        <w:t xml:space="preserve">能力裁决在服务端按草案实际用到的能力计算（不采信模型自报，强于实际的自报记录 </w:t>
-      </w:r>
-      <w:r>
-        <w:rPr>
-          <w:rFonts w:ascii="Consolas" w:hAnsi="Consolas" w:eastAsia="Consolas" w:cs="Consolas"/>
-          <w:b w:val="0"/>
-        </w:rPr>
-        <w:t>capability_overclaim</w:t>
-      </w:r>
-      <w:r>
-        <w:rPr>
-          <w:rFonts w:ascii="微软雅黑" w:hAnsi="微软雅黑" w:eastAsia="微软雅黑" w:cs="微软雅黑"/>
-          <w:b w:val="0"/>
-        </w:rPr>
-        <w:t xml:space="preserve"> 并降级）；</w:t>
-      </w:r>
-      <w:r>
-        <w:rPr>
-          <w:rFonts w:ascii="Consolas" w:hAnsi="Consolas" w:eastAsia="Consolas" w:cs="Consolas"/>
-          <w:b w:val="0"/>
-        </w:rPr>
-        <w:t>NEEDS_CAPABILITY</w:t>
-      </w:r>
-      <w:r>
-        <w:rPr>
-          <w:rFonts w:ascii="微软雅黑" w:hAnsi="微软雅黑" w:eastAsia="微软雅黑" w:cs="微软雅黑"/>
-          <w:b w:val="0"/>
-        </w:rPr>
-        <w:t xml:space="preserve"> 只在完全无可建项时给出，否则缺项为 </w:t>
-      </w:r>
-      <w:r>
-        <w:rPr>
-          <w:rFonts w:ascii="Consolas" w:hAnsi="Consolas" w:eastAsia="Consolas" w:cs="Consolas"/>
-          <w:b w:val="0"/>
-        </w:rPr>
-        <w:t>PARTIALLY_SUPPORTED</w:t>
-      </w:r>
-      <w:r>
-        <w:rPr>
-          <w:rFonts w:ascii="微软雅黑" w:hAnsi="微软雅黑" w:eastAsia="微软雅黑" w:cs="微软雅黑"/>
-          <w:b w:val="0"/>
-        </w:rPr>
-        <w:t xml:space="preserve">，全支持为 </w:t>
-      </w:r>
-      <w:r>
-        <w:rPr>
-          <w:rFonts w:ascii="Consolas" w:hAnsi="Consolas" w:eastAsia="Consolas" w:cs="Consolas"/>
-          <w:b w:val="0"/>
-        </w:rPr>
-        <w:t>SUPPORTED</w:t>
-      </w:r>
-      <w:r>
-        <w:rPr>
-          <w:rFonts w:ascii="微软雅黑" w:hAnsi="微软雅黑" w:eastAsia="微软雅黑" w:cs="微软雅黑"/>
-          <w:b w:val="0"/>
-        </w:rPr>
-        <w:t xml:space="preserve">，无静默降级。"20-day momentum + cross-sectional ranking + monthly rebalance top 10%" 必须读作 </w:t>
-      </w:r>
-      <w:r>
-        <w:rPr>
-          <w:rFonts w:ascii="Consolas" w:hAnsi="Consolas" w:eastAsia="Consolas" w:cs="Consolas"/>
-          <w:b w:val="0"/>
-        </w:rPr>
-        <w:t>PARTIALLY_SUPPORTED</w:t>
-      </w:r>
-      <w:r>
-        <w:rPr>
-          <w:rFonts w:ascii="微软雅黑" w:hAnsi="微软雅黑" w:eastAsia="微软雅黑" w:cs="微软雅黑"/>
-          <w:b w:val="0"/>
-        </w:rPr>
-        <w:t xml:space="preserve">（支持：20 日动量；缺能力：横截面排名 / 组合构建 / 月度再平衡），AI 的「只做单资产 20 日动量」建议必须显式标为 </w:t>
-      </w:r>
-      <w:r>
-        <w:rPr>
-          <w:rFonts w:ascii="Consolas" w:hAnsi="Consolas" w:eastAsia="Consolas" w:cs="Consolas"/>
-          <w:b w:val="0"/>
-        </w:rPr>
-        <w:t>Experimental Alternative</w:t>
-      </w:r>
-      <w:r>
-        <w:rPr>
-          <w:rFonts w:ascii="微软雅黑" w:hAnsi="微软雅黑" w:eastAsia="微软雅黑" w:cs="微软雅黑"/>
-          <w:b w:val="0"/>
-        </w:rPr>
-        <w:t xml:space="preserve"> 并说明它与用户意图是</w:t>
-      </w:r>
-      <w:r>
-        <w:rPr>
-          <w:rFonts w:ascii="微软雅黑" w:hAnsi="微软雅黑" w:eastAsia="微软雅黑" w:cs="微软雅黑"/>
-          <w:b/>
-        </w:rPr>
-        <w:t>不同的策略</w:t>
-      </w:r>
-      <w:r>
-        <w:rPr>
-          <w:rFonts w:ascii="微软雅黑" w:hAnsi="微软雅黑" w:eastAsia="微软雅黑" w:cs="微软雅黑"/>
-          <w:b w:val="0"/>
-        </w:rPr>
-        <w:t>。</w:t>
+        <w:t xml:space="preserve">P2-04 模型调用只有一条路（ADR-162）：新增 </w:t>
+      </w:r>
+      <w:r>
+        <w:rPr>
+          <w:rFonts w:ascii="Consolas" w:hAnsi="Consolas" w:eastAsia="Consolas" w:cs="Consolas"/>
+          <w:b w:val="0"/>
+        </w:rPr>
+        <w:t>backend/tests/test_ai_provider_boundary.py</w:t>
+      </w:r>
+      <w:r>
+        <w:rPr>
+          <w:rFonts w:ascii="微软雅黑" w:hAnsi="微软雅黑" w:eastAsia="微软雅黑" w:cs="微软雅黑"/>
+          <w:b w:val="0"/>
+        </w:rPr>
+        <w:t xml:space="preserve">，用 </w:t>
+      </w:r>
+      <w:r>
+        <w:rPr>
+          <w:rFonts w:ascii="Consolas" w:hAnsi="Consolas" w:eastAsia="Consolas" w:cs="Consolas"/>
+          <w:b w:val="0"/>
+        </w:rPr>
+        <w:t>ast</w:t>
+      </w:r>
+      <w:r>
+        <w:rPr>
+          <w:rFonts w:ascii="微软雅黑" w:hAnsi="微软雅黑" w:eastAsia="微软雅黑" w:cs="微软雅黑"/>
+          <w:b w:val="0"/>
+        </w:rPr>
+        <w:t xml:space="preserve"> 扫 </w:t>
+      </w:r>
+      <w:r>
+        <w:rPr>
+          <w:rFonts w:ascii="Consolas" w:hAnsi="Consolas" w:eastAsia="Consolas" w:cs="Consolas"/>
+          <w:b w:val="0"/>
+        </w:rPr>
+        <w:t>backend/app/**/*.py</w:t>
+      </w:r>
+      <w:r>
+        <w:rPr>
+          <w:rFonts w:ascii="微软雅黑" w:hAnsi="微软雅黑" w:eastAsia="微软雅黑" w:cs="微软雅黑"/>
+          <w:b w:val="0"/>
+        </w:rPr>
+        <w:t xml:space="preserve"> —— provider 调用（</w:t>
+      </w:r>
+      <w:r>
+        <w:rPr>
+          <w:rFonts w:ascii="Consolas" w:hAnsi="Consolas" w:eastAsia="Consolas" w:cs="Consolas"/>
+          <w:b w:val="0"/>
+        </w:rPr>
+        <w:t>structured_output</w:t>
+      </w:r>
+      <w:r>
+        <w:rPr>
+          <w:rFonts w:ascii="微软雅黑" w:hAnsi="微软雅黑" w:eastAsia="微软雅黑" w:cs="微软雅黑"/>
+          <w:b w:val="0"/>
+        </w:rPr>
+        <w:t xml:space="preserve"> / </w:t>
+      </w:r>
+      <w:r>
+        <w:rPr>
+          <w:rFonts w:ascii="Consolas" w:hAnsi="Consolas" w:eastAsia="Consolas" w:cs="Consolas"/>
+          <w:b w:val="0"/>
+        </w:rPr>
+        <w:t>explain_signal</w:t>
+      </w:r>
+      <w:r>
+        <w:rPr>
+          <w:rFonts w:ascii="微软雅黑" w:hAnsi="微软雅黑" w:eastAsia="微软雅黑" w:cs="微软雅黑"/>
+          <w:b w:val="0"/>
+        </w:rPr>
+        <w:t xml:space="preserve"> / </w:t>
+      </w:r>
+      <w:r>
+        <w:rPr>
+          <w:rFonts w:ascii="Consolas" w:hAnsi="Consolas" w:eastAsia="Consolas" w:cs="Consolas"/>
+          <w:b w:val="0"/>
+        </w:rPr>
+        <w:t>chat</w:t>
+      </w:r>
+      <w:r>
+        <w:rPr>
+          <w:rFonts w:ascii="微软雅黑" w:hAnsi="微软雅黑" w:eastAsia="微软雅黑" w:cs="微软雅黑"/>
+          <w:b w:val="0"/>
+        </w:rPr>
+        <w:t xml:space="preserve">）只能出自 </w:t>
+      </w:r>
+      <w:r>
+        <w:rPr>
+          <w:rFonts w:ascii="Consolas" w:hAnsi="Consolas" w:eastAsia="Consolas" w:cs="Consolas"/>
+          <w:b w:val="0"/>
+        </w:rPr>
+        <w:t>ai/provider.py</w:t>
+      </w:r>
+      <w:r>
+        <w:rPr>
+          <w:rFonts w:ascii="微软雅黑" w:hAnsi="微软雅黑" w:eastAsia="微软雅黑" w:cs="微软雅黑"/>
+          <w:b w:val="0"/>
+        </w:rPr>
+        <w:t xml:space="preserve"> 与 </w:t>
+      </w:r>
+      <w:r>
+        <w:rPr>
+          <w:rFonts w:ascii="Consolas" w:hAnsi="Consolas" w:eastAsia="Consolas" w:cs="Consolas"/>
+          <w:b w:val="0"/>
+        </w:rPr>
+        <w:t>ai/runtime.py</w:t>
+      </w:r>
+      <w:r>
+        <w:rPr>
+          <w:rFonts w:ascii="微软雅黑" w:hAnsi="微软雅黑" w:eastAsia="微软雅黑" w:cs="微软雅黑"/>
+          <w:b w:val="0"/>
+        </w:rPr>
+        <w:t>；</w:t>
+      </w:r>
+      <w:r>
+        <w:rPr>
+          <w:rFonts w:ascii="Consolas" w:hAnsi="Consolas" w:eastAsia="Consolas" w:cs="Consolas"/>
+          <w:b w:val="0"/>
+        </w:rPr>
+        <w:t>app/ai/</w:t>
+      </w:r>
+      <w:r>
+        <w:rPr>
+          <w:rFonts w:ascii="微软雅黑" w:hAnsi="微软雅黑" w:eastAsia="微软雅黑" w:cs="微软雅黑"/>
+          <w:b w:val="0"/>
+        </w:rPr>
+        <w:t xml:space="preserve"> 内只有 </w:t>
+      </w:r>
+      <w:r>
+        <w:rPr>
+          <w:rFonts w:ascii="Consolas" w:hAnsi="Consolas" w:eastAsia="Consolas" w:cs="Consolas"/>
+          <w:b w:val="0"/>
+        </w:rPr>
+        <w:t>ai/provider.py</w:t>
+      </w:r>
+      <w:r>
+        <w:rPr>
+          <w:rFonts w:ascii="微软雅黑" w:hAnsi="微软雅黑" w:eastAsia="微软雅黑" w:cs="微软雅黑"/>
+          <w:b w:val="0"/>
+        </w:rPr>
+        <w:t xml:space="preserve"> 能用 </w:t>
+      </w:r>
+      <w:r>
+        <w:rPr>
+          <w:rFonts w:ascii="Consolas" w:hAnsi="Consolas" w:eastAsia="Consolas" w:cs="Consolas"/>
+          <w:b w:val="0"/>
+        </w:rPr>
+        <w:t>httpx</w:t>
+      </w:r>
+      <w:r>
+        <w:rPr>
+          <w:rFonts w:ascii="微软雅黑" w:hAnsi="微软雅黑" w:eastAsia="微软雅黑" w:cs="微软雅黑"/>
+          <w:b w:val="0"/>
+        </w:rPr>
+        <w:t xml:space="preserve">；AI 相关 HTTP 例外只有设置页的 </w:t>
+      </w:r>
+      <w:r>
+        <w:rPr>
+          <w:rFonts w:ascii="Consolas" w:hAnsi="Consolas" w:eastAsia="Consolas" w:cs="Consolas"/>
+          <w:b w:val="0"/>
+        </w:rPr>
+        <w:t>data/ai_provider_service.py</w:t>
+      </w:r>
+      <w:r>
+        <w:rPr>
+          <w:rFonts w:ascii="微软雅黑" w:hAnsi="微软雅黑" w:eastAsia="微软雅黑" w:cs="微软雅黑"/>
+          <w:b w:val="0"/>
+        </w:rPr>
+        <w:t>；</w:t>
+      </w:r>
+      <w:r>
+        <w:rPr>
+          <w:rFonts w:ascii="Consolas" w:hAnsi="Consolas" w:eastAsia="Consolas" w:cs="Consolas"/>
+          <w:b w:val="0"/>
+        </w:rPr>
+        <w:t>ai/explain.py</w:t>
+      </w:r>
+      <w:r>
+        <w:rPr>
+          <w:rFonts w:ascii="微软雅黑" w:hAnsi="微软雅黑" w:eastAsia="微软雅黑" w:cs="微软雅黑"/>
+          <w:b w:val="0"/>
+        </w:rPr>
+        <w:t xml:space="preserve"> / </w:t>
+      </w:r>
+      <w:r>
+        <w:rPr>
+          <w:rFonts w:ascii="Consolas" w:hAnsi="Consolas" w:eastAsia="Consolas" w:cs="Consolas"/>
+          <w:b w:val="0"/>
+        </w:rPr>
+        <w:t>ai/research.py</w:t>
+      </w:r>
+      <w:r>
+        <w:rPr>
+          <w:rFonts w:ascii="微软雅黑" w:hAnsi="微软雅黑" w:eastAsia="微软雅黑" w:cs="微软雅黑"/>
+          <w:b w:val="0"/>
+        </w:rPr>
+        <w:t xml:space="preserve"> 必须走 </w:t>
+      </w:r>
+      <w:r>
+        <w:rPr>
+          <w:rFonts w:ascii="Consolas" w:hAnsi="Consolas" w:eastAsia="Consolas" w:cs="Consolas"/>
+          <w:b w:val="0"/>
+        </w:rPr>
+        <w:t>run_task(</w:t>
+      </w:r>
+      <w:r>
+        <w:rPr>
+          <w:rFonts w:ascii="微软雅黑" w:hAnsi="微软雅黑" w:eastAsia="微软雅黑" w:cs="微软雅黑"/>
+          <w:b w:val="0"/>
+        </w:rPr>
+        <w:t>；</w:t>
+      </w:r>
+      <w:r>
+        <w:rPr>
+          <w:rFonts w:ascii="Consolas" w:hAnsi="Consolas" w:eastAsia="Consolas" w:cs="Consolas"/>
+          <w:b w:val="0"/>
+        </w:rPr>
+        <w:t>app/ai/*.py</w:t>
+      </w:r>
+      <w:r>
+        <w:rPr>
+          <w:rFonts w:ascii="微软雅黑" w:hAnsi="微软雅黑" w:eastAsia="微软雅黑" w:cs="微软雅黑"/>
+          <w:b w:val="0"/>
+        </w:rPr>
+        <w:t xml:space="preserve"> 的模块清单被钉住（8 个文件）。</w:t>
       </w:r>
     </w:p>
     <w:p>
@@ -31608,7 +34405,7 @@
           <w:rFonts w:ascii="微软雅黑" w:hAnsi="微软雅黑" w:eastAsia="微软雅黑" w:cs="微软雅黑"/>
           <w:b w:val="0"/>
         </w:rPr>
-        <w:t>结果是模型禁区：研究 schemas 里没有 CAGR / Sharpe / Max Drawdown / 胜率字段，像「预计 CAGR 25%」这样的文字声明一律标 UNVERIFIED 且不落库；校验链为 Model → Raw → JSON/Schema → Domain → Capability → Provenance → StrategyDraft，任一失败即 REJECT，最多一次同门重试，被拒的运行不落 hypothesis / draft 行。</w:t>
+        <w:t>P2-02 不改代码：属 Strategy Compiler 阶段的前置条件，本版只在文档里记下结论。</w:t>
       </w:r>
     </w:p>
     <w:p>
@@ -31620,147 +34417,273 @@
           <w:rFonts w:ascii="微软雅黑" w:hAnsi="微软雅黑" w:eastAsia="微软雅黑" w:cs="微软雅黑"/>
           <w:b w:val="0"/>
         </w:rPr>
-        <w:t xml:space="preserve">Runtime 复用（不重写）：全部经 </w:t>
-      </w:r>
-      <w:r>
-        <w:rPr>
-          <w:rFonts w:ascii="Consolas" w:hAnsi="Consolas" w:eastAsia="Consolas" w:cs="Consolas"/>
-          <w:b w:val="0"/>
-        </w:rPr>
-        <w:t>run_task()</w:t>
-      </w:r>
-      <w:r>
-        <w:rPr>
-          <w:rFonts w:ascii="微软雅黑" w:hAnsi="微软雅黑" w:eastAsia="微软雅黑" w:cs="微软雅黑"/>
-          <w:b w:val="0"/>
-        </w:rPr>
-        <w:t>；</w:t>
-      </w:r>
-      <w:r>
-        <w:rPr>
-          <w:rFonts w:ascii="Consolas" w:hAnsi="Consolas" w:eastAsia="Consolas" w:cs="Consolas"/>
-          <w:b w:val="0"/>
-        </w:rPr>
-        <w:t>backend/app/ai/runtime.py</w:t>
-      </w:r>
-      <w:r>
-        <w:rPr>
-          <w:rFonts w:ascii="微软雅黑" w:hAnsi="微软雅黑" w:eastAsia="微软雅黑" w:cs="微软雅黑"/>
-          <w:b w:val="0"/>
-        </w:rPr>
-        <w:t xml:space="preserve"> 新增 </w:t>
-      </w:r>
-      <w:r>
-        <w:rPr>
-          <w:rFonts w:ascii="Consolas" w:hAnsi="Consolas" w:eastAsia="Consolas" w:cs="Consolas"/>
-          <w:b w:val="0"/>
-        </w:rPr>
-        <w:t>research_run_id</w:t>
-      </w:r>
-      <w:r>
-        <w:rPr>
-          <w:rFonts w:ascii="微软雅黑" w:hAnsi="微软雅黑" w:eastAsia="微软雅黑" w:cs="微软雅黑"/>
-          <w:b w:val="0"/>
-        </w:rPr>
-        <w:t xml:space="preserve"> 参数（记录在 </w:t>
-      </w:r>
-      <w:r>
-        <w:rPr>
-          <w:rFonts w:ascii="Consolas" w:hAnsi="Consolas" w:eastAsia="Consolas" w:cs="Consolas"/>
-          <w:b w:val="0"/>
-        </w:rPr>
-        <w:t>AITask</w:t>
-      </w:r>
-      <w:r>
-        <w:rPr>
-          <w:rFonts w:ascii="微软雅黑" w:hAnsi="微软雅黑" w:eastAsia="微软雅黑" w:cs="微软雅黑"/>
-          <w:b w:val="0"/>
-        </w:rPr>
-        <w:t xml:space="preserve"> 上，不影响路由与缓存），</w:t>
-      </w:r>
-      <w:r>
-        <w:rPr>
-          <w:rFonts w:ascii="Consolas" w:hAnsi="Consolas" w:eastAsia="Consolas" w:cs="Consolas"/>
-          <w:b w:val="0"/>
-        </w:rPr>
-        <w:t>audit_payload()</w:t>
-      </w:r>
-      <w:r>
-        <w:rPr>
-          <w:rFonts w:ascii="微软雅黑" w:hAnsi="微软雅黑" w:eastAsia="微软雅黑" w:cs="微软雅黑"/>
-          <w:b w:val="0"/>
-        </w:rPr>
-        <w:t xml:space="preserve"> 另返回 </w:t>
-      </w:r>
-      <w:r>
-        <w:rPr>
-          <w:rFonts w:ascii="Consolas" w:hAnsi="Consolas" w:eastAsia="Consolas" w:cs="Consolas"/>
-          <w:b w:val="0"/>
-        </w:rPr>
-        <w:t>source_snapshot_hash</w:t>
-      </w:r>
-      <w:r>
-        <w:rPr>
-          <w:rFonts w:ascii="微软雅黑" w:hAnsi="微软雅黑" w:eastAsia="微软雅黑" w:cs="微软雅黑"/>
-          <w:b w:val="0"/>
-        </w:rPr>
-        <w:t xml:space="preserve"> / </w:t>
-      </w:r>
-      <w:r>
-        <w:rPr>
-          <w:rFonts w:ascii="Consolas" w:hAnsi="Consolas" w:eastAsia="Consolas" w:cs="Consolas"/>
-          <w:b w:val="0"/>
-        </w:rPr>
-        <w:t>strategy_draft_version</w:t>
-      </w:r>
-      <w:r>
-        <w:rPr>
-          <w:rFonts w:ascii="微软雅黑" w:hAnsi="微软雅黑" w:eastAsia="微软雅黑" w:cs="微软雅黑"/>
-          <w:b w:val="0"/>
-        </w:rPr>
-        <w:t xml:space="preserve"> / </w:t>
-      </w:r>
-      <w:r>
-        <w:rPr>
-          <w:rFonts w:ascii="Consolas" w:hAnsi="Consolas" w:eastAsia="Consolas" w:cs="Consolas"/>
-          <w:b w:val="0"/>
-        </w:rPr>
-        <w:t>tool_calls: []</w:t>
-      </w:r>
-      <w:r>
-        <w:rPr>
-          <w:rFonts w:ascii="微软雅黑" w:hAnsi="微软雅黑" w:eastAsia="微软雅黑" w:cs="微软雅黑"/>
-          <w:b w:val="0"/>
-        </w:rPr>
-        <w:t>（本版不发起工具调用，空列表本身是记录的一部分）；</w:t>
-      </w:r>
-      <w:r>
-        <w:rPr>
-          <w:rFonts w:ascii="Consolas" w:hAnsi="Consolas" w:eastAsia="Consolas" w:cs="Consolas"/>
-          <w:b w:val="0"/>
-        </w:rPr>
-        <w:t>RESEARCHER.md</w:t>
-      </w:r>
-      <w:r>
-        <w:rPr>
-          <w:rFonts w:ascii="微软雅黑" w:hAnsi="微软雅黑" w:eastAsia="微软雅黑" w:cs="微软雅黑"/>
-          <w:b w:val="0"/>
-        </w:rPr>
-        <w:t xml:space="preserve"> / </w:t>
-      </w:r>
-      <w:r>
-        <w:rPr>
-          <w:rFonts w:ascii="Consolas" w:hAnsi="Consolas" w:eastAsia="Consolas" w:cs="Consolas"/>
-          <w:b w:val="0"/>
-        </w:rPr>
-        <w:t>STRATEGY_ARCHITECT.md</w:t>
-      </w:r>
-      <w:r>
-        <w:rPr>
-          <w:rFonts w:ascii="微软雅黑" w:hAnsi="微软雅黑" w:eastAsia="微软雅黑" w:cs="微软雅黑"/>
-          <w:b w:val="0"/>
-        </w:rPr>
-        <w:t xml:space="preserve"> 升到 1.1.0 并提供两份新的输出 JSON schema。</w:t>
+        <w:t>测试：</w:t>
+      </w:r>
+      <w:r>
+        <w:rPr>
+          <w:rFonts w:ascii="Consolas" w:hAnsi="Consolas" w:eastAsia="Consolas" w:cs="Consolas"/>
+          <w:b w:val="0"/>
+        </w:rPr>
+        <w:t>backend/tests/test_ai_research.py</w:t>
+      </w:r>
+      <w:r>
+        <w:rPr>
+          <w:rFonts w:ascii="微软雅黑" w:hAnsi="微软雅黑" w:eastAsia="微软雅黑" w:cs="微软雅黑"/>
+          <w:b w:val="0"/>
+        </w:rPr>
+        <w:t xml:space="preserve"> 16 → </w:t>
+      </w:r>
+      <w:r>
+        <w:rPr>
+          <w:rFonts w:ascii="微软雅黑" w:hAnsi="微软雅黑" w:eastAsia="微软雅黑" w:cs="微软雅黑"/>
+          <w:b/>
+        </w:rPr>
+        <w:t>23</w:t>
+      </w:r>
+      <w:r>
+        <w:rPr>
+          <w:rFonts w:ascii="微软雅黑" w:hAnsi="微软雅黑" w:eastAsia="微软雅黑" w:cs="微软雅黑"/>
+          <w:b w:val="0"/>
+        </w:rPr>
+        <w:t>（新增 7 例：</w:t>
+      </w:r>
+      <w:r>
+        <w:rPr>
+          <w:rFonts w:ascii="Consolas" w:hAnsi="Consolas" w:eastAsia="Consolas" w:cs="Consolas"/>
+          <w:b w:val="0"/>
+        </w:rPr>
+        <w:t>test_material_from_elsewhere_is_kept_as_a_short_excerpt</w:t>
+      </w:r>
+      <w:r>
+        <w:rPr>
+          <w:rFonts w:ascii="微软雅黑" w:hAnsi="微软雅黑" w:eastAsia="微软雅黑" w:cs="微软雅黑"/>
+          <w:b w:val="0"/>
+        </w:rPr>
+        <w:t>、</w:t>
+      </w:r>
+      <w:r>
+        <w:rPr>
+          <w:rFonts w:ascii="Consolas" w:hAnsi="Consolas" w:eastAsia="Consolas" w:cs="Consolas"/>
+          <w:b w:val="0"/>
+        </w:rPr>
+        <w:t>test_the_users_own_material_is_kept_in_full</w:t>
+      </w:r>
+      <w:r>
+        <w:rPr>
+          <w:rFonts w:ascii="微软雅黑" w:hAnsi="微软雅黑" w:eastAsia="微软雅黑" w:cs="微软雅黑"/>
+          <w:b w:val="0"/>
+        </w:rPr>
+        <w:t>、</w:t>
+      </w:r>
+      <w:r>
+        <w:rPr>
+          <w:rFonts w:ascii="Consolas" w:hAnsi="Consolas" w:eastAsia="Consolas" w:cs="Consolas"/>
+          <w:b w:val="0"/>
+        </w:rPr>
+        <w:t>test_material_the_user_is_licensed_to_keep_may_be_kept_in_full</w:t>
+      </w:r>
+      <w:r>
+        <w:rPr>
+          <w:rFonts w:ascii="微软雅黑" w:hAnsi="微软雅黑" w:eastAsia="微软雅黑" w:cs="微软雅黑"/>
+          <w:b w:val="0"/>
+        </w:rPr>
+        <w:t>、</w:t>
+      </w:r>
+      <w:r>
+        <w:rPr>
+          <w:rFonts w:ascii="Consolas" w:hAnsi="Consolas" w:eastAsia="Consolas" w:cs="Consolas"/>
+          <w:b w:val="0"/>
+        </w:rPr>
+        <w:t>test_an_invented_quote_is_refused</w:t>
+      </w:r>
+      <w:r>
+        <w:rPr>
+          <w:rFonts w:ascii="微软雅黑" w:hAnsi="微软雅黑" w:eastAsia="微软雅黑" w:cs="微软雅黑"/>
+          <w:b w:val="0"/>
+        </w:rPr>
+        <w:t>、</w:t>
+      </w:r>
+      <w:r>
+        <w:rPr>
+          <w:rFonts w:ascii="Consolas" w:hAnsi="Consolas" w:eastAsia="Consolas" w:cs="Consolas"/>
+          <w:b w:val="0"/>
+        </w:rPr>
+        <w:t>test_an_explicit_rule_has_to_quote_the_material</w:t>
+      </w:r>
+      <w:r>
+        <w:rPr>
+          <w:rFonts w:ascii="微软雅黑" w:hAnsi="微软雅黑" w:eastAsia="微软雅黑" w:cs="微软雅黑"/>
+          <w:b w:val="0"/>
+        </w:rPr>
+        <w:t>、</w:t>
+      </w:r>
+      <w:r>
+        <w:rPr>
+          <w:rFonts w:ascii="Consolas" w:hAnsi="Consolas" w:eastAsia="Consolas" w:cs="Consolas"/>
+          <w:b w:val="0"/>
+        </w:rPr>
+        <w:t>test_a_verified_quote_records_where_it_was_found</w:t>
+      </w:r>
+      <w:r>
+        <w:rPr>
+          <w:rFonts w:ascii="微软雅黑" w:hAnsi="微软雅黑" w:eastAsia="微软雅黑" w:cs="微软雅黑"/>
+          <w:b w:val="0"/>
+        </w:rPr>
+        <w:t>、</w:t>
+      </w:r>
+      <w:r>
+        <w:rPr>
+          <w:rFonts w:ascii="Consolas" w:hAnsi="Consolas" w:eastAsia="Consolas" w:cs="Consolas"/>
+          <w:b w:val="0"/>
+        </w:rPr>
+        <w:t>test_a_retention_policy_has_to_be_one_this_version_knows</w:t>
+      </w:r>
+      <w:r>
+        <w:rPr>
+          <w:rFonts w:ascii="微软雅黑" w:hAnsi="微软雅黑" w:eastAsia="微软雅黑" w:cs="微软雅黑"/>
+          <w:b w:val="0"/>
+        </w:rPr>
+        <w:t>）；</w:t>
+      </w:r>
+      <w:r>
+        <w:rPr>
+          <w:rFonts w:ascii="Consolas" w:hAnsi="Consolas" w:eastAsia="Consolas" w:cs="Consolas"/>
+          <w:b w:val="0"/>
+        </w:rPr>
+        <w:t>backend/tests/test_ai_strategy_draft.py</w:t>
+      </w:r>
+      <w:r>
+        <w:rPr>
+          <w:rFonts w:ascii="微软雅黑" w:hAnsi="微软雅黑" w:eastAsia="微软雅黑" w:cs="微软雅黑"/>
+          <w:b w:val="0"/>
+        </w:rPr>
+        <w:t xml:space="preserve"> 17 → </w:t>
+      </w:r>
+      <w:r>
+        <w:rPr>
+          <w:rFonts w:ascii="微软雅黑" w:hAnsi="微软雅黑" w:eastAsia="微软雅黑" w:cs="微软雅黑"/>
+          <w:b/>
+        </w:rPr>
+        <w:t>18</w:t>
+      </w:r>
+      <w:r>
+        <w:rPr>
+          <w:rFonts w:ascii="微软雅黑" w:hAnsi="微软雅黑" w:eastAsia="微软雅黑" w:cs="微软雅黑"/>
+          <w:b w:val="0"/>
+        </w:rPr>
+        <w:t xml:space="preserve">（新增 </w:t>
+      </w:r>
+      <w:r>
+        <w:rPr>
+          <w:rFonts w:ascii="Consolas" w:hAnsi="Consolas" w:eastAsia="Consolas" w:cs="Consolas"/>
+          <w:b w:val="0"/>
+        </w:rPr>
+        <w:t>test_one_vague_unknown_cannot_excuse_two_different_rules</w:t>
+      </w:r>
+      <w:r>
+        <w:rPr>
+          <w:rFonts w:ascii="微软雅黑" w:hAnsi="微软雅黑" w:eastAsia="微软雅黑" w:cs="微软雅黑"/>
+          <w:b w:val="0"/>
+        </w:rPr>
+        <w:t xml:space="preserve">）；新增 </w:t>
+      </w:r>
+      <w:r>
+        <w:rPr>
+          <w:rFonts w:ascii="Consolas" w:hAnsi="Consolas" w:eastAsia="Consolas" w:cs="Consolas"/>
+          <w:b w:val="0"/>
+        </w:rPr>
+        <w:t>backend/tests/test_ai_provider_boundary.py</w:t>
+      </w:r>
+      <w:r>
+        <w:rPr>
+          <w:rFonts w:ascii="微软雅黑" w:hAnsi="微软雅黑" w:eastAsia="微软雅黑" w:cs="微软雅黑"/>
+          <w:b w:val="0"/>
+        </w:rPr>
+        <w:t xml:space="preserve">（5 个 </w:t>
+      </w:r>
+      <w:r>
+        <w:rPr>
+          <w:rFonts w:ascii="Consolas" w:hAnsi="Consolas" w:eastAsia="Consolas" w:cs="Consolas"/>
+          <w:b w:val="0"/>
+        </w:rPr>
+        <w:t>def test_</w:t>
+      </w:r>
+      <w:r>
+        <w:rPr>
+          <w:rFonts w:ascii="微软雅黑" w:hAnsi="微软雅黑" w:eastAsia="微软雅黑" w:cs="微软雅黑"/>
+          <w:b w:val="0"/>
+        </w:rPr>
+        <w:t xml:space="preserve">，其中 </w:t>
+      </w:r>
+      <w:r>
+        <w:rPr>
+          <w:rFonts w:ascii="Consolas" w:hAnsi="Consolas" w:eastAsia="Consolas" w:cs="Consolas"/>
+          <w:b w:val="0"/>
+        </w:rPr>
+        <w:t>test_a_role_asks_the_runtime_and_not_the_provider</w:t>
+      </w:r>
+      <w:r>
+        <w:rPr>
+          <w:rFonts w:ascii="微软雅黑" w:hAnsi="微软雅黑" w:eastAsia="微软雅黑" w:cs="微软雅黑"/>
+          <w:b w:val="0"/>
+        </w:rPr>
+        <w:t xml:space="preserve"> 按 </w:t>
+      </w:r>
+      <w:r>
+        <w:rPr>
+          <w:rFonts w:ascii="Consolas" w:hAnsi="Consolas" w:eastAsia="Consolas" w:cs="Consolas"/>
+          <w:b w:val="0"/>
+        </w:rPr>
+        <w:t>ROLE_MODULES</w:t>
+      </w:r>
+      <w:r>
+        <w:rPr>
+          <w:rFonts w:ascii="微软雅黑" w:hAnsi="微软雅黑" w:eastAsia="微软雅黑" w:cs="微软雅黑"/>
+          <w:b w:val="0"/>
+        </w:rPr>
+        <w:t xml:space="preserve"> 参数化为 2 例，共 6 例）；</w:t>
+      </w:r>
+      <w:r>
+        <w:rPr>
+          <w:rFonts w:ascii="Consolas" w:hAnsi="Consolas" w:eastAsia="Consolas" w:cs="Consolas"/>
+          <w:b w:val="0"/>
+        </w:rPr>
+        <w:t>backend/tests/research_payloads.py</w:t>
+      </w:r>
+      <w:r>
+        <w:rPr>
+          <w:rFonts w:ascii="微软雅黑" w:hAnsi="微软雅黑" w:eastAsia="微软雅黑" w:cs="微软雅黑"/>
+          <w:b w:val="0"/>
+        </w:rPr>
+        <w:t xml:space="preserve"> 脚手架同步；</w:t>
+      </w:r>
+      <w:r>
+        <w:rPr>
+          <w:rFonts w:ascii="Consolas" w:hAnsi="Consolas" w:eastAsia="Consolas" w:cs="Consolas"/>
+          <w:b w:val="0"/>
+        </w:rPr>
+        <w:t>test_ai_research_security.py</w:t>
+      </w:r>
+      <w:r>
+        <w:rPr>
+          <w:rFonts w:ascii="微软雅黑" w:hAnsi="微软雅黑" w:eastAsia="微软雅黑" w:cs="微软雅黑"/>
+          <w:b w:val="0"/>
+        </w:rPr>
+        <w:t xml:space="preserve">（8 例）与 </w:t>
+      </w:r>
+      <w:r>
+        <w:rPr>
+          <w:rFonts w:ascii="Consolas" w:hAnsi="Consolas" w:eastAsia="Consolas" w:cs="Consolas"/>
+          <w:b w:val="0"/>
+        </w:rPr>
+        <w:t>test_migration_revisions.py</w:t>
+      </w:r>
+      <w:r>
+        <w:rPr>
+          <w:rFonts w:ascii="微软雅黑" w:hAnsi="微软雅黑" w:eastAsia="微软雅黑" w:cs="微软雅黑"/>
+          <w:b w:val="0"/>
+        </w:rPr>
+        <w:t>（6 例）本版未改。</w:t>
       </w:r>
     </w:p>
     <w:p>
@@ -31772,21 +34695,35 @@
           <w:rFonts w:ascii="微软雅黑" w:hAnsi="微软雅黑" w:eastAsia="微软雅黑" w:cs="微软雅黑"/>
           <w:b w:val="0"/>
         </w:rPr>
-        <w:t>ADR-154…ADR-157（</w:t>
-      </w:r>
-      <w:r>
-        <w:rPr>
-          <w:rFonts w:ascii="Consolas" w:hAnsi="Consolas" w:eastAsia="Consolas" w:cs="Consolas"/>
-          <w:b w:val="0"/>
-        </w:rPr>
-        <w:t>docs/17_DECISIONS.md</w:t>
-      </w:r>
-      <w:r>
-        <w:rPr>
-          <w:rFonts w:ascii="微软雅黑" w:hAnsi="微软雅黑" w:eastAsia="微软雅黑" w:cs="微软雅黑"/>
-          <w:b w:val="0"/>
-        </w:rPr>
-        <w:t>）：ADR-154 理解必须携带 provenance、ADR-155 StrategyDraft 不可执行且 DSL 1.0 不变、ADR-156 能力裁决在服务端三态且无静默降级、ADR-157 结果是禁区。</w:t>
+        <w:t xml:space="preserve">红证据：ADR-159 记录了本版的一条红证据 —— 把引文分支改成 </w:t>
+      </w:r>
+      <w:r>
+        <w:rPr>
+          <w:rFonts w:ascii="Consolas" w:hAnsi="Consolas" w:eastAsia="Consolas" w:cs="Consolas"/>
+          <w:b w:val="0"/>
+        </w:rPr>
+        <w:t>if False:</w:t>
+      </w:r>
+      <w:r>
+        <w:rPr>
+          <w:rFonts w:ascii="微软雅黑" w:hAnsi="微软雅黑" w:eastAsia="微软雅黑" w:cs="微软雅黑"/>
+          <w:b w:val="0"/>
+        </w:rPr>
+        <w:t xml:space="preserve"> 后 </w:t>
+      </w:r>
+      <w:r>
+        <w:rPr>
+          <w:rFonts w:ascii="Consolas" w:hAnsi="Consolas" w:eastAsia="Consolas" w:cs="Consolas"/>
+          <w:b w:val="0"/>
+        </w:rPr>
+        <w:t>test_an_explicit_rule_has_to_quote_the_material</w:t>
+      </w:r>
+      <w:r>
+        <w:rPr>
+          <w:rFonts w:ascii="微软雅黑" w:hAnsi="微软雅黑" w:eastAsia="微软雅黑" w:cs="微软雅黑"/>
+          <w:b w:val="0"/>
+        </w:rPr>
+        <w:t xml:space="preserve"> 变红。</w:t>
       </w:r>
     </w:p>
     <w:p>
@@ -31798,105 +34735,119 @@
           <w:rFonts w:ascii="微软雅黑" w:hAnsi="微软雅黑" w:eastAsia="微软雅黑" w:cs="微软雅黑"/>
           <w:b w:val="0"/>
         </w:rPr>
-        <w:t>UI：</w:t>
-      </w:r>
-      <w:r>
-        <w:rPr>
-          <w:rFonts w:ascii="Consolas" w:hAnsi="Consolas" w:eastAsia="Consolas" w:cs="Consolas"/>
-          <w:b w:val="0"/>
-        </w:rPr>
-        <w:t>/lab</w:t>
-      </w:r>
-      <w:r>
-        <w:rPr>
-          <w:rFonts w:ascii="微软雅黑" w:hAnsi="微软雅黑" w:eastAsia="微软雅黑" w:cs="微软雅黑"/>
-          <w:b w:val="0"/>
-        </w:rPr>
-        <w:t xml:space="preserve"> 只读第一版（</w:t>
-      </w:r>
-      <w:r>
-        <w:rPr>
-          <w:rFonts w:ascii="Consolas" w:hAnsi="Consolas" w:eastAsia="Consolas" w:cs="Consolas"/>
-          <w:b w:val="0"/>
-        </w:rPr>
-        <w:t>frontend/src/views/LabView.vue</w:t>
-      </w:r>
-      <w:r>
-        <w:rPr>
-          <w:rFonts w:ascii="微软雅黑" w:hAnsi="微软雅黑" w:eastAsia="微软雅黑" w:cs="微软雅黑"/>
-          <w:b w:val="0"/>
-        </w:rPr>
-        <w:t xml:space="preserve">，在 </w:t>
-      </w:r>
-      <w:r>
-        <w:rPr>
-          <w:rFonts w:ascii="Consolas" w:hAnsi="Consolas" w:eastAsia="Consolas" w:cs="Consolas"/>
-          <w:b w:val="0"/>
-        </w:rPr>
-        <w:t>frontend/src/main.ts</w:t>
-      </w:r>
-      <w:r>
-        <w:rPr>
-          <w:rFonts w:ascii="微软雅黑" w:hAnsi="微软雅黑" w:eastAsia="微软雅黑" w:cs="微软雅黑"/>
-          <w:b w:val="0"/>
-        </w:rPr>
-        <w:t xml:space="preserve"> 注册，并在 </w:t>
-      </w:r>
-      <w:r>
-        <w:rPr>
-          <w:rFonts w:ascii="Consolas" w:hAnsi="Consolas" w:eastAsia="Consolas" w:cs="Consolas"/>
-          <w:b w:val="0"/>
-        </w:rPr>
-        <w:t>frontend/src/App.vue</w:t>
-      </w:r>
-      <w:r>
-        <w:rPr>
-          <w:rFonts w:ascii="微软雅黑" w:hAnsi="微软雅黑" w:eastAsia="微软雅黑" w:cs="微软雅黑"/>
-          <w:b w:val="0"/>
-        </w:rPr>
-        <w:t xml:space="preserve"> 作为第 5 个导航项「AI 研究实验室」，普通与高级模式都可见）；普通模式只显示人话结论与下一步，</w:t>
-      </w:r>
-      <w:r>
-        <w:rPr>
-          <w:rFonts w:ascii="Consolas" w:hAnsi="Consolas" w:eastAsia="Consolas" w:cs="Consolas"/>
-          <w:b w:val="0"/>
-        </w:rPr>
-        <w:t>origin</w:t>
-      </w:r>
-      <w:r>
-        <w:rPr>
-          <w:rFonts w:ascii="微软雅黑" w:hAnsi="微软雅黑" w:eastAsia="微软雅黑" w:cs="微软雅黑"/>
-          <w:b w:val="0"/>
-        </w:rPr>
-        <w:t xml:space="preserve"> 徽标 / 能力 token / run id / attempts / 当前步骤 / JSON 仅高级模式；</w:t>
-      </w:r>
-      <w:r>
-        <w:rPr>
-          <w:rFonts w:ascii="Consolas" w:hAnsi="Consolas" w:eastAsia="Consolas" w:cs="Consolas"/>
-          <w:b w:val="0"/>
-        </w:rPr>
-        <w:t>ASSUMED</w:t>
-      </w:r>
-      <w:r>
-        <w:rPr>
-          <w:rFonts w:ascii="微软雅黑" w:hAnsi="微软雅黑" w:eastAsia="微软雅黑" w:cs="微软雅黑"/>
-          <w:b w:val="0"/>
-        </w:rPr>
-        <w:t xml:space="preserve"> 规则在</w:t>
-      </w:r>
-      <w:r>
-        <w:rPr>
-          <w:rFonts w:ascii="微软雅黑" w:hAnsi="微软雅黑" w:eastAsia="微软雅黑" w:cs="微软雅黑"/>
-          <w:b/>
-        </w:rPr>
-        <w:t>两种模式下都</w:t>
-      </w:r>
-      <w:r>
-        <w:rPr>
-          <w:rFonts w:ascii="微软雅黑" w:hAnsi="微软雅黑" w:eastAsia="微软雅黑" w:cs="微软雅黑"/>
-          <w:b w:val="0"/>
-        </w:rPr>
-        <w:t>标注「⚠️ AI 提出的假设，不是你的原话」，草案卡片始终声明不可运行、从未回测、没有收益 / 回撤 / Sharpe 数字。</w:t>
+        <w:t>文档同步：</w:t>
+      </w:r>
+      <w:r>
+        <w:rPr>
+          <w:rFonts w:ascii="Consolas" w:hAnsi="Consolas" w:eastAsia="Consolas" w:cs="Consolas"/>
+          <w:b w:val="0"/>
+        </w:rPr>
+        <w:t>docs/06</w:t>
+      </w:r>
+      <w:r>
+        <w:rPr>
+          <w:rFonts w:ascii="微软雅黑" w:hAnsi="微软雅黑" w:eastAsia="微软雅黑" w:cs="微软雅黑"/>
+          <w:b w:val="0"/>
+        </w:rPr>
+        <w:t xml:space="preserve">（§19）/ </w:t>
+      </w:r>
+      <w:r>
+        <w:rPr>
+          <w:rFonts w:ascii="Consolas" w:hAnsi="Consolas" w:eastAsia="Consolas" w:cs="Consolas"/>
+          <w:b w:val="0"/>
+        </w:rPr>
+        <w:t>docs/12</w:t>
+      </w:r>
+      <w:r>
+        <w:rPr>
+          <w:rFonts w:ascii="微软雅黑" w:hAnsi="微软雅黑" w:eastAsia="微软雅黑" w:cs="微软雅黑"/>
+          <w:b w:val="0"/>
+        </w:rPr>
+        <w:t>（</w:t>
+      </w:r>
+      <w:r>
+        <w:rPr>
+          <w:rFonts w:ascii="Consolas" w:hAnsi="Consolas" w:eastAsia="Consolas" w:cs="Consolas"/>
+          <w:b w:val="0"/>
+        </w:rPr>
+        <w:t>retention</w:t>
+      </w:r>
+      <w:r>
+        <w:rPr>
+          <w:rFonts w:ascii="微软雅黑" w:hAnsi="微软雅黑" w:eastAsia="微软雅黑" w:cs="微软雅黑"/>
+          <w:b w:val="0"/>
+        </w:rPr>
+        <w:t xml:space="preserve"> + 四个只读 evidence 字段 + 四个新违规码）/ </w:t>
+      </w:r>
+      <w:r>
+        <w:rPr>
+          <w:rFonts w:ascii="Consolas" w:hAnsi="Consolas" w:eastAsia="Consolas" w:cs="Consolas"/>
+          <w:b w:val="0"/>
+        </w:rPr>
+        <w:t>docs/15</w:t>
+      </w:r>
+      <w:r>
+        <w:rPr>
+          <w:rFonts w:ascii="微软雅黑" w:hAnsi="微软雅黑" w:eastAsia="微软雅黑" w:cs="微软雅黑"/>
+          <w:b w:val="0"/>
+        </w:rPr>
+        <w:t xml:space="preserve">（v2.0.0 版本行）/ </w:t>
+      </w:r>
+      <w:r>
+        <w:rPr>
+          <w:rFonts w:ascii="Consolas" w:hAnsi="Consolas" w:eastAsia="Consolas" w:cs="Consolas"/>
+          <w:b w:val="0"/>
+        </w:rPr>
+        <w:t>docs/17</w:t>
+      </w:r>
+      <w:r>
+        <w:rPr>
+          <w:rFonts w:ascii="微软雅黑" w:hAnsi="微软雅黑" w:eastAsia="微软雅黑" w:cs="微软雅黑"/>
+          <w:b w:val="0"/>
+        </w:rPr>
+        <w:t xml:space="preserve">（ADR-159 至 ADR-162）/ </w:t>
+      </w:r>
+      <w:r>
+        <w:rPr>
+          <w:rFonts w:ascii="Consolas" w:hAnsi="Consolas" w:eastAsia="Consolas" w:cs="Consolas"/>
+          <w:b w:val="0"/>
+        </w:rPr>
+        <w:t>docs/19</w:t>
+      </w:r>
+      <w:r>
+        <w:rPr>
+          <w:rFonts w:ascii="微软雅黑" w:hAnsi="微软雅黑" w:eastAsia="微软雅黑" w:cs="微软雅黑"/>
+          <w:b w:val="0"/>
+        </w:rPr>
+        <w:t xml:space="preserve">（研究层证据与材料勾选块、§5.2 红版纪律）/ </w:t>
+      </w:r>
+      <w:r>
+        <w:rPr>
+          <w:rFonts w:ascii="Consolas" w:hAnsi="Consolas" w:eastAsia="Consolas" w:cs="Consolas"/>
+          <w:b w:val="0"/>
+        </w:rPr>
+        <w:t>docs/25</w:t>
+      </w:r>
+      <w:r>
+        <w:rPr>
+          <w:rFonts w:ascii="微软雅黑" w:hAnsi="微软雅黑" w:eastAsia="微软雅黑" w:cs="微软雅黑"/>
+          <w:b w:val="0"/>
+        </w:rPr>
+        <w:t xml:space="preserve"> / </w:t>
+      </w:r>
+      <w:r>
+        <w:rPr>
+          <w:rFonts w:ascii="Consolas" w:hAnsi="Consolas" w:eastAsia="Consolas" w:cs="Consolas"/>
+          <w:b w:val="0"/>
+        </w:rPr>
+        <w:t>docs/26</w:t>
+      </w:r>
+      <w:r>
+        <w:rPr>
+          <w:rFonts w:ascii="微软雅黑" w:hAnsi="微软雅黑" w:eastAsia="微软雅黑" w:cs="微软雅黑"/>
+          <w:b w:val="0"/>
+        </w:rPr>
+        <w:t>（§24）与本文件。</w:t>
       </w:r>
     </w:p>
     <w:p>
@@ -31908,56 +34859,56 @@
           <w:rFonts w:ascii="微软雅黑" w:hAnsi="微软雅黑" w:eastAsia="微软雅黑" w:cs="微软雅黑"/>
           <w:b w:val="0"/>
         </w:rPr>
-        <w:t>测试：五族 55 例——</w:t>
-      </w:r>
-      <w:r>
-        <w:rPr>
-          <w:rFonts w:ascii="Consolas" w:hAnsi="Consolas" w:eastAsia="Consolas" w:cs="Consolas"/>
-          <w:b w:val="0"/>
-        </w:rPr>
-        <w:t>backend/tests/test_ai_research.py</w:t>
-      </w:r>
-      <w:r>
-        <w:rPr>
-          <w:rFonts w:ascii="微软雅黑" w:hAnsi="微软雅黑" w:eastAsia="微软雅黑" w:cs="微软雅黑"/>
-          <w:b w:val="0"/>
-        </w:rPr>
-        <w:t>（16）、</w:t>
-      </w:r>
-      <w:r>
-        <w:rPr>
-          <w:rFonts w:ascii="Consolas" w:hAnsi="Consolas" w:eastAsia="Consolas" w:cs="Consolas"/>
-          <w:b w:val="0"/>
-        </w:rPr>
-        <w:t>backend/tests/test_ai_strategy_draft.py</w:t>
-      </w:r>
-      <w:r>
-        <w:rPr>
-          <w:rFonts w:ascii="微软雅黑" w:hAnsi="微软雅黑" w:eastAsia="微软雅黑" w:cs="微软雅黑"/>
-          <w:b w:val="0"/>
-        </w:rPr>
-        <w:t>（17）、</w:t>
-      </w:r>
-      <w:r>
-        <w:rPr>
-          <w:rFonts w:ascii="Consolas" w:hAnsi="Consolas" w:eastAsia="Consolas" w:cs="Consolas"/>
-          <w:b w:val="0"/>
-        </w:rPr>
-        <w:t>backend/tests/test_ai_research_security.py</w:t>
-      </w:r>
-      <w:r>
-        <w:rPr>
-          <w:rFonts w:ascii="微软雅黑" w:hAnsi="微软雅黑" w:eastAsia="微软雅黑" w:cs="微软雅黑"/>
-          <w:b w:val="0"/>
-        </w:rPr>
-        <w:t xml:space="preserve">（22），共享脚手架与演示答案在 </w:t>
-      </w:r>
-      <w:r>
-        <w:rPr>
-          <w:rFonts w:ascii="Consolas" w:hAnsi="Consolas" w:eastAsia="Consolas" w:cs="Consolas"/>
-          <w:b w:val="0"/>
-        </w:rPr>
-        <w:t>backend/tests/research_payloads.py</w:t>
+        <w:t>明确未做 Phase 4：Strategy Compiler（Draft → DSL 1.0）、Tool Gateway、统一研究来源（text / url / pdf / github）、</w:t>
+      </w:r>
+      <w:r>
+        <w:rPr>
+          <w:rFonts w:ascii="Consolas" w:hAnsi="Consolas" w:eastAsia="Consolas" w:cs="Consolas"/>
+          <w:b w:val="0"/>
+        </w:rPr>
+        <w:t>ai_research_runs</w:t>
+      </w:r>
+      <w:r>
+        <w:rPr>
+          <w:rFonts w:ascii="微软雅黑" w:hAnsi="微软雅黑" w:eastAsia="微软雅黑" w:cs="微软雅黑"/>
+          <w:b w:val="0"/>
+        </w:rPr>
+        <w:t xml:space="preserve"> 的异步工作流与人工确认、</w:t>
+      </w:r>
+      <w:r>
+        <w:rPr>
+          <w:rFonts w:ascii="Consolas" w:hAnsi="Consolas" w:eastAsia="Consolas" w:cs="Consolas"/>
+          <w:b w:val="0"/>
+        </w:rPr>
+        <w:t>strategy_experiments</w:t>
+      </w:r>
+      <w:r>
+        <w:rPr>
+          <w:rFonts w:ascii="微软雅黑" w:hAnsi="微软雅黑" w:eastAsia="微软雅黑" w:cs="微软雅黑"/>
+          <w:b w:val="0"/>
+        </w:rPr>
+        <w:t xml:space="preserve">、四个 UI AI 面板门控、完整 </w:t>
+      </w:r>
+      <w:r>
+        <w:rPr>
+          <w:rFonts w:ascii="Consolas" w:hAnsi="Consolas" w:eastAsia="Consolas" w:cs="Consolas"/>
+          <w:b w:val="0"/>
+        </w:rPr>
+        <w:t>/lab</w:t>
+      </w:r>
+      <w:r>
+        <w:rPr>
+          <w:rFonts w:ascii="微软雅黑" w:hAnsi="微软雅黑" w:eastAsia="微软雅黑" w:cs="微软雅黑"/>
+          <w:b w:val="0"/>
+        </w:rPr>
+        <w:t xml:space="preserve"> 仍全部排在 </w:t>
+      </w:r>
+      <w:r>
+        <w:rPr>
+          <w:rFonts w:ascii="微软雅黑" w:hAnsi="微软雅黑" w:eastAsia="微软雅黑" w:cs="微软雅黑"/>
+          <w:b/>
+        </w:rPr>
+        <w:t>v2.1.0</w:t>
       </w:r>
       <w:r>
         <w:rPr>
@@ -31965,16 +34916,6 @@
           <w:b w:val="0"/>
         </w:rPr>
         <w:t>。</w:t>
-      </w:r>
-    </w:p>
-    <w:p>
-      <w:pPr/>
-      <w:r>
-        <w:rPr>
-          <w:rFonts w:ascii="微软雅黑" w:hAnsi="微软雅黑" w:eastAsia="微软雅黑" w:cs="微软雅黑"/>
-          <w:b/>
-        </w:rPr>
-        <w:t>v1.9.8 未交付（下一步）</w:t>
       </w:r>
     </w:p>
     <w:p>
@@ -31986,7 +34927,156 @@
           <w:rFonts w:ascii="微软雅黑" w:hAnsi="微软雅黑" w:eastAsia="微软雅黑" w:cs="微软雅黑"/>
           <w:b w:val="0"/>
         </w:rPr>
-        <w:t>Strategy Compiler（Draft → StrategySpec 1.0）。</w:t>
+        <w:t>部署：验收修复版，</w:t>
+      </w:r>
+      <w:r>
+        <w:rPr>
+          <w:rFonts w:ascii="微软雅黑" w:hAnsi="微软雅黑" w:eastAsia="微软雅黑" w:cs="微软雅黑"/>
+          <w:b/>
+        </w:rPr>
+        <w:t>不部署 NAS</w:t>
+      </w:r>
+      <w:r>
+        <w:rPr>
+          <w:rFonts w:ascii="微软雅黑" w:hAnsi="微软雅黑" w:eastAsia="微软雅黑" w:cs="微软雅黑"/>
+          <w:b w:val="0"/>
+        </w:rPr>
+        <w:t>（ADR-086）；NAS 部署由用户自行决定且须用户明确授权。</w:t>
+      </w:r>
+    </w:p>
+    <w:p>
+      <w:pPr/>
+      <w:r>
+        <w:rPr>
+          <w:rFonts w:ascii="微软雅黑" w:hAnsi="微软雅黑" w:eastAsia="微软雅黑" w:cs="微软雅黑"/>
+          <w:b/>
+        </w:rPr>
+        <w:t>v1.9.8 记录（滚动保留）</w:t>
+      </w:r>
+    </w:p>
+    <w:p>
+      <w:pPr/>
+      <w:r>
+        <w:rPr>
+          <w:rFonts w:ascii="Consolas" w:hAnsi="Consolas" w:eastAsia="Consolas" w:cs="Consolas"/>
+          <w:b w:val="0"/>
+        </w:rPr>
+        <w:t>version.txt</w:t>
+      </w:r>
+      <w:r>
+        <w:rPr>
+          <w:rFonts w:ascii="微软雅黑" w:hAnsi="微软雅黑" w:eastAsia="微软雅黑" w:cs="微软雅黑"/>
+          <w:b w:val="0"/>
+        </w:rPr>
+        <w:t xml:space="preserve"> = </w:t>
+      </w:r>
+      <w:r>
+        <w:rPr>
+          <w:rFonts w:ascii="Consolas" w:hAnsi="Consolas" w:eastAsia="Consolas" w:cs="Consolas"/>
+          <w:b w:val="0"/>
+        </w:rPr>
+        <w:t>v1.9.8</w:t>
+      </w:r>
+      <w:r>
+        <w:rPr>
+          <w:rFonts w:ascii="微软雅黑" w:hAnsi="微软雅黑" w:eastAsia="微软雅黑" w:cs="微软雅黑"/>
+          <w:b w:val="0"/>
+        </w:rPr>
+        <w:t>（补丁版本；按 ADR-086 补丁版</w:t>
+      </w:r>
+      <w:r>
+        <w:rPr>
+          <w:rFonts w:ascii="微软雅黑" w:hAnsi="微软雅黑" w:eastAsia="微软雅黑" w:cs="微软雅黑"/>
+          <w:b/>
+        </w:rPr>
+        <w:t>不部署 NAS</w:t>
+      </w:r>
+      <w:r>
+        <w:rPr>
+          <w:rFonts w:ascii="微软雅黑" w:hAnsi="微软雅黑" w:eastAsia="微软雅黑" w:cs="微软雅黑"/>
+          <w:b w:val="0"/>
+        </w:rPr>
+        <w:t>，但仍按流程走 tests / CI / docs / release / tag）。本版把 Phase 3（AI Strategy Research + Strategy Formalization）推进到</w:t>
+      </w:r>
+      <w:r>
+        <w:rPr>
+          <w:rFonts w:ascii="微软雅黑" w:hAnsi="微软雅黑" w:eastAsia="微软雅黑" w:cs="微软雅黑"/>
+          <w:b/>
+        </w:rPr>
+        <w:t>「草案 + 能力裁决」为止，并刻意停在这里</w:t>
+      </w:r>
+      <w:r>
+        <w:rPr>
+          <w:rFonts w:ascii="微软雅黑" w:hAnsi="微软雅黑" w:eastAsia="微软雅黑" w:cs="微软雅黑"/>
+          <w:b w:val="0"/>
+        </w:rPr>
+        <w:t>：系统能读懂材料、形成带 provenance 的 StrategyHypothesis、产出</w:t>
+      </w:r>
+      <w:r>
+        <w:rPr>
+          <w:rFonts w:ascii="微软雅黑" w:hAnsi="微软雅黑" w:eastAsia="微软雅黑" w:cs="微软雅黑"/>
+          <w:b/>
+        </w:rPr>
+        <w:t>不可执行</w:t>
+      </w:r>
+      <w:r>
+        <w:rPr>
+          <w:rFonts w:ascii="微软雅黑" w:hAnsi="微软雅黑" w:eastAsia="微软雅黑" w:cs="微软雅黑"/>
+          <w:b w:val="0"/>
+        </w:rPr>
+        <w:t>的 StrategyDraft 并给出服务端能力裁决，但</w:t>
+      </w:r>
+      <w:r>
+        <w:rPr>
+          <w:rFonts w:ascii="微软雅黑" w:hAnsi="微软雅黑" w:eastAsia="微软雅黑" w:cs="微软雅黑"/>
+          <w:b/>
+        </w:rPr>
+        <w:t>不会</w:t>
+      </w:r>
+      <w:r>
+        <w:rPr>
+          <w:rFonts w:ascii="微软雅黑" w:hAnsi="微软雅黑" w:eastAsia="微软雅黑" w:cs="微软雅黑"/>
+          <w:b w:val="0"/>
+        </w:rPr>
+        <w:t>生成可执行策略、</w:t>
+      </w:r>
+      <w:r>
+        <w:rPr>
+          <w:rFonts w:ascii="微软雅黑" w:hAnsi="微软雅黑" w:eastAsia="微软雅黑" w:cs="微软雅黑"/>
+          <w:b/>
+        </w:rPr>
+        <w:t>不会</w:t>
+      </w:r>
+      <w:r>
+        <w:rPr>
+          <w:rFonts w:ascii="微软雅黑" w:hAnsi="微软雅黑" w:eastAsia="微软雅黑" w:cs="微软雅黑"/>
+          <w:b w:val="0"/>
+        </w:rPr>
+        <w:t>触发回测、</w:t>
+      </w:r>
+      <w:r>
+        <w:rPr>
+          <w:rFonts w:ascii="微软雅黑" w:hAnsi="微软雅黑" w:eastAsia="微软雅黑" w:cs="微软雅黑"/>
+          <w:b/>
+        </w:rPr>
+        <w:t>不产出任何绩效数字</w:t>
+      </w:r>
+      <w:r>
+        <w:rPr>
+          <w:rFonts w:ascii="微软雅黑" w:hAnsi="微软雅黑" w:eastAsia="微软雅黑" w:cs="微软雅黑"/>
+          <w:b w:val="0"/>
+        </w:rPr>
+        <w:t>。</w:t>
+      </w:r>
+    </w:p>
+    <w:p>
+      <w:pPr/>
+      <w:r>
+        <w:rPr>
+          <w:rFonts w:ascii="微软雅黑" w:hAnsi="微软雅黑" w:eastAsia="微软雅黑" w:cs="微软雅黑"/>
+          <w:b/>
+        </w:rPr>
+        <w:t>v1.9.8 已交付</w:t>
       </w:r>
     </w:p>
     <w:p>
@@ -31998,7 +35088,63 @@
           <w:rFonts w:ascii="微软雅黑" w:hAnsi="微软雅黑" w:eastAsia="微软雅黑" w:cs="微软雅黑"/>
           <w:b w:val="0"/>
         </w:rPr>
-        <w:t>任何 AI 触发的回测 / 风险 / 敏感性 / Monte Carlo 入口。</w:t>
+        <w:t>后端模块：</w:t>
+      </w:r>
+      <w:r>
+        <w:rPr>
+          <w:rFonts w:ascii="Consolas" w:hAnsi="Consolas" w:eastAsia="Consolas" w:cs="Consolas"/>
+          <w:b w:val="0"/>
+        </w:rPr>
+        <w:t>backend/app/ai/research_schemas.py</w:t>
+      </w:r>
+      <w:r>
+        <w:rPr>
+          <w:rFonts w:ascii="微软雅黑" w:hAnsi="微软雅黑" w:eastAsia="微软雅黑" w:cs="微软雅黑"/>
+          <w:b w:val="0"/>
+        </w:rPr>
+        <w:t xml:space="preserve">（领域模型 + 四个门 + </w:t>
+      </w:r>
+      <w:r>
+        <w:rPr>
+          <w:rFonts w:ascii="Consolas" w:hAnsi="Consolas" w:eastAsia="Consolas" w:cs="Consolas"/>
+          <w:b w:val="0"/>
+        </w:rPr>
+        <w:t>assess_draft_capabilities()</w:t>
+      </w:r>
+      <w:r>
+        <w:rPr>
+          <w:rFonts w:ascii="微软雅黑" w:hAnsi="微软雅黑" w:eastAsia="微软雅黑" w:cs="微软雅黑"/>
+          <w:b w:val="0"/>
+        </w:rPr>
+        <w:t xml:space="preserve"> + </w:t>
+      </w:r>
+      <w:r>
+        <w:rPr>
+          <w:rFonts w:ascii="Consolas" w:hAnsi="Consolas" w:eastAsia="Consolas" w:cs="Consolas"/>
+          <w:b w:val="0"/>
+        </w:rPr>
+        <w:t>find_unverified_result_claims()</w:t>
+      </w:r>
+      <w:r>
+        <w:rPr>
+          <w:rFonts w:ascii="微软雅黑" w:hAnsi="微软雅黑" w:eastAsia="微软雅黑" w:cs="微软雅黑"/>
+          <w:b w:val="0"/>
+        </w:rPr>
+        <w:t>）、</w:t>
+      </w:r>
+      <w:r>
+        <w:rPr>
+          <w:rFonts w:ascii="Consolas" w:hAnsi="Consolas" w:eastAsia="Consolas" w:cs="Consolas"/>
+          <w:b w:val="0"/>
+        </w:rPr>
+        <w:t>backend/app/ai/research.py</w:t>
+      </w:r>
+      <w:r>
+        <w:rPr>
+          <w:rFonts w:ascii="微软雅黑" w:hAnsi="微软雅黑" w:eastAsia="微软雅黑" w:cs="微软雅黑"/>
+          <w:b w:val="0"/>
+        </w:rPr>
+        <w:t>（五步链：研究输入 → RESEARCHER → StrategyHypothesis → STRATEGY_ARCHITECT → StrategyDraft → 能力裁决）。</w:t>
       </w:r>
     </w:p>
     <w:p>
@@ -32010,21 +35156,147 @@
           <w:rFonts w:ascii="微软雅黑" w:hAnsi="微软雅黑" w:eastAsia="微软雅黑" w:cs="微软雅黑"/>
           <w:b w:val="0"/>
         </w:rPr>
-        <w:t>Tool Gateway（Phase 5，</w:t>
-      </w:r>
-      <w:r>
-        <w:rPr>
-          <w:rFonts w:ascii="Consolas" w:hAnsi="Consolas" w:eastAsia="Consolas" w:cs="Consolas"/>
-          <w:b w:val="0"/>
-        </w:rPr>
-        <w:t>ai_tool_calls</w:t>
-      </w:r>
-      <w:r>
-        <w:rPr>
-          <w:rFonts w:ascii="微软雅黑" w:hAnsi="微软雅黑" w:eastAsia="微软雅黑" w:cs="微软雅黑"/>
-          <w:b w:val="0"/>
-        </w:rPr>
-        <w:t>）。</w:t>
+        <w:t xml:space="preserve">迁移 </w:t>
+      </w:r>
+      <w:r>
+        <w:rPr>
+          <w:rFonts w:ascii="Consolas" w:hAnsi="Consolas" w:eastAsia="Consolas" w:cs="Consolas"/>
+          <w:b w:val="0"/>
+        </w:rPr>
+        <w:t>backend/alembic/versions/0013_research_layer.py</w:t>
+      </w:r>
+      <w:r>
+        <w:rPr>
+          <w:rFonts w:ascii="微软雅黑" w:hAnsi="微软雅黑" w:eastAsia="微软雅黑" w:cs="微软雅黑"/>
+          <w:b w:val="0"/>
+        </w:rPr>
+        <w:t>（</w:t>
+      </w:r>
+      <w:r>
+        <w:rPr>
+          <w:rFonts w:ascii="Consolas" w:hAnsi="Consolas" w:eastAsia="Consolas" w:cs="Consolas"/>
+          <w:b w:val="0"/>
+        </w:rPr>
+        <w:t>down_revision = "0012_ai_role_contracts"</w:t>
+      </w:r>
+      <w:r>
+        <w:rPr>
+          <w:rFonts w:ascii="微软雅黑" w:hAnsi="微软雅黑" w:eastAsia="微软雅黑" w:cs="微软雅黑"/>
+          <w:b w:val="0"/>
+        </w:rPr>
+        <w:t>），建六张表：</w:t>
+      </w:r>
+      <w:r>
+        <w:rPr>
+          <w:rFonts w:ascii="Consolas" w:hAnsi="Consolas" w:eastAsia="Consolas" w:cs="Consolas"/>
+          <w:b w:val="0"/>
+        </w:rPr>
+        <w:t>research_artifacts</w:t>
+      </w:r>
+      <w:r>
+        <w:rPr>
+          <w:rFonts w:ascii="微软雅黑" w:hAnsi="微软雅黑" w:eastAsia="微软雅黑" w:cs="微软雅黑"/>
+          <w:b w:val="0"/>
+        </w:rPr>
+        <w:t>、</w:t>
+      </w:r>
+      <w:r>
+        <w:rPr>
+          <w:rFonts w:ascii="Consolas" w:hAnsi="Consolas" w:eastAsia="Consolas" w:cs="Consolas"/>
+          <w:b w:val="0"/>
+        </w:rPr>
+        <w:t>research_artifact_fragments</w:t>
+      </w:r>
+      <w:r>
+        <w:rPr>
+          <w:rFonts w:ascii="微软雅黑" w:hAnsi="微软雅黑" w:eastAsia="微软雅黑" w:cs="微软雅黑"/>
+          <w:b w:val="0"/>
+        </w:rPr>
+        <w:t>、</w:t>
+      </w:r>
+      <w:r>
+        <w:rPr>
+          <w:rFonts w:ascii="Consolas" w:hAnsi="Consolas" w:eastAsia="Consolas" w:cs="Consolas"/>
+          <w:b w:val="0"/>
+        </w:rPr>
+        <w:t>ai_research_runs</w:t>
+      </w:r>
+      <w:r>
+        <w:rPr>
+          <w:rFonts w:ascii="微软雅黑" w:hAnsi="微软雅黑" w:eastAsia="微软雅黑" w:cs="微软雅黑"/>
+          <w:b w:val="0"/>
+        </w:rPr>
+        <w:t>、</w:t>
+      </w:r>
+      <w:r>
+        <w:rPr>
+          <w:rFonts w:ascii="Consolas" w:hAnsi="Consolas" w:eastAsia="Consolas" w:cs="Consolas"/>
+          <w:b w:val="0"/>
+        </w:rPr>
+        <w:t>strategy_hypotheses</w:t>
+      </w:r>
+      <w:r>
+        <w:rPr>
+          <w:rFonts w:ascii="微软雅黑" w:hAnsi="微软雅黑" w:eastAsia="微软雅黑" w:cs="微软雅黑"/>
+          <w:b w:val="0"/>
+        </w:rPr>
+        <w:t>、</w:t>
+      </w:r>
+      <w:r>
+        <w:rPr>
+          <w:rFonts w:ascii="Consolas" w:hAnsi="Consolas" w:eastAsia="Consolas" w:cs="Consolas"/>
+          <w:b w:val="0"/>
+        </w:rPr>
+        <w:t>strategy_hypothesis_rules</w:t>
+      </w:r>
+      <w:r>
+        <w:rPr>
+          <w:rFonts w:ascii="微软雅黑" w:hAnsi="微软雅黑" w:eastAsia="微软雅黑" w:cs="微软雅黑"/>
+          <w:b w:val="0"/>
+        </w:rPr>
+        <w:t>、</w:t>
+      </w:r>
+      <w:r>
+        <w:rPr>
+          <w:rFonts w:ascii="Consolas" w:hAnsi="Consolas" w:eastAsia="Consolas" w:cs="Consolas"/>
+          <w:b w:val="0"/>
+        </w:rPr>
+        <w:t>strategy_drafts</w:t>
+      </w:r>
+      <w:r>
+        <w:rPr>
+          <w:rFonts w:ascii="微软雅黑" w:hAnsi="微软雅黑" w:eastAsia="微软雅黑" w:cs="微软雅黑"/>
+          <w:b w:val="0"/>
+        </w:rPr>
+        <w:t>；</w:t>
+      </w:r>
+      <w:r>
+        <w:rPr>
+          <w:rFonts w:ascii="Consolas" w:hAnsi="Consolas" w:eastAsia="Consolas" w:cs="Consolas"/>
+          <w:b w:val="0"/>
+        </w:rPr>
+        <w:t>ai_source_snapshots</w:t>
+      </w:r>
+      <w:r>
+        <w:rPr>
+          <w:rFonts w:ascii="微软雅黑" w:hAnsi="微软雅黑" w:eastAsia="微软雅黑" w:cs="微软雅黑"/>
+          <w:b w:val="0"/>
+        </w:rPr>
+        <w:t xml:space="preserve"> </w:t>
+      </w:r>
+      <w:r>
+        <w:rPr>
+          <w:rFonts w:ascii="微软雅黑" w:hAnsi="微软雅黑" w:eastAsia="微软雅黑" w:cs="微软雅黑"/>
+          <w:b/>
+        </w:rPr>
+        <w:t>未建</w:t>
+      </w:r>
+      <w:r>
+        <w:rPr>
+          <w:rFonts w:ascii="微软雅黑" w:hAnsi="微软雅黑" w:eastAsia="微软雅黑" w:cs="微软雅黑"/>
+          <w:b w:val="0"/>
+        </w:rPr>
+        <w:t>。</w:t>
       </w:r>
     </w:p>
     <w:p>
@@ -32036,21 +35308,91 @@
           <w:rFonts w:ascii="微软雅黑" w:hAnsi="微软雅黑" w:eastAsia="微软雅黑" w:cs="微软雅黑"/>
           <w:b w:val="0"/>
         </w:rPr>
-        <w:t>统一研究来源（Phase 4：text / url / pdf / github 摄取、</w:t>
-      </w:r>
-      <w:r>
-        <w:rPr>
-          <w:rFonts w:ascii="Consolas" w:hAnsi="Consolas" w:eastAsia="Consolas" w:cs="Consolas"/>
-          <w:b w:val="0"/>
-        </w:rPr>
-        <w:t>ai_source_snapshots</w:t>
-      </w:r>
-      <w:r>
-        <w:rPr>
-          <w:rFonts w:ascii="微软雅黑" w:hAnsi="微软雅黑" w:eastAsia="微软雅黑" w:cs="微软雅黑"/>
-          <w:b w:val="0"/>
-        </w:rPr>
-        <w:t>）。</w:t>
+        <w:t>四条端点（</w:t>
+      </w:r>
+      <w:r>
+        <w:rPr>
+          <w:rFonts w:ascii="Consolas" w:hAnsi="Consolas" w:eastAsia="Consolas" w:cs="Consolas"/>
+          <w:b w:val="0"/>
+        </w:rPr>
+        <w:t>docs/12_API_SPEC.md</w:t>
+      </w:r>
+      <w:r>
+        <w:rPr>
+          <w:rFonts w:ascii="微软雅黑" w:hAnsi="微软雅黑" w:eastAsia="微软雅黑" w:cs="微软雅黑"/>
+          <w:b w:val="0"/>
+        </w:rPr>
+        <w:t xml:space="preserve"> 已登记 </w:t>
+      </w:r>
+      <w:r>
+        <w:rPr>
+          <w:rFonts w:ascii="Consolas" w:hAnsi="Consolas" w:eastAsia="Consolas" w:cs="Consolas"/>
+          <w:b w:val="0"/>
+        </w:rPr>
+        <w:t>[已实现]</w:t>
+      </w:r>
+      <w:r>
+        <w:rPr>
+          <w:rFonts w:ascii="微软雅黑" w:hAnsi="微软雅黑" w:eastAsia="微软雅黑" w:cs="微软雅黑"/>
+          <w:b w:val="0"/>
+        </w:rPr>
+        <w:t>）：</w:t>
+      </w:r>
+      <w:r>
+        <w:rPr>
+          <w:rFonts w:ascii="Consolas" w:hAnsi="Consolas" w:eastAsia="Consolas" w:cs="Consolas"/>
+          <w:b w:val="0"/>
+        </w:rPr>
+        <w:t>POST /ai/research</w:t>
+      </w:r>
+      <w:r>
+        <w:rPr>
+          <w:rFonts w:ascii="微软雅黑" w:hAnsi="微软雅黑" w:eastAsia="微软雅黑" w:cs="微软雅黑"/>
+          <w:b w:val="0"/>
+        </w:rPr>
+        <w:t>、</w:t>
+      </w:r>
+      <w:r>
+        <w:rPr>
+          <w:rFonts w:ascii="Consolas" w:hAnsi="Consolas" w:eastAsia="Consolas" w:cs="Consolas"/>
+          <w:b w:val="0"/>
+        </w:rPr>
+        <w:t>GET /ai/research</w:t>
+      </w:r>
+      <w:r>
+        <w:rPr>
+          <w:rFonts w:ascii="微软雅黑" w:hAnsi="微软雅黑" w:eastAsia="微软雅黑" w:cs="微软雅黑"/>
+          <w:b w:val="0"/>
+        </w:rPr>
+        <w:t>、</w:t>
+      </w:r>
+      <w:r>
+        <w:rPr>
+          <w:rFonts w:ascii="Consolas" w:hAnsi="Consolas" w:eastAsia="Consolas" w:cs="Consolas"/>
+          <w:b w:val="0"/>
+        </w:rPr>
+        <w:t>GET /ai/research/{run_id}</w:t>
+      </w:r>
+      <w:r>
+        <w:rPr>
+          <w:rFonts w:ascii="微软雅黑" w:hAnsi="微软雅黑" w:eastAsia="微软雅黑" w:cs="微软雅黑"/>
+          <w:b w:val="0"/>
+        </w:rPr>
+        <w:t>、</w:t>
+      </w:r>
+      <w:r>
+        <w:rPr>
+          <w:rFonts w:ascii="Consolas" w:hAnsi="Consolas" w:eastAsia="Consolas" w:cs="Consolas"/>
+          <w:b w:val="0"/>
+        </w:rPr>
+        <w:t>POST /ai/strategy/formalize</w:t>
+      </w:r>
+      <w:r>
+        <w:rPr>
+          <w:rFonts w:ascii="微软雅黑" w:hAnsi="微软雅黑" w:eastAsia="微软雅黑" w:cs="微软雅黑"/>
+          <w:b w:val="0"/>
+        </w:rPr>
+        <w:t>。</w:t>
       </w:r>
     </w:p>
     <w:p>
@@ -32059,17 +35401,94 @@
       </w:pPr>
       <w:r>
         <w:rPr>
-          <w:rFonts w:ascii="Consolas" w:hAnsi="Consolas" w:eastAsia="Consolas" w:cs="Consolas"/>
-          <w:b w:val="0"/>
-        </w:rPr>
-        <w:t>ai_research_runs</w:t>
-      </w:r>
-      <w:r>
-        <w:rPr>
-          <w:rFonts w:ascii="微软雅黑" w:hAnsi="微软雅黑" w:eastAsia="微软雅黑" w:cs="微软雅黑"/>
-          <w:b w:val="0"/>
-        </w:rPr>
-        <w:t xml:space="preserve"> 的异步工作流与人工确认。</w:t>
+          <w:rFonts w:ascii="微软雅黑" w:hAnsi="微软雅黑" w:eastAsia="微软雅黑" w:cs="微软雅黑"/>
+          <w:b w:val="0"/>
+        </w:rPr>
+        <w:t xml:space="preserve">provenance：每条规则带 </w:t>
+      </w:r>
+      <w:r>
+        <w:rPr>
+          <w:rFonts w:ascii="Consolas" w:hAnsi="Consolas" w:eastAsia="Consolas" w:cs="Consolas"/>
+          <w:b w:val="0"/>
+        </w:rPr>
+        <w:t>origin</w:t>
+      </w:r>
+      <w:r>
+        <w:rPr>
+          <w:rFonts w:ascii="微软雅黑" w:hAnsi="微软雅黑" w:eastAsia="微软雅黑" w:cs="微软雅黑"/>
+          <w:b w:val="0"/>
+        </w:rPr>
+        <w:t xml:space="preserve"> ∈ EXPLICIT / INFERRED / ASSUMED / UNKNOWN；EXPLICIT / INFERRED 必须来自</w:t>
+      </w:r>
+      <w:r>
+        <w:rPr>
+          <w:rFonts w:ascii="微软雅黑" w:hAnsi="微软雅黑" w:eastAsia="微软雅黑" w:cs="微软雅黑"/>
+          <w:b/>
+        </w:rPr>
+        <w:t>本次运行</w:t>
+      </w:r>
+      <w:r>
+        <w:rPr>
+          <w:rFonts w:ascii="微软雅黑" w:hAnsi="微软雅黑" w:eastAsia="微软雅黑" w:cs="微软雅黑"/>
+          <w:b w:val="0"/>
+        </w:rPr>
+        <w:t xml:space="preserve">的输入证据，ASSUMED 必须被 </w:t>
+      </w:r>
+      <w:r>
+        <w:rPr>
+          <w:rFonts w:ascii="Consolas" w:hAnsi="Consolas" w:eastAsia="Consolas" w:cs="Consolas"/>
+          <w:b w:val="0"/>
+        </w:rPr>
+        <w:t>assumptions[].applies_to</w:t>
+      </w:r>
+      <w:r>
+        <w:rPr>
+          <w:rFonts w:ascii="微软雅黑" w:hAnsi="微软雅黑" w:eastAsia="微软雅黑" w:cs="微软雅黑"/>
+          <w:b w:val="0"/>
+        </w:rPr>
+        <w:t xml:space="preserve"> 覆盖，UNKNOWN 必须被 </w:t>
+      </w:r>
+      <w:r>
+        <w:rPr>
+          <w:rFonts w:ascii="Consolas" w:hAnsi="Consolas" w:eastAsia="Consolas" w:cs="Consolas"/>
+          <w:b w:val="0"/>
+        </w:rPr>
+        <w:t>unknowns[].field</w:t>
+      </w:r>
+      <w:r>
+        <w:rPr>
+          <w:rFonts w:ascii="微软雅黑" w:hAnsi="微软雅黑" w:eastAsia="微软雅黑" w:cs="微软雅黑"/>
+          <w:b w:val="0"/>
+        </w:rPr>
+        <w:t xml:space="preserve"> 覆盖，任何缺口即 REJECT。Martin 场景「BTC 超跌后反弹时买入」必须给出 BTC / oversold / rebound / buy 为 EXPLICIT，定义 / 时间周期 / 出场 / 止损 / 仓位为 UNKNOWN；AI 提出的 </w:t>
+      </w:r>
+      <w:r>
+        <w:rPr>
+          <w:rFonts w:ascii="Consolas" w:hAnsi="Consolas" w:eastAsia="Consolas" w:cs="Consolas"/>
+          <w:b w:val="0"/>
+        </w:rPr>
+        <w:t>RSI(14) &lt; 30</w:t>
+      </w:r>
+      <w:r>
+        <w:rPr>
+          <w:rFonts w:ascii="微软雅黑" w:hAnsi="微软雅黑" w:eastAsia="微软雅黑" w:cs="微软雅黑"/>
+          <w:b w:val="0"/>
+        </w:rPr>
+        <w:t xml:space="preserve"> 再上穿 30 只允许标为 </w:t>
+      </w:r>
+      <w:r>
+        <w:rPr>
+          <w:rFonts w:ascii="Consolas" w:hAnsi="Consolas" w:eastAsia="Consolas" w:cs="Consolas"/>
+          <w:b w:val="0"/>
+        </w:rPr>
+        <w:t>ASSUMED</w:t>
+      </w:r>
+      <w:r>
+        <w:rPr>
+          <w:rFonts w:ascii="微软雅黑" w:hAnsi="微软雅黑" w:eastAsia="微软雅黑" w:cs="微软雅黑"/>
+          <w:b w:val="0"/>
+        </w:rPr>
+        <w:t>，并注明是 AI 提出的定义、不是用户原话。</w:t>
       </w:r>
     </w:p>
     <w:p>
@@ -32081,14 +35500,84 @@
           <w:rFonts w:ascii="Consolas" w:hAnsi="Consolas" w:eastAsia="Consolas" w:cs="Consolas"/>
           <w:b w:val="0"/>
         </w:rPr>
-        <w:t>strategy_experiments</w:t>
-      </w:r>
-      <w:r>
-        <w:rPr>
-          <w:rFonts w:ascii="微软雅黑" w:hAnsi="微软雅黑" w:eastAsia="微软雅黑" w:cs="微软雅黑"/>
-          <w:b w:val="0"/>
-        </w:rPr>
-        <w:t>（Phase 7）。</w:t>
+        <w:t>StrategyDraft</w:t>
+      </w:r>
+      <w:r>
+        <w:rPr>
+          <w:rFonts w:ascii="微软雅黑" w:hAnsi="微软雅黑" w:eastAsia="微软雅黑" w:cs="微软雅黑"/>
+          <w:b w:val="0"/>
+        </w:rPr>
+        <w:t xml:space="preserve"> 不可执行：</w:t>
+      </w:r>
+      <w:r>
+        <w:rPr>
+          <w:rFonts w:ascii="Consolas" w:hAnsi="Consolas" w:eastAsia="Consolas" w:cs="Consolas"/>
+          <w:b w:val="0"/>
+        </w:rPr>
+        <w:t>executable</w:t>
+      </w:r>
+      <w:r>
+        <w:rPr>
+          <w:rFonts w:ascii="微软雅黑" w:hAnsi="微软雅黑" w:eastAsia="微软雅黑" w:cs="微软雅黑"/>
+          <w:b w:val="0"/>
+        </w:rPr>
+        <w:t xml:space="preserve"> 是服务端计算字段且恒为 false，</w:t>
+      </w:r>
+      <w:r>
+        <w:rPr>
+          <w:rFonts w:ascii="Consolas" w:hAnsi="Consolas" w:eastAsia="Consolas" w:cs="Consolas"/>
+          <w:b w:val="0"/>
+        </w:rPr>
+        <w:t>compiled_strategy_version_id</w:t>
+      </w:r>
+      <w:r>
+        <w:rPr>
+          <w:rFonts w:ascii="微软雅黑" w:hAnsi="微软雅黑" w:eastAsia="微软雅黑" w:cs="微软雅黑"/>
+          <w:b w:val="0"/>
+        </w:rPr>
+        <w:t xml:space="preserve"> 保持 NULL，DSL 1.0（</w:t>
+      </w:r>
+      <w:r>
+        <w:rPr>
+          <w:rFonts w:ascii="Consolas" w:hAnsi="Consolas" w:eastAsia="Consolas" w:cs="Consolas"/>
+          <w:b w:val="0"/>
+        </w:rPr>
+        <w:t>backend/app/strategies/dsl.py</w:t>
+      </w:r>
+      <w:r>
+        <w:rPr>
+          <w:rFonts w:ascii="微软雅黑" w:hAnsi="微软雅黑" w:eastAsia="微软雅黑" w:cs="微软雅黑"/>
+          <w:b w:val="0"/>
+        </w:rPr>
+        <w:t>）</w:t>
+      </w:r>
+      <w:r>
+        <w:rPr>
+          <w:rFonts w:ascii="微软雅黑" w:hAnsi="微软雅黑" w:eastAsia="微软雅黑" w:cs="微软雅黑"/>
+          <w:b/>
+        </w:rPr>
+        <w:t>未改</w:t>
+      </w:r>
+      <w:r>
+        <w:rPr>
+          <w:rFonts w:ascii="微软雅黑" w:hAnsi="微软雅黑" w:eastAsia="微软雅黑" w:cs="微软雅黑"/>
+          <w:b w:val="0"/>
+        </w:rPr>
+        <w:t xml:space="preserve">；弱化或隐藏 EXPLICIT 规则会记录 </w:t>
+      </w:r>
+      <w:r>
+        <w:rPr>
+          <w:rFonts w:ascii="Consolas" w:hAnsi="Consolas" w:eastAsia="Consolas" w:cs="Consolas"/>
+          <w:b w:val="0"/>
+        </w:rPr>
+        <w:t>dropped_explicit_rule</w:t>
+      </w:r>
+      <w:r>
+        <w:rPr>
+          <w:rFonts w:ascii="微软雅黑" w:hAnsi="微软雅黑" w:eastAsia="微软雅黑" w:cs="微软雅黑"/>
+          <w:b w:val="0"/>
+        </w:rPr>
+        <w:t>。</w:t>
       </w:r>
     </w:p>
     <w:p>
@@ -32100,7 +35589,105 @@
           <w:rFonts w:ascii="微软雅黑" w:hAnsi="微软雅黑" w:eastAsia="微软雅黑" w:cs="微软雅黑"/>
           <w:b w:val="0"/>
         </w:rPr>
-        <w:t>四个 UI AI 面板（Dashboard / Signals / StrategyDetail / Backtest）的高级模式门控。</w:t>
+        <w:t xml:space="preserve">能力裁决在服务端按草案实际用到的能力计算（不采信模型自报，强于实际的自报记录 </w:t>
+      </w:r>
+      <w:r>
+        <w:rPr>
+          <w:rFonts w:ascii="Consolas" w:hAnsi="Consolas" w:eastAsia="Consolas" w:cs="Consolas"/>
+          <w:b w:val="0"/>
+        </w:rPr>
+        <w:t>capability_overclaim</w:t>
+      </w:r>
+      <w:r>
+        <w:rPr>
+          <w:rFonts w:ascii="微软雅黑" w:hAnsi="微软雅黑" w:eastAsia="微软雅黑" w:cs="微软雅黑"/>
+          <w:b w:val="0"/>
+        </w:rPr>
+        <w:t xml:space="preserve"> 并降级）；</w:t>
+      </w:r>
+      <w:r>
+        <w:rPr>
+          <w:rFonts w:ascii="Consolas" w:hAnsi="Consolas" w:eastAsia="Consolas" w:cs="Consolas"/>
+          <w:b w:val="0"/>
+        </w:rPr>
+        <w:t>NEEDS_CAPABILITY</w:t>
+      </w:r>
+      <w:r>
+        <w:rPr>
+          <w:rFonts w:ascii="微软雅黑" w:hAnsi="微软雅黑" w:eastAsia="微软雅黑" w:cs="微软雅黑"/>
+          <w:b w:val="0"/>
+        </w:rPr>
+        <w:t xml:space="preserve"> 只在完全无可建项时给出，否则缺项为 </w:t>
+      </w:r>
+      <w:r>
+        <w:rPr>
+          <w:rFonts w:ascii="Consolas" w:hAnsi="Consolas" w:eastAsia="Consolas" w:cs="Consolas"/>
+          <w:b w:val="0"/>
+        </w:rPr>
+        <w:t>PARTIALLY_SUPPORTED</w:t>
+      </w:r>
+      <w:r>
+        <w:rPr>
+          <w:rFonts w:ascii="微软雅黑" w:hAnsi="微软雅黑" w:eastAsia="微软雅黑" w:cs="微软雅黑"/>
+          <w:b w:val="0"/>
+        </w:rPr>
+        <w:t xml:space="preserve">，全支持为 </w:t>
+      </w:r>
+      <w:r>
+        <w:rPr>
+          <w:rFonts w:ascii="Consolas" w:hAnsi="Consolas" w:eastAsia="Consolas" w:cs="Consolas"/>
+          <w:b w:val="0"/>
+        </w:rPr>
+        <w:t>SUPPORTED</w:t>
+      </w:r>
+      <w:r>
+        <w:rPr>
+          <w:rFonts w:ascii="微软雅黑" w:hAnsi="微软雅黑" w:eastAsia="微软雅黑" w:cs="微软雅黑"/>
+          <w:b w:val="0"/>
+        </w:rPr>
+        <w:t xml:space="preserve">，无静默降级。"20-day momentum + cross-sectional ranking + monthly rebalance top 10%" 必须读作 </w:t>
+      </w:r>
+      <w:r>
+        <w:rPr>
+          <w:rFonts w:ascii="Consolas" w:hAnsi="Consolas" w:eastAsia="Consolas" w:cs="Consolas"/>
+          <w:b w:val="0"/>
+        </w:rPr>
+        <w:t>PARTIALLY_SUPPORTED</w:t>
+      </w:r>
+      <w:r>
+        <w:rPr>
+          <w:rFonts w:ascii="微软雅黑" w:hAnsi="微软雅黑" w:eastAsia="微软雅黑" w:cs="微软雅黑"/>
+          <w:b w:val="0"/>
+        </w:rPr>
+        <w:t xml:space="preserve">（支持：20 日动量；缺能力：横截面排名 / 组合构建 / 月度再平衡），AI 的「只做单资产 20 日动量」建议必须显式标为 </w:t>
+      </w:r>
+      <w:r>
+        <w:rPr>
+          <w:rFonts w:ascii="Consolas" w:hAnsi="Consolas" w:eastAsia="Consolas" w:cs="Consolas"/>
+          <w:b w:val="0"/>
+        </w:rPr>
+        <w:t>Experimental Alternative</w:t>
+      </w:r>
+      <w:r>
+        <w:rPr>
+          <w:rFonts w:ascii="微软雅黑" w:hAnsi="微软雅黑" w:eastAsia="微软雅黑" w:cs="微软雅黑"/>
+          <w:b w:val="0"/>
+        </w:rPr>
+        <w:t xml:space="preserve"> 并说明它与用户意图是</w:t>
+      </w:r>
+      <w:r>
+        <w:rPr>
+          <w:rFonts w:ascii="微软雅黑" w:hAnsi="微软雅黑" w:eastAsia="微软雅黑" w:cs="微软雅黑"/>
+          <w:b/>
+        </w:rPr>
+        <w:t>不同的策略</w:t>
+      </w:r>
+      <w:r>
+        <w:rPr>
+          <w:rFonts w:ascii="微软雅黑" w:hAnsi="微软雅黑" w:eastAsia="微软雅黑" w:cs="微软雅黑"/>
+          <w:b w:val="0"/>
+        </w:rPr>
+        <w:t>。</w:t>
       </w:r>
     </w:p>
     <w:p>
@@ -32112,35 +35699,7 @@
           <w:rFonts w:ascii="微软雅黑" w:hAnsi="微软雅黑" w:eastAsia="微软雅黑" w:cs="微软雅黑"/>
           <w:b w:val="0"/>
         </w:rPr>
-        <w:t xml:space="preserve">完整 </w:t>
-      </w:r>
-      <w:r>
-        <w:rPr>
-          <w:rFonts w:ascii="Consolas" w:hAnsi="Consolas" w:eastAsia="Consolas" w:cs="Consolas"/>
-          <w:b w:val="0"/>
-        </w:rPr>
-        <w:t>/lab</w:t>
-      </w:r>
-      <w:r>
-        <w:rPr>
-          <w:rFonts w:ascii="微软雅黑" w:hAnsi="微软雅黑" w:eastAsia="微软雅黑" w:cs="微软雅黑"/>
-          <w:b w:val="0"/>
-        </w:rPr>
-        <w:t xml:space="preserve">（Phase 8，含状态机与溯源视图）与 </w:t>
-      </w:r>
-      <w:r>
-        <w:rPr>
-          <w:rFonts w:ascii="Consolas" w:hAnsi="Consolas" w:eastAsia="Consolas" w:cs="Consolas"/>
-          <w:b w:val="0"/>
-        </w:rPr>
-        <w:t>REVIEWER.md</w:t>
-      </w:r>
-      <w:r>
-        <w:rPr>
-          <w:rFonts w:ascii="微软雅黑" w:hAnsi="微软雅黑" w:eastAsia="微软雅黑" w:cs="微软雅黑"/>
-          <w:b w:val="0"/>
-        </w:rPr>
-        <w:t>。</w:t>
+        <w:t>结果是模型禁区：研究 schemas 里没有 CAGR / Sharpe / Max Drawdown / 胜率字段，像「预计 CAGR 25%」这样的文字声明一律标 UNVERIFIED 且不落库；校验链为 Model → Raw → JSON/Schema → Domain → Capability → Provenance → StrategyDraft，任一失败即 REJECT，最多一次同门重试，被拒的运行不落 hypothesis / draft 行。</w:t>
       </w:r>
     </w:p>
     <w:p>
@@ -32152,7 +35711,539 @@
           <w:rFonts w:ascii="微软雅黑" w:hAnsi="微软雅黑" w:eastAsia="微软雅黑" w:cs="微软雅黑"/>
           <w:b w:val="0"/>
         </w:rPr>
-        <w:t>以上 Phase 4+ 范围全部移到 v2.0.0（ADR-079）；v1.9.9 本身只修迁移建表 / 删表顺序，不加功能。</w:t>
+        <w:t xml:space="preserve">Runtime 复用（不重写）：全部经 </w:t>
+      </w:r>
+      <w:r>
+        <w:rPr>
+          <w:rFonts w:ascii="Consolas" w:hAnsi="Consolas" w:eastAsia="Consolas" w:cs="Consolas"/>
+          <w:b w:val="0"/>
+        </w:rPr>
+        <w:t>run_task()</w:t>
+      </w:r>
+      <w:r>
+        <w:rPr>
+          <w:rFonts w:ascii="微软雅黑" w:hAnsi="微软雅黑" w:eastAsia="微软雅黑" w:cs="微软雅黑"/>
+          <w:b w:val="0"/>
+        </w:rPr>
+        <w:t>；</w:t>
+      </w:r>
+      <w:r>
+        <w:rPr>
+          <w:rFonts w:ascii="Consolas" w:hAnsi="Consolas" w:eastAsia="Consolas" w:cs="Consolas"/>
+          <w:b w:val="0"/>
+        </w:rPr>
+        <w:t>backend/app/ai/runtime.py</w:t>
+      </w:r>
+      <w:r>
+        <w:rPr>
+          <w:rFonts w:ascii="微软雅黑" w:hAnsi="微软雅黑" w:eastAsia="微软雅黑" w:cs="微软雅黑"/>
+          <w:b w:val="0"/>
+        </w:rPr>
+        <w:t xml:space="preserve"> 新增 </w:t>
+      </w:r>
+      <w:r>
+        <w:rPr>
+          <w:rFonts w:ascii="Consolas" w:hAnsi="Consolas" w:eastAsia="Consolas" w:cs="Consolas"/>
+          <w:b w:val="0"/>
+        </w:rPr>
+        <w:t>research_run_id</w:t>
+      </w:r>
+      <w:r>
+        <w:rPr>
+          <w:rFonts w:ascii="微软雅黑" w:hAnsi="微软雅黑" w:eastAsia="微软雅黑" w:cs="微软雅黑"/>
+          <w:b w:val="0"/>
+        </w:rPr>
+        <w:t xml:space="preserve"> 参数（记录在 </w:t>
+      </w:r>
+      <w:r>
+        <w:rPr>
+          <w:rFonts w:ascii="Consolas" w:hAnsi="Consolas" w:eastAsia="Consolas" w:cs="Consolas"/>
+          <w:b w:val="0"/>
+        </w:rPr>
+        <w:t>AITask</w:t>
+      </w:r>
+      <w:r>
+        <w:rPr>
+          <w:rFonts w:ascii="微软雅黑" w:hAnsi="微软雅黑" w:eastAsia="微软雅黑" w:cs="微软雅黑"/>
+          <w:b w:val="0"/>
+        </w:rPr>
+        <w:t xml:space="preserve"> 上，不影响路由与缓存），</w:t>
+      </w:r>
+      <w:r>
+        <w:rPr>
+          <w:rFonts w:ascii="Consolas" w:hAnsi="Consolas" w:eastAsia="Consolas" w:cs="Consolas"/>
+          <w:b w:val="0"/>
+        </w:rPr>
+        <w:t>audit_payload()</w:t>
+      </w:r>
+      <w:r>
+        <w:rPr>
+          <w:rFonts w:ascii="微软雅黑" w:hAnsi="微软雅黑" w:eastAsia="微软雅黑" w:cs="微软雅黑"/>
+          <w:b w:val="0"/>
+        </w:rPr>
+        <w:t xml:space="preserve"> 另返回 </w:t>
+      </w:r>
+      <w:r>
+        <w:rPr>
+          <w:rFonts w:ascii="Consolas" w:hAnsi="Consolas" w:eastAsia="Consolas" w:cs="Consolas"/>
+          <w:b w:val="0"/>
+        </w:rPr>
+        <w:t>source_snapshot_hash</w:t>
+      </w:r>
+      <w:r>
+        <w:rPr>
+          <w:rFonts w:ascii="微软雅黑" w:hAnsi="微软雅黑" w:eastAsia="微软雅黑" w:cs="微软雅黑"/>
+          <w:b w:val="0"/>
+        </w:rPr>
+        <w:t xml:space="preserve"> / </w:t>
+      </w:r>
+      <w:r>
+        <w:rPr>
+          <w:rFonts w:ascii="Consolas" w:hAnsi="Consolas" w:eastAsia="Consolas" w:cs="Consolas"/>
+          <w:b w:val="0"/>
+        </w:rPr>
+        <w:t>strategy_draft_version</w:t>
+      </w:r>
+      <w:r>
+        <w:rPr>
+          <w:rFonts w:ascii="微软雅黑" w:hAnsi="微软雅黑" w:eastAsia="微软雅黑" w:cs="微软雅黑"/>
+          <w:b w:val="0"/>
+        </w:rPr>
+        <w:t xml:space="preserve"> / </w:t>
+      </w:r>
+      <w:r>
+        <w:rPr>
+          <w:rFonts w:ascii="Consolas" w:hAnsi="Consolas" w:eastAsia="Consolas" w:cs="Consolas"/>
+          <w:b w:val="0"/>
+        </w:rPr>
+        <w:t>tool_calls: []</w:t>
+      </w:r>
+      <w:r>
+        <w:rPr>
+          <w:rFonts w:ascii="微软雅黑" w:hAnsi="微软雅黑" w:eastAsia="微软雅黑" w:cs="微软雅黑"/>
+          <w:b w:val="0"/>
+        </w:rPr>
+        <w:t>（本版不发起工具调用，空列表本身是记录的一部分）；</w:t>
+      </w:r>
+      <w:r>
+        <w:rPr>
+          <w:rFonts w:ascii="Consolas" w:hAnsi="Consolas" w:eastAsia="Consolas" w:cs="Consolas"/>
+          <w:b w:val="0"/>
+        </w:rPr>
+        <w:t>RESEARCHER.md</w:t>
+      </w:r>
+      <w:r>
+        <w:rPr>
+          <w:rFonts w:ascii="微软雅黑" w:hAnsi="微软雅黑" w:eastAsia="微软雅黑" w:cs="微软雅黑"/>
+          <w:b w:val="0"/>
+        </w:rPr>
+        <w:t xml:space="preserve"> / </w:t>
+      </w:r>
+      <w:r>
+        <w:rPr>
+          <w:rFonts w:ascii="Consolas" w:hAnsi="Consolas" w:eastAsia="Consolas" w:cs="Consolas"/>
+          <w:b w:val="0"/>
+        </w:rPr>
+        <w:t>STRATEGY_ARCHITECT.md</w:t>
+      </w:r>
+      <w:r>
+        <w:rPr>
+          <w:rFonts w:ascii="微软雅黑" w:hAnsi="微软雅黑" w:eastAsia="微软雅黑" w:cs="微软雅黑"/>
+          <w:b w:val="0"/>
+        </w:rPr>
+        <w:t xml:space="preserve"> 升到 1.1.0 并提供两份新的输出 JSON schema。</w:t>
+      </w:r>
+    </w:p>
+    <w:p>
+      <w:pPr>
+        <w:pStyle w:val="ListBullet"/>
+      </w:pPr>
+      <w:r>
+        <w:rPr>
+          <w:rFonts w:ascii="微软雅黑" w:hAnsi="微软雅黑" w:eastAsia="微软雅黑" w:cs="微软雅黑"/>
+          <w:b w:val="0"/>
+        </w:rPr>
+        <w:t>ADR-154…ADR-157（</w:t>
+      </w:r>
+      <w:r>
+        <w:rPr>
+          <w:rFonts w:ascii="Consolas" w:hAnsi="Consolas" w:eastAsia="Consolas" w:cs="Consolas"/>
+          <w:b w:val="0"/>
+        </w:rPr>
+        <w:t>docs/17_DECISIONS.md</w:t>
+      </w:r>
+      <w:r>
+        <w:rPr>
+          <w:rFonts w:ascii="微软雅黑" w:hAnsi="微软雅黑" w:eastAsia="微软雅黑" w:cs="微软雅黑"/>
+          <w:b w:val="0"/>
+        </w:rPr>
+        <w:t>）：ADR-154 理解必须携带 provenance、ADR-155 StrategyDraft 不可执行且 DSL 1.0 不变、ADR-156 能力裁决在服务端三态且无静默降级、ADR-157 结果是禁区。</w:t>
+      </w:r>
+    </w:p>
+    <w:p>
+      <w:pPr>
+        <w:pStyle w:val="ListBullet"/>
+      </w:pPr>
+      <w:r>
+        <w:rPr>
+          <w:rFonts w:ascii="微软雅黑" w:hAnsi="微软雅黑" w:eastAsia="微软雅黑" w:cs="微软雅黑"/>
+          <w:b w:val="0"/>
+        </w:rPr>
+        <w:t>UI：</w:t>
+      </w:r>
+      <w:r>
+        <w:rPr>
+          <w:rFonts w:ascii="Consolas" w:hAnsi="Consolas" w:eastAsia="Consolas" w:cs="Consolas"/>
+          <w:b w:val="0"/>
+        </w:rPr>
+        <w:t>/lab</w:t>
+      </w:r>
+      <w:r>
+        <w:rPr>
+          <w:rFonts w:ascii="微软雅黑" w:hAnsi="微软雅黑" w:eastAsia="微软雅黑" w:cs="微软雅黑"/>
+          <w:b w:val="0"/>
+        </w:rPr>
+        <w:t xml:space="preserve"> 只读第一版（</w:t>
+      </w:r>
+      <w:r>
+        <w:rPr>
+          <w:rFonts w:ascii="Consolas" w:hAnsi="Consolas" w:eastAsia="Consolas" w:cs="Consolas"/>
+          <w:b w:val="0"/>
+        </w:rPr>
+        <w:t>frontend/src/views/LabView.vue</w:t>
+      </w:r>
+      <w:r>
+        <w:rPr>
+          <w:rFonts w:ascii="微软雅黑" w:hAnsi="微软雅黑" w:eastAsia="微软雅黑" w:cs="微软雅黑"/>
+          <w:b w:val="0"/>
+        </w:rPr>
+        <w:t xml:space="preserve">，在 </w:t>
+      </w:r>
+      <w:r>
+        <w:rPr>
+          <w:rFonts w:ascii="Consolas" w:hAnsi="Consolas" w:eastAsia="Consolas" w:cs="Consolas"/>
+          <w:b w:val="0"/>
+        </w:rPr>
+        <w:t>frontend/src/main.ts</w:t>
+      </w:r>
+      <w:r>
+        <w:rPr>
+          <w:rFonts w:ascii="微软雅黑" w:hAnsi="微软雅黑" w:eastAsia="微软雅黑" w:cs="微软雅黑"/>
+          <w:b w:val="0"/>
+        </w:rPr>
+        <w:t xml:space="preserve"> 注册，并在 </w:t>
+      </w:r>
+      <w:r>
+        <w:rPr>
+          <w:rFonts w:ascii="Consolas" w:hAnsi="Consolas" w:eastAsia="Consolas" w:cs="Consolas"/>
+          <w:b w:val="0"/>
+        </w:rPr>
+        <w:t>frontend/src/App.vue</w:t>
+      </w:r>
+      <w:r>
+        <w:rPr>
+          <w:rFonts w:ascii="微软雅黑" w:hAnsi="微软雅黑" w:eastAsia="微软雅黑" w:cs="微软雅黑"/>
+          <w:b w:val="0"/>
+        </w:rPr>
+        <w:t xml:space="preserve"> 作为第 5 个导航项「AI 研究实验室」，普通与高级模式都可见）；普通模式只显示人话结论与下一步，</w:t>
+      </w:r>
+      <w:r>
+        <w:rPr>
+          <w:rFonts w:ascii="Consolas" w:hAnsi="Consolas" w:eastAsia="Consolas" w:cs="Consolas"/>
+          <w:b w:val="0"/>
+        </w:rPr>
+        <w:t>origin</w:t>
+      </w:r>
+      <w:r>
+        <w:rPr>
+          <w:rFonts w:ascii="微软雅黑" w:hAnsi="微软雅黑" w:eastAsia="微软雅黑" w:cs="微软雅黑"/>
+          <w:b w:val="0"/>
+        </w:rPr>
+        <w:t xml:space="preserve"> 徽标 / 能力 token / run id / attempts / 当前步骤 / JSON 仅高级模式；</w:t>
+      </w:r>
+      <w:r>
+        <w:rPr>
+          <w:rFonts w:ascii="Consolas" w:hAnsi="Consolas" w:eastAsia="Consolas" w:cs="Consolas"/>
+          <w:b w:val="0"/>
+        </w:rPr>
+        <w:t>ASSUMED</w:t>
+      </w:r>
+      <w:r>
+        <w:rPr>
+          <w:rFonts w:ascii="微软雅黑" w:hAnsi="微软雅黑" w:eastAsia="微软雅黑" w:cs="微软雅黑"/>
+          <w:b w:val="0"/>
+        </w:rPr>
+        <w:t xml:space="preserve"> 规则在</w:t>
+      </w:r>
+      <w:r>
+        <w:rPr>
+          <w:rFonts w:ascii="微软雅黑" w:hAnsi="微软雅黑" w:eastAsia="微软雅黑" w:cs="微软雅黑"/>
+          <w:b/>
+        </w:rPr>
+        <w:t>两种模式下都</w:t>
+      </w:r>
+      <w:r>
+        <w:rPr>
+          <w:rFonts w:ascii="微软雅黑" w:hAnsi="微软雅黑" w:eastAsia="微软雅黑" w:cs="微软雅黑"/>
+          <w:b w:val="0"/>
+        </w:rPr>
+        <w:t>标注「⚠️ AI 提出的假设，不是你的原话」，草案卡片始终声明不可运行、从未回测、没有收益 / 回撤 / Sharpe 数字。</w:t>
+      </w:r>
+    </w:p>
+    <w:p>
+      <w:pPr>
+        <w:pStyle w:val="ListBullet"/>
+      </w:pPr>
+      <w:r>
+        <w:rPr>
+          <w:rFonts w:ascii="微软雅黑" w:hAnsi="微软雅黑" w:eastAsia="微软雅黑" w:cs="微软雅黑"/>
+          <w:b w:val="0"/>
+        </w:rPr>
+        <w:t>测试：五族 55 例——</w:t>
+      </w:r>
+      <w:r>
+        <w:rPr>
+          <w:rFonts w:ascii="Consolas" w:hAnsi="Consolas" w:eastAsia="Consolas" w:cs="Consolas"/>
+          <w:b w:val="0"/>
+        </w:rPr>
+        <w:t>backend/tests/test_ai_research.py</w:t>
+      </w:r>
+      <w:r>
+        <w:rPr>
+          <w:rFonts w:ascii="微软雅黑" w:hAnsi="微软雅黑" w:eastAsia="微软雅黑" w:cs="微软雅黑"/>
+          <w:b w:val="0"/>
+        </w:rPr>
+        <w:t>（16）、</w:t>
+      </w:r>
+      <w:r>
+        <w:rPr>
+          <w:rFonts w:ascii="Consolas" w:hAnsi="Consolas" w:eastAsia="Consolas" w:cs="Consolas"/>
+          <w:b w:val="0"/>
+        </w:rPr>
+        <w:t>backend/tests/test_ai_strategy_draft.py</w:t>
+      </w:r>
+      <w:r>
+        <w:rPr>
+          <w:rFonts w:ascii="微软雅黑" w:hAnsi="微软雅黑" w:eastAsia="微软雅黑" w:cs="微软雅黑"/>
+          <w:b w:val="0"/>
+        </w:rPr>
+        <w:t>（17）、</w:t>
+      </w:r>
+      <w:r>
+        <w:rPr>
+          <w:rFonts w:ascii="Consolas" w:hAnsi="Consolas" w:eastAsia="Consolas" w:cs="Consolas"/>
+          <w:b w:val="0"/>
+        </w:rPr>
+        <w:t>backend/tests/test_ai_research_security.py</w:t>
+      </w:r>
+      <w:r>
+        <w:rPr>
+          <w:rFonts w:ascii="微软雅黑" w:hAnsi="微软雅黑" w:eastAsia="微软雅黑" w:cs="微软雅黑"/>
+          <w:b w:val="0"/>
+        </w:rPr>
+        <w:t xml:space="preserve">（22），共享脚手架与演示答案在 </w:t>
+      </w:r>
+      <w:r>
+        <w:rPr>
+          <w:rFonts w:ascii="Consolas" w:hAnsi="Consolas" w:eastAsia="Consolas" w:cs="Consolas"/>
+          <w:b w:val="0"/>
+        </w:rPr>
+        <w:t>backend/tests/research_payloads.py</w:t>
+      </w:r>
+      <w:r>
+        <w:rPr>
+          <w:rFonts w:ascii="微软雅黑" w:hAnsi="微软雅黑" w:eastAsia="微软雅黑" w:cs="微软雅黑"/>
+          <w:b w:val="0"/>
+        </w:rPr>
+        <w:t>。</w:t>
+      </w:r>
+    </w:p>
+    <w:p>
+      <w:pPr/>
+      <w:r>
+        <w:rPr>
+          <w:rFonts w:ascii="微软雅黑" w:hAnsi="微软雅黑" w:eastAsia="微软雅黑" w:cs="微软雅黑"/>
+          <w:b/>
+        </w:rPr>
+        <w:t>v1.9.8 未交付（下一步）</w:t>
+      </w:r>
+    </w:p>
+    <w:p>
+      <w:pPr>
+        <w:pStyle w:val="ListBullet"/>
+      </w:pPr>
+      <w:r>
+        <w:rPr>
+          <w:rFonts w:ascii="微软雅黑" w:hAnsi="微软雅黑" w:eastAsia="微软雅黑" w:cs="微软雅黑"/>
+          <w:b w:val="0"/>
+        </w:rPr>
+        <w:t>Strategy Compiler（Draft → StrategySpec 1.0）。</w:t>
+      </w:r>
+    </w:p>
+    <w:p>
+      <w:pPr>
+        <w:pStyle w:val="ListBullet"/>
+      </w:pPr>
+      <w:r>
+        <w:rPr>
+          <w:rFonts w:ascii="微软雅黑" w:hAnsi="微软雅黑" w:eastAsia="微软雅黑" w:cs="微软雅黑"/>
+          <w:b w:val="0"/>
+        </w:rPr>
+        <w:t>任何 AI 触发的回测 / 风险 / 敏感性 / Monte Carlo 入口。</w:t>
+      </w:r>
+    </w:p>
+    <w:p>
+      <w:pPr>
+        <w:pStyle w:val="ListBullet"/>
+      </w:pPr>
+      <w:r>
+        <w:rPr>
+          <w:rFonts w:ascii="微软雅黑" w:hAnsi="微软雅黑" w:eastAsia="微软雅黑" w:cs="微软雅黑"/>
+          <w:b w:val="0"/>
+        </w:rPr>
+        <w:t>Tool Gateway（Phase 5，</w:t>
+      </w:r>
+      <w:r>
+        <w:rPr>
+          <w:rFonts w:ascii="Consolas" w:hAnsi="Consolas" w:eastAsia="Consolas" w:cs="Consolas"/>
+          <w:b w:val="0"/>
+        </w:rPr>
+        <w:t>ai_tool_calls</w:t>
+      </w:r>
+      <w:r>
+        <w:rPr>
+          <w:rFonts w:ascii="微软雅黑" w:hAnsi="微软雅黑" w:eastAsia="微软雅黑" w:cs="微软雅黑"/>
+          <w:b w:val="0"/>
+        </w:rPr>
+        <w:t>）。</w:t>
+      </w:r>
+    </w:p>
+    <w:p>
+      <w:pPr>
+        <w:pStyle w:val="ListBullet"/>
+      </w:pPr>
+      <w:r>
+        <w:rPr>
+          <w:rFonts w:ascii="微软雅黑" w:hAnsi="微软雅黑" w:eastAsia="微软雅黑" w:cs="微软雅黑"/>
+          <w:b w:val="0"/>
+        </w:rPr>
+        <w:t>统一研究来源（Phase 4：text / url / pdf / github 摄取、</w:t>
+      </w:r>
+      <w:r>
+        <w:rPr>
+          <w:rFonts w:ascii="Consolas" w:hAnsi="Consolas" w:eastAsia="Consolas" w:cs="Consolas"/>
+          <w:b w:val="0"/>
+        </w:rPr>
+        <w:t>ai_source_snapshots</w:t>
+      </w:r>
+      <w:r>
+        <w:rPr>
+          <w:rFonts w:ascii="微软雅黑" w:hAnsi="微软雅黑" w:eastAsia="微软雅黑" w:cs="微软雅黑"/>
+          <w:b w:val="0"/>
+        </w:rPr>
+        <w:t>）。</w:t>
+      </w:r>
+    </w:p>
+    <w:p>
+      <w:pPr>
+        <w:pStyle w:val="ListBullet"/>
+      </w:pPr>
+      <w:r>
+        <w:rPr>
+          <w:rFonts w:ascii="Consolas" w:hAnsi="Consolas" w:eastAsia="Consolas" w:cs="Consolas"/>
+          <w:b w:val="0"/>
+        </w:rPr>
+        <w:t>ai_research_runs</w:t>
+      </w:r>
+      <w:r>
+        <w:rPr>
+          <w:rFonts w:ascii="微软雅黑" w:hAnsi="微软雅黑" w:eastAsia="微软雅黑" w:cs="微软雅黑"/>
+          <w:b w:val="0"/>
+        </w:rPr>
+        <w:t xml:space="preserve"> 的异步工作流与人工确认。</w:t>
+      </w:r>
+    </w:p>
+    <w:p>
+      <w:pPr>
+        <w:pStyle w:val="ListBullet"/>
+      </w:pPr>
+      <w:r>
+        <w:rPr>
+          <w:rFonts w:ascii="Consolas" w:hAnsi="Consolas" w:eastAsia="Consolas" w:cs="Consolas"/>
+          <w:b w:val="0"/>
+        </w:rPr>
+        <w:t>strategy_experiments</w:t>
+      </w:r>
+      <w:r>
+        <w:rPr>
+          <w:rFonts w:ascii="微软雅黑" w:hAnsi="微软雅黑" w:eastAsia="微软雅黑" w:cs="微软雅黑"/>
+          <w:b w:val="0"/>
+        </w:rPr>
+        <w:t>（Phase 7）。</w:t>
+      </w:r>
+    </w:p>
+    <w:p>
+      <w:pPr>
+        <w:pStyle w:val="ListBullet"/>
+      </w:pPr>
+      <w:r>
+        <w:rPr>
+          <w:rFonts w:ascii="微软雅黑" w:hAnsi="微软雅黑" w:eastAsia="微软雅黑" w:cs="微软雅黑"/>
+          <w:b w:val="0"/>
+        </w:rPr>
+        <w:t>四个 UI AI 面板（Dashboard / Signals / StrategyDetail / Backtest）的高级模式门控。</w:t>
+      </w:r>
+    </w:p>
+    <w:p>
+      <w:pPr>
+        <w:pStyle w:val="ListBullet"/>
+      </w:pPr>
+      <w:r>
+        <w:rPr>
+          <w:rFonts w:ascii="微软雅黑" w:hAnsi="微软雅黑" w:eastAsia="微软雅黑" w:cs="微软雅黑"/>
+          <w:b w:val="0"/>
+        </w:rPr>
+        <w:t xml:space="preserve">完整 </w:t>
+      </w:r>
+      <w:r>
+        <w:rPr>
+          <w:rFonts w:ascii="Consolas" w:hAnsi="Consolas" w:eastAsia="Consolas" w:cs="Consolas"/>
+          <w:b w:val="0"/>
+        </w:rPr>
+        <w:t>/lab</w:t>
+      </w:r>
+      <w:r>
+        <w:rPr>
+          <w:rFonts w:ascii="微软雅黑" w:hAnsi="微软雅黑" w:eastAsia="微软雅黑" w:cs="微软雅黑"/>
+          <w:b w:val="0"/>
+        </w:rPr>
+        <w:t xml:space="preserve">（Phase 8，含状态机与溯源视图）与 </w:t>
+      </w:r>
+      <w:r>
+        <w:rPr>
+          <w:rFonts w:ascii="Consolas" w:hAnsi="Consolas" w:eastAsia="Consolas" w:cs="Consolas"/>
+          <w:b w:val="0"/>
+        </w:rPr>
+        <w:t>REVIEWER.md</w:t>
+      </w:r>
+      <w:r>
+        <w:rPr>
+          <w:rFonts w:ascii="微软雅黑" w:hAnsi="微软雅黑" w:eastAsia="微软雅黑" w:cs="微软雅黑"/>
+          <w:b w:val="0"/>
+        </w:rPr>
+        <w:t>。</w:t>
+      </w:r>
+    </w:p>
+    <w:p>
+      <w:pPr>
+        <w:pStyle w:val="ListBullet"/>
+      </w:pPr>
+      <w:r>
+        <w:rPr>
+          <w:rFonts w:ascii="微软雅黑" w:hAnsi="微软雅黑" w:eastAsia="微软雅黑" w:cs="微软雅黑"/>
+          <w:b w:val="0"/>
+        </w:rPr>
+        <w:t>以上 Phase 4+ 范围全部移到 v2.1.0（ADR-079）；v1.9.9 本身只修迁移建表 / 删表顺序，不加功能；v2.0.0 只做 v1.9.9 验收报告的修复，也不加功能。</w:t>
       </w:r>
     </w:p>
     <w:p>
